--- a/3_Documentazione/HauntedForest_Documentazione.docx
+++ b/3_Documentazione/HauntedForest_Documentazione.docx
@@ -28,14 +28,12 @@
         </w:rPr>
         <w:t xml:space="preserve">Haunted </w:t>
       </w:r>
-      <w:proofErr w:type="spellStart"/>
       <w:r>
         <w:rPr>
           <w:rFonts w:ascii="Times New Roman" w:hAnsi="Times New Roman"/>
         </w:rPr>
         <w:t>Forest</w:t>
       </w:r>
-      <w:proofErr w:type="spellEnd"/>
       <w:r>
         <w:rPr>
           <w:rFonts w:ascii="Times New Roman" w:hAnsi="Times New Roman"/>
@@ -3414,7 +3412,13 @@
         <w:rPr>
           <w:rFonts w:ascii="Times New Roman" w:hAnsi="Times New Roman"/>
         </w:rPr>
-        <w:t xml:space="preserve">’approccio di lavoro includerà riunioni costanti per tutta la durata del progetto, in modo da essere sempre aggiornati ed avere la possibilità di aggiornare </w:t>
+        <w:t xml:space="preserve">’approccio di lavoro includerà riunioni costanti per tutta la durata del progetto, in modo da essere sempre aggiornati ed avere la possibilità di </w:t>
+      </w:r>
+      <w:r>
+        <w:rPr>
+          <w:rFonts w:ascii="Times New Roman" w:hAnsi="Times New Roman"/>
+        </w:rPr>
+        <w:t xml:space="preserve">alterare </w:t>
       </w:r>
       <w:r>
         <w:rPr>
@@ -6599,28 +6603,7 @@
                 <w:rFonts w:ascii="Times New Roman" w:hAnsi="Times New Roman"/>
                 <w:lang w:eastAsia="fr-FR"/>
               </w:rPr>
-              <w:t xml:space="preserve">Il giocatore </w:t>
-            </w:r>
-            <w:r>
-              <w:rPr>
-                <w:rFonts w:ascii="Times New Roman" w:hAnsi="Times New Roman"/>
-                <w:lang w:eastAsia="fr-FR"/>
-              </w:rPr>
-              <w:t>può</w:t>
-            </w:r>
-            <w:r>
-              <w:rPr>
-                <w:rFonts w:ascii="Times New Roman" w:hAnsi="Times New Roman"/>
-                <w:lang w:eastAsia="fr-FR"/>
-              </w:rPr>
-              <w:t xml:space="preserve"> aprire e chiudere l</w:t>
-            </w:r>
-            <w:r>
-              <w:rPr>
-                <w:rFonts w:ascii="Times New Roman" w:hAnsi="Times New Roman"/>
-                <w:lang w:eastAsia="fr-FR"/>
-              </w:rPr>
-              <w:t>e porte della mappa.</w:t>
+              <w:t>Il giocatore può aprire e chiudere le porte della mappa.</w:t>
             </w:r>
           </w:p>
         </w:tc>
@@ -8538,7 +8521,21 @@
                 <w:rFonts w:ascii="Times New Roman" w:hAnsi="Times New Roman"/>
                 <w:lang w:eastAsia="fr-FR"/>
               </w:rPr>
-              <w:t>malevola si muove verso il giocatore.</w:t>
+              <w:t>malevola si muove</w:t>
+            </w:r>
+            <w:r>
+              <w:rPr>
+                <w:rFonts w:ascii="Times New Roman" w:hAnsi="Times New Roman"/>
+                <w:lang w:eastAsia="fr-FR"/>
+              </w:rPr>
+              <w:t xml:space="preserve"> attivamente</w:t>
+            </w:r>
+            <w:r>
+              <w:rPr>
+                <w:rFonts w:ascii="Times New Roman" w:hAnsi="Times New Roman"/>
+                <w:lang w:eastAsia="fr-FR"/>
+              </w:rPr>
+              <w:t xml:space="preserve"> verso il giocatore.</w:t>
             </w:r>
           </w:p>
         </w:tc>
@@ -8833,14 +8830,14 @@
                 <w:rFonts w:ascii="Times New Roman" w:hAnsi="Times New Roman"/>
                 <w:lang w:eastAsia="fr-FR"/>
               </w:rPr>
-              <w:t>Req-</w:t>
-            </w:r>
-            <w:r>
-              <w:rPr>
-                <w:rFonts w:ascii="Times New Roman" w:hAnsi="Times New Roman"/>
-                <w:lang w:eastAsia="fr-FR"/>
-              </w:rPr>
-              <w:t>13</w:t>
+              <w:t>Req-1</w:t>
+            </w:r>
+            <w:r>
+              <w:rPr>
+                <w:rFonts w:ascii="Times New Roman" w:hAnsi="Times New Roman"/>
+                <w:lang w:eastAsia="fr-FR"/>
+              </w:rPr>
+              <w:t>4</w:t>
             </w:r>
           </w:p>
         </w:tc>
@@ -9071,27 +9068,6 @@
                 <w:rFonts w:ascii="Times New Roman" w:hAnsi="Times New Roman"/>
                 <w:lang w:eastAsia="fr-FR"/>
               </w:rPr>
-              <w:t>Il nemico esegue un’animazione prima di iniziare la rincorsa.</w:t>
-            </w:r>
-          </w:p>
-          <w:p>
-            <w:pPr>
-              <w:pStyle w:val="Paragrafoelenco"/>
-              <w:numPr>
-                <w:ilvl w:val="0"/>
-                <w:numId w:val="38"/>
-              </w:numPr>
-              <w:spacing w:after="80"/>
-              <w:rPr>
-                <w:rFonts w:ascii="Times New Roman" w:hAnsi="Times New Roman"/>
-                <w:lang w:eastAsia="fr-FR"/>
-              </w:rPr>
-            </w:pPr>
-            <w:r>
-              <w:rPr>
-                <w:rFonts w:ascii="Times New Roman" w:hAnsi="Times New Roman"/>
-                <w:lang w:eastAsia="fr-FR"/>
-              </w:rPr>
               <w:t>Il nemico urla per avvertire il giocatore della sua presenza.</w:t>
             </w:r>
           </w:p>
@@ -9248,6 +9224,20 @@
         </w:tc>
       </w:tr>
     </w:tbl>
+    <w:p>
+      <w:pPr>
+        <w:rPr>
+          <w:rFonts w:ascii="Times New Roman" w:hAnsi="Times New Roman"/>
+        </w:rPr>
+      </w:pPr>
+    </w:p>
+    <w:p>
+      <w:pPr>
+        <w:rPr>
+          <w:rFonts w:ascii="Times New Roman" w:hAnsi="Times New Roman"/>
+        </w:rPr>
+      </w:pPr>
+    </w:p>
     <w:p>
       <w:pPr>
         <w:rPr>
@@ -9328,14 +9318,14 @@
                 <w:rFonts w:ascii="Times New Roman" w:hAnsi="Times New Roman"/>
                 <w:lang w:eastAsia="fr-FR"/>
               </w:rPr>
-              <w:t>Req-</w:t>
-            </w:r>
-            <w:r>
-              <w:rPr>
-                <w:rFonts w:ascii="Times New Roman" w:hAnsi="Times New Roman"/>
-                <w:lang w:eastAsia="fr-FR"/>
-              </w:rPr>
-              <w:t>14</w:t>
+              <w:t>Req-1</w:t>
+            </w:r>
+            <w:r>
+              <w:rPr>
+                <w:rFonts w:ascii="Times New Roman" w:hAnsi="Times New Roman"/>
+                <w:lang w:eastAsia="fr-FR"/>
+              </w:rPr>
+              <w:t>5</w:t>
             </w:r>
           </w:p>
         </w:tc>
@@ -9531,28 +9521,49 @@
                 <w:rFonts w:ascii="Times New Roman" w:hAnsi="Times New Roman"/>
                 <w:lang w:eastAsia="fr-FR"/>
               </w:rPr>
-              <w:t>Se il nemico viene illuminato dal giocatore, si stordisce per qualche secondo e sparisce. Quando l’entità sparisce, respawna in un nuovo punto casuale.</w:t>
-            </w:r>
-          </w:p>
-          <w:p>
-            <w:pPr>
-              <w:pStyle w:val="Paragrafoelenco"/>
-              <w:numPr>
-                <w:ilvl w:val="0"/>
-                <w:numId w:val="39"/>
-              </w:numPr>
-              <w:spacing w:after="80"/>
-              <w:rPr>
-                <w:rFonts w:ascii="Times New Roman" w:hAnsi="Times New Roman"/>
-                <w:lang w:eastAsia="fr-FR"/>
-              </w:rPr>
-            </w:pPr>
-            <w:r>
-              <w:rPr>
-                <w:rFonts w:ascii="Times New Roman" w:hAnsi="Times New Roman"/>
-                <w:lang w:eastAsia="fr-FR"/>
-              </w:rPr>
-              <w:t>Il nemico esegue un’animazione di stordimento.</w:t>
+              <w:t xml:space="preserve">Se il nemico viene illuminato </w:t>
+            </w:r>
+            <w:r>
+              <w:rPr>
+                <w:rFonts w:ascii="Times New Roman" w:hAnsi="Times New Roman"/>
+                <w:lang w:eastAsia="fr-FR"/>
+              </w:rPr>
+              <w:t xml:space="preserve">con il flash </w:t>
+            </w:r>
+            <w:r>
+              <w:rPr>
+                <w:rFonts w:ascii="Times New Roman" w:hAnsi="Times New Roman"/>
+                <w:lang w:eastAsia="fr-FR"/>
+              </w:rPr>
+              <w:t>da</w:t>
+            </w:r>
+            <w:r>
+              <w:rPr>
+                <w:rFonts w:ascii="Times New Roman" w:hAnsi="Times New Roman"/>
+                <w:lang w:eastAsia="fr-FR"/>
+              </w:rPr>
+              <w:t xml:space="preserve"> parte del</w:t>
+            </w:r>
+            <w:r>
+              <w:rPr>
+                <w:rFonts w:ascii="Times New Roman" w:hAnsi="Times New Roman"/>
+                <w:lang w:eastAsia="fr-FR"/>
+              </w:rPr>
+              <w:t xml:space="preserve"> giocatore, sparisce, respawna</w:t>
+            </w:r>
+            <w:r>
+              <w:rPr>
+                <w:rFonts w:ascii="Times New Roman" w:hAnsi="Times New Roman"/>
+                <w:lang w:eastAsia="fr-FR"/>
+              </w:rPr>
+              <w:t>ndo</w:t>
+            </w:r>
+            <w:r>
+              <w:rPr>
+                <w:rFonts w:ascii="Times New Roman" w:hAnsi="Times New Roman"/>
+                <w:lang w:eastAsia="fr-FR"/>
+              </w:rPr>
+              <w:t xml:space="preserve"> in un nuovo punto casuale.</w:t>
             </w:r>
           </w:p>
         </w:tc>
@@ -9839,7 +9850,14 @@
                 <w:rFonts w:ascii="Times New Roman" w:hAnsi="Times New Roman"/>
                 <w:lang w:eastAsia="fr-FR"/>
               </w:rPr>
-              <w:t>15</w:t>
+              <w:t>1</w:t>
+            </w:r>
+            <w:r>
+              <w:rPr>
+                <w:rFonts w:ascii="Times New Roman" w:hAnsi="Times New Roman"/>
+                <w:lang w:eastAsia="fr-FR"/>
+              </w:rPr>
+              <w:t>6</w:t>
             </w:r>
           </w:p>
         </w:tc>
@@ -10213,7 +10231,7 @@
                 <w:rFonts w:ascii="Times New Roman" w:hAnsi="Times New Roman"/>
                 <w:lang w:eastAsia="fr-FR"/>
               </w:rPr>
-              <w:t>6</w:t>
+              <w:t>7</w:t>
             </w:r>
           </w:p>
         </w:tc>
@@ -10487,7 +10505,151 @@
                 <w:rFonts w:ascii="Times New Roman" w:hAnsi="Times New Roman"/>
                 <w:lang w:eastAsia="fr-FR"/>
               </w:rPr>
-              <w:t>Si necessita il corretto funzionamento del Req-</w:t>
+              <w:t>Si necessita il corretto funzionamento de</w:t>
+            </w:r>
+            <w:r>
+              <w:rPr>
+                <w:rFonts w:ascii="Times New Roman" w:hAnsi="Times New Roman"/>
+                <w:lang w:eastAsia="fr-FR"/>
+              </w:rPr>
+              <w:t xml:space="preserve">l Req-14 </w:t>
+            </w:r>
+          </w:p>
+        </w:tc>
+      </w:tr>
+      <w:tr>
+        <w:tc>
+          <w:tcPr>
+            <w:tcW w:w="1271" w:type="dxa"/>
+            <w:shd w:val="clear" w:color="auto" w:fill="D9D9D9" w:themeFill="background1" w:themeFillShade="D9"/>
+          </w:tcPr>
+          <w:p>
+            <w:pPr>
+              <w:spacing w:after="80"/>
+              <w:rPr>
+                <w:rFonts w:ascii="Times New Roman" w:hAnsi="Times New Roman"/>
+                <w:b/>
+                <w:bCs/>
+                <w:lang w:eastAsia="fr-FR"/>
+              </w:rPr>
+            </w:pPr>
+            <w:r>
+              <w:rPr>
+                <w:rFonts w:ascii="Times New Roman" w:hAnsi="Times New Roman"/>
+                <w:b/>
+                <w:bCs/>
+                <w:lang w:eastAsia="fr-FR"/>
+              </w:rPr>
+              <w:t>002</w:t>
+            </w:r>
+          </w:p>
+        </w:tc>
+        <w:tc>
+          <w:tcPr>
+            <w:tcW w:w="8505" w:type="dxa"/>
+            <w:gridSpan w:val="5"/>
+          </w:tcPr>
+          <w:p>
+            <w:pPr>
+              <w:spacing w:after="80"/>
+              <w:rPr>
+                <w:rFonts w:ascii="Times New Roman" w:hAnsi="Times New Roman"/>
+                <w:lang w:eastAsia="fr-FR"/>
+              </w:rPr>
+            </w:pPr>
+            <w:r>
+              <w:rPr>
+                <w:rFonts w:ascii="Times New Roman" w:hAnsi="Times New Roman"/>
+                <w:lang w:eastAsia="fr-FR"/>
+              </w:rPr>
+              <w:t>Si necessita il corretto funzionamento de</w:t>
+            </w:r>
+            <w:r>
+              <w:rPr>
+                <w:rFonts w:ascii="Times New Roman" w:hAnsi="Times New Roman"/>
+                <w:lang w:eastAsia="fr-FR"/>
+              </w:rPr>
+              <w:t>l</w:t>
+            </w:r>
+            <w:r>
+              <w:rPr>
+                <w:rFonts w:ascii="Times New Roman" w:hAnsi="Times New Roman"/>
+                <w:lang w:eastAsia="fr-FR"/>
+              </w:rPr>
+              <w:t xml:space="preserve"> Req-15</w:t>
+            </w:r>
+          </w:p>
+        </w:tc>
+      </w:tr>
+      <w:tr>
+        <w:tc>
+          <w:tcPr>
+            <w:tcW w:w="1271" w:type="dxa"/>
+            <w:shd w:val="clear" w:color="auto" w:fill="D9D9D9" w:themeFill="background1" w:themeFillShade="D9"/>
+          </w:tcPr>
+          <w:p>
+            <w:pPr>
+              <w:spacing w:after="80"/>
+              <w:rPr>
+                <w:rFonts w:ascii="Times New Roman" w:hAnsi="Times New Roman"/>
+                <w:b/>
+                <w:bCs/>
+                <w:lang w:eastAsia="fr-FR"/>
+              </w:rPr>
+            </w:pPr>
+            <w:r>
+              <w:rPr>
+                <w:rFonts w:ascii="Times New Roman" w:hAnsi="Times New Roman"/>
+                <w:b/>
+                <w:bCs/>
+                <w:lang w:eastAsia="fr-FR"/>
+              </w:rPr>
+              <w:t>00</w:t>
+            </w:r>
+            <w:r>
+              <w:rPr>
+                <w:rFonts w:ascii="Times New Roman" w:hAnsi="Times New Roman"/>
+                <w:b/>
+                <w:bCs/>
+                <w:lang w:eastAsia="fr-FR"/>
+              </w:rPr>
+              <w:t>3</w:t>
+            </w:r>
+          </w:p>
+        </w:tc>
+        <w:tc>
+          <w:tcPr>
+            <w:tcW w:w="8505" w:type="dxa"/>
+            <w:gridSpan w:val="5"/>
+          </w:tcPr>
+          <w:p>
+            <w:pPr>
+              <w:spacing w:after="80"/>
+              <w:rPr>
+                <w:rFonts w:ascii="Times New Roman" w:hAnsi="Times New Roman"/>
+                <w:lang w:eastAsia="fr-FR"/>
+              </w:rPr>
+            </w:pPr>
+            <w:r>
+              <w:rPr>
+                <w:rFonts w:ascii="Times New Roman" w:hAnsi="Times New Roman"/>
+                <w:lang w:eastAsia="fr-FR"/>
+              </w:rPr>
+              <w:t>Si necessita il corretto funzionamento de</w:t>
+            </w:r>
+            <w:r>
+              <w:rPr>
+                <w:rFonts w:ascii="Times New Roman" w:hAnsi="Times New Roman"/>
+                <w:lang w:eastAsia="fr-FR"/>
+              </w:rPr>
+              <w:t>l</w:t>
+            </w:r>
+            <w:r>
+              <w:rPr>
+                <w:rFonts w:ascii="Times New Roman" w:hAnsi="Times New Roman"/>
+                <w:lang w:eastAsia="fr-FR"/>
+              </w:rPr>
+              <w:t xml:space="preserve"> Req-</w:t>
             </w:r>
             <w:r>
               <w:rPr>
@@ -10501,7 +10663,7 @@
                 <w:rFonts w:ascii="Times New Roman" w:hAnsi="Times New Roman"/>
                 <w:lang w:eastAsia="fr-FR"/>
               </w:rPr>
-              <w:t>5</w:t>
+              <w:t>6</w:t>
             </w:r>
           </w:p>
         </w:tc>
@@ -10587,7 +10749,14 @@
                 <w:rFonts w:ascii="Times New Roman" w:hAnsi="Times New Roman"/>
                 <w:lang w:eastAsia="fr-FR"/>
               </w:rPr>
-              <w:t>17</w:t>
+              <w:t>1</w:t>
+            </w:r>
+            <w:r>
+              <w:rPr>
+                <w:rFonts w:ascii="Times New Roman" w:hAnsi="Times New Roman"/>
+                <w:lang w:eastAsia="fr-FR"/>
+              </w:rPr>
+              <w:t>8</w:t>
             </w:r>
           </w:p>
         </w:tc>
@@ -10954,7 +11123,14 @@
                 <w:rFonts w:ascii="Times New Roman" w:hAnsi="Times New Roman"/>
                 <w:lang w:eastAsia="fr-FR"/>
               </w:rPr>
-              <w:t>18</w:t>
+              <w:t>1</w:t>
+            </w:r>
+            <w:r>
+              <w:rPr>
+                <w:rFonts w:ascii="Times New Roman" w:hAnsi="Times New Roman"/>
+                <w:lang w:eastAsia="fr-FR"/>
+              </w:rPr>
+              <w:t>9</w:t>
             </w:r>
           </w:p>
         </w:tc>
@@ -11235,7 +11411,14 @@
                 <w:rFonts w:ascii="Times New Roman" w:hAnsi="Times New Roman"/>
                 <w:lang w:eastAsia="fr-FR"/>
               </w:rPr>
-              <w:t>del Req-17</w:t>
+              <w:t>del Req-1</w:t>
+            </w:r>
+            <w:r>
+              <w:rPr>
+                <w:rFonts w:ascii="Times New Roman" w:hAnsi="Times New Roman"/>
+                <w:lang w:eastAsia="fr-FR"/>
+              </w:rPr>
+              <w:t>8</w:t>
             </w:r>
           </w:p>
         </w:tc>
@@ -11329,7 +11512,7 @@
                 <w:rFonts w:ascii="Times New Roman" w:hAnsi="Times New Roman"/>
                 <w:lang w:eastAsia="fr-FR"/>
               </w:rPr>
-              <w:t>19</w:t>
+              <w:t>20</w:t>
             </w:r>
           </w:p>
         </w:tc>
@@ -11718,7 +11901,14 @@
                 <w:rFonts w:ascii="Times New Roman" w:hAnsi="Times New Roman"/>
                 <w:lang w:eastAsia="fr-FR"/>
               </w:rPr>
-              <w:t>20</w:t>
+              <w:t>2</w:t>
+            </w:r>
+            <w:r>
+              <w:rPr>
+                <w:rFonts w:ascii="Times New Roman" w:hAnsi="Times New Roman"/>
+                <w:lang w:eastAsia="fr-FR"/>
+              </w:rPr>
+              <w:t>1</w:t>
             </w:r>
           </w:p>
         </w:tc>
@@ -12041,7 +12231,14 @@
                 <w:rFonts w:ascii="Times New Roman" w:hAnsi="Times New Roman"/>
                 <w:lang w:eastAsia="fr-FR"/>
               </w:rPr>
-              <w:t>del Req-19</w:t>
+              <w:t>del Req-</w:t>
+            </w:r>
+            <w:r>
+              <w:rPr>
+                <w:rFonts w:ascii="Times New Roman" w:hAnsi="Times New Roman"/>
+                <w:lang w:eastAsia="fr-FR"/>
+              </w:rPr>
+              <w:t>20</w:t>
             </w:r>
           </w:p>
         </w:tc>
@@ -12134,7 +12331,7 @@
                 <w:rFonts w:ascii="Times New Roman" w:hAnsi="Times New Roman"/>
                 <w:lang w:eastAsia="fr-FR"/>
               </w:rPr>
-              <w:t>1</w:t>
+              <w:t>2</w:t>
             </w:r>
           </w:p>
         </w:tc>
@@ -12424,7 +12621,7 @@
                 <w:rFonts w:ascii="Times New Roman" w:hAnsi="Times New Roman"/>
                 <w:lang w:eastAsia="fr-FR"/>
               </w:rPr>
-              <w:t>2</w:t>
+              <w:t>3</w:t>
             </w:r>
           </w:p>
         </w:tc>
@@ -12621,19 +12818,22 @@
                 <w:rFonts w:ascii="Times New Roman" w:hAnsi="Times New Roman"/>
                 <w:lang w:eastAsia="fr-FR"/>
               </w:rPr>
-              <w:t xml:space="preserve">Va creato un menù di pausa che permetta di continuare il </w:t>
-            </w:r>
-            <w:r>
-              <w:rPr>
-                <w:rFonts w:ascii="Times New Roman" w:hAnsi="Times New Roman"/>
-                <w:lang w:eastAsia="fr-FR"/>
-              </w:rPr>
-              <w:t>continuare il gioco o ritornare al menu principale.</w:t>
+              <w:t xml:space="preserve">Va creato un menù di pausa che permetta di continuare </w:t>
+            </w:r>
+            <w:r>
+              <w:rPr>
+                <w:rFonts w:ascii="Times New Roman" w:hAnsi="Times New Roman"/>
+                <w:lang w:eastAsia="fr-FR"/>
+              </w:rPr>
+              <w:t>il gioco o ritornare al menu principale.</w:t>
             </w:r>
           </w:p>
         </w:tc>
       </w:tr>
       <w:tr>
+        <w:trPr>
+          <w:trHeight w:val="56"/>
+        </w:trPr>
         <w:tc>
           <w:tcPr>
             <w:tcW w:w="9776" w:type="dxa"/>
@@ -12719,7 +12919,7 @@
                 <w:rFonts w:ascii="Times New Roman" w:hAnsi="Times New Roman"/>
                 <w:lang w:eastAsia="fr-FR"/>
               </w:rPr>
-              <w:t>1</w:t>
+              <w:t>2</w:t>
             </w:r>
           </w:p>
         </w:tc>
@@ -12799,21 +12999,14 @@
                 <w:rFonts w:ascii="Times New Roman" w:hAnsi="Times New Roman"/>
                 <w:lang w:eastAsia="fr-FR"/>
               </w:rPr>
-              <w:t>Req-</w:t>
-            </w:r>
-            <w:r>
-              <w:rPr>
-                <w:rFonts w:ascii="Times New Roman" w:hAnsi="Times New Roman"/>
-                <w:lang w:eastAsia="fr-FR"/>
-              </w:rPr>
-              <w:t>2</w:t>
-            </w:r>
-            <w:r>
-              <w:rPr>
-                <w:rFonts w:ascii="Times New Roman" w:hAnsi="Times New Roman"/>
-                <w:lang w:eastAsia="fr-FR"/>
-              </w:rPr>
-              <w:t>3</w:t>
+              <w:t>Req-2</w:t>
+            </w:r>
+            <w:r>
+              <w:rPr>
+                <w:rFonts w:ascii="Times New Roman" w:hAnsi="Times New Roman"/>
+                <w:lang w:eastAsia="fr-FR"/>
+              </w:rPr>
+              <w:t>4</w:t>
             </w:r>
           </w:p>
         </w:tc>
@@ -13101,7 +13294,7 @@
                 <w:rFonts w:ascii="Times New Roman" w:hAnsi="Times New Roman"/>
                 <w:lang w:eastAsia="fr-FR"/>
               </w:rPr>
-              <w:t>1</w:t>
+              <w:t>2</w:t>
             </w:r>
           </w:p>
         </w:tc>
@@ -13287,13 +13480,1177 @@
         </w:rPr>
         <w:t xml:space="preserve">: elementi che compongono il requisito. </w:t>
       </w:r>
-      <w:r>
-        <w:rPr>
-          <w:rFonts w:ascii="Times New Roman" w:hAnsi="Times New Roman"/>
-          <w:lang w:val="it-IT"/>
+    </w:p>
+    <w:p>
+      <w:pPr>
+        <w:rPr>
+          <w:rFonts w:ascii="Times New Roman" w:hAnsi="Times New Roman"/>
+        </w:rPr>
+      </w:pPr>
+      <w:r>
+        <w:rPr>
+          <w:rFonts w:ascii="Times New Roman" w:hAnsi="Times New Roman"/>
         </w:rPr>
         <w:br w:type="page"/>
       </w:r>
+    </w:p>
+    <w:p>
+      <w:pPr>
+        <w:pStyle w:val="Titolo2"/>
+        <w:rPr>
+          <w:rFonts w:ascii="Times New Roman" w:hAnsi="Times New Roman"/>
+        </w:rPr>
+      </w:pPr>
+      <w:r>
+        <w:rPr>
+          <w:rFonts w:ascii="Times New Roman" w:hAnsi="Times New Roman"/>
+        </w:rPr>
+        <w:lastRenderedPageBreak/>
+        <w:t>User Stories</w:t>
+      </w:r>
+    </w:p>
+    <w:tbl>
+      <w:tblPr>
+        <w:tblStyle w:val="Tabellagriglia1chiara-colore1"/>
+        <w:tblW w:w="0" w:type="auto"/>
+        <w:tblLook w:val="0480" w:firstRow="0" w:lastRow="0" w:firstColumn="1" w:lastColumn="0" w:noHBand="0" w:noVBand="1"/>
+      </w:tblPr>
+      <w:tblGrid>
+        <w:gridCol w:w="825"/>
+        <w:gridCol w:w="8803"/>
+      </w:tblGrid>
+      <w:tr>
+        <w:trPr>
+          <w:trHeight w:val="850"/>
+        </w:trPr>
+        <w:tc>
+          <w:tcPr>
+            <w:cnfStyle w:val="001000000000" w:firstRow="0" w:lastRow="0" w:firstColumn="1" w:lastColumn="0" w:oddVBand="0" w:evenVBand="0" w:oddHBand="0" w:evenHBand="0" w:firstRowFirstColumn="0" w:firstRowLastColumn="0" w:lastRowFirstColumn="0" w:lastRowLastColumn="0"/>
+            <w:tcW w:w="825" w:type="dxa"/>
+          </w:tcPr>
+          <w:p>
+            <w:pPr>
+              <w:jc w:val="center"/>
+              <w:rPr>
+                <w:rFonts w:ascii="Times New Roman" w:hAnsi="Times New Roman" w:cs="Times New Roman"/>
+              </w:rPr>
+            </w:pPr>
+            <w:r>
+              <w:rPr>
+                <w:rFonts w:ascii="Times New Roman" w:hAnsi="Times New Roman" w:cs="Times New Roman"/>
+              </w:rPr>
+              <w:t>US-1</w:t>
+            </w:r>
+          </w:p>
+        </w:tc>
+        <w:tc>
+          <w:tcPr>
+            <w:tcW w:w="8803" w:type="dxa"/>
+          </w:tcPr>
+          <w:p>
+            <w:pPr>
+              <w:spacing w:after="40"/>
+              <w:cnfStyle w:val="000000000000" w:firstRow="0" w:lastRow="0" w:firstColumn="0" w:lastColumn="0" w:oddVBand="0" w:evenVBand="0" w:oddHBand="0" w:evenHBand="0" w:firstRowFirstColumn="0" w:firstRowLastColumn="0" w:lastRowFirstColumn="0" w:lastRowLastColumn="0"/>
+              <w:rPr>
+                <w:rFonts w:ascii="Times New Roman" w:hAnsi="Times New Roman" w:cs="Times New Roman"/>
+              </w:rPr>
+            </w:pPr>
+            <w:r>
+              <w:rPr>
+                <w:rFonts w:ascii="Times New Roman" w:hAnsi="Times New Roman" w:cs="Times New Roman"/>
+              </w:rPr>
+              <w:t>Come giocatore, voglio potermi muovere all’interno di una mappa così da esplorarla.</w:t>
+            </w:r>
+          </w:p>
+          <w:p>
+            <w:pPr>
+              <w:pStyle w:val="Paragrafoelenco"/>
+              <w:numPr>
+                <w:ilvl w:val="0"/>
+                <w:numId w:val="47"/>
+              </w:numPr>
+              <w:cnfStyle w:val="000000000000" w:firstRow="0" w:lastRow="0" w:firstColumn="0" w:lastColumn="0" w:oddVBand="0" w:evenVBand="0" w:oddHBand="0" w:evenHBand="0" w:firstRowFirstColumn="0" w:firstRowLastColumn="0" w:lastRowFirstColumn="0" w:lastRowLastColumn="0"/>
+              <w:rPr>
+                <w:rFonts w:ascii="Times New Roman" w:hAnsi="Times New Roman" w:cs="Times New Roman"/>
+              </w:rPr>
+            </w:pPr>
+            <w:r>
+              <w:rPr>
+                <w:rFonts w:ascii="Times New Roman" w:hAnsi="Times New Roman" w:cs="Times New Roman"/>
+              </w:rPr>
+              <w:t>AC1-1: Il giocatore può muoversi velocemente (corsa)</w:t>
+            </w:r>
+          </w:p>
+          <w:p>
+            <w:pPr>
+              <w:pStyle w:val="Paragrafoelenco"/>
+              <w:numPr>
+                <w:ilvl w:val="0"/>
+                <w:numId w:val="47"/>
+              </w:numPr>
+              <w:cnfStyle w:val="000000000000" w:firstRow="0" w:lastRow="0" w:firstColumn="0" w:lastColumn="0" w:oddVBand="0" w:evenVBand="0" w:oddHBand="0" w:evenHBand="0" w:firstRowFirstColumn="0" w:firstRowLastColumn="0" w:lastRowFirstColumn="0" w:lastRowLastColumn="0"/>
+              <w:rPr>
+                <w:rFonts w:ascii="Times New Roman" w:hAnsi="Times New Roman" w:cs="Times New Roman"/>
+              </w:rPr>
+            </w:pPr>
+            <w:r>
+              <w:rPr>
+                <w:rFonts w:ascii="Times New Roman" w:hAnsi="Times New Roman" w:cs="Times New Roman"/>
+              </w:rPr>
+              <w:t>AC1-2: È possibile saltare</w:t>
+            </w:r>
+          </w:p>
+        </w:tc>
+      </w:tr>
+      <w:tr>
+        <w:trPr>
+          <w:trHeight w:val="850"/>
+        </w:trPr>
+        <w:tc>
+          <w:tcPr>
+            <w:cnfStyle w:val="001000000000" w:firstRow="0" w:lastRow="0" w:firstColumn="1" w:lastColumn="0" w:oddVBand="0" w:evenVBand="0" w:oddHBand="0" w:evenHBand="0" w:firstRowFirstColumn="0" w:firstRowLastColumn="0" w:lastRowFirstColumn="0" w:lastRowLastColumn="0"/>
+            <w:tcW w:w="825" w:type="dxa"/>
+          </w:tcPr>
+          <w:p>
+            <w:pPr>
+              <w:jc w:val="center"/>
+              <w:rPr>
+                <w:rFonts w:ascii="Times New Roman" w:hAnsi="Times New Roman" w:cs="Times New Roman"/>
+              </w:rPr>
+            </w:pPr>
+            <w:r>
+              <w:rPr>
+                <w:rFonts w:ascii="Times New Roman" w:hAnsi="Times New Roman" w:cs="Times New Roman"/>
+              </w:rPr>
+              <w:t>US-2</w:t>
+            </w:r>
+          </w:p>
+        </w:tc>
+        <w:tc>
+          <w:tcPr>
+            <w:tcW w:w="8803" w:type="dxa"/>
+          </w:tcPr>
+          <w:p>
+            <w:pPr>
+              <w:spacing w:after="40"/>
+              <w:cnfStyle w:val="000000000000" w:firstRow="0" w:lastRow="0" w:firstColumn="0" w:lastColumn="0" w:oddVBand="0" w:evenVBand="0" w:oddHBand="0" w:evenHBand="0" w:firstRowFirstColumn="0" w:firstRowLastColumn="0" w:lastRowFirstColumn="0" w:lastRowLastColumn="0"/>
+              <w:rPr>
+                <w:rFonts w:ascii="Times New Roman" w:hAnsi="Times New Roman" w:cs="Times New Roman"/>
+              </w:rPr>
+            </w:pPr>
+            <w:r>
+              <w:rPr>
+                <w:rFonts w:ascii="Times New Roman" w:hAnsi="Times New Roman" w:cs="Times New Roman"/>
+              </w:rPr>
+              <w:t>Come giocatore, voglio accedere ad una zona sicura per visualizzare i miei progressi e gli obbiettivi del gioco.</w:t>
+            </w:r>
+          </w:p>
+          <w:p>
+            <w:pPr>
+              <w:pStyle w:val="Paragrafoelenco"/>
+              <w:numPr>
+                <w:ilvl w:val="0"/>
+                <w:numId w:val="50"/>
+              </w:numPr>
+              <w:cnfStyle w:val="000000000000" w:firstRow="0" w:lastRow="0" w:firstColumn="0" w:lastColumn="0" w:oddVBand="0" w:evenVBand="0" w:oddHBand="0" w:evenHBand="0" w:firstRowFirstColumn="0" w:firstRowLastColumn="0" w:lastRowFirstColumn="0" w:lastRowLastColumn="0"/>
+              <w:rPr>
+                <w:rFonts w:ascii="Times New Roman" w:hAnsi="Times New Roman" w:cs="Times New Roman"/>
+              </w:rPr>
+            </w:pPr>
+            <w:r>
+              <w:rPr>
+                <w:rFonts w:ascii="Times New Roman" w:hAnsi="Times New Roman" w:cs="Times New Roman"/>
+              </w:rPr>
+              <w:t>AC2-1: La zona non è raggiungibile se non dal giocatore</w:t>
+            </w:r>
+          </w:p>
+          <w:p>
+            <w:pPr>
+              <w:pStyle w:val="Paragrafoelenco"/>
+              <w:numPr>
+                <w:ilvl w:val="0"/>
+                <w:numId w:val="48"/>
+              </w:numPr>
+              <w:cnfStyle w:val="000000000000" w:firstRow="0" w:lastRow="0" w:firstColumn="0" w:lastColumn="0" w:oddVBand="0" w:evenVBand="0" w:oddHBand="0" w:evenHBand="0" w:firstRowFirstColumn="0" w:firstRowLastColumn="0" w:lastRowFirstColumn="0" w:lastRowLastColumn="0"/>
+              <w:rPr>
+                <w:rFonts w:ascii="Times New Roman" w:hAnsi="Times New Roman" w:cs="Times New Roman"/>
+              </w:rPr>
+            </w:pPr>
+            <w:r>
+              <w:rPr>
+                <w:rFonts w:ascii="Times New Roman" w:hAnsi="Times New Roman" w:cs="Times New Roman"/>
+              </w:rPr>
+              <w:t>AC2-2: È visibile una mappa appesa al muro</w:t>
+            </w:r>
+          </w:p>
+          <w:p>
+            <w:pPr>
+              <w:pStyle w:val="Paragrafoelenco"/>
+              <w:numPr>
+                <w:ilvl w:val="0"/>
+                <w:numId w:val="48"/>
+              </w:numPr>
+              <w:cnfStyle w:val="000000000000" w:firstRow="0" w:lastRow="0" w:firstColumn="0" w:lastColumn="0" w:oddVBand="0" w:evenVBand="0" w:oddHBand="0" w:evenHBand="0" w:firstRowFirstColumn="0" w:firstRowLastColumn="0" w:lastRowFirstColumn="0" w:lastRowLastColumn="0"/>
+              <w:rPr>
+                <w:rFonts w:ascii="Times New Roman" w:hAnsi="Times New Roman" w:cs="Times New Roman"/>
+              </w:rPr>
+            </w:pPr>
+            <w:r>
+              <w:rPr>
+                <w:rFonts w:ascii="Times New Roman" w:hAnsi="Times New Roman" w:cs="Times New Roman"/>
+              </w:rPr>
+              <w:t>AC2-3: Il giocatore può visualizzare i progressi di gioco</w:t>
+            </w:r>
+          </w:p>
+        </w:tc>
+      </w:tr>
+      <w:tr>
+        <w:trPr>
+          <w:trHeight w:val="850"/>
+        </w:trPr>
+        <w:tc>
+          <w:tcPr>
+            <w:cnfStyle w:val="001000000000" w:firstRow="0" w:lastRow="0" w:firstColumn="1" w:lastColumn="0" w:oddVBand="0" w:evenVBand="0" w:oddHBand="0" w:evenHBand="0" w:firstRowFirstColumn="0" w:firstRowLastColumn="0" w:lastRowFirstColumn="0" w:lastRowLastColumn="0"/>
+            <w:tcW w:w="825" w:type="dxa"/>
+          </w:tcPr>
+          <w:p>
+            <w:pPr>
+              <w:jc w:val="center"/>
+              <w:rPr>
+                <w:rFonts w:ascii="Times New Roman" w:hAnsi="Times New Roman" w:cs="Times New Roman"/>
+              </w:rPr>
+            </w:pPr>
+            <w:r>
+              <w:rPr>
+                <w:rFonts w:ascii="Times New Roman" w:hAnsi="Times New Roman" w:cs="Times New Roman"/>
+              </w:rPr>
+              <w:t>US-3</w:t>
+            </w:r>
+          </w:p>
+        </w:tc>
+        <w:tc>
+          <w:tcPr>
+            <w:tcW w:w="8803" w:type="dxa"/>
+          </w:tcPr>
+          <w:p>
+            <w:pPr>
+              <w:spacing w:after="40"/>
+              <w:cnfStyle w:val="000000000000" w:firstRow="0" w:lastRow="0" w:firstColumn="0" w:lastColumn="0" w:oddVBand="0" w:evenVBand="0" w:oddHBand="0" w:evenHBand="0" w:firstRowFirstColumn="0" w:firstRowLastColumn="0" w:lastRowFirstColumn="0" w:lastRowLastColumn="0"/>
+              <w:rPr>
+                <w:rFonts w:ascii="Times New Roman" w:hAnsi="Times New Roman" w:cs="Times New Roman"/>
+              </w:rPr>
+            </w:pPr>
+            <w:r>
+              <w:rPr>
+                <w:rFonts w:ascii="Times New Roman" w:hAnsi="Times New Roman" w:cs="Times New Roman"/>
+              </w:rPr>
+              <w:t>Come giocatore, voglio poter aprire e chiudere le porte per accedere a determinate zone.</w:t>
+            </w:r>
+          </w:p>
+          <w:p>
+            <w:pPr>
+              <w:pStyle w:val="Paragrafoelenco"/>
+              <w:numPr>
+                <w:ilvl w:val="0"/>
+                <w:numId w:val="49"/>
+              </w:numPr>
+              <w:cnfStyle w:val="000000000000" w:firstRow="0" w:lastRow="0" w:firstColumn="0" w:lastColumn="0" w:oddVBand="0" w:evenVBand="0" w:oddHBand="0" w:evenHBand="0" w:firstRowFirstColumn="0" w:firstRowLastColumn="0" w:lastRowFirstColumn="0" w:lastRowLastColumn="0"/>
+              <w:rPr>
+                <w:rFonts w:ascii="Times New Roman" w:hAnsi="Times New Roman" w:cs="Times New Roman"/>
+              </w:rPr>
+            </w:pPr>
+            <w:r>
+              <w:rPr>
+                <w:rFonts w:ascii="Times New Roman" w:hAnsi="Times New Roman" w:cs="Times New Roman"/>
+              </w:rPr>
+              <w:t>AC3-1: Quando il giocatore interagisce con una porta, si apre o chiude</w:t>
+            </w:r>
+          </w:p>
+          <w:p>
+            <w:pPr>
+              <w:pStyle w:val="Paragrafoelenco"/>
+              <w:numPr>
+                <w:ilvl w:val="0"/>
+                <w:numId w:val="49"/>
+              </w:numPr>
+              <w:cnfStyle w:val="000000000000" w:firstRow="0" w:lastRow="0" w:firstColumn="0" w:lastColumn="0" w:oddVBand="0" w:evenVBand="0" w:oddHBand="0" w:evenHBand="0" w:firstRowFirstColumn="0" w:firstRowLastColumn="0" w:lastRowFirstColumn="0" w:lastRowLastColumn="0"/>
+              <w:rPr>
+                <w:rFonts w:ascii="Times New Roman" w:hAnsi="Times New Roman" w:cs="Times New Roman"/>
+              </w:rPr>
+            </w:pPr>
+            <w:r>
+              <w:rPr>
+                <w:rFonts w:ascii="Times New Roman" w:hAnsi="Times New Roman" w:cs="Times New Roman"/>
+              </w:rPr>
+              <w:t>AC3-2: Una porta chiusa non può esser attraversata dall’utente</w:t>
+            </w:r>
+          </w:p>
+        </w:tc>
+      </w:tr>
+      <w:tr>
+        <w:trPr>
+          <w:trHeight w:val="850"/>
+        </w:trPr>
+        <w:tc>
+          <w:tcPr>
+            <w:cnfStyle w:val="001000000000" w:firstRow="0" w:lastRow="0" w:firstColumn="1" w:lastColumn="0" w:oddVBand="0" w:evenVBand="0" w:oddHBand="0" w:evenHBand="0" w:firstRowFirstColumn="0" w:firstRowLastColumn="0" w:lastRowFirstColumn="0" w:lastRowLastColumn="0"/>
+            <w:tcW w:w="825" w:type="dxa"/>
+          </w:tcPr>
+          <w:p>
+            <w:pPr>
+              <w:jc w:val="center"/>
+              <w:rPr>
+                <w:rFonts w:ascii="Times New Roman" w:hAnsi="Times New Roman" w:cs="Times New Roman"/>
+              </w:rPr>
+            </w:pPr>
+            <w:r>
+              <w:rPr>
+                <w:rFonts w:ascii="Times New Roman" w:hAnsi="Times New Roman" w:cs="Times New Roman"/>
+              </w:rPr>
+              <w:t>US-4</w:t>
+            </w:r>
+          </w:p>
+        </w:tc>
+        <w:tc>
+          <w:tcPr>
+            <w:tcW w:w="8803" w:type="dxa"/>
+          </w:tcPr>
+          <w:p>
+            <w:pPr>
+              <w:spacing w:after="40"/>
+              <w:cnfStyle w:val="000000000000" w:firstRow="0" w:lastRow="0" w:firstColumn="0" w:lastColumn="0" w:oddVBand="0" w:evenVBand="0" w:oddHBand="0" w:evenHBand="0" w:firstRowFirstColumn="0" w:firstRowLastColumn="0" w:lastRowFirstColumn="0" w:lastRowLastColumn="0"/>
+              <w:rPr>
+                <w:rFonts w:ascii="Times New Roman" w:hAnsi="Times New Roman" w:cs="Times New Roman"/>
+              </w:rPr>
+            </w:pPr>
+            <w:r>
+              <w:rPr>
+                <w:rFonts w:ascii="Times New Roman" w:hAnsi="Times New Roman" w:cs="Times New Roman"/>
+              </w:rPr>
+              <w:t>Come giocatore, voglio illuminare la zona con una torcia per esplorare l’ambiente.</w:t>
+            </w:r>
+          </w:p>
+          <w:p>
+            <w:pPr>
+              <w:pStyle w:val="Paragrafoelenco"/>
+              <w:numPr>
+                <w:ilvl w:val="0"/>
+                <w:numId w:val="47"/>
+              </w:numPr>
+              <w:cnfStyle w:val="000000000000" w:firstRow="0" w:lastRow="0" w:firstColumn="0" w:lastColumn="0" w:oddVBand="0" w:evenVBand="0" w:oddHBand="0" w:evenHBand="0" w:firstRowFirstColumn="0" w:firstRowLastColumn="0" w:lastRowFirstColumn="0" w:lastRowLastColumn="0"/>
+              <w:rPr>
+                <w:rFonts w:ascii="Times New Roman" w:hAnsi="Times New Roman" w:cs="Times New Roman"/>
+              </w:rPr>
+            </w:pPr>
+            <w:r>
+              <w:rPr>
+                <w:rFonts w:ascii="Times New Roman" w:hAnsi="Times New Roman" w:cs="Times New Roman"/>
+              </w:rPr>
+              <w:t>AC4-1: È possibile utilizzare il flash per scacciare il mostro</w:t>
+            </w:r>
+          </w:p>
+          <w:p>
+            <w:pPr>
+              <w:pStyle w:val="Paragrafoelenco"/>
+              <w:numPr>
+                <w:ilvl w:val="0"/>
+                <w:numId w:val="47"/>
+              </w:numPr>
+              <w:cnfStyle w:val="000000000000" w:firstRow="0" w:lastRow="0" w:firstColumn="0" w:lastColumn="0" w:oddVBand="0" w:evenVBand="0" w:oddHBand="0" w:evenHBand="0" w:firstRowFirstColumn="0" w:firstRowLastColumn="0" w:lastRowFirstColumn="0" w:lastRowLastColumn="0"/>
+              <w:rPr>
+                <w:rFonts w:ascii="Times New Roman" w:hAnsi="Times New Roman" w:cs="Times New Roman"/>
+              </w:rPr>
+            </w:pPr>
+            <w:r>
+              <w:rPr>
+                <w:rFonts w:ascii="Times New Roman" w:hAnsi="Times New Roman" w:cs="Times New Roman"/>
+              </w:rPr>
+              <w:t>AC4-2: Il flash ha un tempo di ricarica di trenta secondi</w:t>
+            </w:r>
+          </w:p>
+          <w:p>
+            <w:pPr>
+              <w:pStyle w:val="Paragrafoelenco"/>
+              <w:numPr>
+                <w:ilvl w:val="0"/>
+                <w:numId w:val="47"/>
+              </w:numPr>
+              <w:cnfStyle w:val="000000000000" w:firstRow="0" w:lastRow="0" w:firstColumn="0" w:lastColumn="0" w:oddVBand="0" w:evenVBand="0" w:oddHBand="0" w:evenHBand="0" w:firstRowFirstColumn="0" w:firstRowLastColumn="0" w:lastRowFirstColumn="0" w:lastRowLastColumn="0"/>
+              <w:rPr>
+                <w:rFonts w:ascii="Times New Roman" w:hAnsi="Times New Roman" w:cs="Times New Roman"/>
+              </w:rPr>
+            </w:pPr>
+            <w:r>
+              <w:rPr>
+                <w:rFonts w:ascii="Times New Roman" w:hAnsi="Times New Roman" w:cs="Times New Roman"/>
+              </w:rPr>
+              <w:t>AC4-3: Il flash ha effetto solamente se il mostro è ben visibile</w:t>
+            </w:r>
+          </w:p>
+        </w:tc>
+      </w:tr>
+      <w:tr>
+        <w:trPr>
+          <w:trHeight w:val="850"/>
+        </w:trPr>
+        <w:tc>
+          <w:tcPr>
+            <w:cnfStyle w:val="001000000000" w:firstRow="0" w:lastRow="0" w:firstColumn="1" w:lastColumn="0" w:oddVBand="0" w:evenVBand="0" w:oddHBand="0" w:evenHBand="0" w:firstRowFirstColumn="0" w:firstRowLastColumn="0" w:lastRowFirstColumn="0" w:lastRowLastColumn="0"/>
+            <w:tcW w:w="825" w:type="dxa"/>
+          </w:tcPr>
+          <w:p>
+            <w:pPr>
+              <w:jc w:val="center"/>
+              <w:rPr>
+                <w:rFonts w:ascii="Times New Roman" w:hAnsi="Times New Roman" w:cs="Times New Roman"/>
+              </w:rPr>
+            </w:pPr>
+            <w:r>
+              <w:rPr>
+                <w:rFonts w:ascii="Times New Roman" w:hAnsi="Times New Roman" w:cs="Times New Roman"/>
+              </w:rPr>
+              <w:t>US-5</w:t>
+            </w:r>
+          </w:p>
+        </w:tc>
+        <w:tc>
+          <w:tcPr>
+            <w:tcW w:w="8803" w:type="dxa"/>
+          </w:tcPr>
+          <w:p>
+            <w:pPr>
+              <w:spacing w:after="40"/>
+              <w:cnfStyle w:val="000000000000" w:firstRow="0" w:lastRow="0" w:firstColumn="0" w:lastColumn="0" w:oddVBand="0" w:evenVBand="0" w:oddHBand="0" w:evenHBand="0" w:firstRowFirstColumn="0" w:firstRowLastColumn="0" w:lastRowFirstColumn="0" w:lastRowLastColumn="0"/>
+              <w:rPr>
+                <w:rFonts w:ascii="Times New Roman" w:hAnsi="Times New Roman" w:cs="Times New Roman"/>
+              </w:rPr>
+            </w:pPr>
+            <w:r>
+              <w:rPr>
+                <w:rFonts w:ascii="Times New Roman" w:hAnsi="Times New Roman" w:cs="Times New Roman"/>
+              </w:rPr>
+              <w:t>Come mostro, voglio poter inseguire il giocatore per sconfiggerlo.</w:t>
+            </w:r>
+          </w:p>
+          <w:p>
+            <w:pPr>
+              <w:pStyle w:val="Paragrafoelenco"/>
+              <w:numPr>
+                <w:ilvl w:val="0"/>
+                <w:numId w:val="50"/>
+              </w:numPr>
+              <w:cnfStyle w:val="000000000000" w:firstRow="0" w:lastRow="0" w:firstColumn="0" w:lastColumn="0" w:oddVBand="0" w:evenVBand="0" w:oddHBand="0" w:evenHBand="0" w:firstRowFirstColumn="0" w:firstRowLastColumn="0" w:lastRowFirstColumn="0" w:lastRowLastColumn="0"/>
+              <w:rPr>
+                <w:rFonts w:ascii="Times New Roman" w:hAnsi="Times New Roman" w:cs="Times New Roman"/>
+              </w:rPr>
+            </w:pPr>
+            <w:r>
+              <w:rPr>
+                <w:rFonts w:ascii="Times New Roman" w:hAnsi="Times New Roman" w:cs="Times New Roman"/>
+              </w:rPr>
+              <w:t>AC5-1: Il mostro può muoversi sia a velocità normale che velocemente (corsa)</w:t>
+            </w:r>
+          </w:p>
+          <w:p>
+            <w:pPr>
+              <w:pStyle w:val="Paragrafoelenco"/>
+              <w:numPr>
+                <w:ilvl w:val="0"/>
+                <w:numId w:val="50"/>
+              </w:numPr>
+              <w:cnfStyle w:val="000000000000" w:firstRow="0" w:lastRow="0" w:firstColumn="0" w:lastColumn="0" w:oddVBand="0" w:evenVBand="0" w:oddHBand="0" w:evenHBand="0" w:firstRowFirstColumn="0" w:firstRowLastColumn="0" w:lastRowFirstColumn="0" w:lastRowLastColumn="0"/>
+              <w:rPr>
+                <w:rFonts w:ascii="Times New Roman" w:hAnsi="Times New Roman" w:cs="Times New Roman"/>
+              </w:rPr>
+            </w:pPr>
+            <w:r>
+              <w:rPr>
+                <w:rFonts w:ascii="Times New Roman" w:hAnsi="Times New Roman" w:cs="Times New Roman"/>
+              </w:rPr>
+              <w:t>AC5-2: Il mostro viene generato casualmente in una delle dieci posizioni predefinite</w:t>
+            </w:r>
+          </w:p>
+          <w:p>
+            <w:pPr>
+              <w:pStyle w:val="Paragrafoelenco"/>
+              <w:numPr>
+                <w:ilvl w:val="0"/>
+                <w:numId w:val="50"/>
+              </w:numPr>
+              <w:cnfStyle w:val="000000000000" w:firstRow="0" w:lastRow="0" w:firstColumn="0" w:lastColumn="0" w:oddVBand="0" w:evenVBand="0" w:oddHBand="0" w:evenHBand="0" w:firstRowFirstColumn="0" w:firstRowLastColumn="0" w:lastRowFirstColumn="0" w:lastRowLastColumn="0"/>
+              <w:rPr>
+                <w:rFonts w:ascii="Times New Roman" w:hAnsi="Times New Roman" w:cs="Times New Roman"/>
+              </w:rPr>
+            </w:pPr>
+            <w:r>
+              <w:rPr>
+                <w:rFonts w:ascii="Times New Roman" w:hAnsi="Times New Roman" w:cs="Times New Roman"/>
+              </w:rPr>
+              <w:t>AC5-3: Il mostro, dal momento della generazione, prosegue in automatico verso il giocatore.</w:t>
+            </w:r>
+          </w:p>
+        </w:tc>
+      </w:tr>
+      <w:tr>
+        <w:trPr>
+          <w:trHeight w:val="850"/>
+        </w:trPr>
+        <w:tc>
+          <w:tcPr>
+            <w:cnfStyle w:val="001000000000" w:firstRow="0" w:lastRow="0" w:firstColumn="1" w:lastColumn="0" w:oddVBand="0" w:evenVBand="0" w:oddHBand="0" w:evenHBand="0" w:firstRowFirstColumn="0" w:firstRowLastColumn="0" w:lastRowFirstColumn="0" w:lastRowLastColumn="0"/>
+            <w:tcW w:w="825" w:type="dxa"/>
+          </w:tcPr>
+          <w:p>
+            <w:pPr>
+              <w:jc w:val="center"/>
+              <w:rPr>
+                <w:rFonts w:ascii="Times New Roman" w:hAnsi="Times New Roman" w:cs="Times New Roman"/>
+              </w:rPr>
+            </w:pPr>
+            <w:r>
+              <w:rPr>
+                <w:rFonts w:ascii="Times New Roman" w:hAnsi="Times New Roman" w:cs="Times New Roman"/>
+              </w:rPr>
+              <w:t>US-6</w:t>
+            </w:r>
+          </w:p>
+        </w:tc>
+        <w:tc>
+          <w:tcPr>
+            <w:tcW w:w="8803" w:type="dxa"/>
+          </w:tcPr>
+          <w:p>
+            <w:pPr>
+              <w:spacing w:after="40"/>
+              <w:cnfStyle w:val="000000000000" w:firstRow="0" w:lastRow="0" w:firstColumn="0" w:lastColumn="0" w:oddVBand="0" w:evenVBand="0" w:oddHBand="0" w:evenHBand="0" w:firstRowFirstColumn="0" w:firstRowLastColumn="0" w:lastRowFirstColumn="0" w:lastRowLastColumn="0"/>
+              <w:rPr>
+                <w:rFonts w:ascii="Times New Roman" w:hAnsi="Times New Roman" w:cs="Times New Roman"/>
+              </w:rPr>
+            </w:pPr>
+            <w:r>
+              <w:rPr>
+                <w:rFonts w:ascii="Times New Roman" w:hAnsi="Times New Roman" w:cs="Times New Roman"/>
+              </w:rPr>
+              <w:t>Come mostro, voglio poter raggiungere il giocatore cosi che io possa sconfiggerlo.</w:t>
+            </w:r>
+          </w:p>
+          <w:p>
+            <w:pPr>
+              <w:pStyle w:val="Paragrafoelenco"/>
+              <w:numPr>
+                <w:ilvl w:val="0"/>
+                <w:numId w:val="48"/>
+              </w:numPr>
+              <w:cnfStyle w:val="000000000000" w:firstRow="0" w:lastRow="0" w:firstColumn="0" w:lastColumn="0" w:oddVBand="0" w:evenVBand="0" w:oddHBand="0" w:evenHBand="0" w:firstRowFirstColumn="0" w:firstRowLastColumn="0" w:lastRowFirstColumn="0" w:lastRowLastColumn="0"/>
+              <w:rPr>
+                <w:rFonts w:ascii="Times New Roman" w:hAnsi="Times New Roman" w:cs="Times New Roman"/>
+              </w:rPr>
+            </w:pPr>
+            <w:r>
+              <w:rPr>
+                <w:rFonts w:ascii="Times New Roman" w:hAnsi="Times New Roman" w:cs="Times New Roman"/>
+              </w:rPr>
+              <w:t>AC6-1: Quando il mostro entra nel campo visivo del giocatore viene riprodotto un urlo per avvertire della sua presenza</w:t>
+            </w:r>
+          </w:p>
+          <w:p>
+            <w:pPr>
+              <w:pStyle w:val="Paragrafoelenco"/>
+              <w:numPr>
+                <w:ilvl w:val="0"/>
+                <w:numId w:val="48"/>
+              </w:numPr>
+              <w:cnfStyle w:val="000000000000" w:firstRow="0" w:lastRow="0" w:firstColumn="0" w:lastColumn="0" w:oddVBand="0" w:evenVBand="0" w:oddHBand="0" w:evenHBand="0" w:firstRowFirstColumn="0" w:firstRowLastColumn="0" w:lastRowFirstColumn="0" w:lastRowLastColumn="0"/>
+              <w:rPr>
+                <w:rFonts w:ascii="Times New Roman" w:hAnsi="Times New Roman" w:cs="Times New Roman"/>
+              </w:rPr>
+            </w:pPr>
+            <w:r>
+              <w:rPr>
+                <w:rFonts w:ascii="Times New Roman" w:hAnsi="Times New Roman" w:cs="Times New Roman"/>
+              </w:rPr>
+              <w:t>AC6-2: Il mostro non si ferma durante l’urlo</w:t>
+            </w:r>
+          </w:p>
+          <w:p>
+            <w:pPr>
+              <w:pStyle w:val="Paragrafoelenco"/>
+              <w:numPr>
+                <w:ilvl w:val="0"/>
+                <w:numId w:val="48"/>
+              </w:numPr>
+              <w:cnfStyle w:val="000000000000" w:firstRow="0" w:lastRow="0" w:firstColumn="0" w:lastColumn="0" w:oddVBand="0" w:evenVBand="0" w:oddHBand="0" w:evenHBand="0" w:firstRowFirstColumn="0" w:firstRowLastColumn="0" w:lastRowFirstColumn="0" w:lastRowLastColumn="0"/>
+              <w:rPr>
+                <w:rFonts w:ascii="Times New Roman" w:hAnsi="Times New Roman" w:cs="Times New Roman"/>
+              </w:rPr>
+            </w:pPr>
+            <w:r>
+              <w:rPr>
+                <w:rFonts w:ascii="Times New Roman" w:hAnsi="Times New Roman" w:cs="Times New Roman"/>
+              </w:rPr>
+              <w:t>AC6-3: Il mostro inizia a correre velocemente dopo l’inizio dell’urlo</w:t>
+            </w:r>
+          </w:p>
+          <w:p>
+            <w:pPr>
+              <w:pStyle w:val="Paragrafoelenco"/>
+              <w:numPr>
+                <w:ilvl w:val="0"/>
+                <w:numId w:val="48"/>
+              </w:numPr>
+              <w:cnfStyle w:val="000000000000" w:firstRow="0" w:lastRow="0" w:firstColumn="0" w:lastColumn="0" w:oddVBand="0" w:evenVBand="0" w:oddHBand="0" w:evenHBand="0" w:firstRowFirstColumn="0" w:firstRowLastColumn="0" w:lastRowFirstColumn="0" w:lastRowLastColumn="0"/>
+              <w:rPr>
+                <w:rFonts w:ascii="Times New Roman" w:hAnsi="Times New Roman" w:cs="Times New Roman"/>
+              </w:rPr>
+            </w:pPr>
+            <w:r>
+              <w:rPr>
+                <w:rFonts w:ascii="Times New Roman" w:hAnsi="Times New Roman" w:cs="Times New Roman"/>
+              </w:rPr>
+              <w:t>AC6-4: Dopo il flash, il mostro scompare attendendo 30 secondi prima di venir rigenerato casualmente nella mappa</w:t>
+            </w:r>
+          </w:p>
+          <w:p>
+            <w:pPr>
+              <w:pStyle w:val="Paragrafoelenco"/>
+              <w:numPr>
+                <w:ilvl w:val="0"/>
+                <w:numId w:val="48"/>
+              </w:numPr>
+              <w:cnfStyle w:val="000000000000" w:firstRow="0" w:lastRow="0" w:firstColumn="0" w:lastColumn="0" w:oddVBand="0" w:evenVBand="0" w:oddHBand="0" w:evenHBand="0" w:firstRowFirstColumn="0" w:firstRowLastColumn="0" w:lastRowFirstColumn="0" w:lastRowLastColumn="0"/>
+              <w:rPr>
+                <w:rFonts w:ascii="Times New Roman" w:hAnsi="Times New Roman" w:cs="Times New Roman"/>
+              </w:rPr>
+            </w:pPr>
+            <w:r>
+              <w:rPr>
+                <w:rFonts w:ascii="Times New Roman" w:hAnsi="Times New Roman" w:cs="Times New Roman"/>
+              </w:rPr>
+              <w:t>AC6-5: Se il mostro raggiunge il giocatore viene riprodotto un jumpscare</w:t>
+            </w:r>
+          </w:p>
+          <w:p>
+            <w:pPr>
+              <w:pStyle w:val="Paragrafoelenco"/>
+              <w:numPr>
+                <w:ilvl w:val="0"/>
+                <w:numId w:val="48"/>
+              </w:numPr>
+              <w:cnfStyle w:val="000000000000" w:firstRow="0" w:lastRow="0" w:firstColumn="0" w:lastColumn="0" w:oddVBand="0" w:evenVBand="0" w:oddHBand="0" w:evenHBand="0" w:firstRowFirstColumn="0" w:firstRowLastColumn="0" w:lastRowFirstColumn="0" w:lastRowLastColumn="0"/>
+              <w:rPr>
+                <w:rFonts w:ascii="Times New Roman" w:hAnsi="Times New Roman" w:cs="Times New Roman"/>
+              </w:rPr>
+            </w:pPr>
+            <w:r>
+              <w:rPr>
+                <w:rFonts w:ascii="Times New Roman" w:hAnsi="Times New Roman" w:cs="Times New Roman"/>
+              </w:rPr>
+              <w:t>AC</w:t>
+            </w:r>
+            <w:r>
+              <w:rPr>
+                <w:rFonts w:ascii="Times New Roman" w:hAnsi="Times New Roman" w:cs="Times New Roman"/>
+              </w:rPr>
+              <w:t>6-6</w:t>
+            </w:r>
+            <w:r>
+              <w:rPr>
+                <w:rFonts w:ascii="Times New Roman" w:hAnsi="Times New Roman" w:cs="Times New Roman"/>
+              </w:rPr>
+              <w:t>: Dopo il jumpscare il giocatore perde la partita</w:t>
+            </w:r>
+          </w:p>
+        </w:tc>
+      </w:tr>
+      <w:tr>
+        <w:trPr>
+          <w:trHeight w:val="850"/>
+        </w:trPr>
+        <w:tc>
+          <w:tcPr>
+            <w:cnfStyle w:val="001000000000" w:firstRow="0" w:lastRow="0" w:firstColumn="1" w:lastColumn="0" w:oddVBand="0" w:evenVBand="0" w:oddHBand="0" w:evenHBand="0" w:firstRowFirstColumn="0" w:firstRowLastColumn="0" w:lastRowFirstColumn="0" w:lastRowLastColumn="0"/>
+            <w:tcW w:w="825" w:type="dxa"/>
+          </w:tcPr>
+          <w:p>
+            <w:pPr>
+              <w:jc w:val="center"/>
+              <w:rPr>
+                <w:rFonts w:ascii="Times New Roman" w:hAnsi="Times New Roman" w:cs="Times New Roman"/>
+              </w:rPr>
+            </w:pPr>
+            <w:r>
+              <w:rPr>
+                <w:rFonts w:ascii="Times New Roman" w:hAnsi="Times New Roman" w:cs="Times New Roman"/>
+              </w:rPr>
+              <w:t>US-7</w:t>
+            </w:r>
+          </w:p>
+        </w:tc>
+        <w:tc>
+          <w:tcPr>
+            <w:tcW w:w="8803" w:type="dxa"/>
+          </w:tcPr>
+          <w:p>
+            <w:pPr>
+              <w:spacing w:after="40"/>
+              <w:cnfStyle w:val="000000000000" w:firstRow="0" w:lastRow="0" w:firstColumn="0" w:lastColumn="0" w:oddVBand="0" w:evenVBand="0" w:oddHBand="0" w:evenHBand="0" w:firstRowFirstColumn="0" w:firstRowLastColumn="0" w:lastRowFirstColumn="0" w:lastRowLastColumn="0"/>
+              <w:rPr>
+                <w:rFonts w:ascii="Times New Roman" w:hAnsi="Times New Roman" w:cs="Times New Roman"/>
+              </w:rPr>
+            </w:pPr>
+            <w:r>
+              <w:rPr>
+                <w:rFonts w:ascii="Times New Roman" w:hAnsi="Times New Roman" w:cs="Times New Roman"/>
+              </w:rPr>
+              <w:t>Come giocatore, voglio visualizzare una schermata di sconfitta così che possa scegliere come proseguire.</w:t>
+            </w:r>
+          </w:p>
+          <w:p>
+            <w:pPr>
+              <w:pStyle w:val="Paragrafoelenco"/>
+              <w:numPr>
+                <w:ilvl w:val="0"/>
+                <w:numId w:val="50"/>
+              </w:numPr>
+              <w:cnfStyle w:val="000000000000" w:firstRow="0" w:lastRow="0" w:firstColumn="0" w:lastColumn="0" w:oddVBand="0" w:evenVBand="0" w:oddHBand="0" w:evenHBand="0" w:firstRowFirstColumn="0" w:firstRowLastColumn="0" w:lastRowFirstColumn="0" w:lastRowLastColumn="0"/>
+              <w:rPr>
+                <w:rFonts w:ascii="Times New Roman" w:hAnsi="Times New Roman" w:cs="Times New Roman"/>
+              </w:rPr>
+            </w:pPr>
+            <w:r>
+              <w:rPr>
+                <w:rFonts w:ascii="Times New Roman" w:hAnsi="Times New Roman" w:cs="Times New Roman"/>
+              </w:rPr>
+              <w:t>AC7-1: Il giocatore può scegliere di tornare al menù</w:t>
+            </w:r>
+          </w:p>
+          <w:p>
+            <w:pPr>
+              <w:pStyle w:val="Paragrafoelenco"/>
+              <w:numPr>
+                <w:ilvl w:val="0"/>
+                <w:numId w:val="50"/>
+              </w:numPr>
+              <w:cnfStyle w:val="000000000000" w:firstRow="0" w:lastRow="0" w:firstColumn="0" w:lastColumn="0" w:oddVBand="0" w:evenVBand="0" w:oddHBand="0" w:evenHBand="0" w:firstRowFirstColumn="0" w:firstRowLastColumn="0" w:lastRowFirstColumn="0" w:lastRowLastColumn="0"/>
+              <w:rPr>
+                <w:rFonts w:ascii="Times New Roman" w:hAnsi="Times New Roman" w:cs="Times New Roman"/>
+              </w:rPr>
+            </w:pPr>
+            <w:r>
+              <w:rPr>
+                <w:rFonts w:ascii="Times New Roman" w:hAnsi="Times New Roman" w:cs="Times New Roman"/>
+              </w:rPr>
+              <w:t xml:space="preserve">AC7-2: Il giocatore può scegliere di iniziare una nuova partita </w:t>
+            </w:r>
+          </w:p>
+        </w:tc>
+      </w:tr>
+      <w:tr>
+        <w:trPr>
+          <w:trHeight w:val="850"/>
+        </w:trPr>
+        <w:tc>
+          <w:tcPr>
+            <w:cnfStyle w:val="001000000000" w:firstRow="0" w:lastRow="0" w:firstColumn="1" w:lastColumn="0" w:oddVBand="0" w:evenVBand="0" w:oddHBand="0" w:evenHBand="0" w:firstRowFirstColumn="0" w:firstRowLastColumn="0" w:lastRowFirstColumn="0" w:lastRowLastColumn="0"/>
+            <w:tcW w:w="825" w:type="dxa"/>
+          </w:tcPr>
+          <w:p>
+            <w:pPr>
+              <w:rPr>
+                <w:rFonts w:ascii="Times New Roman" w:hAnsi="Times New Roman" w:cs="Times New Roman"/>
+              </w:rPr>
+            </w:pPr>
+            <w:r>
+              <w:rPr>
+                <w:rFonts w:ascii="Times New Roman" w:hAnsi="Times New Roman" w:cs="Times New Roman"/>
+              </w:rPr>
+              <w:t>US-8</w:t>
+            </w:r>
+          </w:p>
+        </w:tc>
+        <w:tc>
+          <w:tcPr>
+            <w:tcW w:w="8803" w:type="dxa"/>
+          </w:tcPr>
+          <w:p>
+            <w:pPr>
+              <w:spacing w:after="40"/>
+              <w:cnfStyle w:val="000000000000" w:firstRow="0" w:lastRow="0" w:firstColumn="0" w:lastColumn="0" w:oddVBand="0" w:evenVBand="0" w:oddHBand="0" w:evenHBand="0" w:firstRowFirstColumn="0" w:firstRowLastColumn="0" w:lastRowFirstColumn="0" w:lastRowLastColumn="0"/>
+              <w:rPr>
+                <w:rFonts w:ascii="Times New Roman" w:hAnsi="Times New Roman" w:cs="Times New Roman"/>
+              </w:rPr>
+            </w:pPr>
+            <w:r>
+              <w:rPr>
+                <w:rFonts w:ascii="Times New Roman" w:hAnsi="Times New Roman" w:cs="Times New Roman"/>
+              </w:rPr>
+              <w:t>Come giocatore, voglio poter stoppare momentaneamente la partita per visualizzare una schermata di pausa.</w:t>
+            </w:r>
+          </w:p>
+          <w:p>
+            <w:pPr>
+              <w:pStyle w:val="Paragrafoelenco"/>
+              <w:numPr>
+                <w:ilvl w:val="0"/>
+                <w:numId w:val="50"/>
+              </w:numPr>
+              <w:cnfStyle w:val="000000000000" w:firstRow="0" w:lastRow="0" w:firstColumn="0" w:lastColumn="0" w:oddVBand="0" w:evenVBand="0" w:oddHBand="0" w:evenHBand="0" w:firstRowFirstColumn="0" w:firstRowLastColumn="0" w:lastRowFirstColumn="0" w:lastRowLastColumn="0"/>
+              <w:rPr>
+                <w:rFonts w:ascii="Times New Roman" w:hAnsi="Times New Roman" w:cs="Times New Roman"/>
+              </w:rPr>
+            </w:pPr>
+            <w:r>
+              <w:rPr>
+                <w:rFonts w:ascii="Times New Roman" w:hAnsi="Times New Roman" w:cs="Times New Roman"/>
+              </w:rPr>
+              <w:t>AC8-1: Il giocatore può scegliere di tornare al menù</w:t>
+            </w:r>
+          </w:p>
+          <w:p>
+            <w:pPr>
+              <w:pStyle w:val="Paragrafoelenco"/>
+              <w:numPr>
+                <w:ilvl w:val="0"/>
+                <w:numId w:val="50"/>
+              </w:numPr>
+              <w:cnfStyle w:val="000000000000" w:firstRow="0" w:lastRow="0" w:firstColumn="0" w:lastColumn="0" w:oddVBand="0" w:evenVBand="0" w:oddHBand="0" w:evenHBand="0" w:firstRowFirstColumn="0" w:firstRowLastColumn="0" w:lastRowFirstColumn="0" w:lastRowLastColumn="0"/>
+              <w:rPr>
+                <w:rFonts w:ascii="Times New Roman" w:hAnsi="Times New Roman" w:cs="Times New Roman"/>
+              </w:rPr>
+            </w:pPr>
+            <w:r>
+              <w:rPr>
+                <w:rFonts w:ascii="Times New Roman" w:hAnsi="Times New Roman" w:cs="Times New Roman"/>
+              </w:rPr>
+              <w:t>AC8-2: Il giocatore può scegliere di riprendere la partita</w:t>
+            </w:r>
+          </w:p>
+        </w:tc>
+      </w:tr>
+      <w:tr>
+        <w:trPr>
+          <w:trHeight w:val="850"/>
+        </w:trPr>
+        <w:tc>
+          <w:tcPr>
+            <w:cnfStyle w:val="001000000000" w:firstRow="0" w:lastRow="0" w:firstColumn="1" w:lastColumn="0" w:oddVBand="0" w:evenVBand="0" w:oddHBand="0" w:evenHBand="0" w:firstRowFirstColumn="0" w:firstRowLastColumn="0" w:lastRowFirstColumn="0" w:lastRowLastColumn="0"/>
+            <w:tcW w:w="825" w:type="dxa"/>
+          </w:tcPr>
+          <w:p>
+            <w:pPr>
+              <w:rPr>
+                <w:rFonts w:ascii="Times New Roman" w:hAnsi="Times New Roman" w:cs="Times New Roman"/>
+              </w:rPr>
+            </w:pPr>
+            <w:r>
+              <w:rPr>
+                <w:rFonts w:ascii="Times New Roman" w:hAnsi="Times New Roman" w:cs="Times New Roman"/>
+              </w:rPr>
+              <w:t>US-9</w:t>
+            </w:r>
+          </w:p>
+        </w:tc>
+        <w:tc>
+          <w:tcPr>
+            <w:tcW w:w="8803" w:type="dxa"/>
+          </w:tcPr>
+          <w:p>
+            <w:pPr>
+              <w:spacing w:after="40"/>
+              <w:cnfStyle w:val="000000000000" w:firstRow="0" w:lastRow="0" w:firstColumn="0" w:lastColumn="0" w:oddVBand="0" w:evenVBand="0" w:oddHBand="0" w:evenHBand="0" w:firstRowFirstColumn="0" w:firstRowLastColumn="0" w:lastRowFirstColumn="0" w:lastRowLastColumn="0"/>
+              <w:rPr>
+                <w:rFonts w:ascii="Times New Roman" w:hAnsi="Times New Roman" w:cs="Times New Roman"/>
+              </w:rPr>
+            </w:pPr>
+            <w:r>
+              <w:rPr>
+                <w:rFonts w:ascii="Times New Roman" w:hAnsi="Times New Roman" w:cs="Times New Roman"/>
+              </w:rPr>
+              <w:t>Come giocatore, voglio visualizzare una schermata di vittoria così che</w:t>
+            </w:r>
+            <w:r>
+              <w:rPr>
+                <w:rFonts w:ascii="Times New Roman" w:hAnsi="Times New Roman" w:cs="Times New Roman"/>
+                <w:color w:val="FF0000"/>
+              </w:rPr>
+              <w:t xml:space="preserve"> </w:t>
+            </w:r>
+            <w:r>
+              <w:rPr>
+                <w:rFonts w:ascii="Times New Roman" w:hAnsi="Times New Roman" w:cs="Times New Roman"/>
+              </w:rPr>
+              <w:t>possa comprendere di aver vinto ed abbandonare la partita in corso.</w:t>
+            </w:r>
+          </w:p>
+          <w:p>
+            <w:pPr>
+              <w:pStyle w:val="Paragrafoelenco"/>
+              <w:numPr>
+                <w:ilvl w:val="0"/>
+                <w:numId w:val="50"/>
+              </w:numPr>
+              <w:cnfStyle w:val="000000000000" w:firstRow="0" w:lastRow="0" w:firstColumn="0" w:lastColumn="0" w:oddVBand="0" w:evenVBand="0" w:oddHBand="0" w:evenHBand="0" w:firstRowFirstColumn="0" w:firstRowLastColumn="0" w:lastRowFirstColumn="0" w:lastRowLastColumn="0"/>
+              <w:rPr>
+                <w:rFonts w:ascii="Times New Roman" w:hAnsi="Times New Roman" w:cs="Times New Roman"/>
+              </w:rPr>
+            </w:pPr>
+            <w:r>
+              <w:rPr>
+                <w:rFonts w:ascii="Times New Roman" w:hAnsi="Times New Roman" w:cs="Times New Roman"/>
+              </w:rPr>
+              <w:t>AC9-1: La partita viene bloccata durante la visualizzazione della schermata</w:t>
+            </w:r>
+          </w:p>
+          <w:p>
+            <w:pPr>
+              <w:pStyle w:val="Paragrafoelenco"/>
+              <w:numPr>
+                <w:ilvl w:val="0"/>
+                <w:numId w:val="50"/>
+              </w:numPr>
+              <w:cnfStyle w:val="000000000000" w:firstRow="0" w:lastRow="0" w:firstColumn="0" w:lastColumn="0" w:oddVBand="0" w:evenVBand="0" w:oddHBand="0" w:evenHBand="0" w:firstRowFirstColumn="0" w:firstRowLastColumn="0" w:lastRowFirstColumn="0" w:lastRowLastColumn="0"/>
+              <w:rPr>
+                <w:rFonts w:ascii="Times New Roman" w:hAnsi="Times New Roman" w:cs="Times New Roman"/>
+              </w:rPr>
+            </w:pPr>
+            <w:r>
+              <w:rPr>
+                <w:rFonts w:ascii="Times New Roman" w:hAnsi="Times New Roman" w:cs="Times New Roman"/>
+              </w:rPr>
+              <w:t>AC9-1: Il giocatore può tornare al menù</w:t>
+            </w:r>
+          </w:p>
+        </w:tc>
+      </w:tr>
+      <w:tr>
+        <w:trPr>
+          <w:trHeight w:val="850"/>
+        </w:trPr>
+        <w:tc>
+          <w:tcPr>
+            <w:cnfStyle w:val="001000000000" w:firstRow="0" w:lastRow="0" w:firstColumn="1" w:lastColumn="0" w:oddVBand="0" w:evenVBand="0" w:oddHBand="0" w:evenHBand="0" w:firstRowFirstColumn="0" w:firstRowLastColumn="0" w:lastRowFirstColumn="0" w:lastRowLastColumn="0"/>
+            <w:tcW w:w="825" w:type="dxa"/>
+          </w:tcPr>
+          <w:p>
+            <w:pPr>
+              <w:jc w:val="center"/>
+              <w:rPr>
+                <w:rFonts w:ascii="Times New Roman" w:hAnsi="Times New Roman" w:cs="Times New Roman"/>
+              </w:rPr>
+            </w:pPr>
+            <w:r>
+              <w:rPr>
+                <w:rFonts w:ascii="Times New Roman" w:hAnsi="Times New Roman" w:cs="Times New Roman"/>
+              </w:rPr>
+              <w:t>US-10</w:t>
+            </w:r>
+          </w:p>
+        </w:tc>
+        <w:tc>
+          <w:tcPr>
+            <w:tcW w:w="8803" w:type="dxa"/>
+          </w:tcPr>
+          <w:p>
+            <w:pPr>
+              <w:cnfStyle w:val="000000000000" w:firstRow="0" w:lastRow="0" w:firstColumn="0" w:lastColumn="0" w:oddVBand="0" w:evenVBand="0" w:oddHBand="0" w:evenHBand="0" w:firstRowFirstColumn="0" w:firstRowLastColumn="0" w:lastRowFirstColumn="0" w:lastRowLastColumn="0"/>
+              <w:rPr>
+                <w:rFonts w:ascii="Times New Roman" w:hAnsi="Times New Roman" w:cs="Times New Roman"/>
+              </w:rPr>
+            </w:pPr>
+            <w:r>
+              <w:rPr>
+                <w:rFonts w:ascii="Times New Roman" w:hAnsi="Times New Roman" w:cs="Times New Roman"/>
+              </w:rPr>
+              <w:t>Come giocatore, voglio osservare fenomeni paranormali nella mappa così da poterli filmare</w:t>
+            </w:r>
+            <w:r>
+              <w:rPr>
+                <w:rFonts w:ascii="Times New Roman" w:hAnsi="Times New Roman" w:cs="Times New Roman"/>
+              </w:rPr>
+              <w:t xml:space="preserve"> ed avanzare nel gioco</w:t>
+            </w:r>
+            <w:r>
+              <w:rPr>
+                <w:rFonts w:ascii="Times New Roman" w:hAnsi="Times New Roman" w:cs="Times New Roman"/>
+              </w:rPr>
+              <w:t>.</w:t>
+            </w:r>
+          </w:p>
+          <w:p>
+            <w:pPr>
+              <w:pStyle w:val="Paragrafoelenco"/>
+              <w:numPr>
+                <w:ilvl w:val="0"/>
+                <w:numId w:val="50"/>
+              </w:numPr>
+              <w:cnfStyle w:val="000000000000" w:firstRow="0" w:lastRow="0" w:firstColumn="0" w:lastColumn="0" w:oddVBand="0" w:evenVBand="0" w:oddHBand="0" w:evenHBand="0" w:firstRowFirstColumn="0" w:firstRowLastColumn="0" w:lastRowFirstColumn="0" w:lastRowLastColumn="0"/>
+              <w:rPr>
+                <w:rFonts w:ascii="Times New Roman" w:hAnsi="Times New Roman" w:cs="Times New Roman"/>
+              </w:rPr>
+            </w:pPr>
+            <w:r>
+              <w:rPr>
+                <w:rFonts w:ascii="Times New Roman" w:hAnsi="Times New Roman" w:cs="Times New Roman"/>
+              </w:rPr>
+              <w:t>AC10-1: Nella mappa sono presenti tre differenti fenomeni paranormali</w:t>
+            </w:r>
+          </w:p>
+          <w:p>
+            <w:pPr>
+              <w:pStyle w:val="Paragrafoelenco"/>
+              <w:numPr>
+                <w:ilvl w:val="0"/>
+                <w:numId w:val="50"/>
+              </w:numPr>
+              <w:cnfStyle w:val="000000000000" w:firstRow="0" w:lastRow="0" w:firstColumn="0" w:lastColumn="0" w:oddVBand="0" w:evenVBand="0" w:oddHBand="0" w:evenHBand="0" w:firstRowFirstColumn="0" w:firstRowLastColumn="0" w:lastRowFirstColumn="0" w:lastRowLastColumn="0"/>
+              <w:rPr>
+                <w:rFonts w:ascii="Times New Roman" w:hAnsi="Times New Roman" w:cs="Times New Roman"/>
+              </w:rPr>
+            </w:pPr>
+            <w:r>
+              <w:rPr>
+                <w:rFonts w:ascii="Times New Roman" w:hAnsi="Times New Roman" w:cs="Times New Roman"/>
+              </w:rPr>
+              <w:t>AC10-2: I fenomeni possono essere filmati dal giocatore</w:t>
+            </w:r>
+          </w:p>
+          <w:p>
+            <w:pPr>
+              <w:pStyle w:val="Paragrafoelenco"/>
+              <w:numPr>
+                <w:ilvl w:val="0"/>
+                <w:numId w:val="50"/>
+              </w:numPr>
+              <w:cnfStyle w:val="000000000000" w:firstRow="0" w:lastRow="0" w:firstColumn="0" w:lastColumn="0" w:oddVBand="0" w:evenVBand="0" w:oddHBand="0" w:evenHBand="0" w:firstRowFirstColumn="0" w:firstRowLastColumn="0" w:lastRowFirstColumn="0" w:lastRowLastColumn="0"/>
+              <w:rPr>
+                <w:rFonts w:ascii="Times New Roman" w:hAnsi="Times New Roman" w:cs="Times New Roman"/>
+              </w:rPr>
+            </w:pPr>
+            <w:r>
+              <w:rPr>
+                <w:rFonts w:ascii="Times New Roman" w:hAnsi="Times New Roman" w:cs="Times New Roman"/>
+              </w:rPr>
+              <w:t>AC10-3: Filmare un fenomeno paranormale fa proseguire nel gioco</w:t>
+            </w:r>
+          </w:p>
+          <w:p>
+            <w:pPr>
+              <w:pStyle w:val="Paragrafoelenco"/>
+              <w:numPr>
+                <w:ilvl w:val="0"/>
+                <w:numId w:val="50"/>
+              </w:numPr>
+              <w:cnfStyle w:val="000000000000" w:firstRow="0" w:lastRow="0" w:firstColumn="0" w:lastColumn="0" w:oddVBand="0" w:evenVBand="0" w:oddHBand="0" w:evenHBand="0" w:firstRowFirstColumn="0" w:firstRowLastColumn="0" w:lastRowFirstColumn="0" w:lastRowLastColumn="0"/>
+              <w:rPr>
+                <w:rFonts w:ascii="Times New Roman" w:hAnsi="Times New Roman" w:cs="Times New Roman"/>
+              </w:rPr>
+            </w:pPr>
+            <w:r>
+              <w:rPr>
+                <w:rFonts w:ascii="Times New Roman" w:hAnsi="Times New Roman" w:cs="Times New Roman"/>
+              </w:rPr>
+              <w:lastRenderedPageBreak/>
+              <w:t xml:space="preserve">AC10-4: Viene visualizzata in alto al centro dello schermo una barra per mostrare il progresso del giocatore. </w:t>
+            </w:r>
+          </w:p>
+        </w:tc>
+      </w:tr>
+      <w:tr>
+        <w:trPr>
+          <w:trHeight w:val="850"/>
+        </w:trPr>
+        <w:tc>
+          <w:tcPr>
+            <w:cnfStyle w:val="001000000000" w:firstRow="0" w:lastRow="0" w:firstColumn="1" w:lastColumn="0" w:oddVBand="0" w:evenVBand="0" w:oddHBand="0" w:evenHBand="0" w:firstRowFirstColumn="0" w:firstRowLastColumn="0" w:lastRowFirstColumn="0" w:lastRowLastColumn="0"/>
+            <w:tcW w:w="825" w:type="dxa"/>
+          </w:tcPr>
+          <w:p>
+            <w:pPr>
+              <w:jc w:val="center"/>
+              <w:rPr>
+                <w:rFonts w:ascii="Times New Roman" w:hAnsi="Times New Roman" w:cs="Times New Roman"/>
+              </w:rPr>
+            </w:pPr>
+            <w:r>
+              <w:rPr>
+                <w:rFonts w:ascii="Times New Roman" w:hAnsi="Times New Roman" w:cs="Times New Roman"/>
+              </w:rPr>
+              <w:lastRenderedPageBreak/>
+              <w:t>US-11</w:t>
+            </w:r>
+          </w:p>
+        </w:tc>
+        <w:tc>
+          <w:tcPr>
+            <w:tcW w:w="8803" w:type="dxa"/>
+          </w:tcPr>
+          <w:p>
+            <w:pPr>
+              <w:spacing w:after="40"/>
+              <w:cnfStyle w:val="000000000000" w:firstRow="0" w:lastRow="0" w:firstColumn="0" w:lastColumn="0" w:oddVBand="0" w:evenVBand="0" w:oddHBand="0" w:evenHBand="0" w:firstRowFirstColumn="0" w:firstRowLastColumn="0" w:lastRowFirstColumn="0" w:lastRowLastColumn="0"/>
+              <w:rPr>
+                <w:rFonts w:ascii="Times New Roman" w:hAnsi="Times New Roman" w:cs="Times New Roman"/>
+              </w:rPr>
+            </w:pPr>
+            <w:r>
+              <w:rPr>
+                <w:rFonts w:ascii="Times New Roman" w:hAnsi="Times New Roman" w:cs="Times New Roman"/>
+              </w:rPr>
+              <w:t>Come giocatore, voglio un menù di inizio, per iniziare una partita, uscire dal gioco e gestire le impostazioni.</w:t>
+            </w:r>
+          </w:p>
+          <w:p>
+            <w:pPr>
+              <w:pStyle w:val="Paragrafoelenco"/>
+              <w:numPr>
+                <w:ilvl w:val="0"/>
+                <w:numId w:val="50"/>
+              </w:numPr>
+              <w:cnfStyle w:val="000000000000" w:firstRow="0" w:lastRow="0" w:firstColumn="0" w:lastColumn="0" w:oddVBand="0" w:evenVBand="0" w:oddHBand="0" w:evenHBand="0" w:firstRowFirstColumn="0" w:firstRowLastColumn="0" w:lastRowFirstColumn="0" w:lastRowLastColumn="0"/>
+              <w:rPr>
+                <w:rFonts w:ascii="Times New Roman" w:hAnsi="Times New Roman" w:cs="Times New Roman"/>
+              </w:rPr>
+            </w:pPr>
+            <w:r>
+              <w:rPr>
+                <w:rFonts w:ascii="Times New Roman" w:hAnsi="Times New Roman" w:cs="Times New Roman"/>
+              </w:rPr>
+              <w:t>AC11-1: È possibile iniziare una partita</w:t>
+            </w:r>
+          </w:p>
+          <w:p>
+            <w:pPr>
+              <w:pStyle w:val="Paragrafoelenco"/>
+              <w:numPr>
+                <w:ilvl w:val="0"/>
+                <w:numId w:val="50"/>
+              </w:numPr>
+              <w:cnfStyle w:val="000000000000" w:firstRow="0" w:lastRow="0" w:firstColumn="0" w:lastColumn="0" w:oddVBand="0" w:evenVBand="0" w:oddHBand="0" w:evenHBand="0" w:firstRowFirstColumn="0" w:firstRowLastColumn="0" w:lastRowFirstColumn="0" w:lastRowLastColumn="0"/>
+              <w:rPr>
+                <w:rFonts w:ascii="Times New Roman" w:hAnsi="Times New Roman" w:cs="Times New Roman"/>
+              </w:rPr>
+            </w:pPr>
+            <w:r>
+              <w:rPr>
+                <w:rFonts w:ascii="Times New Roman" w:hAnsi="Times New Roman" w:cs="Times New Roman"/>
+              </w:rPr>
+              <w:t>AC11-2: Un pulsante permette di accedere ad una schermata di impostazioni nella quale è regolabile il volume tramite una scrollbar</w:t>
+            </w:r>
+          </w:p>
+        </w:tc>
+      </w:tr>
+    </w:tbl>
+    <w:p>
+      <w:pPr>
+        <w:pStyle w:val="Titolo2"/>
+        <w:numPr>
+          <w:ilvl w:val="0"/>
+          <w:numId w:val="0"/>
+        </w:numPr>
+        <w:rPr>
+          <w:rFonts w:ascii="Times New Roman" w:hAnsi="Times New Roman"/>
+        </w:rPr>
+      </w:pPr>
     </w:p>
     <w:p>
       <w:pPr>
@@ -13308,7 +14665,6 @@
         <w:rPr>
           <w:rFonts w:ascii="Times New Roman" w:hAnsi="Times New Roman"/>
         </w:rPr>
-        <w:lastRenderedPageBreak/>
         <w:t>U</w:t>
       </w:r>
       <w:r>
@@ -13632,6 +14988,7 @@
         <w:rPr>
           <w:rFonts w:ascii="Times New Roman" w:hAnsi="Times New Roman"/>
         </w:rPr>
+        <w:lastRenderedPageBreak/>
         <w:t>Pianificazione</w:t>
       </w:r>
       <w:bookmarkEnd w:id="9"/>
@@ -13740,7 +15097,6 @@
                 <w:noProof/>
                 <w:lang w:val="it-IT"/>
               </w:rPr>
-              <w:lastRenderedPageBreak/>
               <w:drawing>
                 <wp:inline distT="0" distB="0" distL="0" distR="0" wp14:anchorId="3C988473" wp14:editId="421E0D4A">
                   <wp:extent cx="5972175" cy="2876550"/>
@@ -14133,19 +15489,11 @@
           <w:rFonts w:ascii="Times New Roman" w:hAnsi="Times New Roman"/>
         </w:rPr>
       </w:pPr>
-      <w:proofErr w:type="spellStart"/>
-      <w:r>
-        <w:rPr>
-          <w:rFonts w:ascii="Times New Roman" w:hAnsi="Times New Roman"/>
-        </w:rPr>
-        <w:t>MetaSounds</w:t>
-      </w:r>
-      <w:proofErr w:type="spellEnd"/>
-      <w:r>
-        <w:rPr>
-          <w:rFonts w:ascii="Times New Roman" w:hAnsi="Times New Roman"/>
-        </w:rPr>
-        <w:t xml:space="preserve"> (audio horror)</w:t>
+      <w:r>
+        <w:rPr>
+          <w:rFonts w:ascii="Times New Roman" w:hAnsi="Times New Roman"/>
+        </w:rPr>
+        <w:t>MetaSounds (audio horror)</w:t>
       </w:r>
     </w:p>
     <w:p>
@@ -14167,16 +15515,8 @@
         <w:rPr>
           <w:rFonts w:ascii="Times New Roman" w:hAnsi="Times New Roman"/>
         </w:rPr>
-        <w:t xml:space="preserve">Chaos </w:t>
-      </w:r>
-      <w:proofErr w:type="spellStart"/>
-      <w:r>
-        <w:rPr>
-          <w:rFonts w:ascii="Times New Roman" w:hAnsi="Times New Roman"/>
-        </w:rPr>
-        <w:t>Physics</w:t>
-      </w:r>
-      <w:proofErr w:type="spellEnd"/>
+        <w:t>Chaos Physics</w:t>
+      </w:r>
     </w:p>
     <w:p>
       <w:pPr>
@@ -14219,6 +15559,7 @@
         <w:rPr>
           <w:rFonts w:ascii="Times New Roman" w:hAnsi="Times New Roman"/>
         </w:rPr>
+        <w:lastRenderedPageBreak/>
         <w:t>Hardware</w:t>
       </w:r>
       <w:bookmarkEnd w:id="13"/>
@@ -14398,7 +15739,6 @@
         <w:rPr>
           <w:rFonts w:ascii="Times New Roman" w:hAnsi="Times New Roman"/>
         </w:rPr>
-        <w:lastRenderedPageBreak/>
         <w:t>Progettazione</w:t>
       </w:r>
       <w:bookmarkEnd w:id="15"/>
@@ -14670,7 +16010,6 @@
           </wp:anchor>
         </w:drawing>
       </w:r>
-      <w:proofErr w:type="spellStart"/>
       <w:r>
         <w:rPr>
           <w:rFonts w:ascii="Times New Roman" w:hAnsi="Times New Roman"/>
@@ -14678,17 +16017,7 @@
           <w:iCs/>
           <w:lang w:val="it-IT"/>
         </w:rPr>
-        <w:t>Mockup</w:t>
-      </w:r>
-      <w:proofErr w:type="spellEnd"/>
-      <w:r>
-        <w:rPr>
-          <w:rFonts w:ascii="Times New Roman" w:hAnsi="Times New Roman"/>
-          <w:i/>
-          <w:iCs/>
-          <w:lang w:val="it-IT"/>
-        </w:rPr>
-        <w:t xml:space="preserve"> della mappa di gioco:</w:t>
+        <w:t>Mockup della mappa di gioco:</w:t>
       </w:r>
       <w:r>
         <w:rPr>
@@ -17511,15 +18840,7 @@
       <w:tab/>
     </w:r>
     <w:r>
-      <w:t xml:space="preserve">Haunted </w:t>
-    </w:r>
-    <w:proofErr w:type="spellStart"/>
-    <w:r>
-      <w:t>Forest</w:t>
-    </w:r>
-    <w:proofErr w:type="spellEnd"/>
-    <w:r>
-      <w:t>: Clickbait</w:t>
+      <w:t>Haunted Forest: Clickbait</w:t>
     </w:r>
     <w:r>
       <w:t>?</w:t>
@@ -17588,14 +18909,12 @@
             </w:rPr>
             <w:t xml:space="preserve">Haunted </w:t>
           </w:r>
-          <w:proofErr w:type="spellStart"/>
           <w:r>
             <w:rPr>
               <w:lang w:val="it-IT"/>
             </w:rPr>
             <w:t>Forest</w:t>
           </w:r>
-          <w:proofErr w:type="spellEnd"/>
           <w:r>
             <w:rPr>
               <w:lang w:val="it-IT"/>
@@ -18158,27 +19477,7 @@
               <w:sz w:val="24"/>
               <w:szCs w:val="24"/>
             </w:rPr>
-            <w:t xml:space="preserve">Haunted </w:t>
-          </w:r>
-          <w:proofErr w:type="spellStart"/>
-          <w:r>
-            <w:rPr>
-              <w:rFonts w:cs="Arial"/>
-              <w:b/>
-              <w:sz w:val="24"/>
-              <w:szCs w:val="24"/>
-            </w:rPr>
-            <w:t>Forest</w:t>
-          </w:r>
-          <w:proofErr w:type="spellEnd"/>
-          <w:r>
-            <w:rPr>
-              <w:rFonts w:cs="Arial"/>
-              <w:b/>
-              <w:sz w:val="24"/>
-              <w:szCs w:val="24"/>
-            </w:rPr>
-            <w:t>: Clickbait</w:t>
+            <w:t>Haunted Forest: Clickbait</w:t>
           </w:r>
         </w:p>
       </w:tc>
@@ -18449,6 +19748,120 @@
 <file path=word/numbering.xml><?xml version="1.0" encoding="utf-8"?>
 <w:numbering xmlns:wpc="http://schemas.microsoft.com/office/word/2010/wordprocessingCanvas" xmlns:cx="http://schemas.microsoft.com/office/drawing/2014/chartex" xmlns:cx1="http://schemas.microsoft.com/office/drawing/2015/9/8/chartex" xmlns:cx2="http://schemas.microsoft.com/office/drawing/2015/10/21/chartex" xmlns:cx3="http://schemas.microsoft.com/office/drawing/2016/5/9/chartex" xmlns:cx4="http://schemas.microsoft.com/office/drawing/2016/5/10/chartex" xmlns:cx5="http://schemas.microsoft.com/office/drawing/2016/5/11/chartex" xmlns:cx6="http://schemas.microsoft.com/office/drawing/2016/5/12/chartex" xmlns:cx7="http://schemas.microsoft.com/office/drawing/2016/5/13/chartex" xmlns:cx8="http://schemas.microsoft.com/office/drawing/2016/5/14/chartex" xmlns:mc="http://schemas.openxmlformats.org/markup-compatibility/2006" xmlns:aink="http://schemas.microsoft.com/office/drawing/2016/ink" xmlns:am3d="http://schemas.microsoft.com/office/drawing/2017/model3d" xmlns:o="urn:schemas-microsoft-com:office:office" xmlns:oel="http://schemas.microsoft.com/office/2019/extlst" xmlns:r="http://schemas.openxmlformats.org/officeDocument/2006/relationships" xmlns:m="http://schemas.openxmlformats.org/officeDocument/2006/math" xmlns:v="urn:schemas-microsoft-com:vml" xmlns:wp14="http://schemas.microsoft.com/office/word/2010/wordprocessingDrawing" xmlns:wp="http://schemas.openxmlformats.org/drawingml/2006/wordprocessingDrawing" xmlns:w10="urn:schemas-microsoft-com:office:word" xmlns:w="http://schemas.openxmlformats.org/wordprocessingml/2006/main" xmlns:w14="http://schemas.microsoft.com/office/word/2010/wordml" xmlns:w15="http://schemas.microsoft.com/office/word/2012/wordml" xmlns:w16cex="http://schemas.microsoft.com/office/word/2018/wordml/cex" xmlns:w16cid="http://schemas.microsoft.com/office/word/2016/wordml/cid" xmlns:w16="http://schemas.microsoft.com/office/word/2018/wordml" xmlns:w16sdtdh="http://schemas.microsoft.com/office/word/2020/wordml/sdtdatahash" xmlns:w16se="http://schemas.microsoft.com/office/word/2015/wordml/symex" xmlns:wpg="http://schemas.microsoft.com/office/word/2010/wordprocessingGroup" xmlns:wpi="http://schemas.microsoft.com/office/word/2010/wordprocessingInk" xmlns:wne="http://schemas.microsoft.com/office/word/2006/wordml" xmlns:wps="http://schemas.microsoft.com/office/word/2010/wordprocessingShape" mc:Ignorable="w14 w15 w16se w16cid w16 w16cex w16sdtdh wp14">
   <w:abstractNum w:abstractNumId="0" w15:restartNumberingAfterBreak="0">
+    <w:nsid w:val="009503FA"/>
+    <w:multiLevelType w:val="hybridMultilevel"/>
+    <w:tmpl w:val="5CC09AF4"/>
+    <w:lvl w:ilvl="0" w:tplc="46885E3A">
+      <w:start w:val="1"/>
+      <w:numFmt w:val="bullet"/>
+      <w:lvlText w:val=""/>
+      <w:lvlJc w:val="left"/>
+      <w:pPr>
+        <w:ind w:left="720" w:hanging="360"/>
+      </w:pPr>
+      <w:rPr>
+        <w:rFonts w:ascii="Symbol" w:hAnsi="Symbol" w:hint="default"/>
+        <w:color w:val="auto"/>
+      </w:rPr>
+    </w:lvl>
+    <w:lvl w:ilvl="1" w:tplc="08100003" w:tentative="1">
+      <w:start w:val="1"/>
+      <w:numFmt w:val="bullet"/>
+      <w:lvlText w:val="o"/>
+      <w:lvlJc w:val="left"/>
+      <w:pPr>
+        <w:ind w:left="1440" w:hanging="360"/>
+      </w:pPr>
+      <w:rPr>
+        <w:rFonts w:ascii="Courier New" w:hAnsi="Courier New" w:cs="Courier New" w:hint="default"/>
+      </w:rPr>
+    </w:lvl>
+    <w:lvl w:ilvl="2" w:tplc="08100005" w:tentative="1">
+      <w:start w:val="1"/>
+      <w:numFmt w:val="bullet"/>
+      <w:lvlText w:val=""/>
+      <w:lvlJc w:val="left"/>
+      <w:pPr>
+        <w:ind w:left="2160" w:hanging="360"/>
+      </w:pPr>
+      <w:rPr>
+        <w:rFonts w:ascii="Wingdings" w:hAnsi="Wingdings" w:hint="default"/>
+      </w:rPr>
+    </w:lvl>
+    <w:lvl w:ilvl="3" w:tplc="08100001" w:tentative="1">
+      <w:start w:val="1"/>
+      <w:numFmt w:val="bullet"/>
+      <w:lvlText w:val=""/>
+      <w:lvlJc w:val="left"/>
+      <w:pPr>
+        <w:ind w:left="2880" w:hanging="360"/>
+      </w:pPr>
+      <w:rPr>
+        <w:rFonts w:ascii="Symbol" w:hAnsi="Symbol" w:hint="default"/>
+      </w:rPr>
+    </w:lvl>
+    <w:lvl w:ilvl="4" w:tplc="08100003" w:tentative="1">
+      <w:start w:val="1"/>
+      <w:numFmt w:val="bullet"/>
+      <w:lvlText w:val="o"/>
+      <w:lvlJc w:val="left"/>
+      <w:pPr>
+        <w:ind w:left="3600" w:hanging="360"/>
+      </w:pPr>
+      <w:rPr>
+        <w:rFonts w:ascii="Courier New" w:hAnsi="Courier New" w:cs="Courier New" w:hint="default"/>
+      </w:rPr>
+    </w:lvl>
+    <w:lvl w:ilvl="5" w:tplc="08100005" w:tentative="1">
+      <w:start w:val="1"/>
+      <w:numFmt w:val="bullet"/>
+      <w:lvlText w:val=""/>
+      <w:lvlJc w:val="left"/>
+      <w:pPr>
+        <w:ind w:left="4320" w:hanging="360"/>
+      </w:pPr>
+      <w:rPr>
+        <w:rFonts w:ascii="Wingdings" w:hAnsi="Wingdings" w:hint="default"/>
+      </w:rPr>
+    </w:lvl>
+    <w:lvl w:ilvl="6" w:tplc="08100001" w:tentative="1">
+      <w:start w:val="1"/>
+      <w:numFmt w:val="bullet"/>
+      <w:lvlText w:val=""/>
+      <w:lvlJc w:val="left"/>
+      <w:pPr>
+        <w:ind w:left="5040" w:hanging="360"/>
+      </w:pPr>
+      <w:rPr>
+        <w:rFonts w:ascii="Symbol" w:hAnsi="Symbol" w:hint="default"/>
+      </w:rPr>
+    </w:lvl>
+    <w:lvl w:ilvl="7" w:tplc="08100003" w:tentative="1">
+      <w:start w:val="1"/>
+      <w:numFmt w:val="bullet"/>
+      <w:lvlText w:val="o"/>
+      <w:lvlJc w:val="left"/>
+      <w:pPr>
+        <w:ind w:left="5760" w:hanging="360"/>
+      </w:pPr>
+      <w:rPr>
+        <w:rFonts w:ascii="Courier New" w:hAnsi="Courier New" w:cs="Courier New" w:hint="default"/>
+      </w:rPr>
+    </w:lvl>
+    <w:lvl w:ilvl="8" w:tplc="08100005" w:tentative="1">
+      <w:start w:val="1"/>
+      <w:numFmt w:val="bullet"/>
+      <w:lvlText w:val=""/>
+      <w:lvlJc w:val="left"/>
+      <w:pPr>
+        <w:ind w:left="6480" w:hanging="360"/>
+      </w:pPr>
+      <w:rPr>
+        <w:rFonts w:ascii="Wingdings" w:hAnsi="Wingdings" w:hint="default"/>
+      </w:rPr>
+    </w:lvl>
+  </w:abstractNum>
+  <w:abstractNum w:abstractNumId="1" w15:restartNumberingAfterBreak="0">
     <w:nsid w:val="01514127"/>
     <w:multiLevelType w:val="hybridMultilevel"/>
     <w:tmpl w:val="03B8F232"/>
@@ -18561,7 +19974,7 @@
       </w:rPr>
     </w:lvl>
   </w:abstractNum>
-  <w:abstractNum w:abstractNumId="1" w15:restartNumberingAfterBreak="0">
+  <w:abstractNum w:abstractNumId="2" w15:restartNumberingAfterBreak="0">
     <w:nsid w:val="024710B7"/>
     <w:multiLevelType w:val="hybridMultilevel"/>
     <w:tmpl w:val="D3DC299E"/>
@@ -18674,7 +20087,7 @@
       </w:rPr>
     </w:lvl>
   </w:abstractNum>
-  <w:abstractNum w:abstractNumId="2" w15:restartNumberingAfterBreak="0">
+  <w:abstractNum w:abstractNumId="3" w15:restartNumberingAfterBreak="0">
     <w:nsid w:val="0801489A"/>
     <w:multiLevelType w:val="hybridMultilevel"/>
     <w:tmpl w:val="F3A21FFC"/>
@@ -18787,7 +20200,120 @@
       </w:pPr>
     </w:lvl>
   </w:abstractNum>
-  <w:abstractNum w:abstractNumId="3" w15:restartNumberingAfterBreak="0">
+  <w:abstractNum w:abstractNumId="4" w15:restartNumberingAfterBreak="0">
+    <w:nsid w:val="0A2027F4"/>
+    <w:multiLevelType w:val="hybridMultilevel"/>
+    <w:tmpl w:val="E4F8994A"/>
+    <w:lvl w:ilvl="0" w:tplc="08100001">
+      <w:start w:val="1"/>
+      <w:numFmt w:val="bullet"/>
+      <w:lvlText w:val=""/>
+      <w:lvlJc w:val="left"/>
+      <w:pPr>
+        <w:ind w:left="720" w:hanging="360"/>
+      </w:pPr>
+      <w:rPr>
+        <w:rFonts w:ascii="Symbol" w:hAnsi="Symbol" w:hint="default"/>
+      </w:rPr>
+    </w:lvl>
+    <w:lvl w:ilvl="1" w:tplc="08100003" w:tentative="1">
+      <w:start w:val="1"/>
+      <w:numFmt w:val="bullet"/>
+      <w:lvlText w:val="o"/>
+      <w:lvlJc w:val="left"/>
+      <w:pPr>
+        <w:ind w:left="1440" w:hanging="360"/>
+      </w:pPr>
+      <w:rPr>
+        <w:rFonts w:ascii="Courier New" w:hAnsi="Courier New" w:cs="Courier New" w:hint="default"/>
+      </w:rPr>
+    </w:lvl>
+    <w:lvl w:ilvl="2" w:tplc="08100005" w:tentative="1">
+      <w:start w:val="1"/>
+      <w:numFmt w:val="bullet"/>
+      <w:lvlText w:val=""/>
+      <w:lvlJc w:val="left"/>
+      <w:pPr>
+        <w:ind w:left="2160" w:hanging="360"/>
+      </w:pPr>
+      <w:rPr>
+        <w:rFonts w:ascii="Wingdings" w:hAnsi="Wingdings" w:hint="default"/>
+      </w:rPr>
+    </w:lvl>
+    <w:lvl w:ilvl="3" w:tplc="08100001" w:tentative="1">
+      <w:start w:val="1"/>
+      <w:numFmt w:val="bullet"/>
+      <w:lvlText w:val=""/>
+      <w:lvlJc w:val="left"/>
+      <w:pPr>
+        <w:ind w:left="2880" w:hanging="360"/>
+      </w:pPr>
+      <w:rPr>
+        <w:rFonts w:ascii="Symbol" w:hAnsi="Symbol" w:hint="default"/>
+      </w:rPr>
+    </w:lvl>
+    <w:lvl w:ilvl="4" w:tplc="08100003" w:tentative="1">
+      <w:start w:val="1"/>
+      <w:numFmt w:val="bullet"/>
+      <w:lvlText w:val="o"/>
+      <w:lvlJc w:val="left"/>
+      <w:pPr>
+        <w:ind w:left="3600" w:hanging="360"/>
+      </w:pPr>
+      <w:rPr>
+        <w:rFonts w:ascii="Courier New" w:hAnsi="Courier New" w:cs="Courier New" w:hint="default"/>
+      </w:rPr>
+    </w:lvl>
+    <w:lvl w:ilvl="5" w:tplc="08100005" w:tentative="1">
+      <w:start w:val="1"/>
+      <w:numFmt w:val="bullet"/>
+      <w:lvlText w:val=""/>
+      <w:lvlJc w:val="left"/>
+      <w:pPr>
+        <w:ind w:left="4320" w:hanging="360"/>
+      </w:pPr>
+      <w:rPr>
+        <w:rFonts w:ascii="Wingdings" w:hAnsi="Wingdings" w:hint="default"/>
+      </w:rPr>
+    </w:lvl>
+    <w:lvl w:ilvl="6" w:tplc="08100001" w:tentative="1">
+      <w:start w:val="1"/>
+      <w:numFmt w:val="bullet"/>
+      <w:lvlText w:val=""/>
+      <w:lvlJc w:val="left"/>
+      <w:pPr>
+        <w:ind w:left="5040" w:hanging="360"/>
+      </w:pPr>
+      <w:rPr>
+        <w:rFonts w:ascii="Symbol" w:hAnsi="Symbol" w:hint="default"/>
+      </w:rPr>
+    </w:lvl>
+    <w:lvl w:ilvl="7" w:tplc="08100003" w:tentative="1">
+      <w:start w:val="1"/>
+      <w:numFmt w:val="bullet"/>
+      <w:lvlText w:val="o"/>
+      <w:lvlJc w:val="left"/>
+      <w:pPr>
+        <w:ind w:left="5760" w:hanging="360"/>
+      </w:pPr>
+      <w:rPr>
+        <w:rFonts w:ascii="Courier New" w:hAnsi="Courier New" w:cs="Courier New" w:hint="default"/>
+      </w:rPr>
+    </w:lvl>
+    <w:lvl w:ilvl="8" w:tplc="08100005" w:tentative="1">
+      <w:start w:val="1"/>
+      <w:numFmt w:val="bullet"/>
+      <w:lvlText w:val=""/>
+      <w:lvlJc w:val="left"/>
+      <w:pPr>
+        <w:ind w:left="6480" w:hanging="360"/>
+      </w:pPr>
+      <w:rPr>
+        <w:rFonts w:ascii="Wingdings" w:hAnsi="Wingdings" w:hint="default"/>
+      </w:rPr>
+    </w:lvl>
+  </w:abstractNum>
+  <w:abstractNum w:abstractNumId="5" w15:restartNumberingAfterBreak="0">
     <w:nsid w:val="0BD80EB2"/>
     <w:multiLevelType w:val="hybridMultilevel"/>
     <w:tmpl w:val="D3143AC2"/>
@@ -18927,7 +20453,7 @@
       </w:rPr>
     </w:lvl>
   </w:abstractNum>
-  <w:abstractNum w:abstractNumId="4" w15:restartNumberingAfterBreak="0">
+  <w:abstractNum w:abstractNumId="6" w15:restartNumberingAfterBreak="0">
     <w:nsid w:val="0D547769"/>
     <w:multiLevelType w:val="hybridMultilevel"/>
     <w:tmpl w:val="7F2074D2"/>
@@ -19067,7 +20593,7 @@
       </w:rPr>
     </w:lvl>
   </w:abstractNum>
-  <w:abstractNum w:abstractNumId="5" w15:restartNumberingAfterBreak="0">
+  <w:abstractNum w:abstractNumId="7" w15:restartNumberingAfterBreak="0">
     <w:nsid w:val="10CB776C"/>
     <w:multiLevelType w:val="hybridMultilevel"/>
     <w:tmpl w:val="678CE950"/>
@@ -19207,7 +20733,7 @@
       </w:rPr>
     </w:lvl>
   </w:abstractNum>
-  <w:abstractNum w:abstractNumId="6" w15:restartNumberingAfterBreak="0">
+  <w:abstractNum w:abstractNumId="8" w15:restartNumberingAfterBreak="0">
     <w:nsid w:val="12C843D7"/>
     <w:multiLevelType w:val="hybridMultilevel"/>
     <w:tmpl w:val="C1845D68"/>
@@ -19347,7 +20873,7 @@
       </w:rPr>
     </w:lvl>
   </w:abstractNum>
-  <w:abstractNum w:abstractNumId="7" w15:restartNumberingAfterBreak="0">
+  <w:abstractNum w:abstractNumId="9" w15:restartNumberingAfterBreak="0">
     <w:nsid w:val="136A10A9"/>
     <w:multiLevelType w:val="hybridMultilevel"/>
     <w:tmpl w:val="95D45A9E"/>
@@ -19460,7 +20986,7 @@
       </w:rPr>
     </w:lvl>
   </w:abstractNum>
-  <w:abstractNum w:abstractNumId="8" w15:restartNumberingAfterBreak="0">
+  <w:abstractNum w:abstractNumId="10" w15:restartNumberingAfterBreak="0">
     <w:nsid w:val="13C05619"/>
     <w:multiLevelType w:val="hybridMultilevel"/>
     <w:tmpl w:val="FDA41092"/>
@@ -19573,7 +21099,7 @@
       </w:rPr>
     </w:lvl>
   </w:abstractNum>
-  <w:abstractNum w:abstractNumId="9" w15:restartNumberingAfterBreak="0">
+  <w:abstractNum w:abstractNumId="11" w15:restartNumberingAfterBreak="0">
     <w:nsid w:val="16173516"/>
     <w:multiLevelType w:val="hybridMultilevel"/>
     <w:tmpl w:val="95E6023C"/>
@@ -19692,7 +21218,7 @@
       </w:pPr>
     </w:lvl>
   </w:abstractNum>
-  <w:abstractNum w:abstractNumId="10" w15:restartNumberingAfterBreak="0">
+  <w:abstractNum w:abstractNumId="12" w15:restartNumberingAfterBreak="0">
     <w:nsid w:val="177064D3"/>
     <w:multiLevelType w:val="hybridMultilevel"/>
     <w:tmpl w:val="6E22B194"/>
@@ -19805,7 +21331,7 @@
       </w:rPr>
     </w:lvl>
   </w:abstractNum>
-  <w:abstractNum w:abstractNumId="11" w15:restartNumberingAfterBreak="0">
+  <w:abstractNum w:abstractNumId="13" w15:restartNumberingAfterBreak="0">
     <w:nsid w:val="22DC02CA"/>
     <w:multiLevelType w:val="hybridMultilevel"/>
     <w:tmpl w:val="3E6C221C"/>
@@ -19945,7 +21471,7 @@
       </w:rPr>
     </w:lvl>
   </w:abstractNum>
-  <w:abstractNum w:abstractNumId="12" w15:restartNumberingAfterBreak="0">
+  <w:abstractNum w:abstractNumId="14" w15:restartNumberingAfterBreak="0">
     <w:nsid w:val="24A46D31"/>
     <w:multiLevelType w:val="hybridMultilevel"/>
     <w:tmpl w:val="A56221F0"/>
@@ -20058,7 +21584,7 @@
       </w:pPr>
     </w:lvl>
   </w:abstractNum>
-  <w:abstractNum w:abstractNumId="13" w15:restartNumberingAfterBreak="0">
+  <w:abstractNum w:abstractNumId="15" w15:restartNumberingAfterBreak="0">
     <w:nsid w:val="2BEC32B6"/>
     <w:multiLevelType w:val="hybridMultilevel"/>
     <w:tmpl w:val="4C0CFD66"/>
@@ -20171,7 +21697,7 @@
       </w:rPr>
     </w:lvl>
   </w:abstractNum>
-  <w:abstractNum w:abstractNumId="14" w15:restartNumberingAfterBreak="0">
+  <w:abstractNum w:abstractNumId="16" w15:restartNumberingAfterBreak="0">
     <w:nsid w:val="2E1D3AB7"/>
     <w:multiLevelType w:val="hybridMultilevel"/>
     <w:tmpl w:val="826CDFA0"/>
@@ -20284,7 +21810,7 @@
       </w:rPr>
     </w:lvl>
   </w:abstractNum>
-  <w:abstractNum w:abstractNumId="15" w15:restartNumberingAfterBreak="0">
+  <w:abstractNum w:abstractNumId="17" w15:restartNumberingAfterBreak="0">
     <w:nsid w:val="33DC3AEC"/>
     <w:multiLevelType w:val="hybridMultilevel"/>
     <w:tmpl w:val="194012A2"/>
@@ -20397,7 +21923,348 @@
       </w:rPr>
     </w:lvl>
   </w:abstractNum>
-  <w:abstractNum w:abstractNumId="16" w15:restartNumberingAfterBreak="0">
+  <w:abstractNum w:abstractNumId="18" w15:restartNumberingAfterBreak="0">
+    <w:nsid w:val="341C5D19"/>
+    <w:multiLevelType w:val="hybridMultilevel"/>
+    <w:tmpl w:val="9FF060C4"/>
+    <w:lvl w:ilvl="0" w:tplc="46885E3A">
+      <w:start w:val="1"/>
+      <w:numFmt w:val="bullet"/>
+      <w:lvlText w:val=""/>
+      <w:lvlJc w:val="left"/>
+      <w:pPr>
+        <w:ind w:left="720" w:hanging="360"/>
+      </w:pPr>
+      <w:rPr>
+        <w:rFonts w:ascii="Symbol" w:hAnsi="Symbol" w:hint="default"/>
+        <w:color w:val="auto"/>
+      </w:rPr>
+    </w:lvl>
+    <w:lvl w:ilvl="1" w:tplc="08100003" w:tentative="1">
+      <w:start w:val="1"/>
+      <w:numFmt w:val="bullet"/>
+      <w:lvlText w:val="o"/>
+      <w:lvlJc w:val="left"/>
+      <w:pPr>
+        <w:ind w:left="1440" w:hanging="360"/>
+      </w:pPr>
+      <w:rPr>
+        <w:rFonts w:ascii="Courier New" w:hAnsi="Courier New" w:cs="Courier New" w:hint="default"/>
+      </w:rPr>
+    </w:lvl>
+    <w:lvl w:ilvl="2" w:tplc="08100005" w:tentative="1">
+      <w:start w:val="1"/>
+      <w:numFmt w:val="bullet"/>
+      <w:lvlText w:val=""/>
+      <w:lvlJc w:val="left"/>
+      <w:pPr>
+        <w:ind w:left="2160" w:hanging="360"/>
+      </w:pPr>
+      <w:rPr>
+        <w:rFonts w:ascii="Wingdings" w:hAnsi="Wingdings" w:hint="default"/>
+      </w:rPr>
+    </w:lvl>
+    <w:lvl w:ilvl="3" w:tplc="08100001" w:tentative="1">
+      <w:start w:val="1"/>
+      <w:numFmt w:val="bullet"/>
+      <w:lvlText w:val=""/>
+      <w:lvlJc w:val="left"/>
+      <w:pPr>
+        <w:ind w:left="2880" w:hanging="360"/>
+      </w:pPr>
+      <w:rPr>
+        <w:rFonts w:ascii="Symbol" w:hAnsi="Symbol" w:hint="default"/>
+      </w:rPr>
+    </w:lvl>
+    <w:lvl w:ilvl="4" w:tplc="08100003" w:tentative="1">
+      <w:start w:val="1"/>
+      <w:numFmt w:val="bullet"/>
+      <w:lvlText w:val="o"/>
+      <w:lvlJc w:val="left"/>
+      <w:pPr>
+        <w:ind w:left="3600" w:hanging="360"/>
+      </w:pPr>
+      <w:rPr>
+        <w:rFonts w:ascii="Courier New" w:hAnsi="Courier New" w:cs="Courier New" w:hint="default"/>
+      </w:rPr>
+    </w:lvl>
+    <w:lvl w:ilvl="5" w:tplc="08100005" w:tentative="1">
+      <w:start w:val="1"/>
+      <w:numFmt w:val="bullet"/>
+      <w:lvlText w:val=""/>
+      <w:lvlJc w:val="left"/>
+      <w:pPr>
+        <w:ind w:left="4320" w:hanging="360"/>
+      </w:pPr>
+      <w:rPr>
+        <w:rFonts w:ascii="Wingdings" w:hAnsi="Wingdings" w:hint="default"/>
+      </w:rPr>
+    </w:lvl>
+    <w:lvl w:ilvl="6" w:tplc="08100001" w:tentative="1">
+      <w:start w:val="1"/>
+      <w:numFmt w:val="bullet"/>
+      <w:lvlText w:val=""/>
+      <w:lvlJc w:val="left"/>
+      <w:pPr>
+        <w:ind w:left="5040" w:hanging="360"/>
+      </w:pPr>
+      <w:rPr>
+        <w:rFonts w:ascii="Symbol" w:hAnsi="Symbol" w:hint="default"/>
+      </w:rPr>
+    </w:lvl>
+    <w:lvl w:ilvl="7" w:tplc="08100003" w:tentative="1">
+      <w:start w:val="1"/>
+      <w:numFmt w:val="bullet"/>
+      <w:lvlText w:val="o"/>
+      <w:lvlJc w:val="left"/>
+      <w:pPr>
+        <w:ind w:left="5760" w:hanging="360"/>
+      </w:pPr>
+      <w:rPr>
+        <w:rFonts w:ascii="Courier New" w:hAnsi="Courier New" w:cs="Courier New" w:hint="default"/>
+      </w:rPr>
+    </w:lvl>
+    <w:lvl w:ilvl="8" w:tplc="08100005" w:tentative="1">
+      <w:start w:val="1"/>
+      <w:numFmt w:val="bullet"/>
+      <w:lvlText w:val=""/>
+      <w:lvlJc w:val="left"/>
+      <w:pPr>
+        <w:ind w:left="6480" w:hanging="360"/>
+      </w:pPr>
+      <w:rPr>
+        <w:rFonts w:ascii="Wingdings" w:hAnsi="Wingdings" w:hint="default"/>
+      </w:rPr>
+    </w:lvl>
+  </w:abstractNum>
+  <w:abstractNum w:abstractNumId="19" w15:restartNumberingAfterBreak="0">
+    <w:nsid w:val="3B1433D6"/>
+    <w:multiLevelType w:val="hybridMultilevel"/>
+    <w:tmpl w:val="CFD232A2"/>
+    <w:lvl w:ilvl="0" w:tplc="46885E3A">
+      <w:start w:val="1"/>
+      <w:numFmt w:val="bullet"/>
+      <w:lvlText w:val=""/>
+      <w:lvlJc w:val="left"/>
+      <w:pPr>
+        <w:ind w:left="720" w:hanging="360"/>
+      </w:pPr>
+      <w:rPr>
+        <w:rFonts w:ascii="Symbol" w:hAnsi="Symbol" w:hint="default"/>
+        <w:color w:val="auto"/>
+      </w:rPr>
+    </w:lvl>
+    <w:lvl w:ilvl="1" w:tplc="08100003" w:tentative="1">
+      <w:start w:val="1"/>
+      <w:numFmt w:val="bullet"/>
+      <w:lvlText w:val="o"/>
+      <w:lvlJc w:val="left"/>
+      <w:pPr>
+        <w:ind w:left="1440" w:hanging="360"/>
+      </w:pPr>
+      <w:rPr>
+        <w:rFonts w:ascii="Courier New" w:hAnsi="Courier New" w:cs="Courier New" w:hint="default"/>
+      </w:rPr>
+    </w:lvl>
+    <w:lvl w:ilvl="2" w:tplc="08100005" w:tentative="1">
+      <w:start w:val="1"/>
+      <w:numFmt w:val="bullet"/>
+      <w:lvlText w:val=""/>
+      <w:lvlJc w:val="left"/>
+      <w:pPr>
+        <w:ind w:left="2160" w:hanging="360"/>
+      </w:pPr>
+      <w:rPr>
+        <w:rFonts w:ascii="Wingdings" w:hAnsi="Wingdings" w:hint="default"/>
+      </w:rPr>
+    </w:lvl>
+    <w:lvl w:ilvl="3" w:tplc="08100001" w:tentative="1">
+      <w:start w:val="1"/>
+      <w:numFmt w:val="bullet"/>
+      <w:lvlText w:val=""/>
+      <w:lvlJc w:val="left"/>
+      <w:pPr>
+        <w:ind w:left="2880" w:hanging="360"/>
+      </w:pPr>
+      <w:rPr>
+        <w:rFonts w:ascii="Symbol" w:hAnsi="Symbol" w:hint="default"/>
+      </w:rPr>
+    </w:lvl>
+    <w:lvl w:ilvl="4" w:tplc="08100003" w:tentative="1">
+      <w:start w:val="1"/>
+      <w:numFmt w:val="bullet"/>
+      <w:lvlText w:val="o"/>
+      <w:lvlJc w:val="left"/>
+      <w:pPr>
+        <w:ind w:left="3600" w:hanging="360"/>
+      </w:pPr>
+      <w:rPr>
+        <w:rFonts w:ascii="Courier New" w:hAnsi="Courier New" w:cs="Courier New" w:hint="default"/>
+      </w:rPr>
+    </w:lvl>
+    <w:lvl w:ilvl="5" w:tplc="08100005" w:tentative="1">
+      <w:start w:val="1"/>
+      <w:numFmt w:val="bullet"/>
+      <w:lvlText w:val=""/>
+      <w:lvlJc w:val="left"/>
+      <w:pPr>
+        <w:ind w:left="4320" w:hanging="360"/>
+      </w:pPr>
+      <w:rPr>
+        <w:rFonts w:ascii="Wingdings" w:hAnsi="Wingdings" w:hint="default"/>
+      </w:rPr>
+    </w:lvl>
+    <w:lvl w:ilvl="6" w:tplc="08100001" w:tentative="1">
+      <w:start w:val="1"/>
+      <w:numFmt w:val="bullet"/>
+      <w:lvlText w:val=""/>
+      <w:lvlJc w:val="left"/>
+      <w:pPr>
+        <w:ind w:left="5040" w:hanging="360"/>
+      </w:pPr>
+      <w:rPr>
+        <w:rFonts w:ascii="Symbol" w:hAnsi="Symbol" w:hint="default"/>
+      </w:rPr>
+    </w:lvl>
+    <w:lvl w:ilvl="7" w:tplc="08100003" w:tentative="1">
+      <w:start w:val="1"/>
+      <w:numFmt w:val="bullet"/>
+      <w:lvlText w:val="o"/>
+      <w:lvlJc w:val="left"/>
+      <w:pPr>
+        <w:ind w:left="5760" w:hanging="360"/>
+      </w:pPr>
+      <w:rPr>
+        <w:rFonts w:ascii="Courier New" w:hAnsi="Courier New" w:cs="Courier New" w:hint="default"/>
+      </w:rPr>
+    </w:lvl>
+    <w:lvl w:ilvl="8" w:tplc="08100005" w:tentative="1">
+      <w:start w:val="1"/>
+      <w:numFmt w:val="bullet"/>
+      <w:lvlText w:val=""/>
+      <w:lvlJc w:val="left"/>
+      <w:pPr>
+        <w:ind w:left="6480" w:hanging="360"/>
+      </w:pPr>
+      <w:rPr>
+        <w:rFonts w:ascii="Wingdings" w:hAnsi="Wingdings" w:hint="default"/>
+      </w:rPr>
+    </w:lvl>
+  </w:abstractNum>
+  <w:abstractNum w:abstractNumId="20" w15:restartNumberingAfterBreak="0">
+    <w:nsid w:val="3B2A6D7B"/>
+    <w:multiLevelType w:val="hybridMultilevel"/>
+    <w:tmpl w:val="8F344054"/>
+    <w:lvl w:ilvl="0" w:tplc="08100001">
+      <w:start w:val="1"/>
+      <w:numFmt w:val="bullet"/>
+      <w:lvlText w:val=""/>
+      <w:lvlJc w:val="left"/>
+      <w:pPr>
+        <w:ind w:left="720" w:hanging="360"/>
+      </w:pPr>
+      <w:rPr>
+        <w:rFonts w:ascii="Symbol" w:hAnsi="Symbol" w:hint="default"/>
+      </w:rPr>
+    </w:lvl>
+    <w:lvl w:ilvl="1" w:tplc="08100003" w:tentative="1">
+      <w:start w:val="1"/>
+      <w:numFmt w:val="bullet"/>
+      <w:lvlText w:val="o"/>
+      <w:lvlJc w:val="left"/>
+      <w:pPr>
+        <w:ind w:left="1440" w:hanging="360"/>
+      </w:pPr>
+      <w:rPr>
+        <w:rFonts w:ascii="Courier New" w:hAnsi="Courier New" w:cs="Courier New" w:hint="default"/>
+      </w:rPr>
+    </w:lvl>
+    <w:lvl w:ilvl="2" w:tplc="08100005" w:tentative="1">
+      <w:start w:val="1"/>
+      <w:numFmt w:val="bullet"/>
+      <w:lvlText w:val=""/>
+      <w:lvlJc w:val="left"/>
+      <w:pPr>
+        <w:ind w:left="2160" w:hanging="360"/>
+      </w:pPr>
+      <w:rPr>
+        <w:rFonts w:ascii="Wingdings" w:hAnsi="Wingdings" w:hint="default"/>
+      </w:rPr>
+    </w:lvl>
+    <w:lvl w:ilvl="3" w:tplc="08100001" w:tentative="1">
+      <w:start w:val="1"/>
+      <w:numFmt w:val="bullet"/>
+      <w:lvlText w:val=""/>
+      <w:lvlJc w:val="left"/>
+      <w:pPr>
+        <w:ind w:left="2880" w:hanging="360"/>
+      </w:pPr>
+      <w:rPr>
+        <w:rFonts w:ascii="Symbol" w:hAnsi="Symbol" w:hint="default"/>
+      </w:rPr>
+    </w:lvl>
+    <w:lvl w:ilvl="4" w:tplc="08100003" w:tentative="1">
+      <w:start w:val="1"/>
+      <w:numFmt w:val="bullet"/>
+      <w:lvlText w:val="o"/>
+      <w:lvlJc w:val="left"/>
+      <w:pPr>
+        <w:ind w:left="3600" w:hanging="360"/>
+      </w:pPr>
+      <w:rPr>
+        <w:rFonts w:ascii="Courier New" w:hAnsi="Courier New" w:cs="Courier New" w:hint="default"/>
+      </w:rPr>
+    </w:lvl>
+    <w:lvl w:ilvl="5" w:tplc="08100005" w:tentative="1">
+      <w:start w:val="1"/>
+      <w:numFmt w:val="bullet"/>
+      <w:lvlText w:val=""/>
+      <w:lvlJc w:val="left"/>
+      <w:pPr>
+        <w:ind w:left="4320" w:hanging="360"/>
+      </w:pPr>
+      <w:rPr>
+        <w:rFonts w:ascii="Wingdings" w:hAnsi="Wingdings" w:hint="default"/>
+      </w:rPr>
+    </w:lvl>
+    <w:lvl w:ilvl="6" w:tplc="08100001" w:tentative="1">
+      <w:start w:val="1"/>
+      <w:numFmt w:val="bullet"/>
+      <w:lvlText w:val=""/>
+      <w:lvlJc w:val="left"/>
+      <w:pPr>
+        <w:ind w:left="5040" w:hanging="360"/>
+      </w:pPr>
+      <w:rPr>
+        <w:rFonts w:ascii="Symbol" w:hAnsi="Symbol" w:hint="default"/>
+      </w:rPr>
+    </w:lvl>
+    <w:lvl w:ilvl="7" w:tplc="08100003" w:tentative="1">
+      <w:start w:val="1"/>
+      <w:numFmt w:val="bullet"/>
+      <w:lvlText w:val="o"/>
+      <w:lvlJc w:val="left"/>
+      <w:pPr>
+        <w:ind w:left="5760" w:hanging="360"/>
+      </w:pPr>
+      <w:rPr>
+        <w:rFonts w:ascii="Courier New" w:hAnsi="Courier New" w:cs="Courier New" w:hint="default"/>
+      </w:rPr>
+    </w:lvl>
+    <w:lvl w:ilvl="8" w:tplc="08100005" w:tentative="1">
+      <w:start w:val="1"/>
+      <w:numFmt w:val="bullet"/>
+      <w:lvlText w:val=""/>
+      <w:lvlJc w:val="left"/>
+      <w:pPr>
+        <w:ind w:left="6480" w:hanging="360"/>
+      </w:pPr>
+      <w:rPr>
+        <w:rFonts w:ascii="Wingdings" w:hAnsi="Wingdings" w:hint="default"/>
+      </w:rPr>
+    </w:lvl>
+  </w:abstractNum>
+  <w:abstractNum w:abstractNumId="21" w15:restartNumberingAfterBreak="0">
     <w:nsid w:val="456F0602"/>
     <w:multiLevelType w:val="hybridMultilevel"/>
     <w:tmpl w:val="5D98ECDA"/>
@@ -20510,7 +22377,7 @@
       </w:rPr>
     </w:lvl>
   </w:abstractNum>
-  <w:abstractNum w:abstractNumId="17" w15:restartNumberingAfterBreak="0">
+  <w:abstractNum w:abstractNumId="22" w15:restartNumberingAfterBreak="0">
     <w:nsid w:val="4DCB2C7A"/>
     <w:multiLevelType w:val="hybridMultilevel"/>
     <w:tmpl w:val="E96C5E34"/>
@@ -20623,7 +22490,7 @@
       </w:rPr>
     </w:lvl>
   </w:abstractNum>
-  <w:abstractNum w:abstractNumId="18" w15:restartNumberingAfterBreak="0">
+  <w:abstractNum w:abstractNumId="23" w15:restartNumberingAfterBreak="0">
     <w:nsid w:val="502E2FA2"/>
     <w:multiLevelType w:val="hybridMultilevel"/>
     <w:tmpl w:val="30E40CE8"/>
@@ -20736,7 +22603,7 @@
       </w:rPr>
     </w:lvl>
   </w:abstractNum>
-  <w:abstractNum w:abstractNumId="19" w15:restartNumberingAfterBreak="0">
+  <w:abstractNum w:abstractNumId="24" w15:restartNumberingAfterBreak="0">
     <w:nsid w:val="518D617A"/>
     <w:multiLevelType w:val="hybridMultilevel"/>
     <w:tmpl w:val="A96661CE"/>
@@ -20849,7 +22716,7 @@
       </w:rPr>
     </w:lvl>
   </w:abstractNum>
-  <w:abstractNum w:abstractNumId="20" w15:restartNumberingAfterBreak="0">
+  <w:abstractNum w:abstractNumId="25" w15:restartNumberingAfterBreak="0">
     <w:nsid w:val="520B483A"/>
     <w:multiLevelType w:val="hybridMultilevel"/>
     <w:tmpl w:val="302A444E"/>
@@ -20962,7 +22829,7 @@
       </w:rPr>
     </w:lvl>
   </w:abstractNum>
-  <w:abstractNum w:abstractNumId="21" w15:restartNumberingAfterBreak="0">
+  <w:abstractNum w:abstractNumId="26" w15:restartNumberingAfterBreak="0">
     <w:nsid w:val="57C86EE7"/>
     <w:multiLevelType w:val="multilevel"/>
     <w:tmpl w:val="4DE6CDEC"/>
@@ -21111,7 +22978,7 @@
       </w:rPr>
     </w:lvl>
   </w:abstractNum>
-  <w:abstractNum w:abstractNumId="22" w15:restartNumberingAfterBreak="0">
+  <w:abstractNum w:abstractNumId="27" w15:restartNumberingAfterBreak="0">
     <w:nsid w:val="5A3A220C"/>
     <w:multiLevelType w:val="hybridMultilevel"/>
     <w:tmpl w:val="B51EF2D8"/>
@@ -21224,7 +23091,7 @@
       </w:rPr>
     </w:lvl>
   </w:abstractNum>
-  <w:abstractNum w:abstractNumId="23" w15:restartNumberingAfterBreak="0">
+  <w:abstractNum w:abstractNumId="28" w15:restartNumberingAfterBreak="0">
     <w:nsid w:val="5F6A31D1"/>
     <w:multiLevelType w:val="hybridMultilevel"/>
     <w:tmpl w:val="D98C54B4"/>
@@ -21337,7 +23204,7 @@
       </w:rPr>
     </w:lvl>
   </w:abstractNum>
-  <w:abstractNum w:abstractNumId="24" w15:restartNumberingAfterBreak="0">
+  <w:abstractNum w:abstractNumId="29" w15:restartNumberingAfterBreak="0">
     <w:nsid w:val="614B3D22"/>
     <w:multiLevelType w:val="hybridMultilevel"/>
     <w:tmpl w:val="167A9D70"/>
@@ -21450,7 +23317,7 @@
       </w:rPr>
     </w:lvl>
   </w:abstractNum>
-  <w:abstractNum w:abstractNumId="25" w15:restartNumberingAfterBreak="0">
+  <w:abstractNum w:abstractNumId="30" w15:restartNumberingAfterBreak="0">
     <w:nsid w:val="652809B9"/>
     <w:multiLevelType w:val="hybridMultilevel"/>
     <w:tmpl w:val="C10EC632"/>
@@ -21563,7 +23430,7 @@
       </w:rPr>
     </w:lvl>
   </w:abstractNum>
-  <w:abstractNum w:abstractNumId="26" w15:restartNumberingAfterBreak="0">
+  <w:abstractNum w:abstractNumId="31" w15:restartNumberingAfterBreak="0">
     <w:nsid w:val="66871ECE"/>
     <w:multiLevelType w:val="hybridMultilevel"/>
     <w:tmpl w:val="7F74FC56"/>
@@ -21679,7 +23546,7 @@
       </w:pPr>
     </w:lvl>
   </w:abstractNum>
-  <w:abstractNum w:abstractNumId="27" w15:restartNumberingAfterBreak="0">
+  <w:abstractNum w:abstractNumId="32" w15:restartNumberingAfterBreak="0">
     <w:nsid w:val="692C03BD"/>
     <w:multiLevelType w:val="hybridMultilevel"/>
     <w:tmpl w:val="C7D6FB56"/>
@@ -21792,7 +23659,7 @@
       </w:rPr>
     </w:lvl>
   </w:abstractNum>
-  <w:abstractNum w:abstractNumId="28" w15:restartNumberingAfterBreak="0">
+  <w:abstractNum w:abstractNumId="33" w15:restartNumberingAfterBreak="0">
     <w:nsid w:val="6ABE5228"/>
     <w:multiLevelType w:val="hybridMultilevel"/>
     <w:tmpl w:val="089EE6D8"/>
@@ -21908,7 +23775,121 @@
       </w:pPr>
     </w:lvl>
   </w:abstractNum>
-  <w:abstractNum w:abstractNumId="29" w15:restartNumberingAfterBreak="0">
+  <w:abstractNum w:abstractNumId="34" w15:restartNumberingAfterBreak="0">
+    <w:nsid w:val="6AC31027"/>
+    <w:multiLevelType w:val="hybridMultilevel"/>
+    <w:tmpl w:val="B5D2E85E"/>
+    <w:lvl w:ilvl="0" w:tplc="46885E3A">
+      <w:start w:val="1"/>
+      <w:numFmt w:val="bullet"/>
+      <w:lvlText w:val=""/>
+      <w:lvlJc w:val="left"/>
+      <w:pPr>
+        <w:ind w:left="720" w:hanging="360"/>
+      </w:pPr>
+      <w:rPr>
+        <w:rFonts w:ascii="Symbol" w:hAnsi="Symbol" w:hint="default"/>
+        <w:color w:val="auto"/>
+      </w:rPr>
+    </w:lvl>
+    <w:lvl w:ilvl="1" w:tplc="08100003" w:tentative="1">
+      <w:start w:val="1"/>
+      <w:numFmt w:val="bullet"/>
+      <w:lvlText w:val="o"/>
+      <w:lvlJc w:val="left"/>
+      <w:pPr>
+        <w:ind w:left="1440" w:hanging="360"/>
+      </w:pPr>
+      <w:rPr>
+        <w:rFonts w:ascii="Courier New" w:hAnsi="Courier New" w:cs="Courier New" w:hint="default"/>
+      </w:rPr>
+    </w:lvl>
+    <w:lvl w:ilvl="2" w:tplc="08100005" w:tentative="1">
+      <w:start w:val="1"/>
+      <w:numFmt w:val="bullet"/>
+      <w:lvlText w:val=""/>
+      <w:lvlJc w:val="left"/>
+      <w:pPr>
+        <w:ind w:left="2160" w:hanging="360"/>
+      </w:pPr>
+      <w:rPr>
+        <w:rFonts w:ascii="Wingdings" w:hAnsi="Wingdings" w:hint="default"/>
+      </w:rPr>
+    </w:lvl>
+    <w:lvl w:ilvl="3" w:tplc="08100001" w:tentative="1">
+      <w:start w:val="1"/>
+      <w:numFmt w:val="bullet"/>
+      <w:lvlText w:val=""/>
+      <w:lvlJc w:val="left"/>
+      <w:pPr>
+        <w:ind w:left="2880" w:hanging="360"/>
+      </w:pPr>
+      <w:rPr>
+        <w:rFonts w:ascii="Symbol" w:hAnsi="Symbol" w:hint="default"/>
+      </w:rPr>
+    </w:lvl>
+    <w:lvl w:ilvl="4" w:tplc="08100003" w:tentative="1">
+      <w:start w:val="1"/>
+      <w:numFmt w:val="bullet"/>
+      <w:lvlText w:val="o"/>
+      <w:lvlJc w:val="left"/>
+      <w:pPr>
+        <w:ind w:left="3600" w:hanging="360"/>
+      </w:pPr>
+      <w:rPr>
+        <w:rFonts w:ascii="Courier New" w:hAnsi="Courier New" w:cs="Courier New" w:hint="default"/>
+      </w:rPr>
+    </w:lvl>
+    <w:lvl w:ilvl="5" w:tplc="08100005" w:tentative="1">
+      <w:start w:val="1"/>
+      <w:numFmt w:val="bullet"/>
+      <w:lvlText w:val=""/>
+      <w:lvlJc w:val="left"/>
+      <w:pPr>
+        <w:ind w:left="4320" w:hanging="360"/>
+      </w:pPr>
+      <w:rPr>
+        <w:rFonts w:ascii="Wingdings" w:hAnsi="Wingdings" w:hint="default"/>
+      </w:rPr>
+    </w:lvl>
+    <w:lvl w:ilvl="6" w:tplc="08100001" w:tentative="1">
+      <w:start w:val="1"/>
+      <w:numFmt w:val="bullet"/>
+      <w:lvlText w:val=""/>
+      <w:lvlJc w:val="left"/>
+      <w:pPr>
+        <w:ind w:left="5040" w:hanging="360"/>
+      </w:pPr>
+      <w:rPr>
+        <w:rFonts w:ascii="Symbol" w:hAnsi="Symbol" w:hint="default"/>
+      </w:rPr>
+    </w:lvl>
+    <w:lvl w:ilvl="7" w:tplc="08100003" w:tentative="1">
+      <w:start w:val="1"/>
+      <w:numFmt w:val="bullet"/>
+      <w:lvlText w:val="o"/>
+      <w:lvlJc w:val="left"/>
+      <w:pPr>
+        <w:ind w:left="5760" w:hanging="360"/>
+      </w:pPr>
+      <w:rPr>
+        <w:rFonts w:ascii="Courier New" w:hAnsi="Courier New" w:cs="Courier New" w:hint="default"/>
+      </w:rPr>
+    </w:lvl>
+    <w:lvl w:ilvl="8" w:tplc="08100005" w:tentative="1">
+      <w:start w:val="1"/>
+      <w:numFmt w:val="bullet"/>
+      <w:lvlText w:val=""/>
+      <w:lvlJc w:val="left"/>
+      <w:pPr>
+        <w:ind w:left="6480" w:hanging="360"/>
+      </w:pPr>
+      <w:rPr>
+        <w:rFonts w:ascii="Wingdings" w:hAnsi="Wingdings" w:hint="default"/>
+      </w:rPr>
+    </w:lvl>
+  </w:abstractNum>
+  <w:abstractNum w:abstractNumId="35" w15:restartNumberingAfterBreak="0">
     <w:nsid w:val="6C1D7334"/>
     <w:multiLevelType w:val="hybridMultilevel"/>
     <w:tmpl w:val="7F20929C"/>
@@ -22024,7 +24005,7 @@
       </w:pPr>
     </w:lvl>
   </w:abstractNum>
-  <w:abstractNum w:abstractNumId="30" w15:restartNumberingAfterBreak="0">
+  <w:abstractNum w:abstractNumId="36" w15:restartNumberingAfterBreak="0">
     <w:nsid w:val="6D0C34D9"/>
     <w:multiLevelType w:val="hybridMultilevel"/>
     <w:tmpl w:val="295E7BB8"/>
@@ -22137,7 +24118,7 @@
       </w:rPr>
     </w:lvl>
   </w:abstractNum>
-  <w:abstractNum w:abstractNumId="31" w15:restartNumberingAfterBreak="0">
+  <w:abstractNum w:abstractNumId="37" w15:restartNumberingAfterBreak="0">
     <w:nsid w:val="72904C79"/>
     <w:multiLevelType w:val="hybridMultilevel"/>
     <w:tmpl w:val="EB328896"/>
@@ -22277,7 +24258,7 @@
       </w:rPr>
     </w:lvl>
   </w:abstractNum>
-  <w:abstractNum w:abstractNumId="32" w15:restartNumberingAfterBreak="0">
+  <w:abstractNum w:abstractNumId="38" w15:restartNumberingAfterBreak="0">
     <w:nsid w:val="770C4DDA"/>
     <w:multiLevelType w:val="hybridMultilevel"/>
     <w:tmpl w:val="774AEE08"/>
@@ -22390,7 +24371,7 @@
       </w:rPr>
     </w:lvl>
   </w:abstractNum>
-  <w:abstractNum w:abstractNumId="33" w15:restartNumberingAfterBreak="0">
+  <w:abstractNum w:abstractNumId="39" w15:restartNumberingAfterBreak="0">
     <w:nsid w:val="7ACC392C"/>
     <w:multiLevelType w:val="hybridMultilevel"/>
     <w:tmpl w:val="F282F7F0"/>
@@ -22530,7 +24511,7 @@
       </w:rPr>
     </w:lvl>
   </w:abstractNum>
-  <w:abstractNum w:abstractNumId="34" w15:restartNumberingAfterBreak="0">
+  <w:abstractNum w:abstractNumId="40" w15:restartNumberingAfterBreak="0">
     <w:nsid w:val="7CD54937"/>
     <w:multiLevelType w:val="hybridMultilevel"/>
     <w:tmpl w:val="1AB0305A"/>
@@ -22671,133 +24652,154 @@
     </w:lvl>
   </w:abstractNum>
   <w:num w:numId="1" w16cid:durableId="1913808939">
+    <w:abstractNumId w:val="26"/>
+  </w:num>
+  <w:num w:numId="2" w16cid:durableId="218562591">
+    <w:abstractNumId w:val="7"/>
+  </w:num>
+  <w:num w:numId="3" w16cid:durableId="925307143">
+    <w:abstractNumId w:val="13"/>
+  </w:num>
+  <w:num w:numId="4" w16cid:durableId="1415127598">
+    <w:abstractNumId w:val="5"/>
+  </w:num>
+  <w:num w:numId="5" w16cid:durableId="1368068377">
+    <w:abstractNumId w:val="8"/>
+  </w:num>
+  <w:num w:numId="6" w16cid:durableId="1378234843">
+    <w:abstractNumId w:val="31"/>
+  </w:num>
+  <w:num w:numId="7" w16cid:durableId="67964210">
+    <w:abstractNumId w:val="14"/>
+  </w:num>
+  <w:num w:numId="8" w16cid:durableId="368065200">
+    <w:abstractNumId w:val="33"/>
+  </w:num>
+  <w:num w:numId="9" w16cid:durableId="1009455201">
+    <w:abstractNumId w:val="3"/>
+  </w:num>
+  <w:num w:numId="10" w16cid:durableId="22292708">
+    <w:abstractNumId w:val="37"/>
+  </w:num>
+  <w:num w:numId="11" w16cid:durableId="312371605">
+    <w:abstractNumId w:val="39"/>
+  </w:num>
+  <w:num w:numId="12" w16cid:durableId="685254800">
+    <w:abstractNumId w:val="11"/>
+  </w:num>
+  <w:num w:numId="13" w16cid:durableId="1938439301">
+    <w:abstractNumId w:val="6"/>
+  </w:num>
+  <w:num w:numId="14" w16cid:durableId="1095132476">
+    <w:abstractNumId w:val="40"/>
+  </w:num>
+  <w:num w:numId="15" w16cid:durableId="1481725607">
+    <w:abstractNumId w:val="12"/>
+  </w:num>
+  <w:num w:numId="16" w16cid:durableId="333798467">
+    <w:abstractNumId w:val="26"/>
+  </w:num>
+  <w:num w:numId="17" w16cid:durableId="596213691">
+    <w:abstractNumId w:val="35"/>
+  </w:num>
+  <w:num w:numId="18" w16cid:durableId="388067645">
+    <w:abstractNumId w:val="26"/>
+  </w:num>
+  <w:num w:numId="19" w16cid:durableId="818503023">
+    <w:abstractNumId w:val="26"/>
+  </w:num>
+  <w:num w:numId="20" w16cid:durableId="888151987">
+    <w:abstractNumId w:val="26"/>
+  </w:num>
+  <w:num w:numId="21" w16cid:durableId="1979071330">
+    <w:abstractNumId w:val="26"/>
+  </w:num>
+  <w:num w:numId="22" w16cid:durableId="107623617">
+    <w:abstractNumId w:val="26"/>
+  </w:num>
+  <w:num w:numId="23" w16cid:durableId="596711745">
+    <w:abstractNumId w:val="30"/>
+  </w:num>
+  <w:num w:numId="24" w16cid:durableId="103693881">
+    <w:abstractNumId w:val="26"/>
+  </w:num>
+  <w:num w:numId="25" w16cid:durableId="1330987859">
+    <w:abstractNumId w:val="26"/>
+  </w:num>
+  <w:num w:numId="26" w16cid:durableId="1846481965">
+    <w:abstractNumId w:val="17"/>
+  </w:num>
+  <w:num w:numId="27" w16cid:durableId="1407193384">
+    <w:abstractNumId w:val="24"/>
+  </w:num>
+  <w:num w:numId="28" w16cid:durableId="1090277696">
+    <w:abstractNumId w:val="22"/>
+  </w:num>
+  <w:num w:numId="29" w16cid:durableId="1676805649">
+    <w:abstractNumId w:val="29"/>
+  </w:num>
+  <w:num w:numId="30" w16cid:durableId="1326474397">
+    <w:abstractNumId w:val="10"/>
+  </w:num>
+  <w:num w:numId="31" w16cid:durableId="54396178">
     <w:abstractNumId w:val="21"/>
   </w:num>
-  <w:num w:numId="2" w16cid:durableId="218562591">
-    <w:abstractNumId w:val="5"/>
+  <w:num w:numId="32" w16cid:durableId="57166819">
+    <w:abstractNumId w:val="9"/>
   </w:num>
-  <w:num w:numId="3" w16cid:durableId="925307143">
-    <w:abstractNumId w:val="11"/>
+  <w:num w:numId="33" w16cid:durableId="1174149174">
+    <w:abstractNumId w:val="38"/>
   </w:num>
-  <w:num w:numId="4" w16cid:durableId="1415127598">
-    <w:abstractNumId w:val="3"/>
+  <w:num w:numId="34" w16cid:durableId="363598867">
+    <w:abstractNumId w:val="25"/>
   </w:num>
-  <w:num w:numId="5" w16cid:durableId="1368068377">
-    <w:abstractNumId w:val="6"/>
+  <w:num w:numId="35" w16cid:durableId="1078940102">
+    <w:abstractNumId w:val="36"/>
   </w:num>
-  <w:num w:numId="6" w16cid:durableId="1378234843">
+  <w:num w:numId="36" w16cid:durableId="38018723">
+    <w:abstractNumId w:val="2"/>
+  </w:num>
+  <w:num w:numId="37" w16cid:durableId="1025786321">
+    <w:abstractNumId w:val="16"/>
+  </w:num>
+  <w:num w:numId="38" w16cid:durableId="273826180">
+    <w:abstractNumId w:val="15"/>
+  </w:num>
+  <w:num w:numId="39" w16cid:durableId="1778015534">
+    <w:abstractNumId w:val="1"/>
+  </w:num>
+  <w:num w:numId="40" w16cid:durableId="244649346">
+    <w:abstractNumId w:val="32"/>
+  </w:num>
+  <w:num w:numId="41" w16cid:durableId="28336766">
+    <w:abstractNumId w:val="23"/>
+  </w:num>
+  <w:num w:numId="42" w16cid:durableId="144208258">
+    <w:abstractNumId w:val="28"/>
+  </w:num>
+  <w:num w:numId="43" w16cid:durableId="2145660709">
+    <w:abstractNumId w:val="27"/>
+  </w:num>
+  <w:num w:numId="44" w16cid:durableId="114370559">
     <w:abstractNumId w:val="26"/>
   </w:num>
-  <w:num w:numId="7" w16cid:durableId="67964210">
-    <w:abstractNumId w:val="12"/>
-  </w:num>
-  <w:num w:numId="8" w16cid:durableId="368065200">
-    <w:abstractNumId w:val="28"/>
-  </w:num>
-  <w:num w:numId="9" w16cid:durableId="1009455201">
-    <w:abstractNumId w:val="2"/>
-  </w:num>
-  <w:num w:numId="10" w16cid:durableId="22292708">
-    <w:abstractNumId w:val="31"/>
-  </w:num>
-  <w:num w:numId="11" w16cid:durableId="312371605">
-    <w:abstractNumId w:val="33"/>
-  </w:num>
-  <w:num w:numId="12" w16cid:durableId="685254800">
-    <w:abstractNumId w:val="9"/>
-  </w:num>
-  <w:num w:numId="13" w16cid:durableId="1938439301">
+  <w:num w:numId="45" w16cid:durableId="308441992">
     <w:abstractNumId w:val="4"/>
   </w:num>
-  <w:num w:numId="14" w16cid:durableId="1095132476">
+  <w:num w:numId="46" w16cid:durableId="1370764656">
+    <w:abstractNumId w:val="20"/>
+  </w:num>
+  <w:num w:numId="47" w16cid:durableId="385614983">
     <w:abstractNumId w:val="34"/>
   </w:num>
-  <w:num w:numId="15" w16cid:durableId="1481725607">
-    <w:abstractNumId w:val="10"/>
+  <w:num w:numId="48" w16cid:durableId="1736660738">
+    <w:abstractNumId w:val="18"/>
   </w:num>
-  <w:num w:numId="16" w16cid:durableId="333798467">
-    <w:abstractNumId w:val="21"/>
-  </w:num>
-  <w:num w:numId="17" w16cid:durableId="596213691">
-    <w:abstractNumId w:val="29"/>
-  </w:num>
-  <w:num w:numId="18" w16cid:durableId="388067645">
-    <w:abstractNumId w:val="21"/>
-  </w:num>
-  <w:num w:numId="19" w16cid:durableId="818503023">
-    <w:abstractNumId w:val="21"/>
-  </w:num>
-  <w:num w:numId="20" w16cid:durableId="888151987">
-    <w:abstractNumId w:val="21"/>
-  </w:num>
-  <w:num w:numId="21" w16cid:durableId="1979071330">
-    <w:abstractNumId w:val="21"/>
-  </w:num>
-  <w:num w:numId="22" w16cid:durableId="107623617">
-    <w:abstractNumId w:val="21"/>
-  </w:num>
-  <w:num w:numId="23" w16cid:durableId="596711745">
-    <w:abstractNumId w:val="25"/>
-  </w:num>
-  <w:num w:numId="24" w16cid:durableId="103693881">
-    <w:abstractNumId w:val="21"/>
-  </w:num>
-  <w:num w:numId="25" w16cid:durableId="1330987859">
-    <w:abstractNumId w:val="21"/>
-  </w:num>
-  <w:num w:numId="26" w16cid:durableId="1846481965">
-    <w:abstractNumId w:val="15"/>
-  </w:num>
-  <w:num w:numId="27" w16cid:durableId="1407193384">
-    <w:abstractNumId w:val="19"/>
-  </w:num>
-  <w:num w:numId="28" w16cid:durableId="1090277696">
-    <w:abstractNumId w:val="17"/>
-  </w:num>
-  <w:num w:numId="29" w16cid:durableId="1676805649">
-    <w:abstractNumId w:val="24"/>
-  </w:num>
-  <w:num w:numId="30" w16cid:durableId="1326474397">
-    <w:abstractNumId w:val="8"/>
-  </w:num>
-  <w:num w:numId="31" w16cid:durableId="54396178">
-    <w:abstractNumId w:val="16"/>
-  </w:num>
-  <w:num w:numId="32" w16cid:durableId="57166819">
-    <w:abstractNumId w:val="7"/>
-  </w:num>
-  <w:num w:numId="33" w16cid:durableId="1174149174">
-    <w:abstractNumId w:val="32"/>
-  </w:num>
-  <w:num w:numId="34" w16cid:durableId="363598867">
-    <w:abstractNumId w:val="20"/>
-  </w:num>
-  <w:num w:numId="35" w16cid:durableId="1078940102">
-    <w:abstractNumId w:val="30"/>
-  </w:num>
-  <w:num w:numId="36" w16cid:durableId="38018723">
-    <w:abstractNumId w:val="1"/>
-  </w:num>
-  <w:num w:numId="37" w16cid:durableId="1025786321">
-    <w:abstractNumId w:val="14"/>
-  </w:num>
-  <w:num w:numId="38" w16cid:durableId="273826180">
-    <w:abstractNumId w:val="13"/>
-  </w:num>
-  <w:num w:numId="39" w16cid:durableId="1778015534">
+  <w:num w:numId="49" w16cid:durableId="784890731">
     <w:abstractNumId w:val="0"/>
   </w:num>
-  <w:num w:numId="40" w16cid:durableId="244649346">
-    <w:abstractNumId w:val="27"/>
-  </w:num>
-  <w:num w:numId="41" w16cid:durableId="28336766">
-    <w:abstractNumId w:val="18"/>
-  </w:num>
-  <w:num w:numId="42" w16cid:durableId="144208258">
-    <w:abstractNumId w:val="23"/>
-  </w:num>
-  <w:num w:numId="43" w16cid:durableId="2145660709">
-    <w:abstractNumId w:val="22"/>
+  <w:num w:numId="50" w16cid:durableId="1701780259">
+    <w:abstractNumId w:val="19"/>
   </w:num>
   <w:numIdMacAtCleanup w:val="14"/>
 </w:numbering>
@@ -23760,6 +25762,65 @@
       <w:lang w:eastAsia="it-CH"/>
     </w:rPr>
   </w:style>
+  <w:style w:type="table" w:styleId="Tabellagriglia1chiara-colore1">
+    <w:name w:val="Grid Table 1 Light Accent 1"/>
+    <w:basedOn w:val="Tabellanormale"/>
+    <w:uiPriority w:val="46"/>
+    <w:rsid w:val="009216C6"/>
+    <w:rPr>
+      <w:rFonts w:ascii="Arial" w:eastAsia="Arial" w:hAnsi="Arial" w:cs="Arial"/>
+      <w:sz w:val="22"/>
+      <w:szCs w:val="22"/>
+    </w:rPr>
+    <w:tblPr>
+      <w:tblStyleRowBandSize w:val="1"/>
+      <w:tblStyleColBandSize w:val="1"/>
+      <w:tblBorders>
+        <w:top w:val="single" w:sz="4" w:space="0" w:color="B4C6E7" w:themeColor="accent1" w:themeTint="66"/>
+        <w:left w:val="single" w:sz="4" w:space="0" w:color="B4C6E7" w:themeColor="accent1" w:themeTint="66"/>
+        <w:bottom w:val="single" w:sz="4" w:space="0" w:color="B4C6E7" w:themeColor="accent1" w:themeTint="66"/>
+        <w:right w:val="single" w:sz="4" w:space="0" w:color="B4C6E7" w:themeColor="accent1" w:themeTint="66"/>
+        <w:insideH w:val="single" w:sz="4" w:space="0" w:color="B4C6E7" w:themeColor="accent1" w:themeTint="66"/>
+        <w:insideV w:val="single" w:sz="4" w:space="0" w:color="B4C6E7" w:themeColor="accent1" w:themeTint="66"/>
+      </w:tblBorders>
+    </w:tblPr>
+    <w:tblStylePr w:type="firstRow">
+      <w:rPr>
+        <w:b/>
+        <w:bCs/>
+      </w:rPr>
+      <w:tblPr/>
+      <w:tcPr>
+        <w:tcBorders>
+          <w:bottom w:val="single" w:sz="12" w:space="0" w:color="8EAADB" w:themeColor="accent1" w:themeTint="99"/>
+        </w:tcBorders>
+      </w:tcPr>
+    </w:tblStylePr>
+    <w:tblStylePr w:type="lastRow">
+      <w:rPr>
+        <w:b/>
+        <w:bCs/>
+      </w:rPr>
+      <w:tblPr/>
+      <w:tcPr>
+        <w:tcBorders>
+          <w:top w:val="double" w:sz="2" w:space="0" w:color="8EAADB" w:themeColor="accent1" w:themeTint="99"/>
+        </w:tcBorders>
+      </w:tcPr>
+    </w:tblStylePr>
+    <w:tblStylePr w:type="firstCol">
+      <w:rPr>
+        <w:b/>
+        <w:bCs/>
+      </w:rPr>
+    </w:tblStylePr>
+    <w:tblStylePr w:type="lastCol">
+      <w:rPr>
+        <w:b/>
+        <w:bCs/>
+      </w:rPr>
+    </w:tblStylePr>
+  </w:style>
 </w:styles>
 </file>
 

--- a/3_Documentazione/HauntedForest_Documentazione.docx
+++ b/3_Documentazione/HauntedForest_Documentazione.docx
@@ -10569,14 +10569,7 @@
                 <w:rFonts w:ascii="Times New Roman" w:hAnsi="Times New Roman"/>
                 <w:lang w:eastAsia="fr-FR"/>
               </w:rPr>
-              <w:t>l</w:t>
-            </w:r>
-            <w:r>
-              <w:rPr>
-                <w:rFonts w:ascii="Times New Roman" w:hAnsi="Times New Roman"/>
-                <w:lang w:eastAsia="fr-FR"/>
-              </w:rPr>
-              <w:t xml:space="preserve"> Req-15</w:t>
+              <w:t>l Req-15</w:t>
             </w:r>
           </w:p>
         </w:tc>
@@ -10656,14 +10649,7 @@
                 <w:rFonts w:ascii="Times New Roman" w:hAnsi="Times New Roman"/>
                 <w:lang w:eastAsia="fr-FR"/>
               </w:rPr>
-              <w:t>1</w:t>
-            </w:r>
-            <w:r>
-              <w:rPr>
-                <w:rFonts w:ascii="Times New Roman" w:hAnsi="Times New Roman"/>
-                <w:lang w:eastAsia="fr-FR"/>
-              </w:rPr>
-              <w:t>6</w:t>
+              <w:t>16</w:t>
             </w:r>
           </w:p>
         </w:tc>
@@ -13533,6 +13519,8 @@
               <w:jc w:val="center"/>
               <w:rPr>
                 <w:rFonts w:ascii="Times New Roman" w:hAnsi="Times New Roman" w:cs="Times New Roman"/>
+                <w:b w:val="0"/>
+                <w:bCs w:val="0"/>
               </w:rPr>
             </w:pPr>
             <w:r>
@@ -13540,6 +13528,30 @@
                 <w:rFonts w:ascii="Times New Roman" w:hAnsi="Times New Roman" w:cs="Times New Roman"/>
               </w:rPr>
               <w:t>US-1</w:t>
+            </w:r>
+          </w:p>
+          <w:p>
+            <w:pPr>
+              <w:jc w:val="center"/>
+              <w:rPr>
+                <w:rFonts w:ascii="Times New Roman" w:hAnsi="Times New Roman" w:cs="Times New Roman"/>
+                <w:b w:val="0"/>
+                <w:bCs w:val="0"/>
+              </w:rPr>
+            </w:pPr>
+          </w:p>
+          <w:p>
+            <w:pPr>
+              <w:jc w:val="center"/>
+              <w:rPr>
+                <w:rFonts w:ascii="Times New Roman" w:hAnsi="Times New Roman" w:cs="Times New Roman"/>
+              </w:rPr>
+            </w:pPr>
+            <w:r>
+              <w:rPr>
+                <w:rFonts w:ascii="Times New Roman" w:hAnsi="Times New Roman" w:cs="Times New Roman"/>
+              </w:rPr>
+              <w:t xml:space="preserve">SP: 1 </w:t>
             </w:r>
           </w:p>
         </w:tc>
@@ -13616,6 +13628,8 @@
               <w:jc w:val="center"/>
               <w:rPr>
                 <w:rFonts w:ascii="Times New Roman" w:hAnsi="Times New Roman" w:cs="Times New Roman"/>
+                <w:b w:val="0"/>
+                <w:bCs w:val="0"/>
               </w:rPr>
             </w:pPr>
             <w:r>
@@ -13623,6 +13637,50 @@
                 <w:rFonts w:ascii="Times New Roman" w:hAnsi="Times New Roman" w:cs="Times New Roman"/>
               </w:rPr>
               <w:t>US-2</w:t>
+            </w:r>
+          </w:p>
+          <w:p>
+            <w:pPr>
+              <w:jc w:val="center"/>
+              <w:rPr>
+                <w:rFonts w:ascii="Times New Roman" w:hAnsi="Times New Roman" w:cs="Times New Roman"/>
+                <w:b w:val="0"/>
+                <w:bCs w:val="0"/>
+              </w:rPr>
+            </w:pPr>
+          </w:p>
+          <w:p>
+            <w:pPr>
+              <w:jc w:val="center"/>
+              <w:rPr>
+                <w:rFonts w:ascii="Times New Roman" w:hAnsi="Times New Roman" w:cs="Times New Roman"/>
+                <w:b w:val="0"/>
+                <w:bCs w:val="0"/>
+              </w:rPr>
+            </w:pPr>
+          </w:p>
+          <w:p>
+            <w:pPr>
+              <w:jc w:val="center"/>
+              <w:rPr>
+                <w:rFonts w:ascii="Times New Roman" w:hAnsi="Times New Roman" w:cs="Times New Roman"/>
+                <w:b w:val="0"/>
+                <w:bCs w:val="0"/>
+              </w:rPr>
+            </w:pPr>
+          </w:p>
+          <w:p>
+            <w:pPr>
+              <w:jc w:val="center"/>
+              <w:rPr>
+                <w:rFonts w:ascii="Times New Roman" w:hAnsi="Times New Roman" w:cs="Times New Roman"/>
+              </w:rPr>
+            </w:pPr>
+            <w:r>
+              <w:rPr>
+                <w:rFonts w:ascii="Times New Roman" w:hAnsi="Times New Roman" w:cs="Times New Roman"/>
+              </w:rPr>
+              <w:t>SP: 3</w:t>
             </w:r>
           </w:p>
         </w:tc>
@@ -13718,6 +13776,8 @@
               <w:jc w:val="center"/>
               <w:rPr>
                 <w:rFonts w:ascii="Times New Roman" w:hAnsi="Times New Roman" w:cs="Times New Roman"/>
+                <w:b w:val="0"/>
+                <w:bCs w:val="0"/>
               </w:rPr>
             </w:pPr>
             <w:r>
@@ -13725,6 +13785,30 @@
                 <w:rFonts w:ascii="Times New Roman" w:hAnsi="Times New Roman" w:cs="Times New Roman"/>
               </w:rPr>
               <w:t>US-3</w:t>
+            </w:r>
+          </w:p>
+          <w:p>
+            <w:pPr>
+              <w:jc w:val="center"/>
+              <w:rPr>
+                <w:rFonts w:ascii="Times New Roman" w:hAnsi="Times New Roman" w:cs="Times New Roman"/>
+                <w:b w:val="0"/>
+                <w:bCs w:val="0"/>
+              </w:rPr>
+            </w:pPr>
+          </w:p>
+          <w:p>
+            <w:pPr>
+              <w:jc w:val="center"/>
+              <w:rPr>
+                <w:rFonts w:ascii="Times New Roman" w:hAnsi="Times New Roman" w:cs="Times New Roman"/>
+              </w:rPr>
+            </w:pPr>
+            <w:r>
+              <w:rPr>
+                <w:rFonts w:ascii="Times New Roman" w:hAnsi="Times New Roman" w:cs="Times New Roman"/>
+              </w:rPr>
+              <w:t>SP: 5</w:t>
             </w:r>
           </w:p>
         </w:tc>
@@ -13801,6 +13885,8 @@
               <w:jc w:val="center"/>
               <w:rPr>
                 <w:rFonts w:ascii="Times New Roman" w:hAnsi="Times New Roman" w:cs="Times New Roman"/>
+                <w:b w:val="0"/>
+                <w:bCs w:val="0"/>
               </w:rPr>
             </w:pPr>
             <w:r>
@@ -13808,6 +13894,40 @@
                 <w:rFonts w:ascii="Times New Roman" w:hAnsi="Times New Roman" w:cs="Times New Roman"/>
               </w:rPr>
               <w:t>US-4</w:t>
+            </w:r>
+          </w:p>
+          <w:p>
+            <w:pPr>
+              <w:jc w:val="center"/>
+              <w:rPr>
+                <w:rFonts w:ascii="Times New Roman" w:hAnsi="Times New Roman" w:cs="Times New Roman"/>
+                <w:b w:val="0"/>
+                <w:bCs w:val="0"/>
+              </w:rPr>
+            </w:pPr>
+          </w:p>
+          <w:p>
+            <w:pPr>
+              <w:jc w:val="center"/>
+              <w:rPr>
+                <w:rFonts w:ascii="Times New Roman" w:hAnsi="Times New Roman" w:cs="Times New Roman"/>
+                <w:b w:val="0"/>
+                <w:bCs w:val="0"/>
+              </w:rPr>
+            </w:pPr>
+          </w:p>
+          <w:p>
+            <w:pPr>
+              <w:jc w:val="center"/>
+              <w:rPr>
+                <w:rFonts w:ascii="Times New Roman" w:hAnsi="Times New Roman" w:cs="Times New Roman"/>
+              </w:rPr>
+            </w:pPr>
+            <w:r>
+              <w:rPr>
+                <w:rFonts w:ascii="Times New Roman" w:hAnsi="Times New Roman" w:cs="Times New Roman"/>
+              </w:rPr>
+              <w:t>SP: 3</w:t>
             </w:r>
           </w:p>
         </w:tc>
@@ -13903,6 +14023,8 @@
               <w:jc w:val="center"/>
               <w:rPr>
                 <w:rFonts w:ascii="Times New Roman" w:hAnsi="Times New Roman" w:cs="Times New Roman"/>
+                <w:b w:val="0"/>
+                <w:bCs w:val="0"/>
               </w:rPr>
             </w:pPr>
             <w:r>
@@ -13910,6 +14032,50 @@
                 <w:rFonts w:ascii="Times New Roman" w:hAnsi="Times New Roman" w:cs="Times New Roman"/>
               </w:rPr>
               <w:t>US-5</w:t>
+            </w:r>
+          </w:p>
+          <w:p>
+            <w:pPr>
+              <w:jc w:val="center"/>
+              <w:rPr>
+                <w:rFonts w:ascii="Times New Roman" w:hAnsi="Times New Roman" w:cs="Times New Roman"/>
+                <w:b w:val="0"/>
+                <w:bCs w:val="0"/>
+              </w:rPr>
+            </w:pPr>
+          </w:p>
+          <w:p>
+            <w:pPr>
+              <w:jc w:val="center"/>
+              <w:rPr>
+                <w:rFonts w:ascii="Times New Roman" w:hAnsi="Times New Roman" w:cs="Times New Roman"/>
+                <w:b w:val="0"/>
+                <w:bCs w:val="0"/>
+              </w:rPr>
+            </w:pPr>
+          </w:p>
+          <w:p>
+            <w:pPr>
+              <w:jc w:val="center"/>
+              <w:rPr>
+                <w:rFonts w:ascii="Times New Roman" w:hAnsi="Times New Roman" w:cs="Times New Roman"/>
+                <w:b w:val="0"/>
+                <w:bCs w:val="0"/>
+              </w:rPr>
+            </w:pPr>
+          </w:p>
+          <w:p>
+            <w:pPr>
+              <w:jc w:val="center"/>
+              <w:rPr>
+                <w:rFonts w:ascii="Times New Roman" w:hAnsi="Times New Roman" w:cs="Times New Roman"/>
+              </w:rPr>
+            </w:pPr>
+            <w:r>
+              <w:rPr>
+                <w:rFonts w:ascii="Times New Roman" w:hAnsi="Times New Roman" w:cs="Times New Roman"/>
+              </w:rPr>
+              <w:t>SP: 8</w:t>
             </w:r>
           </w:p>
         </w:tc>
@@ -14005,6 +14171,8 @@
               <w:jc w:val="center"/>
               <w:rPr>
                 <w:rFonts w:ascii="Times New Roman" w:hAnsi="Times New Roman" w:cs="Times New Roman"/>
+                <w:b w:val="0"/>
+                <w:bCs w:val="0"/>
               </w:rPr>
             </w:pPr>
             <w:r>
@@ -14012,6 +14180,90 @@
                 <w:rFonts w:ascii="Times New Roman" w:hAnsi="Times New Roman" w:cs="Times New Roman"/>
               </w:rPr>
               <w:t>US-6</w:t>
+            </w:r>
+          </w:p>
+          <w:p>
+            <w:pPr>
+              <w:jc w:val="center"/>
+              <w:rPr>
+                <w:rFonts w:ascii="Times New Roman" w:hAnsi="Times New Roman" w:cs="Times New Roman"/>
+                <w:b w:val="0"/>
+                <w:bCs w:val="0"/>
+              </w:rPr>
+            </w:pPr>
+          </w:p>
+          <w:p>
+            <w:pPr>
+              <w:jc w:val="center"/>
+              <w:rPr>
+                <w:rFonts w:ascii="Times New Roman" w:hAnsi="Times New Roman" w:cs="Times New Roman"/>
+                <w:b w:val="0"/>
+                <w:bCs w:val="0"/>
+              </w:rPr>
+            </w:pPr>
+          </w:p>
+          <w:p>
+            <w:pPr>
+              <w:jc w:val="center"/>
+              <w:rPr>
+                <w:rFonts w:ascii="Times New Roman" w:hAnsi="Times New Roman" w:cs="Times New Roman"/>
+                <w:b w:val="0"/>
+                <w:bCs w:val="0"/>
+              </w:rPr>
+            </w:pPr>
+          </w:p>
+          <w:p>
+            <w:pPr>
+              <w:jc w:val="center"/>
+              <w:rPr>
+                <w:rFonts w:ascii="Times New Roman" w:hAnsi="Times New Roman" w:cs="Times New Roman"/>
+                <w:b w:val="0"/>
+                <w:bCs w:val="0"/>
+              </w:rPr>
+            </w:pPr>
+          </w:p>
+          <w:p>
+            <w:pPr>
+              <w:jc w:val="center"/>
+              <w:rPr>
+                <w:rFonts w:ascii="Times New Roman" w:hAnsi="Times New Roman" w:cs="Times New Roman"/>
+                <w:b w:val="0"/>
+                <w:bCs w:val="0"/>
+              </w:rPr>
+            </w:pPr>
+          </w:p>
+          <w:p>
+            <w:pPr>
+              <w:jc w:val="center"/>
+              <w:rPr>
+                <w:rFonts w:ascii="Times New Roman" w:hAnsi="Times New Roman" w:cs="Times New Roman"/>
+                <w:b w:val="0"/>
+                <w:bCs w:val="0"/>
+              </w:rPr>
+            </w:pPr>
+          </w:p>
+          <w:p>
+            <w:pPr>
+              <w:jc w:val="center"/>
+              <w:rPr>
+                <w:rFonts w:ascii="Times New Roman" w:hAnsi="Times New Roman" w:cs="Times New Roman"/>
+                <w:b w:val="0"/>
+                <w:bCs w:val="0"/>
+              </w:rPr>
+            </w:pPr>
+          </w:p>
+          <w:p>
+            <w:pPr>
+              <w:jc w:val="center"/>
+              <w:rPr>
+                <w:rFonts w:ascii="Times New Roman" w:hAnsi="Times New Roman" w:cs="Times New Roman"/>
+              </w:rPr>
+            </w:pPr>
+            <w:r>
+              <w:rPr>
+                <w:rFonts w:ascii="Times New Roman" w:hAnsi="Times New Roman" w:cs="Times New Roman"/>
+              </w:rPr>
+              <w:t>SP: 8</w:t>
             </w:r>
           </w:p>
         </w:tc>
@@ -14176,6 +14428,8 @@
               <w:jc w:val="center"/>
               <w:rPr>
                 <w:rFonts w:ascii="Times New Roman" w:hAnsi="Times New Roman" w:cs="Times New Roman"/>
+                <w:b w:val="0"/>
+                <w:bCs w:val="0"/>
               </w:rPr>
             </w:pPr>
             <w:r>
@@ -14183,6 +14437,40 @@
                 <w:rFonts w:ascii="Times New Roman" w:hAnsi="Times New Roman" w:cs="Times New Roman"/>
               </w:rPr>
               <w:t>US-7</w:t>
+            </w:r>
+          </w:p>
+          <w:p>
+            <w:pPr>
+              <w:jc w:val="center"/>
+              <w:rPr>
+                <w:rFonts w:ascii="Times New Roman" w:hAnsi="Times New Roman" w:cs="Times New Roman"/>
+                <w:b w:val="0"/>
+                <w:bCs w:val="0"/>
+              </w:rPr>
+            </w:pPr>
+          </w:p>
+          <w:p>
+            <w:pPr>
+              <w:jc w:val="center"/>
+              <w:rPr>
+                <w:rFonts w:ascii="Times New Roman" w:hAnsi="Times New Roman" w:cs="Times New Roman"/>
+                <w:b w:val="0"/>
+                <w:bCs w:val="0"/>
+              </w:rPr>
+            </w:pPr>
+          </w:p>
+          <w:p>
+            <w:pPr>
+              <w:jc w:val="center"/>
+              <w:rPr>
+                <w:rFonts w:ascii="Times New Roman" w:hAnsi="Times New Roman" w:cs="Times New Roman"/>
+              </w:rPr>
+            </w:pPr>
+            <w:r>
+              <w:rPr>
+                <w:rFonts w:ascii="Times New Roman" w:hAnsi="Times New Roman" w:cs="Times New Roman"/>
+              </w:rPr>
+              <w:t>SP: 1</w:t>
             </w:r>
           </w:p>
         </w:tc>
@@ -14258,6 +14546,8 @@
             <w:pPr>
               <w:rPr>
                 <w:rFonts w:ascii="Times New Roman" w:hAnsi="Times New Roman" w:cs="Times New Roman"/>
+                <w:b w:val="0"/>
+                <w:bCs w:val="0"/>
               </w:rPr>
             </w:pPr>
             <w:r>
@@ -14265,6 +14555,43 @@
                 <w:rFonts w:ascii="Times New Roman" w:hAnsi="Times New Roman" w:cs="Times New Roman"/>
               </w:rPr>
               <w:t>US-8</w:t>
+            </w:r>
+          </w:p>
+          <w:p>
+            <w:pPr>
+              <w:rPr>
+                <w:rFonts w:ascii="Times New Roman" w:hAnsi="Times New Roman" w:cs="Times New Roman"/>
+                <w:b w:val="0"/>
+                <w:bCs w:val="0"/>
+              </w:rPr>
+            </w:pPr>
+          </w:p>
+          <w:p>
+            <w:pPr>
+              <w:rPr>
+                <w:rFonts w:ascii="Times New Roman" w:hAnsi="Times New Roman" w:cs="Times New Roman"/>
+                <w:b w:val="0"/>
+                <w:bCs w:val="0"/>
+              </w:rPr>
+            </w:pPr>
+          </w:p>
+          <w:p>
+            <w:pPr>
+              <w:rPr>
+                <w:rFonts w:ascii="Times New Roman" w:hAnsi="Times New Roman" w:cs="Times New Roman"/>
+              </w:rPr>
+            </w:pPr>
+            <w:r>
+              <w:rPr>
+                <w:rFonts w:ascii="Times New Roman" w:hAnsi="Times New Roman" w:cs="Times New Roman"/>
+              </w:rPr>
+              <w:t xml:space="preserve">SP: </w:t>
+            </w:r>
+            <w:r>
+              <w:rPr>
+                <w:rFonts w:ascii="Times New Roman" w:hAnsi="Times New Roman" w:cs="Times New Roman"/>
+              </w:rPr>
+              <w:t>1</w:t>
             </w:r>
           </w:p>
         </w:tc>
@@ -14340,6 +14667,8 @@
             <w:pPr>
               <w:rPr>
                 <w:rFonts w:ascii="Times New Roman" w:hAnsi="Times New Roman" w:cs="Times New Roman"/>
+                <w:b w:val="0"/>
+                <w:bCs w:val="0"/>
               </w:rPr>
             </w:pPr>
             <w:r>
@@ -14347,6 +14676,37 @@
                 <w:rFonts w:ascii="Times New Roman" w:hAnsi="Times New Roman" w:cs="Times New Roman"/>
               </w:rPr>
               <w:t>US-9</w:t>
+            </w:r>
+          </w:p>
+          <w:p>
+            <w:pPr>
+              <w:rPr>
+                <w:rFonts w:ascii="Times New Roman" w:hAnsi="Times New Roman" w:cs="Times New Roman"/>
+                <w:b w:val="0"/>
+                <w:bCs w:val="0"/>
+              </w:rPr>
+            </w:pPr>
+          </w:p>
+          <w:p>
+            <w:pPr>
+              <w:rPr>
+                <w:rFonts w:ascii="Times New Roman" w:hAnsi="Times New Roman" w:cs="Times New Roman"/>
+                <w:b w:val="0"/>
+                <w:bCs w:val="0"/>
+              </w:rPr>
+            </w:pPr>
+          </w:p>
+          <w:p>
+            <w:pPr>
+              <w:rPr>
+                <w:rFonts w:ascii="Times New Roman" w:hAnsi="Times New Roman" w:cs="Times New Roman"/>
+              </w:rPr>
+            </w:pPr>
+            <w:r>
+              <w:rPr>
+                <w:rFonts w:ascii="Times New Roman" w:hAnsi="Times New Roman" w:cs="Times New Roman"/>
+              </w:rPr>
+              <w:t>SP: 2</w:t>
             </w:r>
           </w:p>
         </w:tc>
@@ -14436,6 +14796,8 @@
               <w:jc w:val="center"/>
               <w:rPr>
                 <w:rFonts w:ascii="Times New Roman" w:hAnsi="Times New Roman" w:cs="Times New Roman"/>
+                <w:b w:val="0"/>
+                <w:bCs w:val="0"/>
               </w:rPr>
             </w:pPr>
             <w:r>
@@ -14445,6 +14807,87 @@
               <w:t>US-10</w:t>
             </w:r>
           </w:p>
+          <w:p>
+            <w:pPr>
+              <w:jc w:val="center"/>
+              <w:rPr>
+                <w:rFonts w:ascii="Times New Roman" w:hAnsi="Times New Roman" w:cs="Times New Roman"/>
+                <w:b w:val="0"/>
+                <w:bCs w:val="0"/>
+              </w:rPr>
+            </w:pPr>
+          </w:p>
+          <w:p>
+            <w:pPr>
+              <w:jc w:val="center"/>
+              <w:rPr>
+                <w:rFonts w:ascii="Times New Roman" w:hAnsi="Times New Roman" w:cs="Times New Roman"/>
+                <w:b w:val="0"/>
+                <w:bCs w:val="0"/>
+              </w:rPr>
+            </w:pPr>
+          </w:p>
+          <w:p>
+            <w:pPr>
+              <w:jc w:val="center"/>
+              <w:rPr>
+                <w:rFonts w:ascii="Times New Roman" w:hAnsi="Times New Roman" w:cs="Times New Roman"/>
+                <w:b w:val="0"/>
+                <w:bCs w:val="0"/>
+              </w:rPr>
+            </w:pPr>
+          </w:p>
+          <w:p>
+            <w:pPr>
+              <w:jc w:val="center"/>
+              <w:rPr>
+                <w:rFonts w:ascii="Times New Roman" w:hAnsi="Times New Roman" w:cs="Times New Roman"/>
+                <w:b w:val="0"/>
+                <w:bCs w:val="0"/>
+              </w:rPr>
+            </w:pPr>
+          </w:p>
+          <w:p>
+            <w:pPr>
+              <w:jc w:val="center"/>
+              <w:rPr>
+                <w:rFonts w:ascii="Times New Roman" w:hAnsi="Times New Roman" w:cs="Times New Roman"/>
+                <w:b w:val="0"/>
+                <w:bCs w:val="0"/>
+              </w:rPr>
+            </w:pPr>
+          </w:p>
+          <w:p>
+            <w:pPr>
+              <w:rPr>
+                <w:rFonts w:ascii="Times New Roman" w:hAnsi="Times New Roman" w:cs="Times New Roman"/>
+                <w:b w:val="0"/>
+                <w:bCs w:val="0"/>
+              </w:rPr>
+            </w:pPr>
+          </w:p>
+          <w:p>
+            <w:pPr>
+              <w:rPr>
+                <w:rFonts w:ascii="Times New Roman" w:hAnsi="Times New Roman" w:cs="Times New Roman"/>
+                <w:b w:val="0"/>
+                <w:bCs w:val="0"/>
+              </w:rPr>
+            </w:pPr>
+          </w:p>
+          <w:p>
+            <w:pPr>
+              <w:rPr>
+                <w:rFonts w:ascii="Times New Roman" w:hAnsi="Times New Roman" w:cs="Times New Roman"/>
+              </w:rPr>
+            </w:pPr>
+            <w:r>
+              <w:rPr>
+                <w:rFonts w:ascii="Times New Roman" w:hAnsi="Times New Roman" w:cs="Times New Roman"/>
+              </w:rPr>
+              <w:t>SP: 8</w:t>
+            </w:r>
+          </w:p>
         </w:tc>
         <w:tc>
           <w:tcPr>
@@ -14461,6 +14904,7 @@
               <w:rPr>
                 <w:rFonts w:ascii="Times New Roman" w:hAnsi="Times New Roman" w:cs="Times New Roman"/>
               </w:rPr>
+              <w:lastRenderedPageBreak/>
               <w:t>Come giocatore, voglio osservare fenomeni paranormali nella mappa così da poterli filmare</w:t>
             </w:r>
             <w:r>
@@ -14569,6 +15013,8 @@
               <w:jc w:val="center"/>
               <w:rPr>
                 <w:rFonts w:ascii="Times New Roman" w:hAnsi="Times New Roman" w:cs="Times New Roman"/>
+                <w:b w:val="0"/>
+                <w:bCs w:val="0"/>
               </w:rPr>
             </w:pPr>
             <w:r>
@@ -14577,6 +15023,50 @@
               </w:rPr>
               <w:lastRenderedPageBreak/>
               <w:t>US-11</w:t>
+            </w:r>
+          </w:p>
+          <w:p>
+            <w:pPr>
+              <w:jc w:val="center"/>
+              <w:rPr>
+                <w:rFonts w:ascii="Times New Roman" w:hAnsi="Times New Roman" w:cs="Times New Roman"/>
+                <w:b w:val="0"/>
+                <w:bCs w:val="0"/>
+              </w:rPr>
+            </w:pPr>
+          </w:p>
+          <w:p>
+            <w:pPr>
+              <w:jc w:val="center"/>
+              <w:rPr>
+                <w:rFonts w:ascii="Times New Roman" w:hAnsi="Times New Roman" w:cs="Times New Roman"/>
+                <w:b w:val="0"/>
+                <w:bCs w:val="0"/>
+              </w:rPr>
+            </w:pPr>
+          </w:p>
+          <w:p>
+            <w:pPr>
+              <w:jc w:val="center"/>
+              <w:rPr>
+                <w:rFonts w:ascii="Times New Roman" w:hAnsi="Times New Roman" w:cs="Times New Roman"/>
+                <w:b w:val="0"/>
+                <w:bCs w:val="0"/>
+              </w:rPr>
+            </w:pPr>
+          </w:p>
+          <w:p>
+            <w:pPr>
+              <w:jc w:val="center"/>
+              <w:rPr>
+                <w:rFonts w:ascii="Times New Roman" w:hAnsi="Times New Roman" w:cs="Times New Roman"/>
+              </w:rPr>
+            </w:pPr>
+            <w:r>
+              <w:rPr>
+                <w:rFonts w:ascii="Times New Roman" w:hAnsi="Times New Roman" w:cs="Times New Roman"/>
+              </w:rPr>
+              <w:t>SP: 3</w:t>
             </w:r>
           </w:p>
         </w:tc>

--- a/3_Documentazione/HauntedForest_Documentazione.docx
+++ b/3_Documentazione/HauntedForest_Documentazione.docx
@@ -5,12 +5,7 @@
     <w:p>
       <w:pPr>
         <w:pStyle w:val="Sommario1"/>
-        <w:tabs>
-          <w:tab w:val="left" w:pos="351"/>
-          <w:tab w:val="right" w:leader="dot" w:pos="9628"/>
-        </w:tabs>
-        <w:rPr>
-          <w:rFonts w:ascii="Times New Roman" w:hAnsi="Times New Roman"/>
+        <w:rPr>
           <w:lang w:val="it-IT"/>
         </w:rPr>
       </w:pPr>
@@ -44,12 +39,7 @@
     <w:p>
       <w:pPr>
         <w:pStyle w:val="Sommario1"/>
-        <w:tabs>
-          <w:tab w:val="left" w:pos="351"/>
-          <w:tab w:val="right" w:leader="dot" w:pos="9628"/>
-        </w:tabs>
-        <w:rPr>
-          <w:rFonts w:ascii="Times New Roman" w:hAnsi="Times New Roman"/>
+        <w:rPr>
           <w:lang w:val="it-IT"/>
         </w:rPr>
       </w:pPr>
@@ -57,12 +47,7 @@
     <w:p>
       <w:pPr>
         <w:pStyle w:val="Sommario1"/>
-        <w:tabs>
-          <w:tab w:val="left" w:pos="351"/>
-          <w:tab w:val="right" w:leader="dot" w:pos="9628"/>
-        </w:tabs>
-        <w:rPr>
-          <w:rFonts w:ascii="Times New Roman" w:hAnsi="Times New Roman"/>
+        <w:rPr>
           <w:lang w:val="it-IT"/>
         </w:rPr>
       </w:pPr>
@@ -70,39 +55,30 @@
     <w:p>
       <w:pPr>
         <w:pStyle w:val="Sommario1"/>
-        <w:tabs>
-          <w:tab w:val="left" w:pos="351"/>
-          <w:tab w:val="right" w:leader="dot" w:pos="9628"/>
-        </w:tabs>
-        <w:rPr>
-          <w:rFonts w:ascii="Times New Roman" w:hAnsi="Times New Roman"/>
-          <w:noProof/>
-        </w:rPr>
-      </w:pPr>
-      <w:r>
-        <w:rPr>
-          <w:rFonts w:ascii="Times New Roman" w:hAnsi="Times New Roman"/>
+        <w:rPr>
+          <w:noProof/>
+        </w:rPr>
+      </w:pPr>
+      <w:r>
+        <w:rPr>
           <w:lang w:val="it-IT"/>
         </w:rPr>
         <w:br w:type="page"/>
       </w:r>
       <w:r>
         <w:rPr>
-          <w:rFonts w:ascii="Times New Roman" w:hAnsi="Times New Roman"/>
           <w:lang w:val="it-IT"/>
         </w:rPr>
         <w:fldChar w:fldCharType="begin"/>
       </w:r>
       <w:r>
         <w:rPr>
-          <w:rFonts w:ascii="Times New Roman" w:hAnsi="Times New Roman"/>
           <w:lang w:val="it-IT"/>
         </w:rPr>
         <w:instrText xml:space="preserve"> TOC \o "1-3" </w:instrText>
       </w:r>
       <w:r>
         <w:rPr>
-          <w:rFonts w:ascii="Times New Roman" w:hAnsi="Times New Roman"/>
           <w:lang w:val="it-IT"/>
         </w:rPr>
         <w:fldChar w:fldCharType="separate"/>
@@ -111,12 +87,8 @@
     <w:p>
       <w:pPr>
         <w:pStyle w:val="Sommario1"/>
-        <w:tabs>
-          <w:tab w:val="left" w:pos="400"/>
-          <w:tab w:val="right" w:leader="dot" w:pos="9628"/>
-        </w:tabs>
-        <w:rPr>
-          <w:rFonts w:ascii="Times New Roman" w:eastAsiaTheme="minorEastAsia" w:hAnsi="Times New Roman"/>
+        <w:rPr>
+          <w:rFonts w:eastAsiaTheme="minorEastAsia"/>
           <w:noProof/>
           <w:sz w:val="22"/>
           <w:szCs w:val="22"/>
@@ -125,7 +97,6 @@
       </w:pPr>
       <w:r>
         <w:rPr>
-          <w:rFonts w:ascii="Times New Roman" w:hAnsi="Times New Roman"/>
           <w:noProof/>
           <w:lang w:val="it-IT"/>
         </w:rPr>
@@ -134,7 +105,7 @@
       </w:r>
       <w:r>
         <w:rPr>
-          <w:rFonts w:ascii="Times New Roman" w:eastAsiaTheme="minorEastAsia" w:hAnsi="Times New Roman"/>
+          <w:rFonts w:eastAsiaTheme="minorEastAsia"/>
           <w:noProof/>
           <w:sz w:val="22"/>
           <w:szCs w:val="22"/>
@@ -144,7 +115,6 @@
       </w:r>
       <w:r>
         <w:rPr>
-          <w:rFonts w:ascii="Times New Roman" w:hAnsi="Times New Roman"/>
           <w:noProof/>
           <w:lang w:val="it-IT"/>
         </w:rPr>
@@ -152,48 +122,41 @@
       </w:r>
       <w:r>
         <w:rPr>
-          <w:rFonts w:ascii="Times New Roman" w:hAnsi="Times New Roman"/>
           <w:noProof/>
         </w:rPr>
         <w:tab/>
       </w:r>
       <w:r>
         <w:rPr>
-          <w:rFonts w:ascii="Times New Roman" w:hAnsi="Times New Roman"/>
           <w:noProof/>
         </w:rPr>
         <w:fldChar w:fldCharType="begin"/>
       </w:r>
       <w:r>
         <w:rPr>
-          <w:rFonts w:ascii="Times New Roman" w:hAnsi="Times New Roman"/>
           <w:noProof/>
         </w:rPr>
         <w:instrText xml:space="preserve"> PAGEREF _Toc94790441 \h </w:instrText>
       </w:r>
       <w:r>
         <w:rPr>
-          <w:rFonts w:ascii="Times New Roman" w:hAnsi="Times New Roman"/>
-          <w:noProof/>
-        </w:rPr>
-      </w:r>
-      <w:r>
-        <w:rPr>
-          <w:rFonts w:ascii="Times New Roman" w:hAnsi="Times New Roman"/>
+          <w:noProof/>
+        </w:rPr>
+      </w:r>
+      <w:r>
+        <w:rPr>
           <w:noProof/>
         </w:rPr>
         <w:fldChar w:fldCharType="separate"/>
       </w:r>
       <w:r>
         <w:rPr>
-          <w:rFonts w:ascii="Times New Roman" w:hAnsi="Times New Roman"/>
           <w:noProof/>
         </w:rPr>
         <w:t>3</w:t>
       </w:r>
       <w:r>
         <w:rPr>
-          <w:rFonts w:ascii="Times New Roman" w:hAnsi="Times New Roman"/>
           <w:noProof/>
         </w:rPr>
         <w:fldChar w:fldCharType="end"/>
@@ -466,12 +429,8 @@
     <w:p>
       <w:pPr>
         <w:pStyle w:val="Sommario1"/>
-        <w:tabs>
-          <w:tab w:val="left" w:pos="400"/>
-          <w:tab w:val="right" w:leader="dot" w:pos="9628"/>
-        </w:tabs>
-        <w:rPr>
-          <w:rFonts w:ascii="Times New Roman" w:eastAsiaTheme="minorEastAsia" w:hAnsi="Times New Roman"/>
+        <w:rPr>
+          <w:rFonts w:eastAsiaTheme="minorEastAsia"/>
           <w:noProof/>
           <w:sz w:val="22"/>
           <w:szCs w:val="22"/>
@@ -480,7 +439,6 @@
       </w:pPr>
       <w:r>
         <w:rPr>
-          <w:rFonts w:ascii="Times New Roman" w:hAnsi="Times New Roman"/>
           <w:noProof/>
           <w:lang w:val="it-IT"/>
         </w:rPr>
@@ -488,7 +446,7 @@
       </w:r>
       <w:r>
         <w:rPr>
-          <w:rFonts w:ascii="Times New Roman" w:eastAsiaTheme="minorEastAsia" w:hAnsi="Times New Roman"/>
+          <w:rFonts w:eastAsiaTheme="minorEastAsia"/>
           <w:noProof/>
           <w:sz w:val="22"/>
           <w:szCs w:val="22"/>
@@ -498,7 +456,6 @@
       </w:r>
       <w:r>
         <w:rPr>
-          <w:rFonts w:ascii="Times New Roman" w:hAnsi="Times New Roman"/>
           <w:noProof/>
           <w:lang w:val="it-IT"/>
         </w:rPr>
@@ -506,48 +463,41 @@
       </w:r>
       <w:r>
         <w:rPr>
-          <w:rFonts w:ascii="Times New Roman" w:hAnsi="Times New Roman"/>
           <w:noProof/>
         </w:rPr>
         <w:tab/>
       </w:r>
       <w:r>
         <w:rPr>
-          <w:rFonts w:ascii="Times New Roman" w:hAnsi="Times New Roman"/>
           <w:noProof/>
         </w:rPr>
         <w:fldChar w:fldCharType="begin"/>
       </w:r>
       <w:r>
         <w:rPr>
-          <w:rFonts w:ascii="Times New Roman" w:hAnsi="Times New Roman"/>
           <w:noProof/>
         </w:rPr>
         <w:instrText xml:space="preserve"> PAGEREF _Toc94790445 \h </w:instrText>
       </w:r>
       <w:r>
         <w:rPr>
-          <w:rFonts w:ascii="Times New Roman" w:hAnsi="Times New Roman"/>
-          <w:noProof/>
-        </w:rPr>
-      </w:r>
-      <w:r>
-        <w:rPr>
-          <w:rFonts w:ascii="Times New Roman" w:hAnsi="Times New Roman"/>
+          <w:noProof/>
+        </w:rPr>
+      </w:r>
+      <w:r>
+        <w:rPr>
           <w:noProof/>
         </w:rPr>
         <w:fldChar w:fldCharType="separate"/>
       </w:r>
       <w:r>
         <w:rPr>
-          <w:rFonts w:ascii="Times New Roman" w:hAnsi="Times New Roman"/>
           <w:noProof/>
         </w:rPr>
         <w:t>4</w:t>
       </w:r>
       <w:r>
         <w:rPr>
-          <w:rFonts w:ascii="Times New Roman" w:hAnsi="Times New Roman"/>
           <w:noProof/>
         </w:rPr>
         <w:fldChar w:fldCharType="end"/>
@@ -1260,12 +1210,8 @@
     <w:p>
       <w:pPr>
         <w:pStyle w:val="Sommario1"/>
-        <w:tabs>
-          <w:tab w:val="left" w:pos="400"/>
-          <w:tab w:val="right" w:leader="dot" w:pos="9628"/>
-        </w:tabs>
-        <w:rPr>
-          <w:rFonts w:ascii="Times New Roman" w:eastAsiaTheme="minorEastAsia" w:hAnsi="Times New Roman"/>
+        <w:rPr>
+          <w:rFonts w:eastAsiaTheme="minorEastAsia"/>
           <w:noProof/>
           <w:sz w:val="22"/>
           <w:szCs w:val="22"/>
@@ -1274,14 +1220,13 @@
       </w:pPr>
       <w:r>
         <w:rPr>
-          <w:rFonts w:ascii="Times New Roman" w:hAnsi="Times New Roman"/>
           <w:noProof/>
         </w:rPr>
         <w:t>3</w:t>
       </w:r>
       <w:r>
         <w:rPr>
-          <w:rFonts w:ascii="Times New Roman" w:eastAsiaTheme="minorEastAsia" w:hAnsi="Times New Roman"/>
+          <w:rFonts w:eastAsiaTheme="minorEastAsia"/>
           <w:noProof/>
           <w:sz w:val="22"/>
           <w:szCs w:val="22"/>
@@ -1291,55 +1236,47 @@
       </w:r>
       <w:r>
         <w:rPr>
-          <w:rFonts w:ascii="Times New Roman" w:hAnsi="Times New Roman"/>
           <w:noProof/>
         </w:rPr>
         <w:t>Progettazione</w:t>
       </w:r>
       <w:r>
         <w:rPr>
-          <w:rFonts w:ascii="Times New Roman" w:hAnsi="Times New Roman"/>
           <w:noProof/>
         </w:rPr>
         <w:tab/>
       </w:r>
       <w:r>
         <w:rPr>
-          <w:rFonts w:ascii="Times New Roman" w:hAnsi="Times New Roman"/>
           <w:noProof/>
         </w:rPr>
         <w:fldChar w:fldCharType="begin"/>
       </w:r>
       <w:r>
         <w:rPr>
-          <w:rFonts w:ascii="Times New Roman" w:hAnsi="Times New Roman"/>
           <w:noProof/>
         </w:rPr>
         <w:instrText xml:space="preserve"> PAGEREF _Toc94790454 \h </w:instrText>
       </w:r>
       <w:r>
         <w:rPr>
-          <w:rFonts w:ascii="Times New Roman" w:hAnsi="Times New Roman"/>
-          <w:noProof/>
-        </w:rPr>
-      </w:r>
-      <w:r>
-        <w:rPr>
-          <w:rFonts w:ascii="Times New Roman" w:hAnsi="Times New Roman"/>
+          <w:noProof/>
+        </w:rPr>
+      </w:r>
+      <w:r>
+        <w:rPr>
           <w:noProof/>
         </w:rPr>
         <w:fldChar w:fldCharType="separate"/>
       </w:r>
       <w:r>
         <w:rPr>
-          <w:rFonts w:ascii="Times New Roman" w:hAnsi="Times New Roman"/>
           <w:noProof/>
         </w:rPr>
         <w:t>6</w:t>
       </w:r>
       <w:r>
         <w:rPr>
-          <w:rFonts w:ascii="Times New Roman" w:hAnsi="Times New Roman"/>
           <w:noProof/>
         </w:rPr>
         <w:fldChar w:fldCharType="end"/>
@@ -1700,12 +1637,8 @@
     <w:p>
       <w:pPr>
         <w:pStyle w:val="Sommario1"/>
-        <w:tabs>
-          <w:tab w:val="left" w:pos="400"/>
-          <w:tab w:val="right" w:leader="dot" w:pos="9628"/>
-        </w:tabs>
-        <w:rPr>
-          <w:rFonts w:ascii="Times New Roman" w:eastAsiaTheme="minorEastAsia" w:hAnsi="Times New Roman"/>
+        <w:rPr>
+          <w:rFonts w:eastAsiaTheme="minorEastAsia"/>
           <w:noProof/>
           <w:sz w:val="22"/>
           <w:szCs w:val="22"/>
@@ -1714,14 +1647,13 @@
       </w:pPr>
       <w:r>
         <w:rPr>
-          <w:rFonts w:ascii="Times New Roman" w:hAnsi="Times New Roman"/>
           <w:noProof/>
         </w:rPr>
         <w:t>4</w:t>
       </w:r>
       <w:r>
         <w:rPr>
-          <w:rFonts w:ascii="Times New Roman" w:eastAsiaTheme="minorEastAsia" w:hAnsi="Times New Roman"/>
+          <w:rFonts w:eastAsiaTheme="minorEastAsia"/>
           <w:noProof/>
           <w:sz w:val="22"/>
           <w:szCs w:val="22"/>
@@ -1731,55 +1663,47 @@
       </w:r>
       <w:r>
         <w:rPr>
-          <w:rFonts w:ascii="Times New Roman" w:hAnsi="Times New Roman"/>
           <w:noProof/>
         </w:rPr>
         <w:t>Implementazione</w:t>
       </w:r>
       <w:r>
         <w:rPr>
-          <w:rFonts w:ascii="Times New Roman" w:hAnsi="Times New Roman"/>
           <w:noProof/>
         </w:rPr>
         <w:tab/>
       </w:r>
       <w:r>
         <w:rPr>
-          <w:rFonts w:ascii="Times New Roman" w:hAnsi="Times New Roman"/>
           <w:noProof/>
         </w:rPr>
         <w:fldChar w:fldCharType="begin"/>
       </w:r>
       <w:r>
         <w:rPr>
-          <w:rFonts w:ascii="Times New Roman" w:hAnsi="Times New Roman"/>
           <w:noProof/>
         </w:rPr>
         <w:instrText xml:space="preserve"> PAGEREF _Toc94790459 \h </w:instrText>
       </w:r>
       <w:r>
         <w:rPr>
-          <w:rFonts w:ascii="Times New Roman" w:hAnsi="Times New Roman"/>
-          <w:noProof/>
-        </w:rPr>
-      </w:r>
-      <w:r>
-        <w:rPr>
-          <w:rFonts w:ascii="Times New Roman" w:hAnsi="Times New Roman"/>
+          <w:noProof/>
+        </w:rPr>
+      </w:r>
+      <w:r>
+        <w:rPr>
           <w:noProof/>
         </w:rPr>
         <w:fldChar w:fldCharType="separate"/>
       </w:r>
       <w:r>
         <w:rPr>
-          <w:rFonts w:ascii="Times New Roman" w:hAnsi="Times New Roman"/>
           <w:noProof/>
         </w:rPr>
         <w:t>7</w:t>
       </w:r>
       <w:r>
         <w:rPr>
-          <w:rFonts w:ascii="Times New Roman" w:hAnsi="Times New Roman"/>
           <w:noProof/>
         </w:rPr>
         <w:fldChar w:fldCharType="end"/>
@@ -1788,12 +1712,8 @@
     <w:p>
       <w:pPr>
         <w:pStyle w:val="Sommario1"/>
-        <w:tabs>
-          <w:tab w:val="left" w:pos="400"/>
-          <w:tab w:val="right" w:leader="dot" w:pos="9628"/>
-        </w:tabs>
-        <w:rPr>
-          <w:rFonts w:ascii="Times New Roman" w:eastAsiaTheme="minorEastAsia" w:hAnsi="Times New Roman"/>
+        <w:rPr>
+          <w:rFonts w:eastAsiaTheme="minorEastAsia"/>
           <w:noProof/>
           <w:sz w:val="22"/>
           <w:szCs w:val="22"/>
@@ -1802,7 +1722,6 @@
       </w:pPr>
       <w:r>
         <w:rPr>
-          <w:rFonts w:ascii="Times New Roman" w:hAnsi="Times New Roman"/>
           <w:noProof/>
           <w:lang w:val="it-IT"/>
         </w:rPr>
@@ -1810,7 +1729,7 @@
       </w:r>
       <w:r>
         <w:rPr>
-          <w:rFonts w:ascii="Times New Roman" w:eastAsiaTheme="minorEastAsia" w:hAnsi="Times New Roman"/>
+          <w:rFonts w:eastAsiaTheme="minorEastAsia"/>
           <w:noProof/>
           <w:sz w:val="22"/>
           <w:szCs w:val="22"/>
@@ -1820,7 +1739,6 @@
       </w:r>
       <w:r>
         <w:rPr>
-          <w:rFonts w:ascii="Times New Roman" w:hAnsi="Times New Roman"/>
           <w:noProof/>
           <w:lang w:val="it-IT"/>
         </w:rPr>
@@ -1828,48 +1746,41 @@
       </w:r>
       <w:r>
         <w:rPr>
-          <w:rFonts w:ascii="Times New Roman" w:hAnsi="Times New Roman"/>
           <w:noProof/>
         </w:rPr>
         <w:tab/>
       </w:r>
       <w:r>
         <w:rPr>
-          <w:rFonts w:ascii="Times New Roman" w:hAnsi="Times New Roman"/>
           <w:noProof/>
         </w:rPr>
         <w:fldChar w:fldCharType="begin"/>
       </w:r>
       <w:r>
         <w:rPr>
-          <w:rFonts w:ascii="Times New Roman" w:hAnsi="Times New Roman"/>
           <w:noProof/>
         </w:rPr>
         <w:instrText xml:space="preserve"> PAGEREF _Toc94790460 \h </w:instrText>
       </w:r>
       <w:r>
         <w:rPr>
-          <w:rFonts w:ascii="Times New Roman" w:hAnsi="Times New Roman"/>
-          <w:noProof/>
-        </w:rPr>
-      </w:r>
-      <w:r>
-        <w:rPr>
-          <w:rFonts w:ascii="Times New Roman" w:hAnsi="Times New Roman"/>
+          <w:noProof/>
+        </w:rPr>
+      </w:r>
+      <w:r>
+        <w:rPr>
           <w:noProof/>
         </w:rPr>
         <w:fldChar w:fldCharType="separate"/>
       </w:r>
       <w:r>
         <w:rPr>
-          <w:rFonts w:ascii="Times New Roman" w:hAnsi="Times New Roman"/>
           <w:noProof/>
         </w:rPr>
         <w:t>7</w:t>
       </w:r>
       <w:r>
         <w:rPr>
-          <w:rFonts w:ascii="Times New Roman" w:hAnsi="Times New Roman"/>
           <w:noProof/>
         </w:rPr>
         <w:fldChar w:fldCharType="end"/>
@@ -2142,12 +2053,8 @@
     <w:p>
       <w:pPr>
         <w:pStyle w:val="Sommario1"/>
-        <w:tabs>
-          <w:tab w:val="left" w:pos="400"/>
-          <w:tab w:val="right" w:leader="dot" w:pos="9628"/>
-        </w:tabs>
-        <w:rPr>
-          <w:rFonts w:ascii="Times New Roman" w:eastAsiaTheme="minorEastAsia" w:hAnsi="Times New Roman"/>
+        <w:rPr>
+          <w:rFonts w:eastAsiaTheme="minorEastAsia"/>
           <w:noProof/>
           <w:sz w:val="22"/>
           <w:szCs w:val="22"/>
@@ -2156,7 +2063,6 @@
       </w:pPr>
       <w:r>
         <w:rPr>
-          <w:rFonts w:ascii="Times New Roman" w:hAnsi="Times New Roman"/>
           <w:noProof/>
           <w:lang w:val="it-IT"/>
         </w:rPr>
@@ -2164,7 +2070,7 @@
       </w:r>
       <w:r>
         <w:rPr>
-          <w:rFonts w:ascii="Times New Roman" w:eastAsiaTheme="minorEastAsia" w:hAnsi="Times New Roman"/>
+          <w:rFonts w:eastAsiaTheme="minorEastAsia"/>
           <w:noProof/>
           <w:sz w:val="22"/>
           <w:szCs w:val="22"/>
@@ -2174,7 +2080,6 @@
       </w:r>
       <w:r>
         <w:rPr>
-          <w:rFonts w:ascii="Times New Roman" w:hAnsi="Times New Roman"/>
           <w:noProof/>
           <w:lang w:val="it-IT"/>
         </w:rPr>
@@ -2182,48 +2087,41 @@
       </w:r>
       <w:r>
         <w:rPr>
-          <w:rFonts w:ascii="Times New Roman" w:hAnsi="Times New Roman"/>
           <w:noProof/>
         </w:rPr>
         <w:tab/>
       </w:r>
       <w:r>
         <w:rPr>
-          <w:rFonts w:ascii="Times New Roman" w:hAnsi="Times New Roman"/>
           <w:noProof/>
         </w:rPr>
         <w:fldChar w:fldCharType="begin"/>
       </w:r>
       <w:r>
         <w:rPr>
-          <w:rFonts w:ascii="Times New Roman" w:hAnsi="Times New Roman"/>
           <w:noProof/>
         </w:rPr>
         <w:instrText xml:space="preserve"> PAGEREF _Toc94790464 \h </w:instrText>
       </w:r>
       <w:r>
         <w:rPr>
-          <w:rFonts w:ascii="Times New Roman" w:hAnsi="Times New Roman"/>
-          <w:noProof/>
-        </w:rPr>
-      </w:r>
-      <w:r>
-        <w:rPr>
-          <w:rFonts w:ascii="Times New Roman" w:hAnsi="Times New Roman"/>
+          <w:noProof/>
+        </w:rPr>
+      </w:r>
+      <w:r>
+        <w:rPr>
           <w:noProof/>
         </w:rPr>
         <w:fldChar w:fldCharType="separate"/>
       </w:r>
       <w:r>
         <w:rPr>
-          <w:rFonts w:ascii="Times New Roman" w:hAnsi="Times New Roman"/>
           <w:noProof/>
         </w:rPr>
         <w:t>8</w:t>
       </w:r>
       <w:r>
         <w:rPr>
-          <w:rFonts w:ascii="Times New Roman" w:hAnsi="Times New Roman"/>
           <w:noProof/>
         </w:rPr>
         <w:fldChar w:fldCharType="end"/>
@@ -2232,12 +2130,8 @@
     <w:p>
       <w:pPr>
         <w:pStyle w:val="Sommario1"/>
-        <w:tabs>
-          <w:tab w:val="left" w:pos="400"/>
-          <w:tab w:val="right" w:leader="dot" w:pos="9628"/>
-        </w:tabs>
-        <w:rPr>
-          <w:rFonts w:ascii="Times New Roman" w:eastAsiaTheme="minorEastAsia" w:hAnsi="Times New Roman"/>
+        <w:rPr>
+          <w:rFonts w:eastAsiaTheme="minorEastAsia"/>
           <w:noProof/>
           <w:sz w:val="22"/>
           <w:szCs w:val="22"/>
@@ -2246,7 +2140,6 @@
       </w:pPr>
       <w:r>
         <w:rPr>
-          <w:rFonts w:ascii="Times New Roman" w:hAnsi="Times New Roman"/>
           <w:noProof/>
           <w:lang w:val="it-IT"/>
         </w:rPr>
@@ -2254,7 +2147,7 @@
       </w:r>
       <w:r>
         <w:rPr>
-          <w:rFonts w:ascii="Times New Roman" w:eastAsiaTheme="minorEastAsia" w:hAnsi="Times New Roman"/>
+          <w:rFonts w:eastAsiaTheme="minorEastAsia"/>
           <w:noProof/>
           <w:sz w:val="22"/>
           <w:szCs w:val="22"/>
@@ -2264,7 +2157,6 @@
       </w:r>
       <w:r>
         <w:rPr>
-          <w:rFonts w:ascii="Times New Roman" w:hAnsi="Times New Roman"/>
           <w:noProof/>
           <w:lang w:val="it-IT"/>
         </w:rPr>
@@ -2272,48 +2164,41 @@
       </w:r>
       <w:r>
         <w:rPr>
-          <w:rFonts w:ascii="Times New Roman" w:hAnsi="Times New Roman"/>
           <w:noProof/>
         </w:rPr>
         <w:tab/>
       </w:r>
       <w:r>
         <w:rPr>
-          <w:rFonts w:ascii="Times New Roman" w:hAnsi="Times New Roman"/>
           <w:noProof/>
         </w:rPr>
         <w:fldChar w:fldCharType="begin"/>
       </w:r>
       <w:r>
         <w:rPr>
-          <w:rFonts w:ascii="Times New Roman" w:hAnsi="Times New Roman"/>
           <w:noProof/>
         </w:rPr>
         <w:instrText xml:space="preserve"> PAGEREF _Toc94790465 \h </w:instrText>
       </w:r>
       <w:r>
         <w:rPr>
-          <w:rFonts w:ascii="Times New Roman" w:hAnsi="Times New Roman"/>
-          <w:noProof/>
-        </w:rPr>
-      </w:r>
-      <w:r>
-        <w:rPr>
-          <w:rFonts w:ascii="Times New Roman" w:hAnsi="Times New Roman"/>
+          <w:noProof/>
+        </w:rPr>
+      </w:r>
+      <w:r>
+        <w:rPr>
           <w:noProof/>
         </w:rPr>
         <w:fldChar w:fldCharType="separate"/>
       </w:r>
       <w:r>
         <w:rPr>
-          <w:rFonts w:ascii="Times New Roman" w:hAnsi="Times New Roman"/>
           <w:noProof/>
         </w:rPr>
         <w:t>8</w:t>
       </w:r>
       <w:r>
         <w:rPr>
-          <w:rFonts w:ascii="Times New Roman" w:hAnsi="Times New Roman"/>
           <w:noProof/>
         </w:rPr>
         <w:fldChar w:fldCharType="end"/>
@@ -2498,12 +2383,8 @@
     <w:p>
       <w:pPr>
         <w:pStyle w:val="Sommario1"/>
-        <w:tabs>
-          <w:tab w:val="left" w:pos="400"/>
-          <w:tab w:val="right" w:leader="dot" w:pos="9628"/>
-        </w:tabs>
-        <w:rPr>
-          <w:rFonts w:ascii="Times New Roman" w:eastAsiaTheme="minorEastAsia" w:hAnsi="Times New Roman"/>
+        <w:rPr>
+          <w:rFonts w:eastAsiaTheme="minorEastAsia"/>
           <w:noProof/>
           <w:sz w:val="22"/>
           <w:szCs w:val="22"/>
@@ -2512,7 +2393,6 @@
       </w:pPr>
       <w:r>
         <w:rPr>
-          <w:rFonts w:ascii="Times New Roman" w:hAnsi="Times New Roman"/>
           <w:noProof/>
           <w:lang w:val="it-IT"/>
         </w:rPr>
@@ -2520,7 +2400,7 @@
       </w:r>
       <w:r>
         <w:rPr>
-          <w:rFonts w:ascii="Times New Roman" w:eastAsiaTheme="minorEastAsia" w:hAnsi="Times New Roman"/>
+          <w:rFonts w:eastAsiaTheme="minorEastAsia"/>
           <w:noProof/>
           <w:sz w:val="22"/>
           <w:szCs w:val="22"/>
@@ -2530,7 +2410,6 @@
       </w:r>
       <w:r>
         <w:rPr>
-          <w:rFonts w:ascii="Times New Roman" w:hAnsi="Times New Roman"/>
           <w:noProof/>
           <w:lang w:val="it-IT"/>
         </w:rPr>
@@ -2538,48 +2417,41 @@
       </w:r>
       <w:r>
         <w:rPr>
-          <w:rFonts w:ascii="Times New Roman" w:hAnsi="Times New Roman"/>
           <w:noProof/>
         </w:rPr>
         <w:tab/>
       </w:r>
       <w:r>
         <w:rPr>
-          <w:rFonts w:ascii="Times New Roman" w:hAnsi="Times New Roman"/>
           <w:noProof/>
         </w:rPr>
         <w:fldChar w:fldCharType="begin"/>
       </w:r>
       <w:r>
         <w:rPr>
-          <w:rFonts w:ascii="Times New Roman" w:hAnsi="Times New Roman"/>
           <w:noProof/>
         </w:rPr>
         <w:instrText xml:space="preserve"> PAGEREF _Toc94790468 \h </w:instrText>
       </w:r>
       <w:r>
         <w:rPr>
-          <w:rFonts w:ascii="Times New Roman" w:hAnsi="Times New Roman"/>
-          <w:noProof/>
-        </w:rPr>
-      </w:r>
-      <w:r>
-        <w:rPr>
-          <w:rFonts w:ascii="Times New Roman" w:hAnsi="Times New Roman"/>
+          <w:noProof/>
+        </w:rPr>
+      </w:r>
+      <w:r>
+        <w:rPr>
           <w:noProof/>
         </w:rPr>
         <w:fldChar w:fldCharType="separate"/>
       </w:r>
       <w:r>
         <w:rPr>
-          <w:rFonts w:ascii="Times New Roman" w:hAnsi="Times New Roman"/>
           <w:noProof/>
         </w:rPr>
         <w:t>8</w:t>
       </w:r>
       <w:r>
         <w:rPr>
-          <w:rFonts w:ascii="Times New Roman" w:hAnsi="Times New Roman"/>
           <w:noProof/>
         </w:rPr>
         <w:fldChar w:fldCharType="end"/>
@@ -2588,12 +2460,8 @@
     <w:p>
       <w:pPr>
         <w:pStyle w:val="Sommario1"/>
-        <w:tabs>
-          <w:tab w:val="left" w:pos="400"/>
-          <w:tab w:val="right" w:leader="dot" w:pos="9628"/>
-        </w:tabs>
-        <w:rPr>
-          <w:rFonts w:ascii="Times New Roman" w:eastAsiaTheme="minorEastAsia" w:hAnsi="Times New Roman"/>
+        <w:rPr>
+          <w:rFonts w:eastAsiaTheme="minorEastAsia"/>
           <w:noProof/>
           <w:sz w:val="22"/>
           <w:szCs w:val="22"/>
@@ -2602,7 +2470,6 @@
       </w:pPr>
       <w:r>
         <w:rPr>
-          <w:rFonts w:ascii="Times New Roman" w:hAnsi="Times New Roman"/>
           <w:noProof/>
           <w:lang w:val="it-IT"/>
         </w:rPr>
@@ -2610,7 +2477,7 @@
       </w:r>
       <w:r>
         <w:rPr>
-          <w:rFonts w:ascii="Times New Roman" w:eastAsiaTheme="minorEastAsia" w:hAnsi="Times New Roman"/>
+          <w:rFonts w:eastAsiaTheme="minorEastAsia"/>
           <w:noProof/>
           <w:sz w:val="22"/>
           <w:szCs w:val="22"/>
@@ -2620,7 +2487,6 @@
       </w:r>
       <w:r>
         <w:rPr>
-          <w:rFonts w:ascii="Times New Roman" w:hAnsi="Times New Roman"/>
           <w:noProof/>
           <w:lang w:val="it-IT"/>
         </w:rPr>
@@ -2628,48 +2494,41 @@
       </w:r>
       <w:r>
         <w:rPr>
-          <w:rFonts w:ascii="Times New Roman" w:hAnsi="Times New Roman"/>
           <w:noProof/>
         </w:rPr>
         <w:tab/>
       </w:r>
       <w:r>
         <w:rPr>
-          <w:rFonts w:ascii="Times New Roman" w:hAnsi="Times New Roman"/>
           <w:noProof/>
         </w:rPr>
         <w:fldChar w:fldCharType="begin"/>
       </w:r>
       <w:r>
         <w:rPr>
-          <w:rFonts w:ascii="Times New Roman" w:hAnsi="Times New Roman"/>
           <w:noProof/>
         </w:rPr>
         <w:instrText xml:space="preserve"> PAGEREF _Toc94790469 \h </w:instrText>
       </w:r>
       <w:r>
         <w:rPr>
-          <w:rFonts w:ascii="Times New Roman" w:hAnsi="Times New Roman"/>
-          <w:noProof/>
-        </w:rPr>
-      </w:r>
-      <w:r>
-        <w:rPr>
-          <w:rFonts w:ascii="Times New Roman" w:hAnsi="Times New Roman"/>
+          <w:noProof/>
+        </w:rPr>
+      </w:r>
+      <w:r>
+        <w:rPr>
           <w:noProof/>
         </w:rPr>
         <w:fldChar w:fldCharType="separate"/>
       </w:r>
       <w:r>
         <w:rPr>
-          <w:rFonts w:ascii="Times New Roman" w:hAnsi="Times New Roman"/>
           <w:noProof/>
         </w:rPr>
         <w:t>9</w:t>
       </w:r>
       <w:r>
         <w:rPr>
-          <w:rFonts w:ascii="Times New Roman" w:hAnsi="Times New Roman"/>
           <w:noProof/>
         </w:rPr>
         <w:fldChar w:fldCharType="end"/>
@@ -2942,12 +2801,8 @@
     <w:p>
       <w:pPr>
         <w:pStyle w:val="Sommario1"/>
-        <w:tabs>
-          <w:tab w:val="left" w:pos="600"/>
-          <w:tab w:val="right" w:leader="dot" w:pos="9628"/>
-        </w:tabs>
-        <w:rPr>
-          <w:rFonts w:ascii="Times New Roman" w:eastAsiaTheme="minorEastAsia" w:hAnsi="Times New Roman"/>
+        <w:rPr>
+          <w:rFonts w:eastAsiaTheme="minorEastAsia"/>
           <w:noProof/>
           <w:sz w:val="22"/>
           <w:szCs w:val="22"/>
@@ -2956,7 +2811,6 @@
       </w:pPr>
       <w:r>
         <w:rPr>
-          <w:rFonts w:ascii="Times New Roman" w:hAnsi="Times New Roman"/>
           <w:noProof/>
           <w:lang w:val="it-IT"/>
         </w:rPr>
@@ -2964,7 +2818,7 @@
       </w:r>
       <w:r>
         <w:rPr>
-          <w:rFonts w:ascii="Times New Roman" w:eastAsiaTheme="minorEastAsia" w:hAnsi="Times New Roman"/>
+          <w:rFonts w:eastAsiaTheme="minorEastAsia"/>
           <w:noProof/>
           <w:sz w:val="22"/>
           <w:szCs w:val="22"/>
@@ -2974,7 +2828,6 @@
       </w:r>
       <w:r>
         <w:rPr>
-          <w:rFonts w:ascii="Times New Roman" w:hAnsi="Times New Roman"/>
           <w:noProof/>
           <w:lang w:val="it-IT"/>
         </w:rPr>
@@ -2982,48 +2835,41 @@
       </w:r>
       <w:r>
         <w:rPr>
-          <w:rFonts w:ascii="Times New Roman" w:hAnsi="Times New Roman"/>
           <w:noProof/>
         </w:rPr>
         <w:tab/>
       </w:r>
       <w:r>
         <w:rPr>
-          <w:rFonts w:ascii="Times New Roman" w:hAnsi="Times New Roman"/>
           <w:noProof/>
         </w:rPr>
         <w:fldChar w:fldCharType="begin"/>
       </w:r>
       <w:r>
         <w:rPr>
-          <w:rFonts w:ascii="Times New Roman" w:hAnsi="Times New Roman"/>
           <w:noProof/>
         </w:rPr>
         <w:instrText xml:space="preserve"> PAGEREF _Toc94790473 \h </w:instrText>
       </w:r>
       <w:r>
         <w:rPr>
-          <w:rFonts w:ascii="Times New Roman" w:hAnsi="Times New Roman"/>
-          <w:noProof/>
-        </w:rPr>
-      </w:r>
-      <w:r>
-        <w:rPr>
-          <w:rFonts w:ascii="Times New Roman" w:hAnsi="Times New Roman"/>
+          <w:noProof/>
+        </w:rPr>
+      </w:r>
+      <w:r>
+        <w:rPr>
           <w:noProof/>
         </w:rPr>
         <w:fldChar w:fldCharType="separate"/>
       </w:r>
       <w:r>
         <w:rPr>
-          <w:rFonts w:ascii="Times New Roman" w:hAnsi="Times New Roman"/>
           <w:noProof/>
         </w:rPr>
         <w:t>9</w:t>
       </w:r>
       <w:r>
         <w:rPr>
-          <w:rFonts w:ascii="Times New Roman" w:hAnsi="Times New Roman"/>
           <w:noProof/>
         </w:rPr>
         <w:fldChar w:fldCharType="end"/>
@@ -3113,7 +2959,7 @@
         <w:pStyle w:val="Paragrafoelenco"/>
         <w:numPr>
           <w:ilvl w:val="0"/>
-          <w:numId w:val="26"/>
+          <w:numId w:val="10"/>
         </w:numPr>
         <w:rPr>
           <w:rFonts w:ascii="Times New Roman" w:hAnsi="Times New Roman"/>
@@ -3132,7 +2978,7 @@
         <w:pStyle w:val="Paragrafoelenco"/>
         <w:numPr>
           <w:ilvl w:val="0"/>
-          <w:numId w:val="26"/>
+          <w:numId w:val="10"/>
         </w:numPr>
         <w:rPr>
           <w:rFonts w:ascii="Times New Roman" w:hAnsi="Times New Roman"/>
@@ -3150,7 +2996,7 @@
         <w:pStyle w:val="Paragrafoelenco"/>
         <w:numPr>
           <w:ilvl w:val="0"/>
-          <w:numId w:val="26"/>
+          <w:numId w:val="10"/>
         </w:numPr>
         <w:rPr>
           <w:rFonts w:ascii="Times New Roman" w:hAnsi="Times New Roman"/>
@@ -3168,7 +3014,7 @@
         <w:pStyle w:val="Paragrafoelenco"/>
         <w:numPr>
           <w:ilvl w:val="0"/>
-          <w:numId w:val="26"/>
+          <w:numId w:val="10"/>
         </w:numPr>
         <w:rPr>
           <w:rFonts w:ascii="Times New Roman" w:hAnsi="Times New Roman"/>
@@ -3996,7 +3842,7 @@
               <w:pStyle w:val="Paragrafoelenco"/>
               <w:numPr>
                 <w:ilvl w:val="0"/>
-                <w:numId w:val="33"/>
+                <w:numId w:val="13"/>
               </w:numPr>
               <w:spacing w:after="80"/>
               <w:rPr>
@@ -5377,7 +5223,7 @@
               <w:pStyle w:val="Paragrafoelenco"/>
               <w:numPr>
                 <w:ilvl w:val="0"/>
-                <w:numId w:val="33"/>
+                <w:numId w:val="13"/>
               </w:numPr>
               <w:rPr>
                 <w:rFonts w:ascii="Times New Roman" w:hAnsi="Times New Roman"/>
@@ -5404,7 +5250,7 @@
               <w:pStyle w:val="Paragrafoelenco"/>
               <w:numPr>
                 <w:ilvl w:val="0"/>
-                <w:numId w:val="33"/>
+                <w:numId w:val="13"/>
               </w:numPr>
               <w:rPr>
                 <w:rFonts w:ascii="Times New Roman" w:hAnsi="Times New Roman"/>
@@ -6531,7 +6377,7 @@
               <w:pStyle w:val="Paragrafoelenco"/>
               <w:numPr>
                 <w:ilvl w:val="0"/>
-                <w:numId w:val="35"/>
+                <w:numId w:val="14"/>
               </w:numPr>
               <w:rPr>
                 <w:rFonts w:ascii="Times New Roman" w:hAnsi="Times New Roman"/>
@@ -6551,7 +6397,7 @@
               <w:pStyle w:val="Paragrafoelenco"/>
               <w:numPr>
                 <w:ilvl w:val="0"/>
-                <w:numId w:val="35"/>
+                <w:numId w:val="14"/>
               </w:numPr>
               <w:rPr>
                 <w:rFonts w:ascii="Times New Roman" w:hAnsi="Times New Roman"/>
@@ -6571,7 +6417,7 @@
               <w:pStyle w:val="Paragrafoelenco"/>
               <w:numPr>
                 <w:ilvl w:val="0"/>
-                <w:numId w:val="35"/>
+                <w:numId w:val="14"/>
               </w:numPr>
               <w:rPr>
                 <w:rFonts w:ascii="Times New Roman" w:hAnsi="Times New Roman"/>
@@ -6591,7 +6437,7 @@
               <w:pStyle w:val="Paragrafoelenco"/>
               <w:numPr>
                 <w:ilvl w:val="0"/>
-                <w:numId w:val="35"/>
+                <w:numId w:val="14"/>
               </w:numPr>
               <w:rPr>
                 <w:rFonts w:ascii="Times New Roman" w:hAnsi="Times New Roman"/>
@@ -7329,7 +7175,7 @@
               <w:pStyle w:val="Paragrafoelenco"/>
               <w:numPr>
                 <w:ilvl w:val="0"/>
-                <w:numId w:val="36"/>
+                <w:numId w:val="15"/>
               </w:numPr>
               <w:spacing w:after="80"/>
               <w:rPr>
@@ -7378,7 +7224,7 @@
               <w:pStyle w:val="Paragrafoelenco"/>
               <w:numPr>
                 <w:ilvl w:val="0"/>
-                <w:numId w:val="36"/>
+                <w:numId w:val="15"/>
               </w:numPr>
               <w:spacing w:after="80"/>
               <w:rPr>
@@ -7775,7 +7621,7 @@
               <w:pStyle w:val="Paragrafoelenco"/>
               <w:numPr>
                 <w:ilvl w:val="0"/>
-                <w:numId w:val="36"/>
+                <w:numId w:val="15"/>
               </w:numPr>
               <w:spacing w:after="80"/>
               <w:rPr>
@@ -7796,7 +7642,7 @@
               <w:pStyle w:val="Paragrafoelenco"/>
               <w:numPr>
                 <w:ilvl w:val="0"/>
-                <w:numId w:val="36"/>
+                <w:numId w:val="15"/>
               </w:numPr>
               <w:spacing w:after="80"/>
               <w:rPr>
@@ -7817,7 +7663,7 @@
               <w:pStyle w:val="Paragrafoelenco"/>
               <w:numPr>
                 <w:ilvl w:val="0"/>
-                <w:numId w:val="36"/>
+                <w:numId w:val="15"/>
               </w:numPr>
               <w:spacing w:after="80"/>
               <w:rPr>
@@ -8120,7 +7966,7 @@
               <w:pStyle w:val="Paragrafoelenco"/>
               <w:numPr>
                 <w:ilvl w:val="0"/>
-                <w:numId w:val="38"/>
+                <w:numId w:val="16"/>
               </w:numPr>
               <w:spacing w:after="80"/>
               <w:rPr>
@@ -9055,7 +8901,7 @@
               <w:pStyle w:val="Paragrafoelenco"/>
               <w:numPr>
                 <w:ilvl w:val="0"/>
-                <w:numId w:val="38"/>
+                <w:numId w:val="16"/>
               </w:numPr>
               <w:spacing w:after="80"/>
               <w:rPr>
@@ -10569,14 +10415,7 @@
                 <w:rFonts w:ascii="Times New Roman" w:hAnsi="Times New Roman"/>
                 <w:lang w:eastAsia="fr-FR"/>
               </w:rPr>
-              <w:t>l</w:t>
-            </w:r>
-            <w:r>
-              <w:rPr>
-                <w:rFonts w:ascii="Times New Roman" w:hAnsi="Times New Roman"/>
-                <w:lang w:eastAsia="fr-FR"/>
-              </w:rPr>
-              <w:t xml:space="preserve"> Req-15</w:t>
+              <w:t>l Req-15</w:t>
             </w:r>
           </w:p>
         </w:tc>
@@ -10656,14 +10495,7 @@
                 <w:rFonts w:ascii="Times New Roman" w:hAnsi="Times New Roman"/>
                 <w:lang w:eastAsia="fr-FR"/>
               </w:rPr>
-              <w:t>1</w:t>
-            </w:r>
-            <w:r>
-              <w:rPr>
-                <w:rFonts w:ascii="Times New Roman" w:hAnsi="Times New Roman"/>
-                <w:lang w:eastAsia="fr-FR"/>
-              </w:rPr>
-              <w:t>6</w:t>
+              <w:t>16</w:t>
             </w:r>
           </w:p>
         </w:tc>
@@ -10981,7 +10813,7 @@
               <w:pStyle w:val="Paragrafoelenco"/>
               <w:numPr>
                 <w:ilvl w:val="0"/>
-                <w:numId w:val="36"/>
+                <w:numId w:val="15"/>
               </w:numPr>
               <w:spacing w:after="80"/>
               <w:rPr>
@@ -11002,7 +10834,7 @@
               <w:pStyle w:val="Paragrafoelenco"/>
               <w:numPr>
                 <w:ilvl w:val="0"/>
-                <w:numId w:val="36"/>
+                <w:numId w:val="15"/>
               </w:numPr>
               <w:spacing w:after="80"/>
               <w:rPr>
@@ -11023,7 +10855,7 @@
               <w:pStyle w:val="Paragrafoelenco"/>
               <w:numPr>
                 <w:ilvl w:val="0"/>
-                <w:numId w:val="36"/>
+                <w:numId w:val="15"/>
               </w:numPr>
               <w:spacing w:after="80"/>
               <w:rPr>
@@ -12113,7 +11945,7 @@
               <w:pStyle w:val="Paragrafoelenco"/>
               <w:numPr>
                 <w:ilvl w:val="0"/>
-                <w:numId w:val="43"/>
+                <w:numId w:val="17"/>
               </w:numPr>
               <w:spacing w:after="80"/>
               <w:rPr>
@@ -12134,7 +11966,7 @@
               <w:pStyle w:val="Paragrafoelenco"/>
               <w:numPr>
                 <w:ilvl w:val="0"/>
-                <w:numId w:val="43"/>
+                <w:numId w:val="17"/>
               </w:numPr>
               <w:spacing w:after="80"/>
               <w:rPr>
@@ -13533,6 +13365,8 @@
               <w:jc w:val="center"/>
               <w:rPr>
                 <w:rFonts w:ascii="Times New Roman" w:hAnsi="Times New Roman" w:cs="Times New Roman"/>
+                <w:b w:val="0"/>
+                <w:bCs w:val="0"/>
               </w:rPr>
             </w:pPr>
             <w:r>
@@ -13540,6 +13374,29 @@
                 <w:rFonts w:ascii="Times New Roman" w:hAnsi="Times New Roman" w:cs="Times New Roman"/>
               </w:rPr>
               <w:t>US-1</w:t>
+            </w:r>
+          </w:p>
+          <w:p>
+            <w:pPr>
+              <w:rPr>
+                <w:rFonts w:ascii="Times New Roman" w:hAnsi="Times New Roman" w:cs="Times New Roman"/>
+                <w:b w:val="0"/>
+                <w:bCs w:val="0"/>
+              </w:rPr>
+            </w:pPr>
+          </w:p>
+          <w:p>
+            <w:pPr>
+              <w:jc w:val="center"/>
+              <w:rPr>
+                <w:rFonts w:ascii="Times New Roman" w:hAnsi="Times New Roman" w:cs="Times New Roman"/>
+              </w:rPr>
+            </w:pPr>
+            <w:r>
+              <w:rPr>
+                <w:rFonts w:ascii="Times New Roman" w:hAnsi="Times New Roman" w:cs="Times New Roman"/>
+              </w:rPr>
+              <w:t xml:space="preserve">SP: 1 </w:t>
             </w:r>
           </w:p>
         </w:tc>
@@ -13567,7 +13424,7 @@
               <w:pStyle w:val="Paragrafoelenco"/>
               <w:numPr>
                 <w:ilvl w:val="0"/>
-                <w:numId w:val="47"/>
+                <w:numId w:val="18"/>
               </w:numPr>
               <w:cnfStyle w:val="000000000000" w:firstRow="0" w:lastRow="0" w:firstColumn="0" w:lastColumn="0" w:oddVBand="0" w:evenVBand="0" w:oddHBand="0" w:evenHBand="0" w:firstRowFirstColumn="0" w:firstRowLastColumn="0" w:lastRowFirstColumn="0" w:lastRowLastColumn="0"/>
               <w:rPr>
@@ -13586,7 +13443,7 @@
               <w:pStyle w:val="Paragrafoelenco"/>
               <w:numPr>
                 <w:ilvl w:val="0"/>
-                <w:numId w:val="47"/>
+                <w:numId w:val="18"/>
               </w:numPr>
               <w:cnfStyle w:val="000000000000" w:firstRow="0" w:lastRow="0" w:firstColumn="0" w:lastColumn="0" w:oddVBand="0" w:evenVBand="0" w:oddHBand="0" w:evenHBand="0" w:firstRowFirstColumn="0" w:firstRowLastColumn="0" w:lastRowFirstColumn="0" w:lastRowLastColumn="0"/>
               <w:rPr>
@@ -13616,6 +13473,8 @@
               <w:jc w:val="center"/>
               <w:rPr>
                 <w:rFonts w:ascii="Times New Roman" w:hAnsi="Times New Roman" w:cs="Times New Roman"/>
+                <w:b w:val="0"/>
+                <w:bCs w:val="0"/>
               </w:rPr>
             </w:pPr>
             <w:r>
@@ -13623,6 +13482,50 @@
                 <w:rFonts w:ascii="Times New Roman" w:hAnsi="Times New Roman" w:cs="Times New Roman"/>
               </w:rPr>
               <w:t>US-2</w:t>
+            </w:r>
+          </w:p>
+          <w:p>
+            <w:pPr>
+              <w:jc w:val="center"/>
+              <w:rPr>
+                <w:rFonts w:ascii="Times New Roman" w:hAnsi="Times New Roman" w:cs="Times New Roman"/>
+                <w:b w:val="0"/>
+                <w:bCs w:val="0"/>
+              </w:rPr>
+            </w:pPr>
+          </w:p>
+          <w:p>
+            <w:pPr>
+              <w:jc w:val="center"/>
+              <w:rPr>
+                <w:rFonts w:ascii="Times New Roman" w:hAnsi="Times New Roman" w:cs="Times New Roman"/>
+                <w:b w:val="0"/>
+                <w:bCs w:val="0"/>
+              </w:rPr>
+            </w:pPr>
+          </w:p>
+          <w:p>
+            <w:pPr>
+              <w:jc w:val="center"/>
+              <w:rPr>
+                <w:rFonts w:ascii="Times New Roman" w:hAnsi="Times New Roman" w:cs="Times New Roman"/>
+                <w:b w:val="0"/>
+                <w:bCs w:val="0"/>
+              </w:rPr>
+            </w:pPr>
+          </w:p>
+          <w:p>
+            <w:pPr>
+              <w:jc w:val="center"/>
+              <w:rPr>
+                <w:rFonts w:ascii="Times New Roman" w:hAnsi="Times New Roman" w:cs="Times New Roman"/>
+              </w:rPr>
+            </w:pPr>
+            <w:r>
+              <w:rPr>
+                <w:rFonts w:ascii="Times New Roman" w:hAnsi="Times New Roman" w:cs="Times New Roman"/>
+              </w:rPr>
+              <w:t>SP: 3</w:t>
             </w:r>
           </w:p>
         </w:tc>
@@ -13650,7 +13553,7 @@
               <w:pStyle w:val="Paragrafoelenco"/>
               <w:numPr>
                 <w:ilvl w:val="0"/>
-                <w:numId w:val="50"/>
+                <w:numId w:val="21"/>
               </w:numPr>
               <w:cnfStyle w:val="000000000000" w:firstRow="0" w:lastRow="0" w:firstColumn="0" w:lastColumn="0" w:oddVBand="0" w:evenVBand="0" w:oddHBand="0" w:evenHBand="0" w:firstRowFirstColumn="0" w:firstRowLastColumn="0" w:lastRowFirstColumn="0" w:lastRowLastColumn="0"/>
               <w:rPr>
@@ -13669,7 +13572,7 @@
               <w:pStyle w:val="Paragrafoelenco"/>
               <w:numPr>
                 <w:ilvl w:val="0"/>
-                <w:numId w:val="48"/>
+                <w:numId w:val="19"/>
               </w:numPr>
               <w:cnfStyle w:val="000000000000" w:firstRow="0" w:lastRow="0" w:firstColumn="0" w:lastColumn="0" w:oddVBand="0" w:evenVBand="0" w:oddHBand="0" w:evenHBand="0" w:firstRowFirstColumn="0" w:firstRowLastColumn="0" w:lastRowFirstColumn="0" w:lastRowLastColumn="0"/>
               <w:rPr>
@@ -13688,7 +13591,7 @@
               <w:pStyle w:val="Paragrafoelenco"/>
               <w:numPr>
                 <w:ilvl w:val="0"/>
-                <w:numId w:val="48"/>
+                <w:numId w:val="19"/>
               </w:numPr>
               <w:cnfStyle w:val="000000000000" w:firstRow="0" w:lastRow="0" w:firstColumn="0" w:lastColumn="0" w:oddVBand="0" w:evenVBand="0" w:oddHBand="0" w:evenHBand="0" w:firstRowFirstColumn="0" w:firstRowLastColumn="0" w:lastRowFirstColumn="0" w:lastRowLastColumn="0"/>
               <w:rPr>
@@ -13718,6 +13621,8 @@
               <w:jc w:val="center"/>
               <w:rPr>
                 <w:rFonts w:ascii="Times New Roman" w:hAnsi="Times New Roman" w:cs="Times New Roman"/>
+                <w:b w:val="0"/>
+                <w:bCs w:val="0"/>
               </w:rPr>
             </w:pPr>
             <w:r>
@@ -13725,6 +13630,30 @@
                 <w:rFonts w:ascii="Times New Roman" w:hAnsi="Times New Roman" w:cs="Times New Roman"/>
               </w:rPr>
               <w:t>US-3</w:t>
+            </w:r>
+          </w:p>
+          <w:p>
+            <w:pPr>
+              <w:jc w:val="center"/>
+              <w:rPr>
+                <w:rFonts w:ascii="Times New Roman" w:hAnsi="Times New Roman" w:cs="Times New Roman"/>
+                <w:b w:val="0"/>
+                <w:bCs w:val="0"/>
+              </w:rPr>
+            </w:pPr>
+          </w:p>
+          <w:p>
+            <w:pPr>
+              <w:jc w:val="center"/>
+              <w:rPr>
+                <w:rFonts w:ascii="Times New Roman" w:hAnsi="Times New Roman" w:cs="Times New Roman"/>
+              </w:rPr>
+            </w:pPr>
+            <w:r>
+              <w:rPr>
+                <w:rFonts w:ascii="Times New Roman" w:hAnsi="Times New Roman" w:cs="Times New Roman"/>
+              </w:rPr>
+              <w:t>SP: 5</w:t>
             </w:r>
           </w:p>
         </w:tc>
@@ -13752,7 +13681,7 @@
               <w:pStyle w:val="Paragrafoelenco"/>
               <w:numPr>
                 <w:ilvl w:val="0"/>
-                <w:numId w:val="49"/>
+                <w:numId w:val="20"/>
               </w:numPr>
               <w:cnfStyle w:val="000000000000" w:firstRow="0" w:lastRow="0" w:firstColumn="0" w:lastColumn="0" w:oddVBand="0" w:evenVBand="0" w:oddHBand="0" w:evenHBand="0" w:firstRowFirstColumn="0" w:firstRowLastColumn="0" w:lastRowFirstColumn="0" w:lastRowLastColumn="0"/>
               <w:rPr>
@@ -13771,7 +13700,7 @@
               <w:pStyle w:val="Paragrafoelenco"/>
               <w:numPr>
                 <w:ilvl w:val="0"/>
-                <w:numId w:val="49"/>
+                <w:numId w:val="20"/>
               </w:numPr>
               <w:cnfStyle w:val="000000000000" w:firstRow="0" w:lastRow="0" w:firstColumn="0" w:lastColumn="0" w:oddVBand="0" w:evenVBand="0" w:oddHBand="0" w:evenHBand="0" w:firstRowFirstColumn="0" w:firstRowLastColumn="0" w:lastRowFirstColumn="0" w:lastRowLastColumn="0"/>
               <w:rPr>
@@ -13801,6 +13730,8 @@
               <w:jc w:val="center"/>
               <w:rPr>
                 <w:rFonts w:ascii="Times New Roman" w:hAnsi="Times New Roman" w:cs="Times New Roman"/>
+                <w:b w:val="0"/>
+                <w:bCs w:val="0"/>
               </w:rPr>
             </w:pPr>
             <w:r>
@@ -13808,6 +13739,40 @@
                 <w:rFonts w:ascii="Times New Roman" w:hAnsi="Times New Roman" w:cs="Times New Roman"/>
               </w:rPr>
               <w:t>US-4</w:t>
+            </w:r>
+          </w:p>
+          <w:p>
+            <w:pPr>
+              <w:jc w:val="center"/>
+              <w:rPr>
+                <w:rFonts w:ascii="Times New Roman" w:hAnsi="Times New Roman" w:cs="Times New Roman"/>
+                <w:b w:val="0"/>
+                <w:bCs w:val="0"/>
+              </w:rPr>
+            </w:pPr>
+          </w:p>
+          <w:p>
+            <w:pPr>
+              <w:jc w:val="center"/>
+              <w:rPr>
+                <w:rFonts w:ascii="Times New Roman" w:hAnsi="Times New Roman" w:cs="Times New Roman"/>
+                <w:b w:val="0"/>
+                <w:bCs w:val="0"/>
+              </w:rPr>
+            </w:pPr>
+          </w:p>
+          <w:p>
+            <w:pPr>
+              <w:jc w:val="center"/>
+              <w:rPr>
+                <w:rFonts w:ascii="Times New Roman" w:hAnsi="Times New Roman" w:cs="Times New Roman"/>
+              </w:rPr>
+            </w:pPr>
+            <w:r>
+              <w:rPr>
+                <w:rFonts w:ascii="Times New Roman" w:hAnsi="Times New Roman" w:cs="Times New Roman"/>
+              </w:rPr>
+              <w:t>SP: 3</w:t>
             </w:r>
           </w:p>
         </w:tc>
@@ -13835,7 +13800,7 @@
               <w:pStyle w:val="Paragrafoelenco"/>
               <w:numPr>
                 <w:ilvl w:val="0"/>
-                <w:numId w:val="47"/>
+                <w:numId w:val="18"/>
               </w:numPr>
               <w:cnfStyle w:val="000000000000" w:firstRow="0" w:lastRow="0" w:firstColumn="0" w:lastColumn="0" w:oddVBand="0" w:evenVBand="0" w:oddHBand="0" w:evenHBand="0" w:firstRowFirstColumn="0" w:firstRowLastColumn="0" w:lastRowFirstColumn="0" w:lastRowLastColumn="0"/>
               <w:rPr>
@@ -13854,7 +13819,7 @@
               <w:pStyle w:val="Paragrafoelenco"/>
               <w:numPr>
                 <w:ilvl w:val="0"/>
-                <w:numId w:val="47"/>
+                <w:numId w:val="18"/>
               </w:numPr>
               <w:cnfStyle w:val="000000000000" w:firstRow="0" w:lastRow="0" w:firstColumn="0" w:lastColumn="0" w:oddVBand="0" w:evenVBand="0" w:oddHBand="0" w:evenHBand="0" w:firstRowFirstColumn="0" w:firstRowLastColumn="0" w:lastRowFirstColumn="0" w:lastRowLastColumn="0"/>
               <w:rPr>
@@ -13873,7 +13838,7 @@
               <w:pStyle w:val="Paragrafoelenco"/>
               <w:numPr>
                 <w:ilvl w:val="0"/>
-                <w:numId w:val="47"/>
+                <w:numId w:val="18"/>
               </w:numPr>
               <w:cnfStyle w:val="000000000000" w:firstRow="0" w:lastRow="0" w:firstColumn="0" w:lastColumn="0" w:oddVBand="0" w:evenVBand="0" w:oddHBand="0" w:evenHBand="0" w:firstRowFirstColumn="0" w:firstRowLastColumn="0" w:lastRowFirstColumn="0" w:lastRowLastColumn="0"/>
               <w:rPr>
@@ -13903,6 +13868,8 @@
               <w:jc w:val="center"/>
               <w:rPr>
                 <w:rFonts w:ascii="Times New Roman" w:hAnsi="Times New Roman" w:cs="Times New Roman"/>
+                <w:b w:val="0"/>
+                <w:bCs w:val="0"/>
               </w:rPr>
             </w:pPr>
             <w:r>
@@ -13910,6 +13877,50 @@
                 <w:rFonts w:ascii="Times New Roman" w:hAnsi="Times New Roman" w:cs="Times New Roman"/>
               </w:rPr>
               <w:t>US-5</w:t>
+            </w:r>
+          </w:p>
+          <w:p>
+            <w:pPr>
+              <w:jc w:val="center"/>
+              <w:rPr>
+                <w:rFonts w:ascii="Times New Roman" w:hAnsi="Times New Roman" w:cs="Times New Roman"/>
+                <w:b w:val="0"/>
+                <w:bCs w:val="0"/>
+              </w:rPr>
+            </w:pPr>
+          </w:p>
+          <w:p>
+            <w:pPr>
+              <w:jc w:val="center"/>
+              <w:rPr>
+                <w:rFonts w:ascii="Times New Roman" w:hAnsi="Times New Roman" w:cs="Times New Roman"/>
+                <w:b w:val="0"/>
+                <w:bCs w:val="0"/>
+              </w:rPr>
+            </w:pPr>
+          </w:p>
+          <w:p>
+            <w:pPr>
+              <w:jc w:val="center"/>
+              <w:rPr>
+                <w:rFonts w:ascii="Times New Roman" w:hAnsi="Times New Roman" w:cs="Times New Roman"/>
+                <w:b w:val="0"/>
+                <w:bCs w:val="0"/>
+              </w:rPr>
+            </w:pPr>
+          </w:p>
+          <w:p>
+            <w:pPr>
+              <w:jc w:val="center"/>
+              <w:rPr>
+                <w:rFonts w:ascii="Times New Roman" w:hAnsi="Times New Roman" w:cs="Times New Roman"/>
+              </w:rPr>
+            </w:pPr>
+            <w:r>
+              <w:rPr>
+                <w:rFonts w:ascii="Times New Roman" w:hAnsi="Times New Roman" w:cs="Times New Roman"/>
+              </w:rPr>
+              <w:t>SP: 8</w:t>
             </w:r>
           </w:p>
         </w:tc>
@@ -13937,7 +13948,7 @@
               <w:pStyle w:val="Paragrafoelenco"/>
               <w:numPr>
                 <w:ilvl w:val="0"/>
-                <w:numId w:val="50"/>
+                <w:numId w:val="21"/>
               </w:numPr>
               <w:cnfStyle w:val="000000000000" w:firstRow="0" w:lastRow="0" w:firstColumn="0" w:lastColumn="0" w:oddVBand="0" w:evenVBand="0" w:oddHBand="0" w:evenHBand="0" w:firstRowFirstColumn="0" w:firstRowLastColumn="0" w:lastRowFirstColumn="0" w:lastRowLastColumn="0"/>
               <w:rPr>
@@ -13956,7 +13967,7 @@
               <w:pStyle w:val="Paragrafoelenco"/>
               <w:numPr>
                 <w:ilvl w:val="0"/>
-                <w:numId w:val="50"/>
+                <w:numId w:val="21"/>
               </w:numPr>
               <w:cnfStyle w:val="000000000000" w:firstRow="0" w:lastRow="0" w:firstColumn="0" w:lastColumn="0" w:oddVBand="0" w:evenVBand="0" w:oddHBand="0" w:evenHBand="0" w:firstRowFirstColumn="0" w:firstRowLastColumn="0" w:lastRowFirstColumn="0" w:lastRowLastColumn="0"/>
               <w:rPr>
@@ -13975,7 +13986,7 @@
               <w:pStyle w:val="Paragrafoelenco"/>
               <w:numPr>
                 <w:ilvl w:val="0"/>
-                <w:numId w:val="50"/>
+                <w:numId w:val="21"/>
               </w:numPr>
               <w:cnfStyle w:val="000000000000" w:firstRow="0" w:lastRow="0" w:firstColumn="0" w:lastColumn="0" w:oddVBand="0" w:evenVBand="0" w:oddHBand="0" w:evenHBand="0" w:firstRowFirstColumn="0" w:firstRowLastColumn="0" w:lastRowFirstColumn="0" w:lastRowLastColumn="0"/>
               <w:rPr>
@@ -14005,6 +14016,8 @@
               <w:jc w:val="center"/>
               <w:rPr>
                 <w:rFonts w:ascii="Times New Roman" w:hAnsi="Times New Roman" w:cs="Times New Roman"/>
+                <w:b w:val="0"/>
+                <w:bCs w:val="0"/>
               </w:rPr>
             </w:pPr>
             <w:r>
@@ -14012,6 +14025,90 @@
                 <w:rFonts w:ascii="Times New Roman" w:hAnsi="Times New Roman" w:cs="Times New Roman"/>
               </w:rPr>
               <w:t>US-6</w:t>
+            </w:r>
+          </w:p>
+          <w:p>
+            <w:pPr>
+              <w:jc w:val="center"/>
+              <w:rPr>
+                <w:rFonts w:ascii="Times New Roman" w:hAnsi="Times New Roman" w:cs="Times New Roman"/>
+                <w:b w:val="0"/>
+                <w:bCs w:val="0"/>
+              </w:rPr>
+            </w:pPr>
+          </w:p>
+          <w:p>
+            <w:pPr>
+              <w:jc w:val="center"/>
+              <w:rPr>
+                <w:rFonts w:ascii="Times New Roman" w:hAnsi="Times New Roman" w:cs="Times New Roman"/>
+                <w:b w:val="0"/>
+                <w:bCs w:val="0"/>
+              </w:rPr>
+            </w:pPr>
+          </w:p>
+          <w:p>
+            <w:pPr>
+              <w:jc w:val="center"/>
+              <w:rPr>
+                <w:rFonts w:ascii="Times New Roman" w:hAnsi="Times New Roman" w:cs="Times New Roman"/>
+                <w:b w:val="0"/>
+                <w:bCs w:val="0"/>
+              </w:rPr>
+            </w:pPr>
+          </w:p>
+          <w:p>
+            <w:pPr>
+              <w:jc w:val="center"/>
+              <w:rPr>
+                <w:rFonts w:ascii="Times New Roman" w:hAnsi="Times New Roman" w:cs="Times New Roman"/>
+                <w:b w:val="0"/>
+                <w:bCs w:val="0"/>
+              </w:rPr>
+            </w:pPr>
+          </w:p>
+          <w:p>
+            <w:pPr>
+              <w:jc w:val="center"/>
+              <w:rPr>
+                <w:rFonts w:ascii="Times New Roman" w:hAnsi="Times New Roman" w:cs="Times New Roman"/>
+                <w:b w:val="0"/>
+                <w:bCs w:val="0"/>
+              </w:rPr>
+            </w:pPr>
+          </w:p>
+          <w:p>
+            <w:pPr>
+              <w:jc w:val="center"/>
+              <w:rPr>
+                <w:rFonts w:ascii="Times New Roman" w:hAnsi="Times New Roman" w:cs="Times New Roman"/>
+                <w:b w:val="0"/>
+                <w:bCs w:val="0"/>
+              </w:rPr>
+            </w:pPr>
+          </w:p>
+          <w:p>
+            <w:pPr>
+              <w:jc w:val="center"/>
+              <w:rPr>
+                <w:rFonts w:ascii="Times New Roman" w:hAnsi="Times New Roman" w:cs="Times New Roman"/>
+                <w:b w:val="0"/>
+                <w:bCs w:val="0"/>
+              </w:rPr>
+            </w:pPr>
+          </w:p>
+          <w:p>
+            <w:pPr>
+              <w:jc w:val="center"/>
+              <w:rPr>
+                <w:rFonts w:ascii="Times New Roman" w:hAnsi="Times New Roman" w:cs="Times New Roman"/>
+              </w:rPr>
+            </w:pPr>
+            <w:r>
+              <w:rPr>
+                <w:rFonts w:ascii="Times New Roman" w:hAnsi="Times New Roman" w:cs="Times New Roman"/>
+              </w:rPr>
+              <w:t>SP: 8</w:t>
             </w:r>
           </w:p>
         </w:tc>
@@ -14039,7 +14136,7 @@
               <w:pStyle w:val="Paragrafoelenco"/>
               <w:numPr>
                 <w:ilvl w:val="0"/>
-                <w:numId w:val="48"/>
+                <w:numId w:val="19"/>
               </w:numPr>
               <w:cnfStyle w:val="000000000000" w:firstRow="0" w:lastRow="0" w:firstColumn="0" w:lastColumn="0" w:oddVBand="0" w:evenVBand="0" w:oddHBand="0" w:evenHBand="0" w:firstRowFirstColumn="0" w:firstRowLastColumn="0" w:lastRowFirstColumn="0" w:lastRowLastColumn="0"/>
               <w:rPr>
@@ -14058,7 +14155,7 @@
               <w:pStyle w:val="Paragrafoelenco"/>
               <w:numPr>
                 <w:ilvl w:val="0"/>
-                <w:numId w:val="48"/>
+                <w:numId w:val="19"/>
               </w:numPr>
               <w:cnfStyle w:val="000000000000" w:firstRow="0" w:lastRow="0" w:firstColumn="0" w:lastColumn="0" w:oddVBand="0" w:evenVBand="0" w:oddHBand="0" w:evenHBand="0" w:firstRowFirstColumn="0" w:firstRowLastColumn="0" w:lastRowFirstColumn="0" w:lastRowLastColumn="0"/>
               <w:rPr>
@@ -14077,7 +14174,7 @@
               <w:pStyle w:val="Paragrafoelenco"/>
               <w:numPr>
                 <w:ilvl w:val="0"/>
-                <w:numId w:val="48"/>
+                <w:numId w:val="19"/>
               </w:numPr>
               <w:cnfStyle w:val="000000000000" w:firstRow="0" w:lastRow="0" w:firstColumn="0" w:lastColumn="0" w:oddVBand="0" w:evenVBand="0" w:oddHBand="0" w:evenHBand="0" w:firstRowFirstColumn="0" w:firstRowLastColumn="0" w:lastRowFirstColumn="0" w:lastRowLastColumn="0"/>
               <w:rPr>
@@ -14096,7 +14193,7 @@
               <w:pStyle w:val="Paragrafoelenco"/>
               <w:numPr>
                 <w:ilvl w:val="0"/>
-                <w:numId w:val="48"/>
+                <w:numId w:val="19"/>
               </w:numPr>
               <w:cnfStyle w:val="000000000000" w:firstRow="0" w:lastRow="0" w:firstColumn="0" w:lastColumn="0" w:oddVBand="0" w:evenVBand="0" w:oddHBand="0" w:evenHBand="0" w:firstRowFirstColumn="0" w:firstRowLastColumn="0" w:lastRowFirstColumn="0" w:lastRowLastColumn="0"/>
               <w:rPr>
@@ -14115,7 +14212,7 @@
               <w:pStyle w:val="Paragrafoelenco"/>
               <w:numPr>
                 <w:ilvl w:val="0"/>
-                <w:numId w:val="48"/>
+                <w:numId w:val="19"/>
               </w:numPr>
               <w:cnfStyle w:val="000000000000" w:firstRow="0" w:lastRow="0" w:firstColumn="0" w:lastColumn="0" w:oddVBand="0" w:evenVBand="0" w:oddHBand="0" w:evenHBand="0" w:firstRowFirstColumn="0" w:firstRowLastColumn="0" w:lastRowFirstColumn="0" w:lastRowLastColumn="0"/>
               <w:rPr>
@@ -14134,7 +14231,7 @@
               <w:pStyle w:val="Paragrafoelenco"/>
               <w:numPr>
                 <w:ilvl w:val="0"/>
-                <w:numId w:val="48"/>
+                <w:numId w:val="19"/>
               </w:numPr>
               <w:cnfStyle w:val="000000000000" w:firstRow="0" w:lastRow="0" w:firstColumn="0" w:lastColumn="0" w:oddVBand="0" w:evenVBand="0" w:oddHBand="0" w:evenHBand="0" w:firstRowFirstColumn="0" w:firstRowLastColumn="0" w:lastRowFirstColumn="0" w:lastRowLastColumn="0"/>
               <w:rPr>
@@ -14176,6 +14273,8 @@
               <w:jc w:val="center"/>
               <w:rPr>
                 <w:rFonts w:ascii="Times New Roman" w:hAnsi="Times New Roman" w:cs="Times New Roman"/>
+                <w:b w:val="0"/>
+                <w:bCs w:val="0"/>
               </w:rPr>
             </w:pPr>
             <w:r>
@@ -14183,6 +14282,40 @@
                 <w:rFonts w:ascii="Times New Roman" w:hAnsi="Times New Roman" w:cs="Times New Roman"/>
               </w:rPr>
               <w:t>US-7</w:t>
+            </w:r>
+          </w:p>
+          <w:p>
+            <w:pPr>
+              <w:jc w:val="center"/>
+              <w:rPr>
+                <w:rFonts w:ascii="Times New Roman" w:hAnsi="Times New Roman" w:cs="Times New Roman"/>
+                <w:b w:val="0"/>
+                <w:bCs w:val="0"/>
+              </w:rPr>
+            </w:pPr>
+          </w:p>
+          <w:p>
+            <w:pPr>
+              <w:jc w:val="center"/>
+              <w:rPr>
+                <w:rFonts w:ascii="Times New Roman" w:hAnsi="Times New Roman" w:cs="Times New Roman"/>
+                <w:b w:val="0"/>
+                <w:bCs w:val="0"/>
+              </w:rPr>
+            </w:pPr>
+          </w:p>
+          <w:p>
+            <w:pPr>
+              <w:jc w:val="center"/>
+              <w:rPr>
+                <w:rFonts w:ascii="Times New Roman" w:hAnsi="Times New Roman" w:cs="Times New Roman"/>
+              </w:rPr>
+            </w:pPr>
+            <w:r>
+              <w:rPr>
+                <w:rFonts w:ascii="Times New Roman" w:hAnsi="Times New Roman" w:cs="Times New Roman"/>
+              </w:rPr>
+              <w:t>SP: 1</w:t>
             </w:r>
           </w:p>
         </w:tc>
@@ -14210,7 +14343,7 @@
               <w:pStyle w:val="Paragrafoelenco"/>
               <w:numPr>
                 <w:ilvl w:val="0"/>
-                <w:numId w:val="50"/>
+                <w:numId w:val="21"/>
               </w:numPr>
               <w:cnfStyle w:val="000000000000" w:firstRow="0" w:lastRow="0" w:firstColumn="0" w:lastColumn="0" w:oddVBand="0" w:evenVBand="0" w:oddHBand="0" w:evenHBand="0" w:firstRowFirstColumn="0" w:firstRowLastColumn="0" w:lastRowFirstColumn="0" w:lastRowLastColumn="0"/>
               <w:rPr>
@@ -14229,7 +14362,7 @@
               <w:pStyle w:val="Paragrafoelenco"/>
               <w:numPr>
                 <w:ilvl w:val="0"/>
-                <w:numId w:val="50"/>
+                <w:numId w:val="21"/>
               </w:numPr>
               <w:cnfStyle w:val="000000000000" w:firstRow="0" w:lastRow="0" w:firstColumn="0" w:lastColumn="0" w:oddVBand="0" w:evenVBand="0" w:oddHBand="0" w:evenHBand="0" w:firstRowFirstColumn="0" w:firstRowLastColumn="0" w:lastRowFirstColumn="0" w:lastRowLastColumn="0"/>
               <w:rPr>
@@ -14258,6 +14391,8 @@
             <w:pPr>
               <w:rPr>
                 <w:rFonts w:ascii="Times New Roman" w:hAnsi="Times New Roman" w:cs="Times New Roman"/>
+                <w:b w:val="0"/>
+                <w:bCs w:val="0"/>
               </w:rPr>
             </w:pPr>
             <w:r>
@@ -14265,6 +14400,43 @@
                 <w:rFonts w:ascii="Times New Roman" w:hAnsi="Times New Roman" w:cs="Times New Roman"/>
               </w:rPr>
               <w:t>US-8</w:t>
+            </w:r>
+          </w:p>
+          <w:p>
+            <w:pPr>
+              <w:rPr>
+                <w:rFonts w:ascii="Times New Roman" w:hAnsi="Times New Roman" w:cs="Times New Roman"/>
+                <w:b w:val="0"/>
+                <w:bCs w:val="0"/>
+              </w:rPr>
+            </w:pPr>
+          </w:p>
+          <w:p>
+            <w:pPr>
+              <w:rPr>
+                <w:rFonts w:ascii="Times New Roman" w:hAnsi="Times New Roman" w:cs="Times New Roman"/>
+                <w:b w:val="0"/>
+                <w:bCs w:val="0"/>
+              </w:rPr>
+            </w:pPr>
+          </w:p>
+          <w:p>
+            <w:pPr>
+              <w:rPr>
+                <w:rFonts w:ascii="Times New Roman" w:hAnsi="Times New Roman" w:cs="Times New Roman"/>
+              </w:rPr>
+            </w:pPr>
+            <w:r>
+              <w:rPr>
+                <w:rFonts w:ascii="Times New Roman" w:hAnsi="Times New Roman" w:cs="Times New Roman"/>
+              </w:rPr>
+              <w:t xml:space="preserve">SP: </w:t>
+            </w:r>
+            <w:r>
+              <w:rPr>
+                <w:rFonts w:ascii="Times New Roman" w:hAnsi="Times New Roman" w:cs="Times New Roman"/>
+              </w:rPr>
+              <w:t>1</w:t>
             </w:r>
           </w:p>
         </w:tc>
@@ -14292,7 +14464,7 @@
               <w:pStyle w:val="Paragrafoelenco"/>
               <w:numPr>
                 <w:ilvl w:val="0"/>
-                <w:numId w:val="50"/>
+                <w:numId w:val="21"/>
               </w:numPr>
               <w:cnfStyle w:val="000000000000" w:firstRow="0" w:lastRow="0" w:firstColumn="0" w:lastColumn="0" w:oddVBand="0" w:evenVBand="0" w:oddHBand="0" w:evenHBand="0" w:firstRowFirstColumn="0" w:firstRowLastColumn="0" w:lastRowFirstColumn="0" w:lastRowLastColumn="0"/>
               <w:rPr>
@@ -14311,7 +14483,7 @@
               <w:pStyle w:val="Paragrafoelenco"/>
               <w:numPr>
                 <w:ilvl w:val="0"/>
-                <w:numId w:val="50"/>
+                <w:numId w:val="21"/>
               </w:numPr>
               <w:cnfStyle w:val="000000000000" w:firstRow="0" w:lastRow="0" w:firstColumn="0" w:lastColumn="0" w:oddVBand="0" w:evenVBand="0" w:oddHBand="0" w:evenHBand="0" w:firstRowFirstColumn="0" w:firstRowLastColumn="0" w:lastRowFirstColumn="0" w:lastRowLastColumn="0"/>
               <w:rPr>
@@ -14340,6 +14512,8 @@
             <w:pPr>
               <w:rPr>
                 <w:rFonts w:ascii="Times New Roman" w:hAnsi="Times New Roman" w:cs="Times New Roman"/>
+                <w:b w:val="0"/>
+                <w:bCs w:val="0"/>
               </w:rPr>
             </w:pPr>
             <w:r>
@@ -14347,6 +14521,37 @@
                 <w:rFonts w:ascii="Times New Roman" w:hAnsi="Times New Roman" w:cs="Times New Roman"/>
               </w:rPr>
               <w:t>US-9</w:t>
+            </w:r>
+          </w:p>
+          <w:p>
+            <w:pPr>
+              <w:rPr>
+                <w:rFonts w:ascii="Times New Roman" w:hAnsi="Times New Roman" w:cs="Times New Roman"/>
+                <w:b w:val="0"/>
+                <w:bCs w:val="0"/>
+              </w:rPr>
+            </w:pPr>
+          </w:p>
+          <w:p>
+            <w:pPr>
+              <w:rPr>
+                <w:rFonts w:ascii="Times New Roman" w:hAnsi="Times New Roman" w:cs="Times New Roman"/>
+                <w:b w:val="0"/>
+                <w:bCs w:val="0"/>
+              </w:rPr>
+            </w:pPr>
+          </w:p>
+          <w:p>
+            <w:pPr>
+              <w:rPr>
+                <w:rFonts w:ascii="Times New Roman" w:hAnsi="Times New Roman" w:cs="Times New Roman"/>
+              </w:rPr>
+            </w:pPr>
+            <w:r>
+              <w:rPr>
+                <w:rFonts w:ascii="Times New Roman" w:hAnsi="Times New Roman" w:cs="Times New Roman"/>
+              </w:rPr>
+              <w:t>SP: 2</w:t>
             </w:r>
           </w:p>
         </w:tc>
@@ -14387,7 +14592,7 @@
               <w:pStyle w:val="Paragrafoelenco"/>
               <w:numPr>
                 <w:ilvl w:val="0"/>
-                <w:numId w:val="50"/>
+                <w:numId w:val="21"/>
               </w:numPr>
               <w:cnfStyle w:val="000000000000" w:firstRow="0" w:lastRow="0" w:firstColumn="0" w:lastColumn="0" w:oddVBand="0" w:evenVBand="0" w:oddHBand="0" w:evenHBand="0" w:firstRowFirstColumn="0" w:firstRowLastColumn="0" w:lastRowFirstColumn="0" w:lastRowLastColumn="0"/>
               <w:rPr>
@@ -14406,7 +14611,7 @@
               <w:pStyle w:val="Paragrafoelenco"/>
               <w:numPr>
                 <w:ilvl w:val="0"/>
-                <w:numId w:val="50"/>
+                <w:numId w:val="21"/>
               </w:numPr>
               <w:cnfStyle w:val="000000000000" w:firstRow="0" w:lastRow="0" w:firstColumn="0" w:lastColumn="0" w:oddVBand="0" w:evenVBand="0" w:oddHBand="0" w:evenHBand="0" w:firstRowFirstColumn="0" w:firstRowLastColumn="0" w:lastRowFirstColumn="0" w:lastRowLastColumn="0"/>
               <w:rPr>
@@ -14436,6 +14641,8 @@
               <w:jc w:val="center"/>
               <w:rPr>
                 <w:rFonts w:ascii="Times New Roman" w:hAnsi="Times New Roman" w:cs="Times New Roman"/>
+                <w:b w:val="0"/>
+                <w:bCs w:val="0"/>
               </w:rPr>
             </w:pPr>
             <w:r>
@@ -14445,6 +14652,87 @@
               <w:t>US-10</w:t>
             </w:r>
           </w:p>
+          <w:p>
+            <w:pPr>
+              <w:jc w:val="center"/>
+              <w:rPr>
+                <w:rFonts w:ascii="Times New Roman" w:hAnsi="Times New Roman" w:cs="Times New Roman"/>
+                <w:b w:val="0"/>
+                <w:bCs w:val="0"/>
+              </w:rPr>
+            </w:pPr>
+          </w:p>
+          <w:p>
+            <w:pPr>
+              <w:jc w:val="center"/>
+              <w:rPr>
+                <w:rFonts w:ascii="Times New Roman" w:hAnsi="Times New Roman" w:cs="Times New Roman"/>
+                <w:b w:val="0"/>
+                <w:bCs w:val="0"/>
+              </w:rPr>
+            </w:pPr>
+          </w:p>
+          <w:p>
+            <w:pPr>
+              <w:jc w:val="center"/>
+              <w:rPr>
+                <w:rFonts w:ascii="Times New Roman" w:hAnsi="Times New Roman" w:cs="Times New Roman"/>
+                <w:b w:val="0"/>
+                <w:bCs w:val="0"/>
+              </w:rPr>
+            </w:pPr>
+          </w:p>
+          <w:p>
+            <w:pPr>
+              <w:jc w:val="center"/>
+              <w:rPr>
+                <w:rFonts w:ascii="Times New Roman" w:hAnsi="Times New Roman" w:cs="Times New Roman"/>
+                <w:b w:val="0"/>
+                <w:bCs w:val="0"/>
+              </w:rPr>
+            </w:pPr>
+          </w:p>
+          <w:p>
+            <w:pPr>
+              <w:jc w:val="center"/>
+              <w:rPr>
+                <w:rFonts w:ascii="Times New Roman" w:hAnsi="Times New Roman" w:cs="Times New Roman"/>
+                <w:b w:val="0"/>
+                <w:bCs w:val="0"/>
+              </w:rPr>
+            </w:pPr>
+          </w:p>
+          <w:p>
+            <w:pPr>
+              <w:rPr>
+                <w:rFonts w:ascii="Times New Roman" w:hAnsi="Times New Roman" w:cs="Times New Roman"/>
+                <w:b w:val="0"/>
+                <w:bCs w:val="0"/>
+              </w:rPr>
+            </w:pPr>
+          </w:p>
+          <w:p>
+            <w:pPr>
+              <w:rPr>
+                <w:rFonts w:ascii="Times New Roman" w:hAnsi="Times New Roman" w:cs="Times New Roman"/>
+                <w:b w:val="0"/>
+                <w:bCs w:val="0"/>
+              </w:rPr>
+            </w:pPr>
+          </w:p>
+          <w:p>
+            <w:pPr>
+              <w:rPr>
+                <w:rFonts w:ascii="Times New Roman" w:hAnsi="Times New Roman" w:cs="Times New Roman"/>
+              </w:rPr>
+            </w:pPr>
+            <w:r>
+              <w:rPr>
+                <w:rFonts w:ascii="Times New Roman" w:hAnsi="Times New Roman" w:cs="Times New Roman"/>
+              </w:rPr>
+              <w:t>SP: 8</w:t>
+            </w:r>
+          </w:p>
         </w:tc>
         <w:tc>
           <w:tcPr>
@@ -14461,6 +14749,7 @@
               <w:rPr>
                 <w:rFonts w:ascii="Times New Roman" w:hAnsi="Times New Roman" w:cs="Times New Roman"/>
               </w:rPr>
+              <w:lastRenderedPageBreak/>
               <w:t>Come giocatore, voglio osservare fenomeni paranormali nella mappa così da poterli filmare</w:t>
             </w:r>
             <w:r>
@@ -14481,7 +14770,7 @@
               <w:pStyle w:val="Paragrafoelenco"/>
               <w:numPr>
                 <w:ilvl w:val="0"/>
-                <w:numId w:val="50"/>
+                <w:numId w:val="21"/>
               </w:numPr>
               <w:cnfStyle w:val="000000000000" w:firstRow="0" w:lastRow="0" w:firstColumn="0" w:lastColumn="0" w:oddVBand="0" w:evenVBand="0" w:oddHBand="0" w:evenHBand="0" w:firstRowFirstColumn="0" w:firstRowLastColumn="0" w:lastRowFirstColumn="0" w:lastRowLastColumn="0"/>
               <w:rPr>
@@ -14500,7 +14789,7 @@
               <w:pStyle w:val="Paragrafoelenco"/>
               <w:numPr>
                 <w:ilvl w:val="0"/>
-                <w:numId w:val="50"/>
+                <w:numId w:val="21"/>
               </w:numPr>
               <w:cnfStyle w:val="000000000000" w:firstRow="0" w:lastRow="0" w:firstColumn="0" w:lastColumn="0" w:oddVBand="0" w:evenVBand="0" w:oddHBand="0" w:evenHBand="0" w:firstRowFirstColumn="0" w:firstRowLastColumn="0" w:lastRowFirstColumn="0" w:lastRowLastColumn="0"/>
               <w:rPr>
@@ -14519,7 +14808,7 @@
               <w:pStyle w:val="Paragrafoelenco"/>
               <w:numPr>
                 <w:ilvl w:val="0"/>
-                <w:numId w:val="50"/>
+                <w:numId w:val="21"/>
               </w:numPr>
               <w:cnfStyle w:val="000000000000" w:firstRow="0" w:lastRow="0" w:firstColumn="0" w:lastColumn="0" w:oddVBand="0" w:evenVBand="0" w:oddHBand="0" w:evenHBand="0" w:firstRowFirstColumn="0" w:firstRowLastColumn="0" w:lastRowFirstColumn="0" w:lastRowLastColumn="0"/>
               <w:rPr>
@@ -14538,7 +14827,7 @@
               <w:pStyle w:val="Paragrafoelenco"/>
               <w:numPr>
                 <w:ilvl w:val="0"/>
-                <w:numId w:val="50"/>
+                <w:numId w:val="21"/>
               </w:numPr>
               <w:cnfStyle w:val="000000000000" w:firstRow="0" w:lastRow="0" w:firstColumn="0" w:lastColumn="0" w:oddVBand="0" w:evenVBand="0" w:oddHBand="0" w:evenHBand="0" w:firstRowFirstColumn="0" w:firstRowLastColumn="0" w:lastRowFirstColumn="0" w:lastRowLastColumn="0"/>
               <w:rPr>
@@ -14569,6 +14858,8 @@
               <w:jc w:val="center"/>
               <w:rPr>
                 <w:rFonts w:ascii="Times New Roman" w:hAnsi="Times New Roman" w:cs="Times New Roman"/>
+                <w:b w:val="0"/>
+                <w:bCs w:val="0"/>
               </w:rPr>
             </w:pPr>
             <w:r>
@@ -14577,6 +14868,50 @@
               </w:rPr>
               <w:lastRenderedPageBreak/>
               <w:t>US-11</w:t>
+            </w:r>
+          </w:p>
+          <w:p>
+            <w:pPr>
+              <w:jc w:val="center"/>
+              <w:rPr>
+                <w:rFonts w:ascii="Times New Roman" w:hAnsi="Times New Roman" w:cs="Times New Roman"/>
+                <w:b w:val="0"/>
+                <w:bCs w:val="0"/>
+              </w:rPr>
+            </w:pPr>
+          </w:p>
+          <w:p>
+            <w:pPr>
+              <w:jc w:val="center"/>
+              <w:rPr>
+                <w:rFonts w:ascii="Times New Roman" w:hAnsi="Times New Roman" w:cs="Times New Roman"/>
+                <w:b w:val="0"/>
+                <w:bCs w:val="0"/>
+              </w:rPr>
+            </w:pPr>
+          </w:p>
+          <w:p>
+            <w:pPr>
+              <w:jc w:val="center"/>
+              <w:rPr>
+                <w:rFonts w:ascii="Times New Roman" w:hAnsi="Times New Roman" w:cs="Times New Roman"/>
+                <w:b w:val="0"/>
+                <w:bCs w:val="0"/>
+              </w:rPr>
+            </w:pPr>
+          </w:p>
+          <w:p>
+            <w:pPr>
+              <w:jc w:val="center"/>
+              <w:rPr>
+                <w:rFonts w:ascii="Times New Roman" w:hAnsi="Times New Roman" w:cs="Times New Roman"/>
+              </w:rPr>
+            </w:pPr>
+            <w:r>
+              <w:rPr>
+                <w:rFonts w:ascii="Times New Roman" w:hAnsi="Times New Roman" w:cs="Times New Roman"/>
+              </w:rPr>
+              <w:t>SP: 3</w:t>
             </w:r>
           </w:p>
         </w:tc>
@@ -14604,7 +14939,7 @@
               <w:pStyle w:val="Paragrafoelenco"/>
               <w:numPr>
                 <w:ilvl w:val="0"/>
-                <w:numId w:val="50"/>
+                <w:numId w:val="21"/>
               </w:numPr>
               <w:cnfStyle w:val="000000000000" w:firstRow="0" w:lastRow="0" w:firstColumn="0" w:lastColumn="0" w:oddVBand="0" w:evenVBand="0" w:oddHBand="0" w:evenHBand="0" w:firstRowFirstColumn="0" w:firstRowLastColumn="0" w:lastRowFirstColumn="0" w:lastRowLastColumn="0"/>
               <w:rPr>
@@ -14623,7 +14958,7 @@
               <w:pStyle w:val="Paragrafoelenco"/>
               <w:numPr>
                 <w:ilvl w:val="0"/>
-                <w:numId w:val="50"/>
+                <w:numId w:val="21"/>
               </w:numPr>
               <w:cnfStyle w:val="000000000000" w:firstRow="0" w:lastRow="0" w:firstColumn="0" w:lastColumn="0" w:oddVBand="0" w:evenVBand="0" w:oddHBand="0" w:evenHBand="0" w:firstRowFirstColumn="0" w:firstRowLastColumn="0" w:lastRowFirstColumn="0" w:lastRowLastColumn="0"/>
               <w:rPr>
@@ -14642,14 +14977,7 @@
     </w:tbl>
     <w:p>
       <w:pPr>
-        <w:pStyle w:val="Titolo2"/>
-        <w:numPr>
-          <w:ilvl w:val="0"/>
-          <w:numId w:val="0"/>
-        </w:numPr>
-        <w:rPr>
-          <w:rFonts w:ascii="Times New Roman" w:hAnsi="Times New Roman"/>
-        </w:rPr>
+        <w:pStyle w:val="Didascalia"/>
       </w:pPr>
     </w:p>
     <w:p>
@@ -14660,6 +14988,55 @@
           <w:rFonts w:ascii="Times New Roman" w:hAnsi="Times New Roman"/>
         </w:rPr>
       </w:pPr>
+      <w:r>
+        <w:rPr>
+          <w:rFonts w:ascii="Times New Roman" w:hAnsi="Times New Roman"/>
+        </w:rPr>
+        <w:t>User stories svolte negli sprint</w:t>
+      </w:r>
+    </w:p>
+    <w:p>
+      <w:pPr>
+        <w:rPr>
+          <w:lang w:val="it-IT"/>
+        </w:rPr>
+      </w:pPr>
+      <w:r>
+        <w:rPr>
+          <w:lang w:val="it-IT"/>
+        </w:rPr>
+        <w:t xml:space="preserve">Rimaste in backlog: US-1, </w:t>
+      </w:r>
+    </w:p>
+    <w:p>
+      <w:pPr>
+        <w:rPr>
+          <w:lang w:val="it-IT"/>
+        </w:rPr>
+      </w:pPr>
+    </w:p>
+    <w:p>
+      <w:pPr>
+        <w:rPr>
+          <w:lang w:val="it-IT"/>
+        </w:rPr>
+      </w:pPr>
+    </w:p>
+    <w:p>
+      <w:pPr>
+        <w:rPr>
+          <w:lang w:val="it-IT"/>
+        </w:rPr>
+      </w:pPr>
+    </w:p>
+    <w:p>
+      <w:pPr>
+        <w:pStyle w:val="Titolo2"/>
+        <w:ind w:left="578" w:hanging="578"/>
+        <w:rPr>
+          <w:rFonts w:ascii="Times New Roman" w:hAnsi="Times New Roman"/>
+        </w:rPr>
+      </w:pPr>
       <w:bookmarkStart w:id="8" w:name="_Toc94790449"/>
       <w:r>
         <w:rPr>
@@ -14707,6 +15084,7 @@
         <w:rPr>
           <w:noProof/>
         </w:rPr>
+        <w:lastRenderedPageBreak/>
         <w:drawing>
           <wp:anchor distT="0" distB="0" distL="114300" distR="114300" simplePos="0" relativeHeight="251660288" behindDoc="0" locked="0" layoutInCell="1" allowOverlap="1" wp14:anchorId="4BBF29E6" wp14:editId="16E24622">
             <wp:simplePos x="0" y="0"/>
@@ -14988,7 +15366,6 @@
         <w:rPr>
           <w:rFonts w:ascii="Times New Roman" w:hAnsi="Times New Roman"/>
         </w:rPr>
-        <w:lastRenderedPageBreak/>
         <w:t>Pianificazione</w:t>
       </w:r>
       <w:bookmarkEnd w:id="9"/>
@@ -15159,6 +15536,7 @@
               <w:rPr>
                 <w:rFonts w:ascii="Times New Roman" w:hAnsi="Times New Roman"/>
               </w:rPr>
+              <w:lastRenderedPageBreak/>
               <w:t xml:space="preserve">Figura </w:t>
             </w:r>
             <w:r>
@@ -15318,7 +15696,7 @@
         <w:widowControl w:val="0"/>
         <w:numPr>
           <w:ilvl w:val="0"/>
-          <w:numId w:val="28"/>
+          <w:numId w:val="11"/>
         </w:numPr>
         <w:autoSpaceDE w:val="0"/>
         <w:autoSpaceDN w:val="0"/>
@@ -15340,7 +15718,7 @@
         <w:widowControl w:val="0"/>
         <w:numPr>
           <w:ilvl w:val="0"/>
-          <w:numId w:val="28"/>
+          <w:numId w:val="11"/>
         </w:numPr>
         <w:autoSpaceDE w:val="0"/>
         <w:autoSpaceDN w:val="0"/>
@@ -15362,7 +15740,7 @@
         <w:widowControl w:val="0"/>
         <w:numPr>
           <w:ilvl w:val="0"/>
-          <w:numId w:val="28"/>
+          <w:numId w:val="11"/>
         </w:numPr>
         <w:autoSpaceDE w:val="0"/>
         <w:autoSpaceDN w:val="0"/>
@@ -15384,7 +15762,7 @@
         <w:widowControl w:val="0"/>
         <w:numPr>
           <w:ilvl w:val="0"/>
-          <w:numId w:val="28"/>
+          <w:numId w:val="11"/>
         </w:numPr>
         <w:autoSpaceDE w:val="0"/>
         <w:autoSpaceDN w:val="0"/>
@@ -15428,7 +15806,7 @@
         <w:widowControl w:val="0"/>
         <w:numPr>
           <w:ilvl w:val="0"/>
-          <w:numId w:val="29"/>
+          <w:numId w:val="12"/>
         </w:numPr>
         <w:autoSpaceDE w:val="0"/>
         <w:autoSpaceDN w:val="0"/>
@@ -15450,7 +15828,7 @@
         <w:widowControl w:val="0"/>
         <w:numPr>
           <w:ilvl w:val="0"/>
-          <w:numId w:val="29"/>
+          <w:numId w:val="12"/>
         </w:numPr>
         <w:autoSpaceDE w:val="0"/>
         <w:autoSpaceDN w:val="0"/>
@@ -15480,7 +15858,7 @@
         <w:widowControl w:val="0"/>
         <w:numPr>
           <w:ilvl w:val="0"/>
-          <w:numId w:val="29"/>
+          <w:numId w:val="12"/>
         </w:numPr>
         <w:autoSpaceDE w:val="0"/>
         <w:autoSpaceDN w:val="0"/>
@@ -15502,7 +15880,7 @@
         <w:widowControl w:val="0"/>
         <w:numPr>
           <w:ilvl w:val="0"/>
-          <w:numId w:val="29"/>
+          <w:numId w:val="12"/>
         </w:numPr>
         <w:autoSpaceDE w:val="0"/>
         <w:autoSpaceDN w:val="0"/>
@@ -15524,7 +15902,7 @@
         <w:widowControl w:val="0"/>
         <w:numPr>
           <w:ilvl w:val="0"/>
-          <w:numId w:val="29"/>
+          <w:numId w:val="12"/>
         </w:numPr>
         <w:autoSpaceDE w:val="0"/>
         <w:autoSpaceDN w:val="0"/>
@@ -15559,7 +15937,6 @@
         <w:rPr>
           <w:rFonts w:ascii="Times New Roman" w:hAnsi="Times New Roman"/>
         </w:rPr>
-        <w:lastRenderedPageBreak/>
         <w:t>Hardware</w:t>
       </w:r>
       <w:bookmarkEnd w:id="13"/>
@@ -15806,7 +16183,7 @@
       <w:pPr>
         <w:numPr>
           <w:ilvl w:val="0"/>
-          <w:numId w:val="10"/>
+          <w:numId w:val="7"/>
         </w:numPr>
         <w:rPr>
           <w:rFonts w:ascii="Times New Roman" w:hAnsi="Times New Roman"/>
@@ -15827,7 +16204,7 @@
       <w:pPr>
         <w:numPr>
           <w:ilvl w:val="0"/>
-          <w:numId w:val="10"/>
+          <w:numId w:val="7"/>
         </w:numPr>
         <w:rPr>
           <w:rFonts w:ascii="Times New Roman" w:hAnsi="Times New Roman"/>
@@ -15848,7 +16225,7 @@
       <w:pPr>
         <w:numPr>
           <w:ilvl w:val="0"/>
-          <w:numId w:val="10"/>
+          <w:numId w:val="7"/>
         </w:numPr>
         <w:rPr>
           <w:rFonts w:ascii="Times New Roman" w:hAnsi="Times New Roman"/>
@@ -15903,6 +16280,7 @@
         <w:rPr>
           <w:rFonts w:ascii="Times New Roman" w:hAnsi="Times New Roman"/>
         </w:rPr>
+        <w:lastRenderedPageBreak/>
         <w:t>Design delle interfacce</w:t>
       </w:r>
       <w:bookmarkEnd w:id="19"/>
@@ -16212,7 +16590,7 @@
       <w:pPr>
         <w:numPr>
           <w:ilvl w:val="0"/>
-          <w:numId w:val="11"/>
+          <w:numId w:val="8"/>
         </w:numPr>
         <w:rPr>
           <w:rFonts w:ascii="Times New Roman" w:hAnsi="Times New Roman"/>
@@ -16233,7 +16611,7 @@
       <w:pPr>
         <w:numPr>
           <w:ilvl w:val="0"/>
-          <w:numId w:val="11"/>
+          <w:numId w:val="8"/>
         </w:numPr>
         <w:rPr>
           <w:rFonts w:ascii="Times New Roman" w:hAnsi="Times New Roman"/>
@@ -16941,7 +17319,7 @@
               <w:pStyle w:val="BodyTextChar"/>
               <w:numPr>
                 <w:ilvl w:val="0"/>
-                <w:numId w:val="17"/>
+                <w:numId w:val="9"/>
               </w:numPr>
               <w:ind w:left="357" w:hanging="357"/>
               <w:rPr>
@@ -16991,7 +17369,7 @@
               <w:pStyle w:val="BodyTextChar"/>
               <w:numPr>
                 <w:ilvl w:val="0"/>
-                <w:numId w:val="17"/>
+                <w:numId w:val="9"/>
               </w:numPr>
               <w:ind w:left="357" w:hanging="357"/>
               <w:rPr>
@@ -17059,7 +17437,7 @@
               <w:pStyle w:val="BodyTextChar"/>
               <w:numPr>
                 <w:ilvl w:val="0"/>
-                <w:numId w:val="17"/>
+                <w:numId w:val="9"/>
               </w:numPr>
               <w:rPr>
                 <w:rFonts w:ascii="Times New Roman" w:hAnsi="Times New Roman"/>
@@ -17135,7 +17513,7 @@
               <w:pStyle w:val="BodyTextChar"/>
               <w:numPr>
                 <w:ilvl w:val="0"/>
-                <w:numId w:val="17"/>
+                <w:numId w:val="9"/>
               </w:numPr>
               <w:rPr>
                 <w:rFonts w:ascii="Times New Roman" w:hAnsi="Times New Roman"/>
@@ -18173,7 +18551,7 @@
       <w:pPr>
         <w:numPr>
           <w:ilvl w:val="0"/>
-          <w:numId w:val="6"/>
+          <w:numId w:val="3"/>
         </w:numPr>
         <w:rPr>
           <w:rFonts w:ascii="Times New Roman" w:hAnsi="Times New Roman"/>
@@ -18187,6 +18565,257 @@
         </w:rPr>
         <w:t>Cognome e nome (o iniziali) dell’autore o degli autori, o nome dell’organizzazione,</w:t>
       </w:r>
+    </w:p>
+    <w:p>
+      <w:pPr>
+        <w:numPr>
+          <w:ilvl w:val="0"/>
+          <w:numId w:val="3"/>
+        </w:numPr>
+        <w:rPr>
+          <w:rFonts w:ascii="Times New Roman" w:hAnsi="Times New Roman"/>
+          <w:lang w:val="it-IT"/>
+        </w:rPr>
+      </w:pPr>
+      <w:r>
+        <w:rPr>
+          <w:rFonts w:ascii="Times New Roman" w:hAnsi="Times New Roman"/>
+          <w:lang w:val="it-IT"/>
+        </w:rPr>
+        <w:t>Titolo dell’articolo (tra virgolette),</w:t>
+      </w:r>
+    </w:p>
+    <w:p>
+      <w:pPr>
+        <w:numPr>
+          <w:ilvl w:val="0"/>
+          <w:numId w:val="3"/>
+        </w:numPr>
+        <w:rPr>
+          <w:rFonts w:ascii="Times New Roman" w:hAnsi="Times New Roman"/>
+          <w:lang w:val="it-IT"/>
+        </w:rPr>
+      </w:pPr>
+      <w:r>
+        <w:rPr>
+          <w:rFonts w:ascii="Times New Roman" w:hAnsi="Times New Roman"/>
+          <w:lang w:val="it-IT"/>
+        </w:rPr>
+        <w:t>Titolo della rivista (in italico),</w:t>
+      </w:r>
+    </w:p>
+    <w:p>
+      <w:pPr>
+        <w:numPr>
+          <w:ilvl w:val="0"/>
+          <w:numId w:val="3"/>
+        </w:numPr>
+        <w:rPr>
+          <w:rFonts w:ascii="Times New Roman" w:hAnsi="Times New Roman"/>
+          <w:lang w:val="it-IT"/>
+        </w:rPr>
+      </w:pPr>
+      <w:r>
+        <w:rPr>
+          <w:rFonts w:ascii="Times New Roman" w:hAnsi="Times New Roman"/>
+          <w:lang w:val="it-IT"/>
+        </w:rPr>
+        <w:t>Anno e numero</w:t>
+      </w:r>
+    </w:p>
+    <w:p>
+      <w:pPr>
+        <w:numPr>
+          <w:ilvl w:val="0"/>
+          <w:numId w:val="3"/>
+        </w:numPr>
+        <w:rPr>
+          <w:rFonts w:ascii="Times New Roman" w:hAnsi="Times New Roman"/>
+          <w:lang w:val="it-IT"/>
+        </w:rPr>
+      </w:pPr>
+      <w:r>
+        <w:rPr>
+          <w:rFonts w:ascii="Times New Roman" w:hAnsi="Times New Roman"/>
+          <w:lang w:val="it-IT"/>
+        </w:rPr>
+        <w:t>Pagina iniziale dell’articolo</w:t>
+      </w:r>
+      <w:r>
+        <w:rPr>
+          <w:rFonts w:ascii="Times New Roman" w:hAnsi="Times New Roman"/>
+          <w:lang w:val="it-IT"/>
+        </w:rPr>
+        <w:t>.</w:t>
+      </w:r>
+    </w:p>
+    <w:p>
+      <w:pPr>
+        <w:pStyle w:val="Titolo2"/>
+        <w:rPr>
+          <w:rFonts w:ascii="Times New Roman" w:hAnsi="Times New Roman"/>
+        </w:rPr>
+      </w:pPr>
+      <w:bookmarkStart w:id="45" w:name="_Toc461179233"/>
+      <w:bookmarkStart w:id="46" w:name="_Toc94790471"/>
+      <w:r>
+        <w:rPr>
+          <w:rFonts w:ascii="Times New Roman" w:hAnsi="Times New Roman"/>
+        </w:rPr>
+        <w:t>Bibliografia per libri</w:t>
+      </w:r>
+      <w:bookmarkEnd w:id="45"/>
+      <w:bookmarkEnd w:id="46"/>
+    </w:p>
+    <w:p>
+      <w:pPr>
+        <w:numPr>
+          <w:ilvl w:val="0"/>
+          <w:numId w:val="4"/>
+        </w:numPr>
+        <w:rPr>
+          <w:rFonts w:ascii="Times New Roman" w:hAnsi="Times New Roman"/>
+          <w:lang w:val="it-IT"/>
+        </w:rPr>
+      </w:pPr>
+      <w:r>
+        <w:rPr>
+          <w:rFonts w:ascii="Times New Roman" w:hAnsi="Times New Roman"/>
+          <w:lang w:val="it-IT"/>
+        </w:rPr>
+        <w:t>Cognome e nome (o iniziali) dell’autore o degli autori, o nome dell’organizzazione,</w:t>
+      </w:r>
+    </w:p>
+    <w:p>
+      <w:pPr>
+        <w:numPr>
+          <w:ilvl w:val="0"/>
+          <w:numId w:val="4"/>
+        </w:numPr>
+        <w:rPr>
+          <w:rFonts w:ascii="Times New Roman" w:hAnsi="Times New Roman"/>
+          <w:lang w:val="it-IT"/>
+        </w:rPr>
+      </w:pPr>
+      <w:r>
+        <w:rPr>
+          <w:rFonts w:ascii="Times New Roman" w:hAnsi="Times New Roman"/>
+          <w:lang w:val="it-IT"/>
+        </w:rPr>
+        <w:t>Titolo del libro (in italico),</w:t>
+      </w:r>
+    </w:p>
+    <w:p>
+      <w:pPr>
+        <w:numPr>
+          <w:ilvl w:val="0"/>
+          <w:numId w:val="4"/>
+        </w:numPr>
+        <w:rPr>
+          <w:rFonts w:ascii="Times New Roman" w:hAnsi="Times New Roman"/>
+          <w:lang w:val="it-IT"/>
+        </w:rPr>
+      </w:pPr>
+      <w:proofErr w:type="spellStart"/>
+      <w:r>
+        <w:rPr>
+          <w:rFonts w:ascii="Times New Roman" w:hAnsi="Times New Roman"/>
+          <w:lang w:val="it-IT"/>
+        </w:rPr>
+        <w:t>ev</w:t>
+      </w:r>
+      <w:proofErr w:type="spellEnd"/>
+      <w:r>
+        <w:rPr>
+          <w:rFonts w:ascii="Times New Roman" w:hAnsi="Times New Roman"/>
+          <w:lang w:val="it-IT"/>
+        </w:rPr>
+        <w:t>. Numero di edizione,</w:t>
+      </w:r>
+    </w:p>
+    <w:p>
+      <w:pPr>
+        <w:numPr>
+          <w:ilvl w:val="0"/>
+          <w:numId w:val="4"/>
+        </w:numPr>
+        <w:rPr>
+          <w:rFonts w:ascii="Times New Roman" w:hAnsi="Times New Roman"/>
+          <w:lang w:val="it-IT"/>
+        </w:rPr>
+      </w:pPr>
+      <w:r>
+        <w:rPr>
+          <w:rFonts w:ascii="Times New Roman" w:hAnsi="Times New Roman"/>
+          <w:lang w:val="it-IT"/>
+        </w:rPr>
+        <w:t>Nome dell’editore,</w:t>
+      </w:r>
+    </w:p>
+    <w:p>
+      <w:pPr>
+        <w:numPr>
+          <w:ilvl w:val="0"/>
+          <w:numId w:val="4"/>
+        </w:numPr>
+        <w:rPr>
+          <w:rFonts w:ascii="Times New Roman" w:hAnsi="Times New Roman"/>
+          <w:lang w:val="it-IT"/>
+        </w:rPr>
+      </w:pPr>
+      <w:r>
+        <w:rPr>
+          <w:rFonts w:ascii="Times New Roman" w:hAnsi="Times New Roman"/>
+          <w:lang w:val="it-IT"/>
+        </w:rPr>
+        <w:t>Anno di pubblicazione,</w:t>
+      </w:r>
+    </w:p>
+    <w:p>
+      <w:pPr>
+        <w:numPr>
+          <w:ilvl w:val="0"/>
+          <w:numId w:val="4"/>
+        </w:numPr>
+        <w:rPr>
+          <w:rFonts w:ascii="Times New Roman" w:hAnsi="Times New Roman"/>
+          <w:lang w:val="it-IT"/>
+        </w:rPr>
+      </w:pPr>
+      <w:r>
+        <w:rPr>
+          <w:rFonts w:ascii="Times New Roman" w:hAnsi="Times New Roman"/>
+          <w:lang w:val="it-IT"/>
+        </w:rPr>
+        <w:t>ISBN.</w:t>
+      </w:r>
+    </w:p>
+    <w:p>
+      <w:pPr>
+        <w:rPr>
+          <w:rFonts w:ascii="Times New Roman" w:hAnsi="Times New Roman"/>
+          <w:b/>
+          <w:lang w:val="it-IT"/>
+        </w:rPr>
+      </w:pPr>
+      <w:bookmarkStart w:id="47" w:name="_Toc461179234"/>
+    </w:p>
+    <w:p>
+      <w:pPr>
+        <w:pStyle w:val="Titolo2"/>
+        <w:rPr>
+          <w:rFonts w:ascii="Times New Roman" w:hAnsi="Times New Roman"/>
+        </w:rPr>
+      </w:pPr>
+      <w:bookmarkStart w:id="48" w:name="_Toc94790472"/>
+      <w:r>
+        <w:rPr>
+          <w:rFonts w:ascii="Times New Roman" w:hAnsi="Times New Roman"/>
+        </w:rPr>
+        <w:t>Sitografia</w:t>
+      </w:r>
+      <w:bookmarkEnd w:id="47"/>
+      <w:bookmarkEnd w:id="48"/>
     </w:p>
     <w:p>
       <w:pPr>
@@ -18204,7 +18833,23 @@
           <w:rFonts w:ascii="Times New Roman" w:hAnsi="Times New Roman"/>
           <w:lang w:val="it-IT"/>
         </w:rPr>
-        <w:t>Titolo dell’articolo (tra virgolette),</w:t>
+        <w:t xml:space="preserve">URL del sito (se troppo lungo solo dominio, </w:t>
+      </w:r>
+      <w:proofErr w:type="spellStart"/>
+      <w:r>
+        <w:rPr>
+          <w:rFonts w:ascii="Times New Roman" w:hAnsi="Times New Roman"/>
+          <w:lang w:val="it-IT"/>
+        </w:rPr>
+        <w:t>evt</w:t>
+      </w:r>
+      <w:proofErr w:type="spellEnd"/>
+      <w:r>
+        <w:rPr>
+          <w:rFonts w:ascii="Times New Roman" w:hAnsi="Times New Roman"/>
+          <w:lang w:val="it-IT"/>
+        </w:rPr>
+        <w:t xml:space="preserve"> completo nel diario),</w:t>
       </w:r>
     </w:p>
     <w:p>
@@ -18223,7 +18868,7 @@
           <w:rFonts w:ascii="Times New Roman" w:hAnsi="Times New Roman"/>
           <w:lang w:val="it-IT"/>
         </w:rPr>
-        <w:t>Titolo della rivista (in italico),</w:t>
+        <w:t>Eventuale titolo della pagina (in italico),</w:t>
       </w:r>
     </w:p>
     <w:p>
@@ -18242,174 +18887,7 @@
           <w:rFonts w:ascii="Times New Roman" w:hAnsi="Times New Roman"/>
           <w:lang w:val="it-IT"/>
         </w:rPr>
-        <w:t>Anno e numero</w:t>
-      </w:r>
-    </w:p>
-    <w:p>
-      <w:pPr>
-        <w:numPr>
-          <w:ilvl w:val="0"/>
-          <w:numId w:val="6"/>
-        </w:numPr>
-        <w:rPr>
-          <w:rFonts w:ascii="Times New Roman" w:hAnsi="Times New Roman"/>
-          <w:lang w:val="it-IT"/>
-        </w:rPr>
-      </w:pPr>
-      <w:r>
-        <w:rPr>
-          <w:rFonts w:ascii="Times New Roman" w:hAnsi="Times New Roman"/>
-          <w:lang w:val="it-IT"/>
-        </w:rPr>
-        <w:t>Pagina iniziale dell’articolo</w:t>
-      </w:r>
-      <w:r>
-        <w:rPr>
-          <w:rFonts w:ascii="Times New Roman" w:hAnsi="Times New Roman"/>
-          <w:lang w:val="it-IT"/>
-        </w:rPr>
-        <w:t>.</w:t>
-      </w:r>
-    </w:p>
-    <w:p>
-      <w:pPr>
-        <w:pStyle w:val="Titolo2"/>
-        <w:rPr>
-          <w:rFonts w:ascii="Times New Roman" w:hAnsi="Times New Roman"/>
-        </w:rPr>
-      </w:pPr>
-      <w:bookmarkStart w:id="45" w:name="_Toc461179233"/>
-      <w:bookmarkStart w:id="46" w:name="_Toc94790471"/>
-      <w:r>
-        <w:rPr>
-          <w:rFonts w:ascii="Times New Roman" w:hAnsi="Times New Roman"/>
-        </w:rPr>
-        <w:t>Bibliografia per libri</w:t>
-      </w:r>
-      <w:bookmarkEnd w:id="45"/>
-      <w:bookmarkEnd w:id="46"/>
-    </w:p>
-    <w:p>
-      <w:pPr>
-        <w:numPr>
-          <w:ilvl w:val="0"/>
-          <w:numId w:val="7"/>
-        </w:numPr>
-        <w:rPr>
-          <w:rFonts w:ascii="Times New Roman" w:hAnsi="Times New Roman"/>
-          <w:lang w:val="it-IT"/>
-        </w:rPr>
-      </w:pPr>
-      <w:r>
-        <w:rPr>
-          <w:rFonts w:ascii="Times New Roman" w:hAnsi="Times New Roman"/>
-          <w:lang w:val="it-IT"/>
-        </w:rPr>
-        <w:t>Cognome e nome (o iniziali) dell’autore o degli autori, o nome dell’organizzazione,</w:t>
-      </w:r>
-    </w:p>
-    <w:p>
-      <w:pPr>
-        <w:numPr>
-          <w:ilvl w:val="0"/>
-          <w:numId w:val="7"/>
-        </w:numPr>
-        <w:rPr>
-          <w:rFonts w:ascii="Times New Roman" w:hAnsi="Times New Roman"/>
-          <w:lang w:val="it-IT"/>
-        </w:rPr>
-      </w:pPr>
-      <w:r>
-        <w:rPr>
-          <w:rFonts w:ascii="Times New Roman" w:hAnsi="Times New Roman"/>
-          <w:lang w:val="it-IT"/>
-        </w:rPr>
-        <w:t>Titolo del libro (in italico),</w:t>
-      </w:r>
-    </w:p>
-    <w:p>
-      <w:pPr>
-        <w:numPr>
-          <w:ilvl w:val="0"/>
-          <w:numId w:val="7"/>
-        </w:numPr>
-        <w:rPr>
-          <w:rFonts w:ascii="Times New Roman" w:hAnsi="Times New Roman"/>
-          <w:lang w:val="it-IT"/>
-        </w:rPr>
-      </w:pPr>
-      <w:proofErr w:type="spellStart"/>
-      <w:r>
-        <w:rPr>
-          <w:rFonts w:ascii="Times New Roman" w:hAnsi="Times New Roman"/>
-          <w:lang w:val="it-IT"/>
-        </w:rPr>
-        <w:t>ev</w:t>
-      </w:r>
-      <w:proofErr w:type="spellEnd"/>
-      <w:r>
-        <w:rPr>
-          <w:rFonts w:ascii="Times New Roman" w:hAnsi="Times New Roman"/>
-          <w:lang w:val="it-IT"/>
-        </w:rPr>
-        <w:t>. Numero di edizione,</w:t>
-      </w:r>
-    </w:p>
-    <w:p>
-      <w:pPr>
-        <w:numPr>
-          <w:ilvl w:val="0"/>
-          <w:numId w:val="7"/>
-        </w:numPr>
-        <w:rPr>
-          <w:rFonts w:ascii="Times New Roman" w:hAnsi="Times New Roman"/>
-          <w:lang w:val="it-IT"/>
-        </w:rPr>
-      </w:pPr>
-      <w:r>
-        <w:rPr>
-          <w:rFonts w:ascii="Times New Roman" w:hAnsi="Times New Roman"/>
-          <w:lang w:val="it-IT"/>
-        </w:rPr>
-        <w:t>Nome dell’editore,</w:t>
-      </w:r>
-    </w:p>
-    <w:p>
-      <w:pPr>
-        <w:numPr>
-          <w:ilvl w:val="0"/>
-          <w:numId w:val="7"/>
-        </w:numPr>
-        <w:rPr>
-          <w:rFonts w:ascii="Times New Roman" w:hAnsi="Times New Roman"/>
-          <w:lang w:val="it-IT"/>
-        </w:rPr>
-      </w:pPr>
-      <w:r>
-        <w:rPr>
-          <w:rFonts w:ascii="Times New Roman" w:hAnsi="Times New Roman"/>
-          <w:lang w:val="it-IT"/>
-        </w:rPr>
-        <w:t>Anno di pubblicazione,</w:t>
-      </w:r>
-    </w:p>
-    <w:p>
-      <w:pPr>
-        <w:numPr>
-          <w:ilvl w:val="0"/>
-          <w:numId w:val="7"/>
-        </w:numPr>
-        <w:rPr>
-          <w:rFonts w:ascii="Times New Roman" w:hAnsi="Times New Roman"/>
-          <w:lang w:val="it-IT"/>
-        </w:rPr>
-      </w:pPr>
-      <w:r>
-        <w:rPr>
-          <w:rFonts w:ascii="Times New Roman" w:hAnsi="Times New Roman"/>
-          <w:lang w:val="it-IT"/>
-        </w:rPr>
-        <w:t>ISBN.</w:t>
+        <w:t>Data di consultazione (GG-MM-AAAA).</w:t>
       </w:r>
     </w:p>
     <w:p>
@@ -18420,97 +18898,6 @@
           <w:lang w:val="it-IT"/>
         </w:rPr>
       </w:pPr>
-      <w:bookmarkStart w:id="47" w:name="_Toc461179234"/>
-    </w:p>
-    <w:p>
-      <w:pPr>
-        <w:pStyle w:val="Titolo2"/>
-        <w:rPr>
-          <w:rFonts w:ascii="Times New Roman" w:hAnsi="Times New Roman"/>
-        </w:rPr>
-      </w:pPr>
-      <w:bookmarkStart w:id="48" w:name="_Toc94790472"/>
-      <w:r>
-        <w:rPr>
-          <w:rFonts w:ascii="Times New Roman" w:hAnsi="Times New Roman"/>
-        </w:rPr>
-        <w:t>Sitografia</w:t>
-      </w:r>
-      <w:bookmarkEnd w:id="47"/>
-      <w:bookmarkEnd w:id="48"/>
-    </w:p>
-    <w:p>
-      <w:pPr>
-        <w:numPr>
-          <w:ilvl w:val="0"/>
-          <w:numId w:val="9"/>
-        </w:numPr>
-        <w:rPr>
-          <w:rFonts w:ascii="Times New Roman" w:hAnsi="Times New Roman"/>
-          <w:lang w:val="it-IT"/>
-        </w:rPr>
-      </w:pPr>
-      <w:r>
-        <w:rPr>
-          <w:rFonts w:ascii="Times New Roman" w:hAnsi="Times New Roman"/>
-          <w:lang w:val="it-IT"/>
-        </w:rPr>
-        <w:t xml:space="preserve">URL del sito (se troppo lungo solo dominio, </w:t>
-      </w:r>
-      <w:proofErr w:type="spellStart"/>
-      <w:r>
-        <w:rPr>
-          <w:rFonts w:ascii="Times New Roman" w:hAnsi="Times New Roman"/>
-          <w:lang w:val="it-IT"/>
-        </w:rPr>
-        <w:t>evt</w:t>
-      </w:r>
-      <w:proofErr w:type="spellEnd"/>
-      <w:r>
-        <w:rPr>
-          <w:rFonts w:ascii="Times New Roman" w:hAnsi="Times New Roman"/>
-          <w:lang w:val="it-IT"/>
-        </w:rPr>
-        <w:t xml:space="preserve"> completo nel diario),</w:t>
-      </w:r>
-    </w:p>
-    <w:p>
-      <w:pPr>
-        <w:numPr>
-          <w:ilvl w:val="0"/>
-          <w:numId w:val="9"/>
-        </w:numPr>
-        <w:rPr>
-          <w:rFonts w:ascii="Times New Roman" w:hAnsi="Times New Roman"/>
-          <w:lang w:val="it-IT"/>
-        </w:rPr>
-      </w:pPr>
-      <w:r>
-        <w:rPr>
-          <w:rFonts w:ascii="Times New Roman" w:hAnsi="Times New Roman"/>
-          <w:lang w:val="it-IT"/>
-        </w:rPr>
-        <w:t>Eventuale titolo della pagina (in italico),</w:t>
-      </w:r>
-    </w:p>
-    <w:p>
-      <w:pPr>
-        <w:numPr>
-          <w:ilvl w:val="0"/>
-          <w:numId w:val="9"/>
-        </w:numPr>
-        <w:rPr>
-          <w:rFonts w:ascii="Times New Roman" w:hAnsi="Times New Roman"/>
-          <w:lang w:val="it-IT"/>
-        </w:rPr>
-      </w:pPr>
-      <w:r>
-        <w:rPr>
-          <w:rFonts w:ascii="Times New Roman" w:hAnsi="Times New Roman"/>
-          <w:lang w:val="it-IT"/>
-        </w:rPr>
-        <w:t>Data di consultazione (GG-MM-AAAA).</w:t>
-      </w:r>
     </w:p>
     <w:p>
       <w:pPr>
@@ -18520,99 +18907,13 @@
           <w:lang w:val="it-IT"/>
         </w:rPr>
       </w:pPr>
-    </w:p>
-    <w:p>
-      <w:pPr>
+      <w:r>
         <w:rPr>
           <w:rFonts w:ascii="Times New Roman" w:hAnsi="Times New Roman"/>
           <w:b/>
           <w:lang w:val="it-IT"/>
         </w:rPr>
-      </w:pPr>
-      <w:r>
-        <w:rPr>
-          <w:rFonts w:ascii="Times New Roman" w:hAnsi="Times New Roman"/>
-          <w:b/>
-          <w:lang w:val="it-IT"/>
-        </w:rPr>
         <w:t>Esempio:</w:t>
-      </w:r>
-    </w:p>
-    <w:p>
-      <w:pPr>
-        <w:numPr>
-          <w:ilvl w:val="0"/>
-          <w:numId w:val="8"/>
-        </w:numPr>
-        <w:rPr>
-          <w:rFonts w:ascii="Times New Roman" w:hAnsi="Times New Roman"/>
-          <w:lang w:val="en-US"/>
-        </w:rPr>
-      </w:pPr>
-      <w:r>
-        <w:rPr>
-          <w:rFonts w:ascii="Times New Roman" w:hAnsi="Times New Roman"/>
-          <w:lang w:val="en-US"/>
-        </w:rPr>
-        <w:t xml:space="preserve">http://standards.ieee.org/guides/style/section7.html, </w:t>
-      </w:r>
-      <w:r>
-        <w:rPr>
-          <w:rFonts w:ascii="Times New Roman" w:hAnsi="Times New Roman"/>
-          <w:i/>
-          <w:lang w:val="en-US"/>
-        </w:rPr>
-        <w:t>IEEE Standards Style Manual</w:t>
-      </w:r>
-      <w:r>
-        <w:rPr>
-          <w:rFonts w:ascii="Times New Roman" w:hAnsi="Times New Roman"/>
-          <w:lang w:val="en-US"/>
-        </w:rPr>
-        <w:t>, 07-06-2008.</w:t>
-      </w:r>
-    </w:p>
-    <w:p>
-      <w:pPr>
-        <w:rPr>
-          <w:rFonts w:ascii="Times New Roman" w:hAnsi="Times New Roman"/>
-          <w:lang w:val="en-US"/>
-        </w:rPr>
-      </w:pPr>
-    </w:p>
-    <w:p>
-      <w:pPr>
-        <w:pStyle w:val="Titolo1"/>
-        <w:rPr>
-          <w:rFonts w:ascii="Times New Roman" w:hAnsi="Times New Roman"/>
-          <w:lang w:val="it-IT"/>
-        </w:rPr>
-      </w:pPr>
-      <w:bookmarkStart w:id="49" w:name="_Toc461179235"/>
-      <w:bookmarkStart w:id="50" w:name="_Toc94790473"/>
-      <w:r>
-        <w:rPr>
-          <w:rFonts w:ascii="Times New Roman" w:hAnsi="Times New Roman"/>
-          <w:lang w:val="it-IT"/>
-        </w:rPr>
-        <w:t>Allegati</w:t>
-      </w:r>
-      <w:bookmarkEnd w:id="49"/>
-      <w:bookmarkEnd w:id="50"/>
-    </w:p>
-    <w:p>
-      <w:pPr>
-        <w:rPr>
-          <w:rFonts w:ascii="Times New Roman" w:hAnsi="Times New Roman"/>
-          <w:lang w:val="it-IT"/>
-        </w:rPr>
-      </w:pPr>
-      <w:r>
-        <w:rPr>
-          <w:rFonts w:ascii="Times New Roman" w:hAnsi="Times New Roman"/>
-          <w:lang w:val="it-IT"/>
-        </w:rPr>
-        <w:t>Elenco degli allegati, esempio:</w:t>
       </w:r>
     </w:p>
     <w:p>
@@ -18623,40 +18924,98 @@
         </w:numPr>
         <w:rPr>
           <w:rFonts w:ascii="Times New Roman" w:hAnsi="Times New Roman"/>
-        </w:rPr>
-      </w:pPr>
-      <w:r>
-        <w:rPr>
-          <w:rFonts w:ascii="Times New Roman" w:hAnsi="Times New Roman"/>
-          <w:lang w:val="it-IT"/>
-        </w:rPr>
-        <w:t xml:space="preserve">Diari di lavoro </w:t>
+          <w:lang w:val="en-US"/>
+        </w:rPr>
+      </w:pPr>
+      <w:r>
+        <w:rPr>
+          <w:rFonts w:ascii="Times New Roman" w:hAnsi="Times New Roman"/>
+          <w:lang w:val="en-US"/>
+        </w:rPr>
+        <w:t xml:space="preserve">http://standards.ieee.org/guides/style/section7.html, </w:t>
+      </w:r>
+      <w:r>
+        <w:rPr>
+          <w:rFonts w:ascii="Times New Roman" w:hAnsi="Times New Roman"/>
+          <w:i/>
+          <w:lang w:val="en-US"/>
+        </w:rPr>
+        <w:t>IEEE Standards Style Manual</w:t>
+      </w:r>
+      <w:r>
+        <w:rPr>
+          <w:rFonts w:ascii="Times New Roman" w:hAnsi="Times New Roman"/>
+          <w:lang w:val="en-US"/>
+        </w:rPr>
+        <w:t>, 07-06-2008.</w:t>
+      </w:r>
+    </w:p>
+    <w:p>
+      <w:pPr>
+        <w:rPr>
+          <w:rFonts w:ascii="Times New Roman" w:hAnsi="Times New Roman"/>
+          <w:lang w:val="en-US"/>
+        </w:rPr>
+      </w:pPr>
+    </w:p>
+    <w:p>
+      <w:pPr>
+        <w:pStyle w:val="Titolo1"/>
+        <w:rPr>
+          <w:rFonts w:ascii="Times New Roman" w:hAnsi="Times New Roman"/>
+          <w:lang w:val="it-IT"/>
+        </w:rPr>
+      </w:pPr>
+      <w:bookmarkStart w:id="49" w:name="_Toc461179235"/>
+      <w:bookmarkStart w:id="50" w:name="_Toc94790473"/>
+      <w:r>
+        <w:rPr>
+          <w:rFonts w:ascii="Times New Roman" w:hAnsi="Times New Roman"/>
+          <w:lang w:val="it-IT"/>
+        </w:rPr>
+        <w:t>Allegati</w:t>
+      </w:r>
+      <w:bookmarkEnd w:id="49"/>
+      <w:bookmarkEnd w:id="50"/>
+    </w:p>
+    <w:p>
+      <w:pPr>
+        <w:rPr>
+          <w:rFonts w:ascii="Times New Roman" w:hAnsi="Times New Roman"/>
+          <w:lang w:val="it-IT"/>
+        </w:rPr>
+      </w:pPr>
+      <w:r>
+        <w:rPr>
+          <w:rFonts w:ascii="Times New Roman" w:hAnsi="Times New Roman"/>
+          <w:lang w:val="it-IT"/>
+        </w:rPr>
+        <w:t>Elenco degli allegati, esempio:</w:t>
       </w:r>
     </w:p>
     <w:p>
       <w:pPr>
         <w:numPr>
           <w:ilvl w:val="0"/>
-          <w:numId w:val="5"/>
+          <w:numId w:val="2"/>
         </w:numPr>
         <w:rPr>
           <w:rFonts w:ascii="Times New Roman" w:hAnsi="Times New Roman"/>
-          <w:lang w:val="it-IT"/>
-        </w:rPr>
-      </w:pPr>
-      <w:r>
-        <w:rPr>
-          <w:rFonts w:ascii="Times New Roman" w:hAnsi="Times New Roman"/>
-          <w:lang w:val="it-IT"/>
-        </w:rPr>
-        <w:t>Codici sorgente/documentazione macchine virtuali</w:t>
+        </w:rPr>
+      </w:pPr>
+      <w:r>
+        <w:rPr>
+          <w:rFonts w:ascii="Times New Roman" w:hAnsi="Times New Roman"/>
+          <w:lang w:val="it-IT"/>
+        </w:rPr>
+        <w:t xml:space="preserve">Diari di lavoro </w:t>
       </w:r>
     </w:p>
     <w:p>
       <w:pPr>
         <w:numPr>
           <w:ilvl w:val="0"/>
-          <w:numId w:val="5"/>
+          <w:numId w:val="2"/>
         </w:numPr>
         <w:rPr>
           <w:rFonts w:ascii="Times New Roman" w:hAnsi="Times New Roman"/>
@@ -18668,14 +19027,14 @@
           <w:rFonts w:ascii="Times New Roman" w:hAnsi="Times New Roman"/>
           <w:lang w:val="it-IT"/>
         </w:rPr>
-        <w:t>Istruzioni di installazione del prodotto (con credenziali di accesso) e/o di eventuali prodotti terzi</w:t>
+        <w:t>Codici sorgente/documentazione macchine virtuali</w:t>
       </w:r>
     </w:p>
     <w:p>
       <w:pPr>
         <w:numPr>
           <w:ilvl w:val="0"/>
-          <w:numId w:val="5"/>
+          <w:numId w:val="2"/>
         </w:numPr>
         <w:rPr>
           <w:rFonts w:ascii="Times New Roman" w:hAnsi="Times New Roman"/>
@@ -18687,14 +19046,14 @@
           <w:rFonts w:ascii="Times New Roman" w:hAnsi="Times New Roman"/>
           <w:lang w:val="it-IT"/>
         </w:rPr>
-        <w:t>Documentazione di prodotti di terzi</w:t>
+        <w:t>Istruzioni di installazione del prodotto (con credenziali di accesso) e/o di eventuali prodotti terzi</w:t>
       </w:r>
     </w:p>
     <w:p>
       <w:pPr>
         <w:numPr>
           <w:ilvl w:val="0"/>
-          <w:numId w:val="5"/>
+          <w:numId w:val="2"/>
         </w:numPr>
         <w:rPr>
           <w:rFonts w:ascii="Times New Roman" w:hAnsi="Times New Roman"/>
@@ -18706,48 +19065,33 @@
           <w:rFonts w:ascii="Times New Roman" w:hAnsi="Times New Roman"/>
           <w:lang w:val="it-IT"/>
         </w:rPr>
-        <w:t>Eventuali guide utente / Manuali di utilizzo</w:t>
+        <w:t>Documentazione di prodotti di terzi</w:t>
       </w:r>
     </w:p>
     <w:p>
       <w:pPr>
         <w:numPr>
           <w:ilvl w:val="0"/>
-          <w:numId w:val="5"/>
+          <w:numId w:val="2"/>
         </w:numPr>
         <w:rPr>
           <w:rFonts w:ascii="Times New Roman" w:hAnsi="Times New Roman"/>
-        </w:rPr>
-      </w:pPr>
-      <w:r>
-        <w:rPr>
-          <w:rFonts w:ascii="Times New Roman" w:hAnsi="Times New Roman"/>
-          <w:lang w:val="it-IT"/>
-        </w:rPr>
-        <w:t xml:space="preserve">Mandato e/o </w:t>
-      </w:r>
-      <w:proofErr w:type="spellStart"/>
-      <w:r>
-        <w:rPr>
-          <w:rFonts w:ascii="Times New Roman" w:hAnsi="Times New Roman"/>
-          <w:lang w:val="it-IT"/>
-        </w:rPr>
-        <w:t>Qd</w:t>
-      </w:r>
-      <w:r>
-        <w:rPr>
-          <w:rFonts w:ascii="Times New Roman" w:hAnsi="Times New Roman"/>
-          <w:lang w:val="it-IT"/>
-        </w:rPr>
-        <w:t>C</w:t>
-      </w:r>
-      <w:proofErr w:type="spellEnd"/>
+          <w:lang w:val="it-IT"/>
+        </w:rPr>
+      </w:pPr>
+      <w:r>
+        <w:rPr>
+          <w:rFonts w:ascii="Times New Roman" w:hAnsi="Times New Roman"/>
+          <w:lang w:val="it-IT"/>
+        </w:rPr>
+        <w:t>Eventuali guide utente / Manuali di utilizzo</w:t>
+      </w:r>
     </w:p>
     <w:p>
       <w:pPr>
         <w:numPr>
           <w:ilvl w:val="0"/>
-          <w:numId w:val="5"/>
+          <w:numId w:val="2"/>
         </w:numPr>
         <w:rPr>
           <w:rFonts w:ascii="Times New Roman" w:hAnsi="Times New Roman"/>
@@ -18756,15 +19100,49 @@
       <w:r>
         <w:rPr>
           <w:rFonts w:ascii="Times New Roman" w:hAnsi="Times New Roman"/>
-        </w:rPr>
-        <w:t>Prodotto</w:t>
-      </w:r>
+          <w:lang w:val="it-IT"/>
+        </w:rPr>
+        <w:t xml:space="preserve">Mandato e/o </w:t>
+      </w:r>
+      <w:proofErr w:type="spellStart"/>
+      <w:r>
+        <w:rPr>
+          <w:rFonts w:ascii="Times New Roman" w:hAnsi="Times New Roman"/>
+          <w:lang w:val="it-IT"/>
+        </w:rPr>
+        <w:t>Qd</w:t>
+      </w:r>
+      <w:r>
+        <w:rPr>
+          <w:rFonts w:ascii="Times New Roman" w:hAnsi="Times New Roman"/>
+          <w:lang w:val="it-IT"/>
+        </w:rPr>
+        <w:t>C</w:t>
+      </w:r>
+      <w:proofErr w:type="spellEnd"/>
     </w:p>
     <w:p>
       <w:pPr>
         <w:numPr>
           <w:ilvl w:val="0"/>
-          <w:numId w:val="5"/>
+          <w:numId w:val="2"/>
+        </w:numPr>
+        <w:rPr>
+          <w:rFonts w:ascii="Times New Roman" w:hAnsi="Times New Roman"/>
+        </w:rPr>
+      </w:pPr>
+      <w:r>
+        <w:rPr>
+          <w:rFonts w:ascii="Times New Roman" w:hAnsi="Times New Roman"/>
+        </w:rPr>
+        <w:t>Prodotto</w:t>
+      </w:r>
+    </w:p>
+    <w:p>
+      <w:pPr>
+        <w:numPr>
+          <w:ilvl w:val="0"/>
+          <w:numId w:val="2"/>
         </w:numPr>
         <w:rPr>
           <w:rFonts w:ascii="Times New Roman" w:hAnsi="Times New Roman"/>
@@ -19862,9 +20240,9 @@
     </w:lvl>
   </w:abstractNum>
   <w:abstractNum w:abstractNumId="1" w15:restartNumberingAfterBreak="0">
-    <w:nsid w:val="01514127"/>
+    <w:nsid w:val="024710B7"/>
     <w:multiLevelType w:val="hybridMultilevel"/>
-    <w:tmpl w:val="03B8F232"/>
+    <w:tmpl w:val="D3DC299E"/>
     <w:lvl w:ilvl="0" w:tplc="08100005">
       <w:start w:val="1"/>
       <w:numFmt w:val="bullet"/>
@@ -19975,9 +20353,375 @@
     </w:lvl>
   </w:abstractNum>
   <w:abstractNum w:abstractNumId="2" w15:restartNumberingAfterBreak="0">
-    <w:nsid w:val="024710B7"/>
+    <w:nsid w:val="0801489A"/>
     <w:multiLevelType w:val="hybridMultilevel"/>
-    <w:tmpl w:val="D3DC299E"/>
+    <w:tmpl w:val="F3A21FFC"/>
+    <w:lvl w:ilvl="0" w:tplc="000F0410">
+      <w:start w:val="1"/>
+      <w:numFmt w:val="decimal"/>
+      <w:lvlText w:val="%1."/>
+      <w:lvlJc w:val="left"/>
+      <w:pPr>
+        <w:tabs>
+          <w:tab w:val="num" w:pos="720"/>
+        </w:tabs>
+        <w:ind w:left="720" w:hanging="360"/>
+      </w:pPr>
+    </w:lvl>
+    <w:lvl w:ilvl="1" w:tplc="00190410" w:tentative="1">
+      <w:start w:val="1"/>
+      <w:numFmt w:val="lowerLetter"/>
+      <w:lvlText w:val="%2."/>
+      <w:lvlJc w:val="left"/>
+      <w:pPr>
+        <w:tabs>
+          <w:tab w:val="num" w:pos="1440"/>
+        </w:tabs>
+        <w:ind w:left="1440" w:hanging="360"/>
+      </w:pPr>
+    </w:lvl>
+    <w:lvl w:ilvl="2" w:tplc="001B0410" w:tentative="1">
+      <w:start w:val="1"/>
+      <w:numFmt w:val="lowerRoman"/>
+      <w:lvlText w:val="%3."/>
+      <w:lvlJc w:val="right"/>
+      <w:pPr>
+        <w:tabs>
+          <w:tab w:val="num" w:pos="2160"/>
+        </w:tabs>
+        <w:ind w:left="2160" w:hanging="180"/>
+      </w:pPr>
+    </w:lvl>
+    <w:lvl w:ilvl="3" w:tplc="000F0410" w:tentative="1">
+      <w:start w:val="1"/>
+      <w:numFmt w:val="decimal"/>
+      <w:lvlText w:val="%4."/>
+      <w:lvlJc w:val="left"/>
+      <w:pPr>
+        <w:tabs>
+          <w:tab w:val="num" w:pos="2880"/>
+        </w:tabs>
+        <w:ind w:left="2880" w:hanging="360"/>
+      </w:pPr>
+    </w:lvl>
+    <w:lvl w:ilvl="4" w:tplc="00190410" w:tentative="1">
+      <w:start w:val="1"/>
+      <w:numFmt w:val="lowerLetter"/>
+      <w:lvlText w:val="%5."/>
+      <w:lvlJc w:val="left"/>
+      <w:pPr>
+        <w:tabs>
+          <w:tab w:val="num" w:pos="3600"/>
+        </w:tabs>
+        <w:ind w:left="3600" w:hanging="360"/>
+      </w:pPr>
+    </w:lvl>
+    <w:lvl w:ilvl="5" w:tplc="001B0410" w:tentative="1">
+      <w:start w:val="1"/>
+      <w:numFmt w:val="lowerRoman"/>
+      <w:lvlText w:val="%6."/>
+      <w:lvlJc w:val="right"/>
+      <w:pPr>
+        <w:tabs>
+          <w:tab w:val="num" w:pos="4320"/>
+        </w:tabs>
+        <w:ind w:left="4320" w:hanging="180"/>
+      </w:pPr>
+    </w:lvl>
+    <w:lvl w:ilvl="6" w:tplc="000F0410" w:tentative="1">
+      <w:start w:val="1"/>
+      <w:numFmt w:val="decimal"/>
+      <w:lvlText w:val="%7."/>
+      <w:lvlJc w:val="left"/>
+      <w:pPr>
+        <w:tabs>
+          <w:tab w:val="num" w:pos="5040"/>
+        </w:tabs>
+        <w:ind w:left="5040" w:hanging="360"/>
+      </w:pPr>
+    </w:lvl>
+    <w:lvl w:ilvl="7" w:tplc="00190410" w:tentative="1">
+      <w:start w:val="1"/>
+      <w:numFmt w:val="lowerLetter"/>
+      <w:lvlText w:val="%8."/>
+      <w:lvlJc w:val="left"/>
+      <w:pPr>
+        <w:tabs>
+          <w:tab w:val="num" w:pos="5760"/>
+        </w:tabs>
+        <w:ind w:left="5760" w:hanging="360"/>
+      </w:pPr>
+    </w:lvl>
+    <w:lvl w:ilvl="8" w:tplc="001B0410" w:tentative="1">
+      <w:start w:val="1"/>
+      <w:numFmt w:val="lowerRoman"/>
+      <w:lvlText w:val="%9."/>
+      <w:lvlJc w:val="right"/>
+      <w:pPr>
+        <w:tabs>
+          <w:tab w:val="num" w:pos="6480"/>
+        </w:tabs>
+        <w:ind w:left="6480" w:hanging="180"/>
+      </w:pPr>
+    </w:lvl>
+  </w:abstractNum>
+  <w:abstractNum w:abstractNumId="3" w15:restartNumberingAfterBreak="0">
+    <w:nsid w:val="12C843D7"/>
+    <w:multiLevelType w:val="hybridMultilevel"/>
+    <w:tmpl w:val="C1845D68"/>
+    <w:lvl w:ilvl="0" w:tplc="00010410">
+      <w:start w:val="1"/>
+      <w:numFmt w:val="bullet"/>
+      <w:lvlText w:val=""/>
+      <w:lvlJc w:val="left"/>
+      <w:pPr>
+        <w:tabs>
+          <w:tab w:val="num" w:pos="720"/>
+        </w:tabs>
+        <w:ind w:left="720" w:hanging="360"/>
+      </w:pPr>
+      <w:rPr>
+        <w:rFonts w:ascii="Symbol" w:hAnsi="Symbol" w:hint="default"/>
+      </w:rPr>
+    </w:lvl>
+    <w:lvl w:ilvl="1" w:tplc="00030410" w:tentative="1">
+      <w:start w:val="1"/>
+      <w:numFmt w:val="bullet"/>
+      <w:lvlText w:val="o"/>
+      <w:lvlJc w:val="left"/>
+      <w:pPr>
+        <w:tabs>
+          <w:tab w:val="num" w:pos="1440"/>
+        </w:tabs>
+        <w:ind w:left="1440" w:hanging="360"/>
+      </w:pPr>
+      <w:rPr>
+        <w:rFonts w:ascii="Courier New" w:hAnsi="Courier New" w:hint="default"/>
+      </w:rPr>
+    </w:lvl>
+    <w:lvl w:ilvl="2" w:tplc="00050410" w:tentative="1">
+      <w:start w:val="1"/>
+      <w:numFmt w:val="bullet"/>
+      <w:lvlText w:val=""/>
+      <w:lvlJc w:val="left"/>
+      <w:pPr>
+        <w:tabs>
+          <w:tab w:val="num" w:pos="2160"/>
+        </w:tabs>
+        <w:ind w:left="2160" w:hanging="360"/>
+      </w:pPr>
+      <w:rPr>
+        <w:rFonts w:ascii="Wingdings" w:hAnsi="Wingdings" w:hint="default"/>
+      </w:rPr>
+    </w:lvl>
+    <w:lvl w:ilvl="3" w:tplc="00010410" w:tentative="1">
+      <w:start w:val="1"/>
+      <w:numFmt w:val="bullet"/>
+      <w:lvlText w:val=""/>
+      <w:lvlJc w:val="left"/>
+      <w:pPr>
+        <w:tabs>
+          <w:tab w:val="num" w:pos="2880"/>
+        </w:tabs>
+        <w:ind w:left="2880" w:hanging="360"/>
+      </w:pPr>
+      <w:rPr>
+        <w:rFonts w:ascii="Symbol" w:hAnsi="Symbol" w:hint="default"/>
+      </w:rPr>
+    </w:lvl>
+    <w:lvl w:ilvl="4" w:tplc="00030410" w:tentative="1">
+      <w:start w:val="1"/>
+      <w:numFmt w:val="bullet"/>
+      <w:lvlText w:val="o"/>
+      <w:lvlJc w:val="left"/>
+      <w:pPr>
+        <w:tabs>
+          <w:tab w:val="num" w:pos="3600"/>
+        </w:tabs>
+        <w:ind w:left="3600" w:hanging="360"/>
+      </w:pPr>
+      <w:rPr>
+        <w:rFonts w:ascii="Courier New" w:hAnsi="Courier New" w:hint="default"/>
+      </w:rPr>
+    </w:lvl>
+    <w:lvl w:ilvl="5" w:tplc="00050410" w:tentative="1">
+      <w:start w:val="1"/>
+      <w:numFmt w:val="bullet"/>
+      <w:lvlText w:val=""/>
+      <w:lvlJc w:val="left"/>
+      <w:pPr>
+        <w:tabs>
+          <w:tab w:val="num" w:pos="4320"/>
+        </w:tabs>
+        <w:ind w:left="4320" w:hanging="360"/>
+      </w:pPr>
+      <w:rPr>
+        <w:rFonts w:ascii="Wingdings" w:hAnsi="Wingdings" w:hint="default"/>
+      </w:rPr>
+    </w:lvl>
+    <w:lvl w:ilvl="6" w:tplc="00010410" w:tentative="1">
+      <w:start w:val="1"/>
+      <w:numFmt w:val="bullet"/>
+      <w:lvlText w:val=""/>
+      <w:lvlJc w:val="left"/>
+      <w:pPr>
+        <w:tabs>
+          <w:tab w:val="num" w:pos="5040"/>
+        </w:tabs>
+        <w:ind w:left="5040" w:hanging="360"/>
+      </w:pPr>
+      <w:rPr>
+        <w:rFonts w:ascii="Symbol" w:hAnsi="Symbol" w:hint="default"/>
+      </w:rPr>
+    </w:lvl>
+    <w:lvl w:ilvl="7" w:tplc="00030410" w:tentative="1">
+      <w:start w:val="1"/>
+      <w:numFmt w:val="bullet"/>
+      <w:lvlText w:val="o"/>
+      <w:lvlJc w:val="left"/>
+      <w:pPr>
+        <w:tabs>
+          <w:tab w:val="num" w:pos="5760"/>
+        </w:tabs>
+        <w:ind w:left="5760" w:hanging="360"/>
+      </w:pPr>
+      <w:rPr>
+        <w:rFonts w:ascii="Courier New" w:hAnsi="Courier New" w:hint="default"/>
+      </w:rPr>
+    </w:lvl>
+    <w:lvl w:ilvl="8" w:tplc="00050410" w:tentative="1">
+      <w:start w:val="1"/>
+      <w:numFmt w:val="bullet"/>
+      <w:lvlText w:val=""/>
+      <w:lvlJc w:val="left"/>
+      <w:pPr>
+        <w:tabs>
+          <w:tab w:val="num" w:pos="6480"/>
+        </w:tabs>
+        <w:ind w:left="6480" w:hanging="360"/>
+      </w:pPr>
+      <w:rPr>
+        <w:rFonts w:ascii="Wingdings" w:hAnsi="Wingdings" w:hint="default"/>
+      </w:rPr>
+    </w:lvl>
+  </w:abstractNum>
+  <w:abstractNum w:abstractNumId="4" w15:restartNumberingAfterBreak="0">
+    <w:nsid w:val="24A46D31"/>
+    <w:multiLevelType w:val="hybridMultilevel"/>
+    <w:tmpl w:val="A56221F0"/>
+    <w:lvl w:ilvl="0" w:tplc="000F0410">
+      <w:start w:val="1"/>
+      <w:numFmt w:val="decimal"/>
+      <w:lvlText w:val="%1."/>
+      <w:lvlJc w:val="left"/>
+      <w:pPr>
+        <w:tabs>
+          <w:tab w:val="num" w:pos="720"/>
+        </w:tabs>
+        <w:ind w:left="720" w:hanging="360"/>
+      </w:pPr>
+    </w:lvl>
+    <w:lvl w:ilvl="1" w:tplc="00190410" w:tentative="1">
+      <w:start w:val="1"/>
+      <w:numFmt w:val="lowerLetter"/>
+      <w:lvlText w:val="%2."/>
+      <w:lvlJc w:val="left"/>
+      <w:pPr>
+        <w:tabs>
+          <w:tab w:val="num" w:pos="1440"/>
+        </w:tabs>
+        <w:ind w:left="1440" w:hanging="360"/>
+      </w:pPr>
+    </w:lvl>
+    <w:lvl w:ilvl="2" w:tplc="001B0410" w:tentative="1">
+      <w:start w:val="1"/>
+      <w:numFmt w:val="lowerRoman"/>
+      <w:lvlText w:val="%3."/>
+      <w:lvlJc w:val="right"/>
+      <w:pPr>
+        <w:tabs>
+          <w:tab w:val="num" w:pos="2160"/>
+        </w:tabs>
+        <w:ind w:left="2160" w:hanging="180"/>
+      </w:pPr>
+    </w:lvl>
+    <w:lvl w:ilvl="3" w:tplc="000F0410" w:tentative="1">
+      <w:start w:val="1"/>
+      <w:numFmt w:val="decimal"/>
+      <w:lvlText w:val="%4."/>
+      <w:lvlJc w:val="left"/>
+      <w:pPr>
+        <w:tabs>
+          <w:tab w:val="num" w:pos="2880"/>
+        </w:tabs>
+        <w:ind w:left="2880" w:hanging="360"/>
+      </w:pPr>
+    </w:lvl>
+    <w:lvl w:ilvl="4" w:tplc="00190410" w:tentative="1">
+      <w:start w:val="1"/>
+      <w:numFmt w:val="lowerLetter"/>
+      <w:lvlText w:val="%5."/>
+      <w:lvlJc w:val="left"/>
+      <w:pPr>
+        <w:tabs>
+          <w:tab w:val="num" w:pos="3600"/>
+        </w:tabs>
+        <w:ind w:left="3600" w:hanging="360"/>
+      </w:pPr>
+    </w:lvl>
+    <w:lvl w:ilvl="5" w:tplc="001B0410" w:tentative="1">
+      <w:start w:val="1"/>
+      <w:numFmt w:val="lowerRoman"/>
+      <w:lvlText w:val="%6."/>
+      <w:lvlJc w:val="right"/>
+      <w:pPr>
+        <w:tabs>
+          <w:tab w:val="num" w:pos="4320"/>
+        </w:tabs>
+        <w:ind w:left="4320" w:hanging="180"/>
+      </w:pPr>
+    </w:lvl>
+    <w:lvl w:ilvl="6" w:tplc="000F0410" w:tentative="1">
+      <w:start w:val="1"/>
+      <w:numFmt w:val="decimal"/>
+      <w:lvlText w:val="%7."/>
+      <w:lvlJc w:val="left"/>
+      <w:pPr>
+        <w:tabs>
+          <w:tab w:val="num" w:pos="5040"/>
+        </w:tabs>
+        <w:ind w:left="5040" w:hanging="360"/>
+      </w:pPr>
+    </w:lvl>
+    <w:lvl w:ilvl="7" w:tplc="00190410" w:tentative="1">
+      <w:start w:val="1"/>
+      <w:numFmt w:val="lowerLetter"/>
+      <w:lvlText w:val="%8."/>
+      <w:lvlJc w:val="left"/>
+      <w:pPr>
+        <w:tabs>
+          <w:tab w:val="num" w:pos="5760"/>
+        </w:tabs>
+        <w:ind w:left="5760" w:hanging="360"/>
+      </w:pPr>
+    </w:lvl>
+    <w:lvl w:ilvl="8" w:tplc="001B0410" w:tentative="1">
+      <w:start w:val="1"/>
+      <w:numFmt w:val="lowerRoman"/>
+      <w:lvlText w:val="%9."/>
+      <w:lvlJc w:val="right"/>
+      <w:pPr>
+        <w:tabs>
+          <w:tab w:val="num" w:pos="6480"/>
+        </w:tabs>
+        <w:ind w:left="6480" w:hanging="180"/>
+      </w:pPr>
+    </w:lvl>
+  </w:abstractNum>
+  <w:abstractNum w:abstractNumId="5" w15:restartNumberingAfterBreak="0">
+    <w:nsid w:val="2BEC32B6"/>
+    <w:multiLevelType w:val="hybridMultilevel"/>
+    <w:tmpl w:val="4C0CFD66"/>
     <w:lvl w:ilvl="0" w:tplc="08100005">
       <w:start w:val="1"/>
       <w:numFmt w:val="bullet"/>
@@ -20087,124 +20831,11 @@
       </w:rPr>
     </w:lvl>
   </w:abstractNum>
-  <w:abstractNum w:abstractNumId="3" w15:restartNumberingAfterBreak="0">
-    <w:nsid w:val="0801489A"/>
+  <w:abstractNum w:abstractNumId="6" w15:restartNumberingAfterBreak="0">
+    <w:nsid w:val="33DC3AEC"/>
     <w:multiLevelType w:val="hybridMultilevel"/>
-    <w:tmpl w:val="F3A21FFC"/>
-    <w:lvl w:ilvl="0" w:tplc="000F0410">
-      <w:start w:val="1"/>
-      <w:numFmt w:val="decimal"/>
-      <w:lvlText w:val="%1."/>
-      <w:lvlJc w:val="left"/>
-      <w:pPr>
-        <w:tabs>
-          <w:tab w:val="num" w:pos="720"/>
-        </w:tabs>
-        <w:ind w:left="720" w:hanging="360"/>
-      </w:pPr>
-    </w:lvl>
-    <w:lvl w:ilvl="1" w:tplc="00190410" w:tentative="1">
-      <w:start w:val="1"/>
-      <w:numFmt w:val="lowerLetter"/>
-      <w:lvlText w:val="%2."/>
-      <w:lvlJc w:val="left"/>
-      <w:pPr>
-        <w:tabs>
-          <w:tab w:val="num" w:pos="1440"/>
-        </w:tabs>
-        <w:ind w:left="1440" w:hanging="360"/>
-      </w:pPr>
-    </w:lvl>
-    <w:lvl w:ilvl="2" w:tplc="001B0410" w:tentative="1">
-      <w:start w:val="1"/>
-      <w:numFmt w:val="lowerRoman"/>
-      <w:lvlText w:val="%3."/>
-      <w:lvlJc w:val="right"/>
-      <w:pPr>
-        <w:tabs>
-          <w:tab w:val="num" w:pos="2160"/>
-        </w:tabs>
-        <w:ind w:left="2160" w:hanging="180"/>
-      </w:pPr>
-    </w:lvl>
-    <w:lvl w:ilvl="3" w:tplc="000F0410" w:tentative="1">
-      <w:start w:val="1"/>
-      <w:numFmt w:val="decimal"/>
-      <w:lvlText w:val="%4."/>
-      <w:lvlJc w:val="left"/>
-      <w:pPr>
-        <w:tabs>
-          <w:tab w:val="num" w:pos="2880"/>
-        </w:tabs>
-        <w:ind w:left="2880" w:hanging="360"/>
-      </w:pPr>
-    </w:lvl>
-    <w:lvl w:ilvl="4" w:tplc="00190410" w:tentative="1">
-      <w:start w:val="1"/>
-      <w:numFmt w:val="lowerLetter"/>
-      <w:lvlText w:val="%5."/>
-      <w:lvlJc w:val="left"/>
-      <w:pPr>
-        <w:tabs>
-          <w:tab w:val="num" w:pos="3600"/>
-        </w:tabs>
-        <w:ind w:left="3600" w:hanging="360"/>
-      </w:pPr>
-    </w:lvl>
-    <w:lvl w:ilvl="5" w:tplc="001B0410" w:tentative="1">
-      <w:start w:val="1"/>
-      <w:numFmt w:val="lowerRoman"/>
-      <w:lvlText w:val="%6."/>
-      <w:lvlJc w:val="right"/>
-      <w:pPr>
-        <w:tabs>
-          <w:tab w:val="num" w:pos="4320"/>
-        </w:tabs>
-        <w:ind w:left="4320" w:hanging="180"/>
-      </w:pPr>
-    </w:lvl>
-    <w:lvl w:ilvl="6" w:tplc="000F0410" w:tentative="1">
-      <w:start w:val="1"/>
-      <w:numFmt w:val="decimal"/>
-      <w:lvlText w:val="%7."/>
-      <w:lvlJc w:val="left"/>
-      <w:pPr>
-        <w:tabs>
-          <w:tab w:val="num" w:pos="5040"/>
-        </w:tabs>
-        <w:ind w:left="5040" w:hanging="360"/>
-      </w:pPr>
-    </w:lvl>
-    <w:lvl w:ilvl="7" w:tplc="00190410" w:tentative="1">
-      <w:start w:val="1"/>
-      <w:numFmt w:val="lowerLetter"/>
-      <w:lvlText w:val="%8."/>
-      <w:lvlJc w:val="left"/>
-      <w:pPr>
-        <w:tabs>
-          <w:tab w:val="num" w:pos="5760"/>
-        </w:tabs>
-        <w:ind w:left="5760" w:hanging="360"/>
-      </w:pPr>
-    </w:lvl>
-    <w:lvl w:ilvl="8" w:tplc="001B0410" w:tentative="1">
-      <w:start w:val="1"/>
-      <w:numFmt w:val="lowerRoman"/>
-      <w:lvlText w:val="%9."/>
-      <w:lvlJc w:val="right"/>
-      <w:pPr>
-        <w:tabs>
-          <w:tab w:val="num" w:pos="6480"/>
-        </w:tabs>
-        <w:ind w:left="6480" w:hanging="180"/>
-      </w:pPr>
-    </w:lvl>
-  </w:abstractNum>
-  <w:abstractNum w:abstractNumId="4" w15:restartNumberingAfterBreak="0">
-    <w:nsid w:val="0A2027F4"/>
-    <w:multiLevelType w:val="hybridMultilevel"/>
-    <w:tmpl w:val="E4F8994A"/>
-    <w:lvl w:ilvl="0" w:tplc="08100001">
+    <w:tmpl w:val="194012A2"/>
+    <w:lvl w:ilvl="0" w:tplc="46885E3A">
       <w:start w:val="1"/>
       <w:numFmt w:val="bullet"/>
       <w:lvlText w:val=""/>
@@ -20214,18 +20845,18 @@
       </w:pPr>
       <w:rPr>
         <w:rFonts w:ascii="Symbol" w:hAnsi="Symbol" w:hint="default"/>
+        <w:color w:val="auto"/>
       </w:rPr>
     </w:lvl>
-    <w:lvl w:ilvl="1" w:tplc="08100003" w:tentative="1">
-      <w:start w:val="1"/>
+    <w:lvl w:ilvl="1" w:tplc="1CFC4614">
       <w:numFmt w:val="bullet"/>
-      <w:lvlText w:val="o"/>
+      <w:lvlText w:val="•"/>
       <w:lvlJc w:val="left"/>
       <w:pPr>
         <w:ind w:left="1440" w:hanging="360"/>
       </w:pPr>
       <w:rPr>
-        <w:rFonts w:ascii="Courier New" w:hAnsi="Courier New" w:cs="Courier New" w:hint="default"/>
+        <w:rFonts w:ascii="Arial" w:eastAsia="Times New Roman" w:hAnsi="Arial" w:cs="Arial" w:hint="default"/>
       </w:rPr>
     </w:lvl>
     <w:lvl w:ilvl="2" w:tplc="08100005" w:tentative="1">
@@ -20313,1617 +20944,7 @@
       </w:rPr>
     </w:lvl>
   </w:abstractNum>
-  <w:abstractNum w:abstractNumId="5" w15:restartNumberingAfterBreak="0">
-    <w:nsid w:val="0BD80EB2"/>
-    <w:multiLevelType w:val="hybridMultilevel"/>
-    <w:tmpl w:val="D3143AC2"/>
-    <w:lvl w:ilvl="0" w:tplc="00010410">
-      <w:start w:val="1"/>
-      <w:numFmt w:val="bullet"/>
-      <w:lvlText w:val=""/>
-      <w:lvlJc w:val="left"/>
-      <w:pPr>
-        <w:tabs>
-          <w:tab w:val="num" w:pos="720"/>
-        </w:tabs>
-        <w:ind w:left="720" w:hanging="360"/>
-      </w:pPr>
-      <w:rPr>
-        <w:rFonts w:ascii="Symbol" w:hAnsi="Symbol" w:hint="default"/>
-      </w:rPr>
-    </w:lvl>
-    <w:lvl w:ilvl="1" w:tplc="00030410" w:tentative="1">
-      <w:start w:val="1"/>
-      <w:numFmt w:val="bullet"/>
-      <w:lvlText w:val="o"/>
-      <w:lvlJc w:val="left"/>
-      <w:pPr>
-        <w:tabs>
-          <w:tab w:val="num" w:pos="1440"/>
-        </w:tabs>
-        <w:ind w:left="1440" w:hanging="360"/>
-      </w:pPr>
-      <w:rPr>
-        <w:rFonts w:ascii="Courier New" w:hAnsi="Courier New" w:hint="default"/>
-      </w:rPr>
-    </w:lvl>
-    <w:lvl w:ilvl="2" w:tplc="00050410" w:tentative="1">
-      <w:start w:val="1"/>
-      <w:numFmt w:val="bullet"/>
-      <w:lvlText w:val=""/>
-      <w:lvlJc w:val="left"/>
-      <w:pPr>
-        <w:tabs>
-          <w:tab w:val="num" w:pos="2160"/>
-        </w:tabs>
-        <w:ind w:left="2160" w:hanging="360"/>
-      </w:pPr>
-      <w:rPr>
-        <w:rFonts w:ascii="Wingdings" w:hAnsi="Wingdings" w:hint="default"/>
-      </w:rPr>
-    </w:lvl>
-    <w:lvl w:ilvl="3" w:tplc="00010410" w:tentative="1">
-      <w:start w:val="1"/>
-      <w:numFmt w:val="bullet"/>
-      <w:lvlText w:val=""/>
-      <w:lvlJc w:val="left"/>
-      <w:pPr>
-        <w:tabs>
-          <w:tab w:val="num" w:pos="2880"/>
-        </w:tabs>
-        <w:ind w:left="2880" w:hanging="360"/>
-      </w:pPr>
-      <w:rPr>
-        <w:rFonts w:ascii="Symbol" w:hAnsi="Symbol" w:hint="default"/>
-      </w:rPr>
-    </w:lvl>
-    <w:lvl w:ilvl="4" w:tplc="00030410" w:tentative="1">
-      <w:start w:val="1"/>
-      <w:numFmt w:val="bullet"/>
-      <w:lvlText w:val="o"/>
-      <w:lvlJc w:val="left"/>
-      <w:pPr>
-        <w:tabs>
-          <w:tab w:val="num" w:pos="3600"/>
-        </w:tabs>
-        <w:ind w:left="3600" w:hanging="360"/>
-      </w:pPr>
-      <w:rPr>
-        <w:rFonts w:ascii="Courier New" w:hAnsi="Courier New" w:hint="default"/>
-      </w:rPr>
-    </w:lvl>
-    <w:lvl w:ilvl="5" w:tplc="00050410" w:tentative="1">
-      <w:start w:val="1"/>
-      <w:numFmt w:val="bullet"/>
-      <w:lvlText w:val=""/>
-      <w:lvlJc w:val="left"/>
-      <w:pPr>
-        <w:tabs>
-          <w:tab w:val="num" w:pos="4320"/>
-        </w:tabs>
-        <w:ind w:left="4320" w:hanging="360"/>
-      </w:pPr>
-      <w:rPr>
-        <w:rFonts w:ascii="Wingdings" w:hAnsi="Wingdings" w:hint="default"/>
-      </w:rPr>
-    </w:lvl>
-    <w:lvl w:ilvl="6" w:tplc="00010410" w:tentative="1">
-      <w:start w:val="1"/>
-      <w:numFmt w:val="bullet"/>
-      <w:lvlText w:val=""/>
-      <w:lvlJc w:val="left"/>
-      <w:pPr>
-        <w:tabs>
-          <w:tab w:val="num" w:pos="5040"/>
-        </w:tabs>
-        <w:ind w:left="5040" w:hanging="360"/>
-      </w:pPr>
-      <w:rPr>
-        <w:rFonts w:ascii="Symbol" w:hAnsi="Symbol" w:hint="default"/>
-      </w:rPr>
-    </w:lvl>
-    <w:lvl w:ilvl="7" w:tplc="00030410" w:tentative="1">
-      <w:start w:val="1"/>
-      <w:numFmt w:val="bullet"/>
-      <w:lvlText w:val="o"/>
-      <w:lvlJc w:val="left"/>
-      <w:pPr>
-        <w:tabs>
-          <w:tab w:val="num" w:pos="5760"/>
-        </w:tabs>
-        <w:ind w:left="5760" w:hanging="360"/>
-      </w:pPr>
-      <w:rPr>
-        <w:rFonts w:ascii="Courier New" w:hAnsi="Courier New" w:hint="default"/>
-      </w:rPr>
-    </w:lvl>
-    <w:lvl w:ilvl="8" w:tplc="00050410" w:tentative="1">
-      <w:start w:val="1"/>
-      <w:numFmt w:val="bullet"/>
-      <w:lvlText w:val=""/>
-      <w:lvlJc w:val="left"/>
-      <w:pPr>
-        <w:tabs>
-          <w:tab w:val="num" w:pos="6480"/>
-        </w:tabs>
-        <w:ind w:left="6480" w:hanging="360"/>
-      </w:pPr>
-      <w:rPr>
-        <w:rFonts w:ascii="Wingdings" w:hAnsi="Wingdings" w:hint="default"/>
-      </w:rPr>
-    </w:lvl>
-  </w:abstractNum>
-  <w:abstractNum w:abstractNumId="6" w15:restartNumberingAfterBreak="0">
-    <w:nsid w:val="0D547769"/>
-    <w:multiLevelType w:val="hybridMultilevel"/>
-    <w:tmpl w:val="7F2074D2"/>
-    <w:lvl w:ilvl="0" w:tplc="00010410">
-      <w:start w:val="1"/>
-      <w:numFmt w:val="bullet"/>
-      <w:lvlText w:val=""/>
-      <w:lvlJc w:val="left"/>
-      <w:pPr>
-        <w:tabs>
-          <w:tab w:val="num" w:pos="720"/>
-        </w:tabs>
-        <w:ind w:left="720" w:hanging="360"/>
-      </w:pPr>
-      <w:rPr>
-        <w:rFonts w:ascii="Symbol" w:hAnsi="Symbol" w:hint="default"/>
-      </w:rPr>
-    </w:lvl>
-    <w:lvl w:ilvl="1" w:tplc="00030410" w:tentative="1">
-      <w:start w:val="1"/>
-      <w:numFmt w:val="bullet"/>
-      <w:lvlText w:val="o"/>
-      <w:lvlJc w:val="left"/>
-      <w:pPr>
-        <w:tabs>
-          <w:tab w:val="num" w:pos="1440"/>
-        </w:tabs>
-        <w:ind w:left="1440" w:hanging="360"/>
-      </w:pPr>
-      <w:rPr>
-        <w:rFonts w:ascii="Courier New" w:hAnsi="Courier New" w:hint="default"/>
-      </w:rPr>
-    </w:lvl>
-    <w:lvl w:ilvl="2" w:tplc="00050410" w:tentative="1">
-      <w:start w:val="1"/>
-      <w:numFmt w:val="bullet"/>
-      <w:lvlText w:val=""/>
-      <w:lvlJc w:val="left"/>
-      <w:pPr>
-        <w:tabs>
-          <w:tab w:val="num" w:pos="2160"/>
-        </w:tabs>
-        <w:ind w:left="2160" w:hanging="360"/>
-      </w:pPr>
-      <w:rPr>
-        <w:rFonts w:ascii="Wingdings" w:hAnsi="Wingdings" w:hint="default"/>
-      </w:rPr>
-    </w:lvl>
-    <w:lvl w:ilvl="3" w:tplc="00010410" w:tentative="1">
-      <w:start w:val="1"/>
-      <w:numFmt w:val="bullet"/>
-      <w:lvlText w:val=""/>
-      <w:lvlJc w:val="left"/>
-      <w:pPr>
-        <w:tabs>
-          <w:tab w:val="num" w:pos="2880"/>
-        </w:tabs>
-        <w:ind w:left="2880" w:hanging="360"/>
-      </w:pPr>
-      <w:rPr>
-        <w:rFonts w:ascii="Symbol" w:hAnsi="Symbol" w:hint="default"/>
-      </w:rPr>
-    </w:lvl>
-    <w:lvl w:ilvl="4" w:tplc="00030410" w:tentative="1">
-      <w:start w:val="1"/>
-      <w:numFmt w:val="bullet"/>
-      <w:lvlText w:val="o"/>
-      <w:lvlJc w:val="left"/>
-      <w:pPr>
-        <w:tabs>
-          <w:tab w:val="num" w:pos="3600"/>
-        </w:tabs>
-        <w:ind w:left="3600" w:hanging="360"/>
-      </w:pPr>
-      <w:rPr>
-        <w:rFonts w:ascii="Courier New" w:hAnsi="Courier New" w:hint="default"/>
-      </w:rPr>
-    </w:lvl>
-    <w:lvl w:ilvl="5" w:tplc="00050410" w:tentative="1">
-      <w:start w:val="1"/>
-      <w:numFmt w:val="bullet"/>
-      <w:lvlText w:val=""/>
-      <w:lvlJc w:val="left"/>
-      <w:pPr>
-        <w:tabs>
-          <w:tab w:val="num" w:pos="4320"/>
-        </w:tabs>
-        <w:ind w:left="4320" w:hanging="360"/>
-      </w:pPr>
-      <w:rPr>
-        <w:rFonts w:ascii="Wingdings" w:hAnsi="Wingdings" w:hint="default"/>
-      </w:rPr>
-    </w:lvl>
-    <w:lvl w:ilvl="6" w:tplc="00010410" w:tentative="1">
-      <w:start w:val="1"/>
-      <w:numFmt w:val="bullet"/>
-      <w:lvlText w:val=""/>
-      <w:lvlJc w:val="left"/>
-      <w:pPr>
-        <w:tabs>
-          <w:tab w:val="num" w:pos="5040"/>
-        </w:tabs>
-        <w:ind w:left="5040" w:hanging="360"/>
-      </w:pPr>
-      <w:rPr>
-        <w:rFonts w:ascii="Symbol" w:hAnsi="Symbol" w:hint="default"/>
-      </w:rPr>
-    </w:lvl>
-    <w:lvl w:ilvl="7" w:tplc="00030410" w:tentative="1">
-      <w:start w:val="1"/>
-      <w:numFmt w:val="bullet"/>
-      <w:lvlText w:val="o"/>
-      <w:lvlJc w:val="left"/>
-      <w:pPr>
-        <w:tabs>
-          <w:tab w:val="num" w:pos="5760"/>
-        </w:tabs>
-        <w:ind w:left="5760" w:hanging="360"/>
-      </w:pPr>
-      <w:rPr>
-        <w:rFonts w:ascii="Courier New" w:hAnsi="Courier New" w:hint="default"/>
-      </w:rPr>
-    </w:lvl>
-    <w:lvl w:ilvl="8" w:tplc="00050410" w:tentative="1">
-      <w:start w:val="1"/>
-      <w:numFmt w:val="bullet"/>
-      <w:lvlText w:val=""/>
-      <w:lvlJc w:val="left"/>
-      <w:pPr>
-        <w:tabs>
-          <w:tab w:val="num" w:pos="6480"/>
-        </w:tabs>
-        <w:ind w:left="6480" w:hanging="360"/>
-      </w:pPr>
-      <w:rPr>
-        <w:rFonts w:ascii="Wingdings" w:hAnsi="Wingdings" w:hint="default"/>
-      </w:rPr>
-    </w:lvl>
-  </w:abstractNum>
   <w:abstractNum w:abstractNumId="7" w15:restartNumberingAfterBreak="0">
-    <w:nsid w:val="10CB776C"/>
-    <w:multiLevelType w:val="hybridMultilevel"/>
-    <w:tmpl w:val="678CE950"/>
-    <w:lvl w:ilvl="0" w:tplc="00010410">
-      <w:start w:val="1"/>
-      <w:numFmt w:val="bullet"/>
-      <w:lvlText w:val=""/>
-      <w:lvlJc w:val="left"/>
-      <w:pPr>
-        <w:tabs>
-          <w:tab w:val="num" w:pos="720"/>
-        </w:tabs>
-        <w:ind w:left="720" w:hanging="360"/>
-      </w:pPr>
-      <w:rPr>
-        <w:rFonts w:ascii="Symbol" w:hAnsi="Symbol" w:hint="default"/>
-      </w:rPr>
-    </w:lvl>
-    <w:lvl w:ilvl="1" w:tplc="00030410" w:tentative="1">
-      <w:start w:val="1"/>
-      <w:numFmt w:val="bullet"/>
-      <w:lvlText w:val="o"/>
-      <w:lvlJc w:val="left"/>
-      <w:pPr>
-        <w:tabs>
-          <w:tab w:val="num" w:pos="1440"/>
-        </w:tabs>
-        <w:ind w:left="1440" w:hanging="360"/>
-      </w:pPr>
-      <w:rPr>
-        <w:rFonts w:ascii="Courier New" w:hAnsi="Courier New" w:hint="default"/>
-      </w:rPr>
-    </w:lvl>
-    <w:lvl w:ilvl="2" w:tplc="00050410" w:tentative="1">
-      <w:start w:val="1"/>
-      <w:numFmt w:val="bullet"/>
-      <w:lvlText w:val=""/>
-      <w:lvlJc w:val="left"/>
-      <w:pPr>
-        <w:tabs>
-          <w:tab w:val="num" w:pos="2160"/>
-        </w:tabs>
-        <w:ind w:left="2160" w:hanging="360"/>
-      </w:pPr>
-      <w:rPr>
-        <w:rFonts w:ascii="Wingdings" w:hAnsi="Wingdings" w:hint="default"/>
-      </w:rPr>
-    </w:lvl>
-    <w:lvl w:ilvl="3" w:tplc="00010410" w:tentative="1">
-      <w:start w:val="1"/>
-      <w:numFmt w:val="bullet"/>
-      <w:lvlText w:val=""/>
-      <w:lvlJc w:val="left"/>
-      <w:pPr>
-        <w:tabs>
-          <w:tab w:val="num" w:pos="2880"/>
-        </w:tabs>
-        <w:ind w:left="2880" w:hanging="360"/>
-      </w:pPr>
-      <w:rPr>
-        <w:rFonts w:ascii="Symbol" w:hAnsi="Symbol" w:hint="default"/>
-      </w:rPr>
-    </w:lvl>
-    <w:lvl w:ilvl="4" w:tplc="00030410" w:tentative="1">
-      <w:start w:val="1"/>
-      <w:numFmt w:val="bullet"/>
-      <w:lvlText w:val="o"/>
-      <w:lvlJc w:val="left"/>
-      <w:pPr>
-        <w:tabs>
-          <w:tab w:val="num" w:pos="3600"/>
-        </w:tabs>
-        <w:ind w:left="3600" w:hanging="360"/>
-      </w:pPr>
-      <w:rPr>
-        <w:rFonts w:ascii="Courier New" w:hAnsi="Courier New" w:hint="default"/>
-      </w:rPr>
-    </w:lvl>
-    <w:lvl w:ilvl="5" w:tplc="00050410" w:tentative="1">
-      <w:start w:val="1"/>
-      <w:numFmt w:val="bullet"/>
-      <w:lvlText w:val=""/>
-      <w:lvlJc w:val="left"/>
-      <w:pPr>
-        <w:tabs>
-          <w:tab w:val="num" w:pos="4320"/>
-        </w:tabs>
-        <w:ind w:left="4320" w:hanging="360"/>
-      </w:pPr>
-      <w:rPr>
-        <w:rFonts w:ascii="Wingdings" w:hAnsi="Wingdings" w:hint="default"/>
-      </w:rPr>
-    </w:lvl>
-    <w:lvl w:ilvl="6" w:tplc="00010410" w:tentative="1">
-      <w:start w:val="1"/>
-      <w:numFmt w:val="bullet"/>
-      <w:lvlText w:val=""/>
-      <w:lvlJc w:val="left"/>
-      <w:pPr>
-        <w:tabs>
-          <w:tab w:val="num" w:pos="5040"/>
-        </w:tabs>
-        <w:ind w:left="5040" w:hanging="360"/>
-      </w:pPr>
-      <w:rPr>
-        <w:rFonts w:ascii="Symbol" w:hAnsi="Symbol" w:hint="default"/>
-      </w:rPr>
-    </w:lvl>
-    <w:lvl w:ilvl="7" w:tplc="00030410" w:tentative="1">
-      <w:start w:val="1"/>
-      <w:numFmt w:val="bullet"/>
-      <w:lvlText w:val="o"/>
-      <w:lvlJc w:val="left"/>
-      <w:pPr>
-        <w:tabs>
-          <w:tab w:val="num" w:pos="5760"/>
-        </w:tabs>
-        <w:ind w:left="5760" w:hanging="360"/>
-      </w:pPr>
-      <w:rPr>
-        <w:rFonts w:ascii="Courier New" w:hAnsi="Courier New" w:hint="default"/>
-      </w:rPr>
-    </w:lvl>
-    <w:lvl w:ilvl="8" w:tplc="00050410" w:tentative="1">
-      <w:start w:val="1"/>
-      <w:numFmt w:val="bullet"/>
-      <w:lvlText w:val=""/>
-      <w:lvlJc w:val="left"/>
-      <w:pPr>
-        <w:tabs>
-          <w:tab w:val="num" w:pos="6480"/>
-        </w:tabs>
-        <w:ind w:left="6480" w:hanging="360"/>
-      </w:pPr>
-      <w:rPr>
-        <w:rFonts w:ascii="Wingdings" w:hAnsi="Wingdings" w:hint="default"/>
-      </w:rPr>
-    </w:lvl>
-  </w:abstractNum>
-  <w:abstractNum w:abstractNumId="8" w15:restartNumberingAfterBreak="0">
-    <w:nsid w:val="12C843D7"/>
-    <w:multiLevelType w:val="hybridMultilevel"/>
-    <w:tmpl w:val="C1845D68"/>
-    <w:lvl w:ilvl="0" w:tplc="00010410">
-      <w:start w:val="1"/>
-      <w:numFmt w:val="bullet"/>
-      <w:lvlText w:val=""/>
-      <w:lvlJc w:val="left"/>
-      <w:pPr>
-        <w:tabs>
-          <w:tab w:val="num" w:pos="720"/>
-        </w:tabs>
-        <w:ind w:left="720" w:hanging="360"/>
-      </w:pPr>
-      <w:rPr>
-        <w:rFonts w:ascii="Symbol" w:hAnsi="Symbol" w:hint="default"/>
-      </w:rPr>
-    </w:lvl>
-    <w:lvl w:ilvl="1" w:tplc="00030410" w:tentative="1">
-      <w:start w:val="1"/>
-      <w:numFmt w:val="bullet"/>
-      <w:lvlText w:val="o"/>
-      <w:lvlJc w:val="left"/>
-      <w:pPr>
-        <w:tabs>
-          <w:tab w:val="num" w:pos="1440"/>
-        </w:tabs>
-        <w:ind w:left="1440" w:hanging="360"/>
-      </w:pPr>
-      <w:rPr>
-        <w:rFonts w:ascii="Courier New" w:hAnsi="Courier New" w:hint="default"/>
-      </w:rPr>
-    </w:lvl>
-    <w:lvl w:ilvl="2" w:tplc="00050410" w:tentative="1">
-      <w:start w:val="1"/>
-      <w:numFmt w:val="bullet"/>
-      <w:lvlText w:val=""/>
-      <w:lvlJc w:val="left"/>
-      <w:pPr>
-        <w:tabs>
-          <w:tab w:val="num" w:pos="2160"/>
-        </w:tabs>
-        <w:ind w:left="2160" w:hanging="360"/>
-      </w:pPr>
-      <w:rPr>
-        <w:rFonts w:ascii="Wingdings" w:hAnsi="Wingdings" w:hint="default"/>
-      </w:rPr>
-    </w:lvl>
-    <w:lvl w:ilvl="3" w:tplc="00010410" w:tentative="1">
-      <w:start w:val="1"/>
-      <w:numFmt w:val="bullet"/>
-      <w:lvlText w:val=""/>
-      <w:lvlJc w:val="left"/>
-      <w:pPr>
-        <w:tabs>
-          <w:tab w:val="num" w:pos="2880"/>
-        </w:tabs>
-        <w:ind w:left="2880" w:hanging="360"/>
-      </w:pPr>
-      <w:rPr>
-        <w:rFonts w:ascii="Symbol" w:hAnsi="Symbol" w:hint="default"/>
-      </w:rPr>
-    </w:lvl>
-    <w:lvl w:ilvl="4" w:tplc="00030410" w:tentative="1">
-      <w:start w:val="1"/>
-      <w:numFmt w:val="bullet"/>
-      <w:lvlText w:val="o"/>
-      <w:lvlJc w:val="left"/>
-      <w:pPr>
-        <w:tabs>
-          <w:tab w:val="num" w:pos="3600"/>
-        </w:tabs>
-        <w:ind w:left="3600" w:hanging="360"/>
-      </w:pPr>
-      <w:rPr>
-        <w:rFonts w:ascii="Courier New" w:hAnsi="Courier New" w:hint="default"/>
-      </w:rPr>
-    </w:lvl>
-    <w:lvl w:ilvl="5" w:tplc="00050410" w:tentative="1">
-      <w:start w:val="1"/>
-      <w:numFmt w:val="bullet"/>
-      <w:lvlText w:val=""/>
-      <w:lvlJc w:val="left"/>
-      <w:pPr>
-        <w:tabs>
-          <w:tab w:val="num" w:pos="4320"/>
-        </w:tabs>
-        <w:ind w:left="4320" w:hanging="360"/>
-      </w:pPr>
-      <w:rPr>
-        <w:rFonts w:ascii="Wingdings" w:hAnsi="Wingdings" w:hint="default"/>
-      </w:rPr>
-    </w:lvl>
-    <w:lvl w:ilvl="6" w:tplc="00010410" w:tentative="1">
-      <w:start w:val="1"/>
-      <w:numFmt w:val="bullet"/>
-      <w:lvlText w:val=""/>
-      <w:lvlJc w:val="left"/>
-      <w:pPr>
-        <w:tabs>
-          <w:tab w:val="num" w:pos="5040"/>
-        </w:tabs>
-        <w:ind w:left="5040" w:hanging="360"/>
-      </w:pPr>
-      <w:rPr>
-        <w:rFonts w:ascii="Symbol" w:hAnsi="Symbol" w:hint="default"/>
-      </w:rPr>
-    </w:lvl>
-    <w:lvl w:ilvl="7" w:tplc="00030410" w:tentative="1">
-      <w:start w:val="1"/>
-      <w:numFmt w:val="bullet"/>
-      <w:lvlText w:val="o"/>
-      <w:lvlJc w:val="left"/>
-      <w:pPr>
-        <w:tabs>
-          <w:tab w:val="num" w:pos="5760"/>
-        </w:tabs>
-        <w:ind w:left="5760" w:hanging="360"/>
-      </w:pPr>
-      <w:rPr>
-        <w:rFonts w:ascii="Courier New" w:hAnsi="Courier New" w:hint="default"/>
-      </w:rPr>
-    </w:lvl>
-    <w:lvl w:ilvl="8" w:tplc="00050410" w:tentative="1">
-      <w:start w:val="1"/>
-      <w:numFmt w:val="bullet"/>
-      <w:lvlText w:val=""/>
-      <w:lvlJc w:val="left"/>
-      <w:pPr>
-        <w:tabs>
-          <w:tab w:val="num" w:pos="6480"/>
-        </w:tabs>
-        <w:ind w:left="6480" w:hanging="360"/>
-      </w:pPr>
-      <w:rPr>
-        <w:rFonts w:ascii="Wingdings" w:hAnsi="Wingdings" w:hint="default"/>
-      </w:rPr>
-    </w:lvl>
-  </w:abstractNum>
-  <w:abstractNum w:abstractNumId="9" w15:restartNumberingAfterBreak="0">
-    <w:nsid w:val="136A10A9"/>
-    <w:multiLevelType w:val="hybridMultilevel"/>
-    <w:tmpl w:val="95D45A9E"/>
-    <w:lvl w:ilvl="0" w:tplc="6B6A3732">
-      <w:start w:val="6"/>
-      <w:numFmt w:val="bullet"/>
-      <w:lvlText w:val="-"/>
-      <w:lvlJc w:val="left"/>
-      <w:pPr>
-        <w:ind w:left="767" w:hanging="360"/>
-      </w:pPr>
-      <w:rPr>
-        <w:rFonts w:ascii="Times New Roman" w:eastAsia="Times New Roman" w:hAnsi="Times New Roman" w:cs="Times New Roman" w:hint="default"/>
-      </w:rPr>
-    </w:lvl>
-    <w:lvl w:ilvl="1" w:tplc="08100003" w:tentative="1">
-      <w:start w:val="1"/>
-      <w:numFmt w:val="bullet"/>
-      <w:lvlText w:val="o"/>
-      <w:lvlJc w:val="left"/>
-      <w:pPr>
-        <w:ind w:left="1487" w:hanging="360"/>
-      </w:pPr>
-      <w:rPr>
-        <w:rFonts w:ascii="Courier New" w:hAnsi="Courier New" w:cs="Courier New" w:hint="default"/>
-      </w:rPr>
-    </w:lvl>
-    <w:lvl w:ilvl="2" w:tplc="08100005" w:tentative="1">
-      <w:start w:val="1"/>
-      <w:numFmt w:val="bullet"/>
-      <w:lvlText w:val=""/>
-      <w:lvlJc w:val="left"/>
-      <w:pPr>
-        <w:ind w:left="2207" w:hanging="360"/>
-      </w:pPr>
-      <w:rPr>
-        <w:rFonts w:ascii="Wingdings" w:hAnsi="Wingdings" w:hint="default"/>
-      </w:rPr>
-    </w:lvl>
-    <w:lvl w:ilvl="3" w:tplc="08100001" w:tentative="1">
-      <w:start w:val="1"/>
-      <w:numFmt w:val="bullet"/>
-      <w:lvlText w:val=""/>
-      <w:lvlJc w:val="left"/>
-      <w:pPr>
-        <w:ind w:left="2927" w:hanging="360"/>
-      </w:pPr>
-      <w:rPr>
-        <w:rFonts w:ascii="Symbol" w:hAnsi="Symbol" w:hint="default"/>
-      </w:rPr>
-    </w:lvl>
-    <w:lvl w:ilvl="4" w:tplc="08100003" w:tentative="1">
-      <w:start w:val="1"/>
-      <w:numFmt w:val="bullet"/>
-      <w:lvlText w:val="o"/>
-      <w:lvlJc w:val="left"/>
-      <w:pPr>
-        <w:ind w:left="3647" w:hanging="360"/>
-      </w:pPr>
-      <w:rPr>
-        <w:rFonts w:ascii="Courier New" w:hAnsi="Courier New" w:cs="Courier New" w:hint="default"/>
-      </w:rPr>
-    </w:lvl>
-    <w:lvl w:ilvl="5" w:tplc="08100005" w:tentative="1">
-      <w:start w:val="1"/>
-      <w:numFmt w:val="bullet"/>
-      <w:lvlText w:val=""/>
-      <w:lvlJc w:val="left"/>
-      <w:pPr>
-        <w:ind w:left="4367" w:hanging="360"/>
-      </w:pPr>
-      <w:rPr>
-        <w:rFonts w:ascii="Wingdings" w:hAnsi="Wingdings" w:hint="default"/>
-      </w:rPr>
-    </w:lvl>
-    <w:lvl w:ilvl="6" w:tplc="08100001" w:tentative="1">
-      <w:start w:val="1"/>
-      <w:numFmt w:val="bullet"/>
-      <w:lvlText w:val=""/>
-      <w:lvlJc w:val="left"/>
-      <w:pPr>
-        <w:ind w:left="5087" w:hanging="360"/>
-      </w:pPr>
-      <w:rPr>
-        <w:rFonts w:ascii="Symbol" w:hAnsi="Symbol" w:hint="default"/>
-      </w:rPr>
-    </w:lvl>
-    <w:lvl w:ilvl="7" w:tplc="08100003" w:tentative="1">
-      <w:start w:val="1"/>
-      <w:numFmt w:val="bullet"/>
-      <w:lvlText w:val="o"/>
-      <w:lvlJc w:val="left"/>
-      <w:pPr>
-        <w:ind w:left="5807" w:hanging="360"/>
-      </w:pPr>
-      <w:rPr>
-        <w:rFonts w:ascii="Courier New" w:hAnsi="Courier New" w:cs="Courier New" w:hint="default"/>
-      </w:rPr>
-    </w:lvl>
-    <w:lvl w:ilvl="8" w:tplc="08100005" w:tentative="1">
-      <w:start w:val="1"/>
-      <w:numFmt w:val="bullet"/>
-      <w:lvlText w:val=""/>
-      <w:lvlJc w:val="left"/>
-      <w:pPr>
-        <w:ind w:left="6527" w:hanging="360"/>
-      </w:pPr>
-      <w:rPr>
-        <w:rFonts w:ascii="Wingdings" w:hAnsi="Wingdings" w:hint="default"/>
-      </w:rPr>
-    </w:lvl>
-  </w:abstractNum>
-  <w:abstractNum w:abstractNumId="10" w15:restartNumberingAfterBreak="0">
-    <w:nsid w:val="13C05619"/>
-    <w:multiLevelType w:val="hybridMultilevel"/>
-    <w:tmpl w:val="FDA41092"/>
-    <w:lvl w:ilvl="0" w:tplc="6B6A3732">
-      <w:start w:val="6"/>
-      <w:numFmt w:val="bullet"/>
-      <w:lvlText w:val="-"/>
-      <w:lvlJc w:val="left"/>
-      <w:pPr>
-        <w:ind w:left="720" w:hanging="360"/>
-      </w:pPr>
-      <w:rPr>
-        <w:rFonts w:ascii="Times New Roman" w:eastAsia="Times New Roman" w:hAnsi="Times New Roman" w:cs="Times New Roman" w:hint="default"/>
-      </w:rPr>
-    </w:lvl>
-    <w:lvl w:ilvl="1" w:tplc="08100003" w:tentative="1">
-      <w:start w:val="1"/>
-      <w:numFmt w:val="bullet"/>
-      <w:lvlText w:val="o"/>
-      <w:lvlJc w:val="left"/>
-      <w:pPr>
-        <w:ind w:left="1440" w:hanging="360"/>
-      </w:pPr>
-      <w:rPr>
-        <w:rFonts w:ascii="Courier New" w:hAnsi="Courier New" w:cs="Courier New" w:hint="default"/>
-      </w:rPr>
-    </w:lvl>
-    <w:lvl w:ilvl="2" w:tplc="08100005" w:tentative="1">
-      <w:start w:val="1"/>
-      <w:numFmt w:val="bullet"/>
-      <w:lvlText w:val=""/>
-      <w:lvlJc w:val="left"/>
-      <w:pPr>
-        <w:ind w:left="2160" w:hanging="360"/>
-      </w:pPr>
-      <w:rPr>
-        <w:rFonts w:ascii="Wingdings" w:hAnsi="Wingdings" w:hint="default"/>
-      </w:rPr>
-    </w:lvl>
-    <w:lvl w:ilvl="3" w:tplc="08100001" w:tentative="1">
-      <w:start w:val="1"/>
-      <w:numFmt w:val="bullet"/>
-      <w:lvlText w:val=""/>
-      <w:lvlJc w:val="left"/>
-      <w:pPr>
-        <w:ind w:left="2880" w:hanging="360"/>
-      </w:pPr>
-      <w:rPr>
-        <w:rFonts w:ascii="Symbol" w:hAnsi="Symbol" w:hint="default"/>
-      </w:rPr>
-    </w:lvl>
-    <w:lvl w:ilvl="4" w:tplc="08100003" w:tentative="1">
-      <w:start w:val="1"/>
-      <w:numFmt w:val="bullet"/>
-      <w:lvlText w:val="o"/>
-      <w:lvlJc w:val="left"/>
-      <w:pPr>
-        <w:ind w:left="3600" w:hanging="360"/>
-      </w:pPr>
-      <w:rPr>
-        <w:rFonts w:ascii="Courier New" w:hAnsi="Courier New" w:cs="Courier New" w:hint="default"/>
-      </w:rPr>
-    </w:lvl>
-    <w:lvl w:ilvl="5" w:tplc="08100005" w:tentative="1">
-      <w:start w:val="1"/>
-      <w:numFmt w:val="bullet"/>
-      <w:lvlText w:val=""/>
-      <w:lvlJc w:val="left"/>
-      <w:pPr>
-        <w:ind w:left="4320" w:hanging="360"/>
-      </w:pPr>
-      <w:rPr>
-        <w:rFonts w:ascii="Wingdings" w:hAnsi="Wingdings" w:hint="default"/>
-      </w:rPr>
-    </w:lvl>
-    <w:lvl w:ilvl="6" w:tplc="08100001" w:tentative="1">
-      <w:start w:val="1"/>
-      <w:numFmt w:val="bullet"/>
-      <w:lvlText w:val=""/>
-      <w:lvlJc w:val="left"/>
-      <w:pPr>
-        <w:ind w:left="5040" w:hanging="360"/>
-      </w:pPr>
-      <w:rPr>
-        <w:rFonts w:ascii="Symbol" w:hAnsi="Symbol" w:hint="default"/>
-      </w:rPr>
-    </w:lvl>
-    <w:lvl w:ilvl="7" w:tplc="08100003" w:tentative="1">
-      <w:start w:val="1"/>
-      <w:numFmt w:val="bullet"/>
-      <w:lvlText w:val="o"/>
-      <w:lvlJc w:val="left"/>
-      <w:pPr>
-        <w:ind w:left="5760" w:hanging="360"/>
-      </w:pPr>
-      <w:rPr>
-        <w:rFonts w:ascii="Courier New" w:hAnsi="Courier New" w:cs="Courier New" w:hint="default"/>
-      </w:rPr>
-    </w:lvl>
-    <w:lvl w:ilvl="8" w:tplc="08100005" w:tentative="1">
-      <w:start w:val="1"/>
-      <w:numFmt w:val="bullet"/>
-      <w:lvlText w:val=""/>
-      <w:lvlJc w:val="left"/>
-      <w:pPr>
-        <w:ind w:left="6480" w:hanging="360"/>
-      </w:pPr>
-      <w:rPr>
-        <w:rFonts w:ascii="Wingdings" w:hAnsi="Wingdings" w:hint="default"/>
-      </w:rPr>
-    </w:lvl>
-  </w:abstractNum>
-  <w:abstractNum w:abstractNumId="11" w15:restartNumberingAfterBreak="0">
-    <w:nsid w:val="16173516"/>
-    <w:multiLevelType w:val="hybridMultilevel"/>
-    <w:tmpl w:val="95E6023C"/>
-    <w:lvl w:ilvl="0" w:tplc="00010410">
-      <w:start w:val="1"/>
-      <w:numFmt w:val="bullet"/>
-      <w:lvlText w:val=""/>
-      <w:lvlJc w:val="left"/>
-      <w:pPr>
-        <w:tabs>
-          <w:tab w:val="num" w:pos="360"/>
-        </w:tabs>
-        <w:ind w:left="360" w:hanging="360"/>
-      </w:pPr>
-      <w:rPr>
-        <w:rFonts w:ascii="Symbol" w:hAnsi="Symbol" w:hint="default"/>
-      </w:rPr>
-    </w:lvl>
-    <w:lvl w:ilvl="1" w:tplc="00010410">
-      <w:start w:val="1"/>
-      <w:numFmt w:val="bullet"/>
-      <w:lvlText w:val=""/>
-      <w:lvlJc w:val="left"/>
-      <w:pPr>
-        <w:tabs>
-          <w:tab w:val="num" w:pos="1080"/>
-        </w:tabs>
-        <w:ind w:left="1080" w:hanging="360"/>
-      </w:pPr>
-      <w:rPr>
-        <w:rFonts w:ascii="Symbol" w:hAnsi="Symbol" w:hint="default"/>
-      </w:rPr>
-    </w:lvl>
-    <w:lvl w:ilvl="2" w:tplc="001B0410" w:tentative="1">
-      <w:start w:val="1"/>
-      <w:numFmt w:val="lowerRoman"/>
-      <w:lvlText w:val="%3."/>
-      <w:lvlJc w:val="right"/>
-      <w:pPr>
-        <w:tabs>
-          <w:tab w:val="num" w:pos="1800"/>
-        </w:tabs>
-        <w:ind w:left="1800" w:hanging="180"/>
-      </w:pPr>
-    </w:lvl>
-    <w:lvl w:ilvl="3" w:tplc="000F0410" w:tentative="1">
-      <w:start w:val="1"/>
-      <w:numFmt w:val="decimal"/>
-      <w:lvlText w:val="%4."/>
-      <w:lvlJc w:val="left"/>
-      <w:pPr>
-        <w:tabs>
-          <w:tab w:val="num" w:pos="2520"/>
-        </w:tabs>
-        <w:ind w:left="2520" w:hanging="360"/>
-      </w:pPr>
-    </w:lvl>
-    <w:lvl w:ilvl="4" w:tplc="00190410" w:tentative="1">
-      <w:start w:val="1"/>
-      <w:numFmt w:val="lowerLetter"/>
-      <w:lvlText w:val="%5."/>
-      <w:lvlJc w:val="left"/>
-      <w:pPr>
-        <w:tabs>
-          <w:tab w:val="num" w:pos="3240"/>
-        </w:tabs>
-        <w:ind w:left="3240" w:hanging="360"/>
-      </w:pPr>
-    </w:lvl>
-    <w:lvl w:ilvl="5" w:tplc="001B0410" w:tentative="1">
-      <w:start w:val="1"/>
-      <w:numFmt w:val="lowerRoman"/>
-      <w:lvlText w:val="%6."/>
-      <w:lvlJc w:val="right"/>
-      <w:pPr>
-        <w:tabs>
-          <w:tab w:val="num" w:pos="3960"/>
-        </w:tabs>
-        <w:ind w:left="3960" w:hanging="180"/>
-      </w:pPr>
-    </w:lvl>
-    <w:lvl w:ilvl="6" w:tplc="000F0410" w:tentative="1">
-      <w:start w:val="1"/>
-      <w:numFmt w:val="decimal"/>
-      <w:lvlText w:val="%7."/>
-      <w:lvlJc w:val="left"/>
-      <w:pPr>
-        <w:tabs>
-          <w:tab w:val="num" w:pos="4680"/>
-        </w:tabs>
-        <w:ind w:left="4680" w:hanging="360"/>
-      </w:pPr>
-    </w:lvl>
-    <w:lvl w:ilvl="7" w:tplc="00190410" w:tentative="1">
-      <w:start w:val="1"/>
-      <w:numFmt w:val="lowerLetter"/>
-      <w:lvlText w:val="%8."/>
-      <w:lvlJc w:val="left"/>
-      <w:pPr>
-        <w:tabs>
-          <w:tab w:val="num" w:pos="5400"/>
-        </w:tabs>
-        <w:ind w:left="5400" w:hanging="360"/>
-      </w:pPr>
-    </w:lvl>
-    <w:lvl w:ilvl="8" w:tplc="001B0410" w:tentative="1">
-      <w:start w:val="1"/>
-      <w:numFmt w:val="lowerRoman"/>
-      <w:lvlText w:val="%9."/>
-      <w:lvlJc w:val="right"/>
-      <w:pPr>
-        <w:tabs>
-          <w:tab w:val="num" w:pos="6120"/>
-        </w:tabs>
-        <w:ind w:left="6120" w:hanging="180"/>
-      </w:pPr>
-    </w:lvl>
-  </w:abstractNum>
-  <w:abstractNum w:abstractNumId="12" w15:restartNumberingAfterBreak="0">
-    <w:nsid w:val="177064D3"/>
-    <w:multiLevelType w:val="hybridMultilevel"/>
-    <w:tmpl w:val="6E22B194"/>
-    <w:lvl w:ilvl="0" w:tplc="08100001">
-      <w:start w:val="1"/>
-      <w:numFmt w:val="bullet"/>
-      <w:lvlText w:val=""/>
-      <w:lvlJc w:val="left"/>
-      <w:pPr>
-        <w:ind w:left="720" w:hanging="360"/>
-      </w:pPr>
-      <w:rPr>
-        <w:rFonts w:ascii="Symbol" w:hAnsi="Symbol" w:hint="default"/>
-      </w:rPr>
-    </w:lvl>
-    <w:lvl w:ilvl="1" w:tplc="08100003" w:tentative="1">
-      <w:start w:val="1"/>
-      <w:numFmt w:val="bullet"/>
-      <w:lvlText w:val="o"/>
-      <w:lvlJc w:val="left"/>
-      <w:pPr>
-        <w:ind w:left="1440" w:hanging="360"/>
-      </w:pPr>
-      <w:rPr>
-        <w:rFonts w:ascii="Courier New" w:hAnsi="Courier New" w:cs="Courier New" w:hint="default"/>
-      </w:rPr>
-    </w:lvl>
-    <w:lvl w:ilvl="2" w:tplc="08100005" w:tentative="1">
-      <w:start w:val="1"/>
-      <w:numFmt w:val="bullet"/>
-      <w:lvlText w:val=""/>
-      <w:lvlJc w:val="left"/>
-      <w:pPr>
-        <w:ind w:left="2160" w:hanging="360"/>
-      </w:pPr>
-      <w:rPr>
-        <w:rFonts w:ascii="Wingdings" w:hAnsi="Wingdings" w:hint="default"/>
-      </w:rPr>
-    </w:lvl>
-    <w:lvl w:ilvl="3" w:tplc="08100001" w:tentative="1">
-      <w:start w:val="1"/>
-      <w:numFmt w:val="bullet"/>
-      <w:lvlText w:val=""/>
-      <w:lvlJc w:val="left"/>
-      <w:pPr>
-        <w:ind w:left="2880" w:hanging="360"/>
-      </w:pPr>
-      <w:rPr>
-        <w:rFonts w:ascii="Symbol" w:hAnsi="Symbol" w:hint="default"/>
-      </w:rPr>
-    </w:lvl>
-    <w:lvl w:ilvl="4" w:tplc="08100003" w:tentative="1">
-      <w:start w:val="1"/>
-      <w:numFmt w:val="bullet"/>
-      <w:lvlText w:val="o"/>
-      <w:lvlJc w:val="left"/>
-      <w:pPr>
-        <w:ind w:left="3600" w:hanging="360"/>
-      </w:pPr>
-      <w:rPr>
-        <w:rFonts w:ascii="Courier New" w:hAnsi="Courier New" w:cs="Courier New" w:hint="default"/>
-      </w:rPr>
-    </w:lvl>
-    <w:lvl w:ilvl="5" w:tplc="08100005" w:tentative="1">
-      <w:start w:val="1"/>
-      <w:numFmt w:val="bullet"/>
-      <w:lvlText w:val=""/>
-      <w:lvlJc w:val="left"/>
-      <w:pPr>
-        <w:ind w:left="4320" w:hanging="360"/>
-      </w:pPr>
-      <w:rPr>
-        <w:rFonts w:ascii="Wingdings" w:hAnsi="Wingdings" w:hint="default"/>
-      </w:rPr>
-    </w:lvl>
-    <w:lvl w:ilvl="6" w:tplc="08100001" w:tentative="1">
-      <w:start w:val="1"/>
-      <w:numFmt w:val="bullet"/>
-      <w:lvlText w:val=""/>
-      <w:lvlJc w:val="left"/>
-      <w:pPr>
-        <w:ind w:left="5040" w:hanging="360"/>
-      </w:pPr>
-      <w:rPr>
-        <w:rFonts w:ascii="Symbol" w:hAnsi="Symbol" w:hint="default"/>
-      </w:rPr>
-    </w:lvl>
-    <w:lvl w:ilvl="7" w:tplc="08100003" w:tentative="1">
-      <w:start w:val="1"/>
-      <w:numFmt w:val="bullet"/>
-      <w:lvlText w:val="o"/>
-      <w:lvlJc w:val="left"/>
-      <w:pPr>
-        <w:ind w:left="5760" w:hanging="360"/>
-      </w:pPr>
-      <w:rPr>
-        <w:rFonts w:ascii="Courier New" w:hAnsi="Courier New" w:cs="Courier New" w:hint="default"/>
-      </w:rPr>
-    </w:lvl>
-    <w:lvl w:ilvl="8" w:tplc="08100005" w:tentative="1">
-      <w:start w:val="1"/>
-      <w:numFmt w:val="bullet"/>
-      <w:lvlText w:val=""/>
-      <w:lvlJc w:val="left"/>
-      <w:pPr>
-        <w:ind w:left="6480" w:hanging="360"/>
-      </w:pPr>
-      <w:rPr>
-        <w:rFonts w:ascii="Wingdings" w:hAnsi="Wingdings" w:hint="default"/>
-      </w:rPr>
-    </w:lvl>
-  </w:abstractNum>
-  <w:abstractNum w:abstractNumId="13" w15:restartNumberingAfterBreak="0">
-    <w:nsid w:val="22DC02CA"/>
-    <w:multiLevelType w:val="hybridMultilevel"/>
-    <w:tmpl w:val="3E6C221C"/>
-    <w:lvl w:ilvl="0" w:tplc="00010410">
-      <w:start w:val="1"/>
-      <w:numFmt w:val="bullet"/>
-      <w:lvlText w:val=""/>
-      <w:lvlJc w:val="left"/>
-      <w:pPr>
-        <w:tabs>
-          <w:tab w:val="num" w:pos="720"/>
-        </w:tabs>
-        <w:ind w:left="720" w:hanging="360"/>
-      </w:pPr>
-      <w:rPr>
-        <w:rFonts w:ascii="Symbol" w:hAnsi="Symbol" w:hint="default"/>
-      </w:rPr>
-    </w:lvl>
-    <w:lvl w:ilvl="1" w:tplc="00030410" w:tentative="1">
-      <w:start w:val="1"/>
-      <w:numFmt w:val="bullet"/>
-      <w:lvlText w:val="o"/>
-      <w:lvlJc w:val="left"/>
-      <w:pPr>
-        <w:tabs>
-          <w:tab w:val="num" w:pos="1440"/>
-        </w:tabs>
-        <w:ind w:left="1440" w:hanging="360"/>
-      </w:pPr>
-      <w:rPr>
-        <w:rFonts w:ascii="Courier New" w:hAnsi="Courier New" w:hint="default"/>
-      </w:rPr>
-    </w:lvl>
-    <w:lvl w:ilvl="2" w:tplc="00050410" w:tentative="1">
-      <w:start w:val="1"/>
-      <w:numFmt w:val="bullet"/>
-      <w:lvlText w:val=""/>
-      <w:lvlJc w:val="left"/>
-      <w:pPr>
-        <w:tabs>
-          <w:tab w:val="num" w:pos="2160"/>
-        </w:tabs>
-        <w:ind w:left="2160" w:hanging="360"/>
-      </w:pPr>
-      <w:rPr>
-        <w:rFonts w:ascii="Wingdings" w:hAnsi="Wingdings" w:hint="default"/>
-      </w:rPr>
-    </w:lvl>
-    <w:lvl w:ilvl="3" w:tplc="00010410" w:tentative="1">
-      <w:start w:val="1"/>
-      <w:numFmt w:val="bullet"/>
-      <w:lvlText w:val=""/>
-      <w:lvlJc w:val="left"/>
-      <w:pPr>
-        <w:tabs>
-          <w:tab w:val="num" w:pos="2880"/>
-        </w:tabs>
-        <w:ind w:left="2880" w:hanging="360"/>
-      </w:pPr>
-      <w:rPr>
-        <w:rFonts w:ascii="Symbol" w:hAnsi="Symbol" w:hint="default"/>
-      </w:rPr>
-    </w:lvl>
-    <w:lvl w:ilvl="4" w:tplc="00030410" w:tentative="1">
-      <w:start w:val="1"/>
-      <w:numFmt w:val="bullet"/>
-      <w:lvlText w:val="o"/>
-      <w:lvlJc w:val="left"/>
-      <w:pPr>
-        <w:tabs>
-          <w:tab w:val="num" w:pos="3600"/>
-        </w:tabs>
-        <w:ind w:left="3600" w:hanging="360"/>
-      </w:pPr>
-      <w:rPr>
-        <w:rFonts w:ascii="Courier New" w:hAnsi="Courier New" w:hint="default"/>
-      </w:rPr>
-    </w:lvl>
-    <w:lvl w:ilvl="5" w:tplc="00050410" w:tentative="1">
-      <w:start w:val="1"/>
-      <w:numFmt w:val="bullet"/>
-      <w:lvlText w:val=""/>
-      <w:lvlJc w:val="left"/>
-      <w:pPr>
-        <w:tabs>
-          <w:tab w:val="num" w:pos="4320"/>
-        </w:tabs>
-        <w:ind w:left="4320" w:hanging="360"/>
-      </w:pPr>
-      <w:rPr>
-        <w:rFonts w:ascii="Wingdings" w:hAnsi="Wingdings" w:hint="default"/>
-      </w:rPr>
-    </w:lvl>
-    <w:lvl w:ilvl="6" w:tplc="00010410" w:tentative="1">
-      <w:start w:val="1"/>
-      <w:numFmt w:val="bullet"/>
-      <w:lvlText w:val=""/>
-      <w:lvlJc w:val="left"/>
-      <w:pPr>
-        <w:tabs>
-          <w:tab w:val="num" w:pos="5040"/>
-        </w:tabs>
-        <w:ind w:left="5040" w:hanging="360"/>
-      </w:pPr>
-      <w:rPr>
-        <w:rFonts w:ascii="Symbol" w:hAnsi="Symbol" w:hint="default"/>
-      </w:rPr>
-    </w:lvl>
-    <w:lvl w:ilvl="7" w:tplc="00030410" w:tentative="1">
-      <w:start w:val="1"/>
-      <w:numFmt w:val="bullet"/>
-      <w:lvlText w:val="o"/>
-      <w:lvlJc w:val="left"/>
-      <w:pPr>
-        <w:tabs>
-          <w:tab w:val="num" w:pos="5760"/>
-        </w:tabs>
-        <w:ind w:left="5760" w:hanging="360"/>
-      </w:pPr>
-      <w:rPr>
-        <w:rFonts w:ascii="Courier New" w:hAnsi="Courier New" w:hint="default"/>
-      </w:rPr>
-    </w:lvl>
-    <w:lvl w:ilvl="8" w:tplc="00050410" w:tentative="1">
-      <w:start w:val="1"/>
-      <w:numFmt w:val="bullet"/>
-      <w:lvlText w:val=""/>
-      <w:lvlJc w:val="left"/>
-      <w:pPr>
-        <w:tabs>
-          <w:tab w:val="num" w:pos="6480"/>
-        </w:tabs>
-        <w:ind w:left="6480" w:hanging="360"/>
-      </w:pPr>
-      <w:rPr>
-        <w:rFonts w:ascii="Wingdings" w:hAnsi="Wingdings" w:hint="default"/>
-      </w:rPr>
-    </w:lvl>
-  </w:abstractNum>
-  <w:abstractNum w:abstractNumId="14" w15:restartNumberingAfterBreak="0">
-    <w:nsid w:val="24A46D31"/>
-    <w:multiLevelType w:val="hybridMultilevel"/>
-    <w:tmpl w:val="A56221F0"/>
-    <w:lvl w:ilvl="0" w:tplc="000F0410">
-      <w:start w:val="1"/>
-      <w:numFmt w:val="decimal"/>
-      <w:lvlText w:val="%1."/>
-      <w:lvlJc w:val="left"/>
-      <w:pPr>
-        <w:tabs>
-          <w:tab w:val="num" w:pos="720"/>
-        </w:tabs>
-        <w:ind w:left="720" w:hanging="360"/>
-      </w:pPr>
-    </w:lvl>
-    <w:lvl w:ilvl="1" w:tplc="00190410" w:tentative="1">
-      <w:start w:val="1"/>
-      <w:numFmt w:val="lowerLetter"/>
-      <w:lvlText w:val="%2."/>
-      <w:lvlJc w:val="left"/>
-      <w:pPr>
-        <w:tabs>
-          <w:tab w:val="num" w:pos="1440"/>
-        </w:tabs>
-        <w:ind w:left="1440" w:hanging="360"/>
-      </w:pPr>
-    </w:lvl>
-    <w:lvl w:ilvl="2" w:tplc="001B0410" w:tentative="1">
-      <w:start w:val="1"/>
-      <w:numFmt w:val="lowerRoman"/>
-      <w:lvlText w:val="%3."/>
-      <w:lvlJc w:val="right"/>
-      <w:pPr>
-        <w:tabs>
-          <w:tab w:val="num" w:pos="2160"/>
-        </w:tabs>
-        <w:ind w:left="2160" w:hanging="180"/>
-      </w:pPr>
-    </w:lvl>
-    <w:lvl w:ilvl="3" w:tplc="000F0410" w:tentative="1">
-      <w:start w:val="1"/>
-      <w:numFmt w:val="decimal"/>
-      <w:lvlText w:val="%4."/>
-      <w:lvlJc w:val="left"/>
-      <w:pPr>
-        <w:tabs>
-          <w:tab w:val="num" w:pos="2880"/>
-        </w:tabs>
-        <w:ind w:left="2880" w:hanging="360"/>
-      </w:pPr>
-    </w:lvl>
-    <w:lvl w:ilvl="4" w:tplc="00190410" w:tentative="1">
-      <w:start w:val="1"/>
-      <w:numFmt w:val="lowerLetter"/>
-      <w:lvlText w:val="%5."/>
-      <w:lvlJc w:val="left"/>
-      <w:pPr>
-        <w:tabs>
-          <w:tab w:val="num" w:pos="3600"/>
-        </w:tabs>
-        <w:ind w:left="3600" w:hanging="360"/>
-      </w:pPr>
-    </w:lvl>
-    <w:lvl w:ilvl="5" w:tplc="001B0410" w:tentative="1">
-      <w:start w:val="1"/>
-      <w:numFmt w:val="lowerRoman"/>
-      <w:lvlText w:val="%6."/>
-      <w:lvlJc w:val="right"/>
-      <w:pPr>
-        <w:tabs>
-          <w:tab w:val="num" w:pos="4320"/>
-        </w:tabs>
-        <w:ind w:left="4320" w:hanging="180"/>
-      </w:pPr>
-    </w:lvl>
-    <w:lvl w:ilvl="6" w:tplc="000F0410" w:tentative="1">
-      <w:start w:val="1"/>
-      <w:numFmt w:val="decimal"/>
-      <w:lvlText w:val="%7."/>
-      <w:lvlJc w:val="left"/>
-      <w:pPr>
-        <w:tabs>
-          <w:tab w:val="num" w:pos="5040"/>
-        </w:tabs>
-        <w:ind w:left="5040" w:hanging="360"/>
-      </w:pPr>
-    </w:lvl>
-    <w:lvl w:ilvl="7" w:tplc="00190410" w:tentative="1">
-      <w:start w:val="1"/>
-      <w:numFmt w:val="lowerLetter"/>
-      <w:lvlText w:val="%8."/>
-      <w:lvlJc w:val="left"/>
-      <w:pPr>
-        <w:tabs>
-          <w:tab w:val="num" w:pos="5760"/>
-        </w:tabs>
-        <w:ind w:left="5760" w:hanging="360"/>
-      </w:pPr>
-    </w:lvl>
-    <w:lvl w:ilvl="8" w:tplc="001B0410" w:tentative="1">
-      <w:start w:val="1"/>
-      <w:numFmt w:val="lowerRoman"/>
-      <w:lvlText w:val="%9."/>
-      <w:lvlJc w:val="right"/>
-      <w:pPr>
-        <w:tabs>
-          <w:tab w:val="num" w:pos="6480"/>
-        </w:tabs>
-        <w:ind w:left="6480" w:hanging="180"/>
-      </w:pPr>
-    </w:lvl>
-  </w:abstractNum>
-  <w:abstractNum w:abstractNumId="15" w15:restartNumberingAfterBreak="0">
-    <w:nsid w:val="2BEC32B6"/>
-    <w:multiLevelType w:val="hybridMultilevel"/>
-    <w:tmpl w:val="4C0CFD66"/>
-    <w:lvl w:ilvl="0" w:tplc="08100005">
-      <w:start w:val="1"/>
-      <w:numFmt w:val="bullet"/>
-      <w:lvlText w:val=""/>
-      <w:lvlJc w:val="left"/>
-      <w:pPr>
-        <w:ind w:left="720" w:hanging="360"/>
-      </w:pPr>
-      <w:rPr>
-        <w:rFonts w:ascii="Wingdings" w:hAnsi="Wingdings" w:hint="default"/>
-      </w:rPr>
-    </w:lvl>
-    <w:lvl w:ilvl="1" w:tplc="08100003" w:tentative="1">
-      <w:start w:val="1"/>
-      <w:numFmt w:val="bullet"/>
-      <w:lvlText w:val="o"/>
-      <w:lvlJc w:val="left"/>
-      <w:pPr>
-        <w:ind w:left="1440" w:hanging="360"/>
-      </w:pPr>
-      <w:rPr>
-        <w:rFonts w:ascii="Courier New" w:hAnsi="Courier New" w:cs="Courier New" w:hint="default"/>
-      </w:rPr>
-    </w:lvl>
-    <w:lvl w:ilvl="2" w:tplc="08100005" w:tentative="1">
-      <w:start w:val="1"/>
-      <w:numFmt w:val="bullet"/>
-      <w:lvlText w:val=""/>
-      <w:lvlJc w:val="left"/>
-      <w:pPr>
-        <w:ind w:left="2160" w:hanging="360"/>
-      </w:pPr>
-      <w:rPr>
-        <w:rFonts w:ascii="Wingdings" w:hAnsi="Wingdings" w:hint="default"/>
-      </w:rPr>
-    </w:lvl>
-    <w:lvl w:ilvl="3" w:tplc="08100001" w:tentative="1">
-      <w:start w:val="1"/>
-      <w:numFmt w:val="bullet"/>
-      <w:lvlText w:val=""/>
-      <w:lvlJc w:val="left"/>
-      <w:pPr>
-        <w:ind w:left="2880" w:hanging="360"/>
-      </w:pPr>
-      <w:rPr>
-        <w:rFonts w:ascii="Symbol" w:hAnsi="Symbol" w:hint="default"/>
-      </w:rPr>
-    </w:lvl>
-    <w:lvl w:ilvl="4" w:tplc="08100003" w:tentative="1">
-      <w:start w:val="1"/>
-      <w:numFmt w:val="bullet"/>
-      <w:lvlText w:val="o"/>
-      <w:lvlJc w:val="left"/>
-      <w:pPr>
-        <w:ind w:left="3600" w:hanging="360"/>
-      </w:pPr>
-      <w:rPr>
-        <w:rFonts w:ascii="Courier New" w:hAnsi="Courier New" w:cs="Courier New" w:hint="default"/>
-      </w:rPr>
-    </w:lvl>
-    <w:lvl w:ilvl="5" w:tplc="08100005" w:tentative="1">
-      <w:start w:val="1"/>
-      <w:numFmt w:val="bullet"/>
-      <w:lvlText w:val=""/>
-      <w:lvlJc w:val="left"/>
-      <w:pPr>
-        <w:ind w:left="4320" w:hanging="360"/>
-      </w:pPr>
-      <w:rPr>
-        <w:rFonts w:ascii="Wingdings" w:hAnsi="Wingdings" w:hint="default"/>
-      </w:rPr>
-    </w:lvl>
-    <w:lvl w:ilvl="6" w:tplc="08100001" w:tentative="1">
-      <w:start w:val="1"/>
-      <w:numFmt w:val="bullet"/>
-      <w:lvlText w:val=""/>
-      <w:lvlJc w:val="left"/>
-      <w:pPr>
-        <w:ind w:left="5040" w:hanging="360"/>
-      </w:pPr>
-      <w:rPr>
-        <w:rFonts w:ascii="Symbol" w:hAnsi="Symbol" w:hint="default"/>
-      </w:rPr>
-    </w:lvl>
-    <w:lvl w:ilvl="7" w:tplc="08100003" w:tentative="1">
-      <w:start w:val="1"/>
-      <w:numFmt w:val="bullet"/>
-      <w:lvlText w:val="o"/>
-      <w:lvlJc w:val="left"/>
-      <w:pPr>
-        <w:ind w:left="5760" w:hanging="360"/>
-      </w:pPr>
-      <w:rPr>
-        <w:rFonts w:ascii="Courier New" w:hAnsi="Courier New" w:cs="Courier New" w:hint="default"/>
-      </w:rPr>
-    </w:lvl>
-    <w:lvl w:ilvl="8" w:tplc="08100005" w:tentative="1">
-      <w:start w:val="1"/>
-      <w:numFmt w:val="bullet"/>
-      <w:lvlText w:val=""/>
-      <w:lvlJc w:val="left"/>
-      <w:pPr>
-        <w:ind w:left="6480" w:hanging="360"/>
-      </w:pPr>
-      <w:rPr>
-        <w:rFonts w:ascii="Wingdings" w:hAnsi="Wingdings" w:hint="default"/>
-      </w:rPr>
-    </w:lvl>
-  </w:abstractNum>
-  <w:abstractNum w:abstractNumId="16" w15:restartNumberingAfterBreak="0">
-    <w:nsid w:val="2E1D3AB7"/>
-    <w:multiLevelType w:val="hybridMultilevel"/>
-    <w:tmpl w:val="826CDFA0"/>
-    <w:lvl w:ilvl="0" w:tplc="08100005">
-      <w:start w:val="1"/>
-      <w:numFmt w:val="bullet"/>
-      <w:lvlText w:val=""/>
-      <w:lvlJc w:val="left"/>
-      <w:pPr>
-        <w:ind w:left="720" w:hanging="360"/>
-      </w:pPr>
-      <w:rPr>
-        <w:rFonts w:ascii="Wingdings" w:hAnsi="Wingdings" w:hint="default"/>
-      </w:rPr>
-    </w:lvl>
-    <w:lvl w:ilvl="1" w:tplc="08100003" w:tentative="1">
-      <w:start w:val="1"/>
-      <w:numFmt w:val="bullet"/>
-      <w:lvlText w:val="o"/>
-      <w:lvlJc w:val="left"/>
-      <w:pPr>
-        <w:ind w:left="1440" w:hanging="360"/>
-      </w:pPr>
-      <w:rPr>
-        <w:rFonts w:ascii="Courier New" w:hAnsi="Courier New" w:cs="Courier New" w:hint="default"/>
-      </w:rPr>
-    </w:lvl>
-    <w:lvl w:ilvl="2" w:tplc="08100005" w:tentative="1">
-      <w:start w:val="1"/>
-      <w:numFmt w:val="bullet"/>
-      <w:lvlText w:val=""/>
-      <w:lvlJc w:val="left"/>
-      <w:pPr>
-        <w:ind w:left="2160" w:hanging="360"/>
-      </w:pPr>
-      <w:rPr>
-        <w:rFonts w:ascii="Wingdings" w:hAnsi="Wingdings" w:hint="default"/>
-      </w:rPr>
-    </w:lvl>
-    <w:lvl w:ilvl="3" w:tplc="08100001" w:tentative="1">
-      <w:start w:val="1"/>
-      <w:numFmt w:val="bullet"/>
-      <w:lvlText w:val=""/>
-      <w:lvlJc w:val="left"/>
-      <w:pPr>
-        <w:ind w:left="2880" w:hanging="360"/>
-      </w:pPr>
-      <w:rPr>
-        <w:rFonts w:ascii="Symbol" w:hAnsi="Symbol" w:hint="default"/>
-      </w:rPr>
-    </w:lvl>
-    <w:lvl w:ilvl="4" w:tplc="08100003" w:tentative="1">
-      <w:start w:val="1"/>
-      <w:numFmt w:val="bullet"/>
-      <w:lvlText w:val="o"/>
-      <w:lvlJc w:val="left"/>
-      <w:pPr>
-        <w:ind w:left="3600" w:hanging="360"/>
-      </w:pPr>
-      <w:rPr>
-        <w:rFonts w:ascii="Courier New" w:hAnsi="Courier New" w:cs="Courier New" w:hint="default"/>
-      </w:rPr>
-    </w:lvl>
-    <w:lvl w:ilvl="5" w:tplc="08100005" w:tentative="1">
-      <w:start w:val="1"/>
-      <w:numFmt w:val="bullet"/>
-      <w:lvlText w:val=""/>
-      <w:lvlJc w:val="left"/>
-      <w:pPr>
-        <w:ind w:left="4320" w:hanging="360"/>
-      </w:pPr>
-      <w:rPr>
-        <w:rFonts w:ascii="Wingdings" w:hAnsi="Wingdings" w:hint="default"/>
-      </w:rPr>
-    </w:lvl>
-    <w:lvl w:ilvl="6" w:tplc="08100001" w:tentative="1">
-      <w:start w:val="1"/>
-      <w:numFmt w:val="bullet"/>
-      <w:lvlText w:val=""/>
-      <w:lvlJc w:val="left"/>
-      <w:pPr>
-        <w:ind w:left="5040" w:hanging="360"/>
-      </w:pPr>
-      <w:rPr>
-        <w:rFonts w:ascii="Symbol" w:hAnsi="Symbol" w:hint="default"/>
-      </w:rPr>
-    </w:lvl>
-    <w:lvl w:ilvl="7" w:tplc="08100003" w:tentative="1">
-      <w:start w:val="1"/>
-      <w:numFmt w:val="bullet"/>
-      <w:lvlText w:val="o"/>
-      <w:lvlJc w:val="left"/>
-      <w:pPr>
-        <w:ind w:left="5760" w:hanging="360"/>
-      </w:pPr>
-      <w:rPr>
-        <w:rFonts w:ascii="Courier New" w:hAnsi="Courier New" w:cs="Courier New" w:hint="default"/>
-      </w:rPr>
-    </w:lvl>
-    <w:lvl w:ilvl="8" w:tplc="08100005" w:tentative="1">
-      <w:start w:val="1"/>
-      <w:numFmt w:val="bullet"/>
-      <w:lvlText w:val=""/>
-      <w:lvlJc w:val="left"/>
-      <w:pPr>
-        <w:ind w:left="6480" w:hanging="360"/>
-      </w:pPr>
-      <w:rPr>
-        <w:rFonts w:ascii="Wingdings" w:hAnsi="Wingdings" w:hint="default"/>
-      </w:rPr>
-    </w:lvl>
-  </w:abstractNum>
-  <w:abstractNum w:abstractNumId="17" w15:restartNumberingAfterBreak="0">
-    <w:nsid w:val="33DC3AEC"/>
-    <w:multiLevelType w:val="hybridMultilevel"/>
-    <w:tmpl w:val="194012A2"/>
-    <w:lvl w:ilvl="0" w:tplc="46885E3A">
-      <w:start w:val="1"/>
-      <w:numFmt w:val="bullet"/>
-      <w:lvlText w:val=""/>
-      <w:lvlJc w:val="left"/>
-      <w:pPr>
-        <w:ind w:left="720" w:hanging="360"/>
-      </w:pPr>
-      <w:rPr>
-        <w:rFonts w:ascii="Symbol" w:hAnsi="Symbol" w:hint="default"/>
-        <w:color w:val="auto"/>
-      </w:rPr>
-    </w:lvl>
-    <w:lvl w:ilvl="1" w:tplc="1CFC4614">
-      <w:numFmt w:val="bullet"/>
-      <w:lvlText w:val="•"/>
-      <w:lvlJc w:val="left"/>
-      <w:pPr>
-        <w:ind w:left="1440" w:hanging="360"/>
-      </w:pPr>
-      <w:rPr>
-        <w:rFonts w:ascii="Arial" w:eastAsia="Times New Roman" w:hAnsi="Arial" w:cs="Arial" w:hint="default"/>
-      </w:rPr>
-    </w:lvl>
-    <w:lvl w:ilvl="2" w:tplc="08100005" w:tentative="1">
-      <w:start w:val="1"/>
-      <w:numFmt w:val="bullet"/>
-      <w:lvlText w:val=""/>
-      <w:lvlJc w:val="left"/>
-      <w:pPr>
-        <w:ind w:left="2160" w:hanging="360"/>
-      </w:pPr>
-      <w:rPr>
-        <w:rFonts w:ascii="Wingdings" w:hAnsi="Wingdings" w:hint="default"/>
-      </w:rPr>
-    </w:lvl>
-    <w:lvl w:ilvl="3" w:tplc="08100001" w:tentative="1">
-      <w:start w:val="1"/>
-      <w:numFmt w:val="bullet"/>
-      <w:lvlText w:val=""/>
-      <w:lvlJc w:val="left"/>
-      <w:pPr>
-        <w:ind w:left="2880" w:hanging="360"/>
-      </w:pPr>
-      <w:rPr>
-        <w:rFonts w:ascii="Symbol" w:hAnsi="Symbol" w:hint="default"/>
-      </w:rPr>
-    </w:lvl>
-    <w:lvl w:ilvl="4" w:tplc="08100003" w:tentative="1">
-      <w:start w:val="1"/>
-      <w:numFmt w:val="bullet"/>
-      <w:lvlText w:val="o"/>
-      <w:lvlJc w:val="left"/>
-      <w:pPr>
-        <w:ind w:left="3600" w:hanging="360"/>
-      </w:pPr>
-      <w:rPr>
-        <w:rFonts w:ascii="Courier New" w:hAnsi="Courier New" w:cs="Courier New" w:hint="default"/>
-      </w:rPr>
-    </w:lvl>
-    <w:lvl w:ilvl="5" w:tplc="08100005" w:tentative="1">
-      <w:start w:val="1"/>
-      <w:numFmt w:val="bullet"/>
-      <w:lvlText w:val=""/>
-      <w:lvlJc w:val="left"/>
-      <w:pPr>
-        <w:ind w:left="4320" w:hanging="360"/>
-      </w:pPr>
-      <w:rPr>
-        <w:rFonts w:ascii="Wingdings" w:hAnsi="Wingdings" w:hint="default"/>
-      </w:rPr>
-    </w:lvl>
-    <w:lvl w:ilvl="6" w:tplc="08100001" w:tentative="1">
-      <w:start w:val="1"/>
-      <w:numFmt w:val="bullet"/>
-      <w:lvlText w:val=""/>
-      <w:lvlJc w:val="left"/>
-      <w:pPr>
-        <w:ind w:left="5040" w:hanging="360"/>
-      </w:pPr>
-      <w:rPr>
-        <w:rFonts w:ascii="Symbol" w:hAnsi="Symbol" w:hint="default"/>
-      </w:rPr>
-    </w:lvl>
-    <w:lvl w:ilvl="7" w:tplc="08100003" w:tentative="1">
-      <w:start w:val="1"/>
-      <w:numFmt w:val="bullet"/>
-      <w:lvlText w:val="o"/>
-      <w:lvlJc w:val="left"/>
-      <w:pPr>
-        <w:ind w:left="5760" w:hanging="360"/>
-      </w:pPr>
-      <w:rPr>
-        <w:rFonts w:ascii="Courier New" w:hAnsi="Courier New" w:cs="Courier New" w:hint="default"/>
-      </w:rPr>
-    </w:lvl>
-    <w:lvl w:ilvl="8" w:tplc="08100005" w:tentative="1">
-      <w:start w:val="1"/>
-      <w:numFmt w:val="bullet"/>
-      <w:lvlText w:val=""/>
-      <w:lvlJc w:val="left"/>
-      <w:pPr>
-        <w:ind w:left="6480" w:hanging="360"/>
-      </w:pPr>
-      <w:rPr>
-        <w:rFonts w:ascii="Wingdings" w:hAnsi="Wingdings" w:hint="default"/>
-      </w:rPr>
-    </w:lvl>
-  </w:abstractNum>
-  <w:abstractNum w:abstractNumId="18" w15:restartNumberingAfterBreak="0">
     <w:nsid w:val="341C5D19"/>
     <w:multiLevelType w:val="hybridMultilevel"/>
     <w:tmpl w:val="9FF060C4"/>
@@ -22037,7 +21058,7 @@
       </w:rPr>
     </w:lvl>
   </w:abstractNum>
-  <w:abstractNum w:abstractNumId="19" w15:restartNumberingAfterBreak="0">
+  <w:abstractNum w:abstractNumId="8" w15:restartNumberingAfterBreak="0">
     <w:nsid w:val="3B1433D6"/>
     <w:multiLevelType w:val="hybridMultilevel"/>
     <w:tmpl w:val="CFD232A2"/>
@@ -22151,17 +21172,17 @@
       </w:rPr>
     </w:lvl>
   </w:abstractNum>
-  <w:abstractNum w:abstractNumId="20" w15:restartNumberingAfterBreak="0">
-    <w:nsid w:val="3B2A6D7B"/>
+  <w:abstractNum w:abstractNumId="9" w15:restartNumberingAfterBreak="0">
+    <w:nsid w:val="4DCB2C7A"/>
     <w:multiLevelType w:val="hybridMultilevel"/>
-    <w:tmpl w:val="8F344054"/>
+    <w:tmpl w:val="E96C5E34"/>
     <w:lvl w:ilvl="0" w:tplc="08100001">
       <w:start w:val="1"/>
       <w:numFmt w:val="bullet"/>
       <w:lvlText w:val=""/>
       <w:lvlJc w:val="left"/>
       <w:pPr>
-        <w:ind w:left="720" w:hanging="360"/>
+        <w:ind w:left="963" w:hanging="360"/>
       </w:pPr>
       <w:rPr>
         <w:rFonts w:ascii="Symbol" w:hAnsi="Symbol" w:hint="default"/>
@@ -22173,7 +21194,7 @@
       <w:lvlText w:val="o"/>
       <w:lvlJc w:val="left"/>
       <w:pPr>
-        <w:ind w:left="1440" w:hanging="360"/>
+        <w:ind w:left="1683" w:hanging="360"/>
       </w:pPr>
       <w:rPr>
         <w:rFonts w:ascii="Courier New" w:hAnsi="Courier New" w:cs="Courier New" w:hint="default"/>
@@ -22185,7 +21206,7 @@
       <w:lvlText w:val=""/>
       <w:lvlJc w:val="left"/>
       <w:pPr>
-        <w:ind w:left="2160" w:hanging="360"/>
+        <w:ind w:left="2403" w:hanging="360"/>
       </w:pPr>
       <w:rPr>
         <w:rFonts w:ascii="Wingdings" w:hAnsi="Wingdings" w:hint="default"/>
@@ -22197,7 +21218,7 @@
       <w:lvlText w:val=""/>
       <w:lvlJc w:val="left"/>
       <w:pPr>
-        <w:ind w:left="2880" w:hanging="360"/>
+        <w:ind w:left="3123" w:hanging="360"/>
       </w:pPr>
       <w:rPr>
         <w:rFonts w:ascii="Symbol" w:hAnsi="Symbol" w:hint="default"/>
@@ -22209,7 +21230,7 @@
       <w:lvlText w:val="o"/>
       <w:lvlJc w:val="left"/>
       <w:pPr>
-        <w:ind w:left="3600" w:hanging="360"/>
+        <w:ind w:left="3843" w:hanging="360"/>
       </w:pPr>
       <w:rPr>
         <w:rFonts w:ascii="Courier New" w:hAnsi="Courier New" w:cs="Courier New" w:hint="default"/>
@@ -22221,7 +21242,7 @@
       <w:lvlText w:val=""/>
       <w:lvlJc w:val="left"/>
       <w:pPr>
-        <w:ind w:left="4320" w:hanging="360"/>
+        <w:ind w:left="4563" w:hanging="360"/>
       </w:pPr>
       <w:rPr>
         <w:rFonts w:ascii="Wingdings" w:hAnsi="Wingdings" w:hint="default"/>
@@ -22233,7 +21254,7 @@
       <w:lvlText w:val=""/>
       <w:lvlJc w:val="left"/>
       <w:pPr>
-        <w:ind w:left="5040" w:hanging="360"/>
+        <w:ind w:left="5283" w:hanging="360"/>
       </w:pPr>
       <w:rPr>
         <w:rFonts w:ascii="Symbol" w:hAnsi="Symbol" w:hint="default"/>
@@ -22245,7 +21266,7 @@
       <w:lvlText w:val="o"/>
       <w:lvlJc w:val="left"/>
       <w:pPr>
-        <w:ind w:left="5760" w:hanging="360"/>
+        <w:ind w:left="6003" w:hanging="360"/>
       </w:pPr>
       <w:rPr>
         <w:rFonts w:ascii="Courier New" w:hAnsi="Courier New" w:cs="Courier New" w:hint="default"/>
@@ -22257,579 +21278,14 @@
       <w:lvlText w:val=""/>
       <w:lvlJc w:val="left"/>
       <w:pPr>
-        <w:ind w:left="6480" w:hanging="360"/>
+        <w:ind w:left="6723" w:hanging="360"/>
       </w:pPr>
       <w:rPr>
         <w:rFonts w:ascii="Wingdings" w:hAnsi="Wingdings" w:hint="default"/>
       </w:rPr>
     </w:lvl>
   </w:abstractNum>
-  <w:abstractNum w:abstractNumId="21" w15:restartNumberingAfterBreak="0">
-    <w:nsid w:val="456F0602"/>
-    <w:multiLevelType w:val="hybridMultilevel"/>
-    <w:tmpl w:val="5D98ECDA"/>
-    <w:lvl w:ilvl="0" w:tplc="6B6A3732">
-      <w:start w:val="6"/>
-      <w:numFmt w:val="bullet"/>
-      <w:lvlText w:val="-"/>
-      <w:lvlJc w:val="left"/>
-      <w:pPr>
-        <w:ind w:left="720" w:hanging="360"/>
-      </w:pPr>
-      <w:rPr>
-        <w:rFonts w:ascii="Times New Roman" w:eastAsia="Times New Roman" w:hAnsi="Times New Roman" w:cs="Times New Roman" w:hint="default"/>
-      </w:rPr>
-    </w:lvl>
-    <w:lvl w:ilvl="1" w:tplc="08100003" w:tentative="1">
-      <w:start w:val="1"/>
-      <w:numFmt w:val="bullet"/>
-      <w:lvlText w:val="o"/>
-      <w:lvlJc w:val="left"/>
-      <w:pPr>
-        <w:ind w:left="1440" w:hanging="360"/>
-      </w:pPr>
-      <w:rPr>
-        <w:rFonts w:ascii="Courier New" w:hAnsi="Courier New" w:cs="Courier New" w:hint="default"/>
-      </w:rPr>
-    </w:lvl>
-    <w:lvl w:ilvl="2" w:tplc="08100005" w:tentative="1">
-      <w:start w:val="1"/>
-      <w:numFmt w:val="bullet"/>
-      <w:lvlText w:val=""/>
-      <w:lvlJc w:val="left"/>
-      <w:pPr>
-        <w:ind w:left="2160" w:hanging="360"/>
-      </w:pPr>
-      <w:rPr>
-        <w:rFonts w:ascii="Wingdings" w:hAnsi="Wingdings" w:hint="default"/>
-      </w:rPr>
-    </w:lvl>
-    <w:lvl w:ilvl="3" w:tplc="08100001" w:tentative="1">
-      <w:start w:val="1"/>
-      <w:numFmt w:val="bullet"/>
-      <w:lvlText w:val=""/>
-      <w:lvlJc w:val="left"/>
-      <w:pPr>
-        <w:ind w:left="2880" w:hanging="360"/>
-      </w:pPr>
-      <w:rPr>
-        <w:rFonts w:ascii="Symbol" w:hAnsi="Symbol" w:hint="default"/>
-      </w:rPr>
-    </w:lvl>
-    <w:lvl w:ilvl="4" w:tplc="08100003" w:tentative="1">
-      <w:start w:val="1"/>
-      <w:numFmt w:val="bullet"/>
-      <w:lvlText w:val="o"/>
-      <w:lvlJc w:val="left"/>
-      <w:pPr>
-        <w:ind w:left="3600" w:hanging="360"/>
-      </w:pPr>
-      <w:rPr>
-        <w:rFonts w:ascii="Courier New" w:hAnsi="Courier New" w:cs="Courier New" w:hint="default"/>
-      </w:rPr>
-    </w:lvl>
-    <w:lvl w:ilvl="5" w:tplc="08100005" w:tentative="1">
-      <w:start w:val="1"/>
-      <w:numFmt w:val="bullet"/>
-      <w:lvlText w:val=""/>
-      <w:lvlJc w:val="left"/>
-      <w:pPr>
-        <w:ind w:left="4320" w:hanging="360"/>
-      </w:pPr>
-      <w:rPr>
-        <w:rFonts w:ascii="Wingdings" w:hAnsi="Wingdings" w:hint="default"/>
-      </w:rPr>
-    </w:lvl>
-    <w:lvl w:ilvl="6" w:tplc="08100001" w:tentative="1">
-      <w:start w:val="1"/>
-      <w:numFmt w:val="bullet"/>
-      <w:lvlText w:val=""/>
-      <w:lvlJc w:val="left"/>
-      <w:pPr>
-        <w:ind w:left="5040" w:hanging="360"/>
-      </w:pPr>
-      <w:rPr>
-        <w:rFonts w:ascii="Symbol" w:hAnsi="Symbol" w:hint="default"/>
-      </w:rPr>
-    </w:lvl>
-    <w:lvl w:ilvl="7" w:tplc="08100003" w:tentative="1">
-      <w:start w:val="1"/>
-      <w:numFmt w:val="bullet"/>
-      <w:lvlText w:val="o"/>
-      <w:lvlJc w:val="left"/>
-      <w:pPr>
-        <w:ind w:left="5760" w:hanging="360"/>
-      </w:pPr>
-      <w:rPr>
-        <w:rFonts w:ascii="Courier New" w:hAnsi="Courier New" w:cs="Courier New" w:hint="default"/>
-      </w:rPr>
-    </w:lvl>
-    <w:lvl w:ilvl="8" w:tplc="08100005" w:tentative="1">
-      <w:start w:val="1"/>
-      <w:numFmt w:val="bullet"/>
-      <w:lvlText w:val=""/>
-      <w:lvlJc w:val="left"/>
-      <w:pPr>
-        <w:ind w:left="6480" w:hanging="360"/>
-      </w:pPr>
-      <w:rPr>
-        <w:rFonts w:ascii="Wingdings" w:hAnsi="Wingdings" w:hint="default"/>
-      </w:rPr>
-    </w:lvl>
-  </w:abstractNum>
-  <w:abstractNum w:abstractNumId="22" w15:restartNumberingAfterBreak="0">
-    <w:nsid w:val="4DCB2C7A"/>
-    <w:multiLevelType w:val="hybridMultilevel"/>
-    <w:tmpl w:val="E96C5E34"/>
-    <w:lvl w:ilvl="0" w:tplc="08100001">
-      <w:start w:val="1"/>
-      <w:numFmt w:val="bullet"/>
-      <w:lvlText w:val=""/>
-      <w:lvlJc w:val="left"/>
-      <w:pPr>
-        <w:ind w:left="963" w:hanging="360"/>
-      </w:pPr>
-      <w:rPr>
-        <w:rFonts w:ascii="Symbol" w:hAnsi="Symbol" w:hint="default"/>
-      </w:rPr>
-    </w:lvl>
-    <w:lvl w:ilvl="1" w:tplc="08100003" w:tentative="1">
-      <w:start w:val="1"/>
-      <w:numFmt w:val="bullet"/>
-      <w:lvlText w:val="o"/>
-      <w:lvlJc w:val="left"/>
-      <w:pPr>
-        <w:ind w:left="1683" w:hanging="360"/>
-      </w:pPr>
-      <w:rPr>
-        <w:rFonts w:ascii="Courier New" w:hAnsi="Courier New" w:cs="Courier New" w:hint="default"/>
-      </w:rPr>
-    </w:lvl>
-    <w:lvl w:ilvl="2" w:tplc="08100005" w:tentative="1">
-      <w:start w:val="1"/>
-      <w:numFmt w:val="bullet"/>
-      <w:lvlText w:val=""/>
-      <w:lvlJc w:val="left"/>
-      <w:pPr>
-        <w:ind w:left="2403" w:hanging="360"/>
-      </w:pPr>
-      <w:rPr>
-        <w:rFonts w:ascii="Wingdings" w:hAnsi="Wingdings" w:hint="default"/>
-      </w:rPr>
-    </w:lvl>
-    <w:lvl w:ilvl="3" w:tplc="08100001" w:tentative="1">
-      <w:start w:val="1"/>
-      <w:numFmt w:val="bullet"/>
-      <w:lvlText w:val=""/>
-      <w:lvlJc w:val="left"/>
-      <w:pPr>
-        <w:ind w:left="3123" w:hanging="360"/>
-      </w:pPr>
-      <w:rPr>
-        <w:rFonts w:ascii="Symbol" w:hAnsi="Symbol" w:hint="default"/>
-      </w:rPr>
-    </w:lvl>
-    <w:lvl w:ilvl="4" w:tplc="08100003" w:tentative="1">
-      <w:start w:val="1"/>
-      <w:numFmt w:val="bullet"/>
-      <w:lvlText w:val="o"/>
-      <w:lvlJc w:val="left"/>
-      <w:pPr>
-        <w:ind w:left="3843" w:hanging="360"/>
-      </w:pPr>
-      <w:rPr>
-        <w:rFonts w:ascii="Courier New" w:hAnsi="Courier New" w:cs="Courier New" w:hint="default"/>
-      </w:rPr>
-    </w:lvl>
-    <w:lvl w:ilvl="5" w:tplc="08100005" w:tentative="1">
-      <w:start w:val="1"/>
-      <w:numFmt w:val="bullet"/>
-      <w:lvlText w:val=""/>
-      <w:lvlJc w:val="left"/>
-      <w:pPr>
-        <w:ind w:left="4563" w:hanging="360"/>
-      </w:pPr>
-      <w:rPr>
-        <w:rFonts w:ascii="Wingdings" w:hAnsi="Wingdings" w:hint="default"/>
-      </w:rPr>
-    </w:lvl>
-    <w:lvl w:ilvl="6" w:tplc="08100001" w:tentative="1">
-      <w:start w:val="1"/>
-      <w:numFmt w:val="bullet"/>
-      <w:lvlText w:val=""/>
-      <w:lvlJc w:val="left"/>
-      <w:pPr>
-        <w:ind w:left="5283" w:hanging="360"/>
-      </w:pPr>
-      <w:rPr>
-        <w:rFonts w:ascii="Symbol" w:hAnsi="Symbol" w:hint="default"/>
-      </w:rPr>
-    </w:lvl>
-    <w:lvl w:ilvl="7" w:tplc="08100003" w:tentative="1">
-      <w:start w:val="1"/>
-      <w:numFmt w:val="bullet"/>
-      <w:lvlText w:val="o"/>
-      <w:lvlJc w:val="left"/>
-      <w:pPr>
-        <w:ind w:left="6003" w:hanging="360"/>
-      </w:pPr>
-      <w:rPr>
-        <w:rFonts w:ascii="Courier New" w:hAnsi="Courier New" w:cs="Courier New" w:hint="default"/>
-      </w:rPr>
-    </w:lvl>
-    <w:lvl w:ilvl="8" w:tplc="08100005" w:tentative="1">
-      <w:start w:val="1"/>
-      <w:numFmt w:val="bullet"/>
-      <w:lvlText w:val=""/>
-      <w:lvlJc w:val="left"/>
-      <w:pPr>
-        <w:ind w:left="6723" w:hanging="360"/>
-      </w:pPr>
-      <w:rPr>
-        <w:rFonts w:ascii="Wingdings" w:hAnsi="Wingdings" w:hint="default"/>
-      </w:rPr>
-    </w:lvl>
-  </w:abstractNum>
-  <w:abstractNum w:abstractNumId="23" w15:restartNumberingAfterBreak="0">
-    <w:nsid w:val="502E2FA2"/>
-    <w:multiLevelType w:val="hybridMultilevel"/>
-    <w:tmpl w:val="30E40CE8"/>
-    <w:lvl w:ilvl="0" w:tplc="08100005">
-      <w:start w:val="1"/>
-      <w:numFmt w:val="bullet"/>
-      <w:lvlText w:val=""/>
-      <w:lvlJc w:val="left"/>
-      <w:pPr>
-        <w:ind w:left="720" w:hanging="360"/>
-      </w:pPr>
-      <w:rPr>
-        <w:rFonts w:ascii="Wingdings" w:hAnsi="Wingdings" w:hint="default"/>
-      </w:rPr>
-    </w:lvl>
-    <w:lvl w:ilvl="1" w:tplc="08100003" w:tentative="1">
-      <w:start w:val="1"/>
-      <w:numFmt w:val="bullet"/>
-      <w:lvlText w:val="o"/>
-      <w:lvlJc w:val="left"/>
-      <w:pPr>
-        <w:ind w:left="1440" w:hanging="360"/>
-      </w:pPr>
-      <w:rPr>
-        <w:rFonts w:ascii="Courier New" w:hAnsi="Courier New" w:cs="Courier New" w:hint="default"/>
-      </w:rPr>
-    </w:lvl>
-    <w:lvl w:ilvl="2" w:tplc="08100005" w:tentative="1">
-      <w:start w:val="1"/>
-      <w:numFmt w:val="bullet"/>
-      <w:lvlText w:val=""/>
-      <w:lvlJc w:val="left"/>
-      <w:pPr>
-        <w:ind w:left="2160" w:hanging="360"/>
-      </w:pPr>
-      <w:rPr>
-        <w:rFonts w:ascii="Wingdings" w:hAnsi="Wingdings" w:hint="default"/>
-      </w:rPr>
-    </w:lvl>
-    <w:lvl w:ilvl="3" w:tplc="08100001" w:tentative="1">
-      <w:start w:val="1"/>
-      <w:numFmt w:val="bullet"/>
-      <w:lvlText w:val=""/>
-      <w:lvlJc w:val="left"/>
-      <w:pPr>
-        <w:ind w:left="2880" w:hanging="360"/>
-      </w:pPr>
-      <w:rPr>
-        <w:rFonts w:ascii="Symbol" w:hAnsi="Symbol" w:hint="default"/>
-      </w:rPr>
-    </w:lvl>
-    <w:lvl w:ilvl="4" w:tplc="08100003" w:tentative="1">
-      <w:start w:val="1"/>
-      <w:numFmt w:val="bullet"/>
-      <w:lvlText w:val="o"/>
-      <w:lvlJc w:val="left"/>
-      <w:pPr>
-        <w:ind w:left="3600" w:hanging="360"/>
-      </w:pPr>
-      <w:rPr>
-        <w:rFonts w:ascii="Courier New" w:hAnsi="Courier New" w:cs="Courier New" w:hint="default"/>
-      </w:rPr>
-    </w:lvl>
-    <w:lvl w:ilvl="5" w:tplc="08100005" w:tentative="1">
-      <w:start w:val="1"/>
-      <w:numFmt w:val="bullet"/>
-      <w:lvlText w:val=""/>
-      <w:lvlJc w:val="left"/>
-      <w:pPr>
-        <w:ind w:left="4320" w:hanging="360"/>
-      </w:pPr>
-      <w:rPr>
-        <w:rFonts w:ascii="Wingdings" w:hAnsi="Wingdings" w:hint="default"/>
-      </w:rPr>
-    </w:lvl>
-    <w:lvl w:ilvl="6" w:tplc="08100001" w:tentative="1">
-      <w:start w:val="1"/>
-      <w:numFmt w:val="bullet"/>
-      <w:lvlText w:val=""/>
-      <w:lvlJc w:val="left"/>
-      <w:pPr>
-        <w:ind w:left="5040" w:hanging="360"/>
-      </w:pPr>
-      <w:rPr>
-        <w:rFonts w:ascii="Symbol" w:hAnsi="Symbol" w:hint="default"/>
-      </w:rPr>
-    </w:lvl>
-    <w:lvl w:ilvl="7" w:tplc="08100003" w:tentative="1">
-      <w:start w:val="1"/>
-      <w:numFmt w:val="bullet"/>
-      <w:lvlText w:val="o"/>
-      <w:lvlJc w:val="left"/>
-      <w:pPr>
-        <w:ind w:left="5760" w:hanging="360"/>
-      </w:pPr>
-      <w:rPr>
-        <w:rFonts w:ascii="Courier New" w:hAnsi="Courier New" w:cs="Courier New" w:hint="default"/>
-      </w:rPr>
-    </w:lvl>
-    <w:lvl w:ilvl="8" w:tplc="08100005" w:tentative="1">
-      <w:start w:val="1"/>
-      <w:numFmt w:val="bullet"/>
-      <w:lvlText w:val=""/>
-      <w:lvlJc w:val="left"/>
-      <w:pPr>
-        <w:ind w:left="6480" w:hanging="360"/>
-      </w:pPr>
-      <w:rPr>
-        <w:rFonts w:ascii="Wingdings" w:hAnsi="Wingdings" w:hint="default"/>
-      </w:rPr>
-    </w:lvl>
-  </w:abstractNum>
-  <w:abstractNum w:abstractNumId="24" w15:restartNumberingAfterBreak="0">
-    <w:nsid w:val="518D617A"/>
-    <w:multiLevelType w:val="hybridMultilevel"/>
-    <w:tmpl w:val="A96661CE"/>
-    <w:lvl w:ilvl="0" w:tplc="08100001">
-      <w:start w:val="1"/>
-      <w:numFmt w:val="bullet"/>
-      <w:lvlText w:val=""/>
-      <w:lvlJc w:val="left"/>
-      <w:pPr>
-        <w:ind w:left="720" w:hanging="360"/>
-      </w:pPr>
-      <w:rPr>
-        <w:rFonts w:ascii="Symbol" w:hAnsi="Symbol" w:hint="default"/>
-      </w:rPr>
-    </w:lvl>
-    <w:lvl w:ilvl="1" w:tplc="08100003" w:tentative="1">
-      <w:start w:val="1"/>
-      <w:numFmt w:val="bullet"/>
-      <w:lvlText w:val="o"/>
-      <w:lvlJc w:val="left"/>
-      <w:pPr>
-        <w:ind w:left="1440" w:hanging="360"/>
-      </w:pPr>
-      <w:rPr>
-        <w:rFonts w:ascii="Courier New" w:hAnsi="Courier New" w:cs="Courier New" w:hint="default"/>
-      </w:rPr>
-    </w:lvl>
-    <w:lvl w:ilvl="2" w:tplc="08100005" w:tentative="1">
-      <w:start w:val="1"/>
-      <w:numFmt w:val="bullet"/>
-      <w:lvlText w:val=""/>
-      <w:lvlJc w:val="left"/>
-      <w:pPr>
-        <w:ind w:left="2160" w:hanging="360"/>
-      </w:pPr>
-      <w:rPr>
-        <w:rFonts w:ascii="Wingdings" w:hAnsi="Wingdings" w:hint="default"/>
-      </w:rPr>
-    </w:lvl>
-    <w:lvl w:ilvl="3" w:tplc="08100001" w:tentative="1">
-      <w:start w:val="1"/>
-      <w:numFmt w:val="bullet"/>
-      <w:lvlText w:val=""/>
-      <w:lvlJc w:val="left"/>
-      <w:pPr>
-        <w:ind w:left="2880" w:hanging="360"/>
-      </w:pPr>
-      <w:rPr>
-        <w:rFonts w:ascii="Symbol" w:hAnsi="Symbol" w:hint="default"/>
-      </w:rPr>
-    </w:lvl>
-    <w:lvl w:ilvl="4" w:tplc="08100003" w:tentative="1">
-      <w:start w:val="1"/>
-      <w:numFmt w:val="bullet"/>
-      <w:lvlText w:val="o"/>
-      <w:lvlJc w:val="left"/>
-      <w:pPr>
-        <w:ind w:left="3600" w:hanging="360"/>
-      </w:pPr>
-      <w:rPr>
-        <w:rFonts w:ascii="Courier New" w:hAnsi="Courier New" w:cs="Courier New" w:hint="default"/>
-      </w:rPr>
-    </w:lvl>
-    <w:lvl w:ilvl="5" w:tplc="08100005" w:tentative="1">
-      <w:start w:val="1"/>
-      <w:numFmt w:val="bullet"/>
-      <w:lvlText w:val=""/>
-      <w:lvlJc w:val="left"/>
-      <w:pPr>
-        <w:ind w:left="4320" w:hanging="360"/>
-      </w:pPr>
-      <w:rPr>
-        <w:rFonts w:ascii="Wingdings" w:hAnsi="Wingdings" w:hint="default"/>
-      </w:rPr>
-    </w:lvl>
-    <w:lvl w:ilvl="6" w:tplc="08100001" w:tentative="1">
-      <w:start w:val="1"/>
-      <w:numFmt w:val="bullet"/>
-      <w:lvlText w:val=""/>
-      <w:lvlJc w:val="left"/>
-      <w:pPr>
-        <w:ind w:left="5040" w:hanging="360"/>
-      </w:pPr>
-      <w:rPr>
-        <w:rFonts w:ascii="Symbol" w:hAnsi="Symbol" w:hint="default"/>
-      </w:rPr>
-    </w:lvl>
-    <w:lvl w:ilvl="7" w:tplc="08100003" w:tentative="1">
-      <w:start w:val="1"/>
-      <w:numFmt w:val="bullet"/>
-      <w:lvlText w:val="o"/>
-      <w:lvlJc w:val="left"/>
-      <w:pPr>
-        <w:ind w:left="5760" w:hanging="360"/>
-      </w:pPr>
-      <w:rPr>
-        <w:rFonts w:ascii="Courier New" w:hAnsi="Courier New" w:cs="Courier New" w:hint="default"/>
-      </w:rPr>
-    </w:lvl>
-    <w:lvl w:ilvl="8" w:tplc="08100005" w:tentative="1">
-      <w:start w:val="1"/>
-      <w:numFmt w:val="bullet"/>
-      <w:lvlText w:val=""/>
-      <w:lvlJc w:val="left"/>
-      <w:pPr>
-        <w:ind w:left="6480" w:hanging="360"/>
-      </w:pPr>
-      <w:rPr>
-        <w:rFonts w:ascii="Wingdings" w:hAnsi="Wingdings" w:hint="default"/>
-      </w:rPr>
-    </w:lvl>
-  </w:abstractNum>
-  <w:abstractNum w:abstractNumId="25" w15:restartNumberingAfterBreak="0">
-    <w:nsid w:val="520B483A"/>
-    <w:multiLevelType w:val="hybridMultilevel"/>
-    <w:tmpl w:val="302A444E"/>
-    <w:lvl w:ilvl="0" w:tplc="08100005">
-      <w:start w:val="1"/>
-      <w:numFmt w:val="bullet"/>
-      <w:lvlText w:val=""/>
-      <w:lvlJc w:val="left"/>
-      <w:pPr>
-        <w:ind w:left="767" w:hanging="360"/>
-      </w:pPr>
-      <w:rPr>
-        <w:rFonts w:ascii="Wingdings" w:hAnsi="Wingdings" w:hint="default"/>
-      </w:rPr>
-    </w:lvl>
-    <w:lvl w:ilvl="1" w:tplc="08100003" w:tentative="1">
-      <w:start w:val="1"/>
-      <w:numFmt w:val="bullet"/>
-      <w:lvlText w:val="o"/>
-      <w:lvlJc w:val="left"/>
-      <w:pPr>
-        <w:ind w:left="1487" w:hanging="360"/>
-      </w:pPr>
-      <w:rPr>
-        <w:rFonts w:ascii="Courier New" w:hAnsi="Courier New" w:cs="Courier New" w:hint="default"/>
-      </w:rPr>
-    </w:lvl>
-    <w:lvl w:ilvl="2" w:tplc="08100005" w:tentative="1">
-      <w:start w:val="1"/>
-      <w:numFmt w:val="bullet"/>
-      <w:lvlText w:val=""/>
-      <w:lvlJc w:val="left"/>
-      <w:pPr>
-        <w:ind w:left="2207" w:hanging="360"/>
-      </w:pPr>
-      <w:rPr>
-        <w:rFonts w:ascii="Wingdings" w:hAnsi="Wingdings" w:hint="default"/>
-      </w:rPr>
-    </w:lvl>
-    <w:lvl w:ilvl="3" w:tplc="08100001" w:tentative="1">
-      <w:start w:val="1"/>
-      <w:numFmt w:val="bullet"/>
-      <w:lvlText w:val=""/>
-      <w:lvlJc w:val="left"/>
-      <w:pPr>
-        <w:ind w:left="2927" w:hanging="360"/>
-      </w:pPr>
-      <w:rPr>
-        <w:rFonts w:ascii="Symbol" w:hAnsi="Symbol" w:hint="default"/>
-      </w:rPr>
-    </w:lvl>
-    <w:lvl w:ilvl="4" w:tplc="08100003" w:tentative="1">
-      <w:start w:val="1"/>
-      <w:numFmt w:val="bullet"/>
-      <w:lvlText w:val="o"/>
-      <w:lvlJc w:val="left"/>
-      <w:pPr>
-        <w:ind w:left="3647" w:hanging="360"/>
-      </w:pPr>
-      <w:rPr>
-        <w:rFonts w:ascii="Courier New" w:hAnsi="Courier New" w:cs="Courier New" w:hint="default"/>
-      </w:rPr>
-    </w:lvl>
-    <w:lvl w:ilvl="5" w:tplc="08100005" w:tentative="1">
-      <w:start w:val="1"/>
-      <w:numFmt w:val="bullet"/>
-      <w:lvlText w:val=""/>
-      <w:lvlJc w:val="left"/>
-      <w:pPr>
-        <w:ind w:left="4367" w:hanging="360"/>
-      </w:pPr>
-      <w:rPr>
-        <w:rFonts w:ascii="Wingdings" w:hAnsi="Wingdings" w:hint="default"/>
-      </w:rPr>
-    </w:lvl>
-    <w:lvl w:ilvl="6" w:tplc="08100001" w:tentative="1">
-      <w:start w:val="1"/>
-      <w:numFmt w:val="bullet"/>
-      <w:lvlText w:val=""/>
-      <w:lvlJc w:val="left"/>
-      <w:pPr>
-        <w:ind w:left="5087" w:hanging="360"/>
-      </w:pPr>
-      <w:rPr>
-        <w:rFonts w:ascii="Symbol" w:hAnsi="Symbol" w:hint="default"/>
-      </w:rPr>
-    </w:lvl>
-    <w:lvl w:ilvl="7" w:tplc="08100003" w:tentative="1">
-      <w:start w:val="1"/>
-      <w:numFmt w:val="bullet"/>
-      <w:lvlText w:val="o"/>
-      <w:lvlJc w:val="left"/>
-      <w:pPr>
-        <w:ind w:left="5807" w:hanging="360"/>
-      </w:pPr>
-      <w:rPr>
-        <w:rFonts w:ascii="Courier New" w:hAnsi="Courier New" w:cs="Courier New" w:hint="default"/>
-      </w:rPr>
-    </w:lvl>
-    <w:lvl w:ilvl="8" w:tplc="08100005" w:tentative="1">
-      <w:start w:val="1"/>
-      <w:numFmt w:val="bullet"/>
-      <w:lvlText w:val=""/>
-      <w:lvlJc w:val="left"/>
-      <w:pPr>
-        <w:ind w:left="6527" w:hanging="360"/>
-      </w:pPr>
-      <w:rPr>
-        <w:rFonts w:ascii="Wingdings" w:hAnsi="Wingdings" w:hint="default"/>
-      </w:rPr>
-    </w:lvl>
-  </w:abstractNum>
-  <w:abstractNum w:abstractNumId="26" w15:restartNumberingAfterBreak="0">
+  <w:abstractNum w:abstractNumId="10" w15:restartNumberingAfterBreak="0">
     <w:nsid w:val="57C86EE7"/>
     <w:multiLevelType w:val="multilevel"/>
     <w:tmpl w:val="4DE6CDEC"/>
@@ -22978,7 +21434,7 @@
       </w:rPr>
     </w:lvl>
   </w:abstractNum>
-  <w:abstractNum w:abstractNumId="27" w15:restartNumberingAfterBreak="0">
+  <w:abstractNum w:abstractNumId="11" w15:restartNumberingAfterBreak="0">
     <w:nsid w:val="5A3A220C"/>
     <w:multiLevelType w:val="hybridMultilevel"/>
     <w:tmpl w:val="B51EF2D8"/>
@@ -23091,20 +21547,20 @@
       </w:rPr>
     </w:lvl>
   </w:abstractNum>
-  <w:abstractNum w:abstractNumId="28" w15:restartNumberingAfterBreak="0">
-    <w:nsid w:val="5F6A31D1"/>
+  <w:abstractNum w:abstractNumId="12" w15:restartNumberingAfterBreak="0">
+    <w:nsid w:val="614B3D22"/>
     <w:multiLevelType w:val="hybridMultilevel"/>
-    <w:tmpl w:val="D98C54B4"/>
-    <w:lvl w:ilvl="0" w:tplc="08100005">
+    <w:tmpl w:val="167A9D70"/>
+    <w:lvl w:ilvl="0" w:tplc="08100001">
       <w:start w:val="1"/>
       <w:numFmt w:val="bullet"/>
-      <w:lvlText w:val=""/>
+      <w:lvlText w:val=""/>
       <w:lvlJc w:val="left"/>
       <w:pPr>
         <w:ind w:left="720" w:hanging="360"/>
       </w:pPr>
       <w:rPr>
-        <w:rFonts w:ascii="Wingdings" w:hAnsi="Wingdings" w:hint="default"/>
+        <w:rFonts w:ascii="Symbol" w:hAnsi="Symbol" w:hint="default"/>
       </w:rPr>
     </w:lvl>
     <w:lvl w:ilvl="1" w:tplc="08100003" w:tentative="1">
@@ -23204,233 +21660,7 @@
       </w:rPr>
     </w:lvl>
   </w:abstractNum>
-  <w:abstractNum w:abstractNumId="29" w15:restartNumberingAfterBreak="0">
-    <w:nsid w:val="614B3D22"/>
-    <w:multiLevelType w:val="hybridMultilevel"/>
-    <w:tmpl w:val="167A9D70"/>
-    <w:lvl w:ilvl="0" w:tplc="08100001">
-      <w:start w:val="1"/>
-      <w:numFmt w:val="bullet"/>
-      <w:lvlText w:val=""/>
-      <w:lvlJc w:val="left"/>
-      <w:pPr>
-        <w:ind w:left="720" w:hanging="360"/>
-      </w:pPr>
-      <w:rPr>
-        <w:rFonts w:ascii="Symbol" w:hAnsi="Symbol" w:hint="default"/>
-      </w:rPr>
-    </w:lvl>
-    <w:lvl w:ilvl="1" w:tplc="08100003" w:tentative="1">
-      <w:start w:val="1"/>
-      <w:numFmt w:val="bullet"/>
-      <w:lvlText w:val="o"/>
-      <w:lvlJc w:val="left"/>
-      <w:pPr>
-        <w:ind w:left="1440" w:hanging="360"/>
-      </w:pPr>
-      <w:rPr>
-        <w:rFonts w:ascii="Courier New" w:hAnsi="Courier New" w:cs="Courier New" w:hint="default"/>
-      </w:rPr>
-    </w:lvl>
-    <w:lvl w:ilvl="2" w:tplc="08100005" w:tentative="1">
-      <w:start w:val="1"/>
-      <w:numFmt w:val="bullet"/>
-      <w:lvlText w:val=""/>
-      <w:lvlJc w:val="left"/>
-      <w:pPr>
-        <w:ind w:left="2160" w:hanging="360"/>
-      </w:pPr>
-      <w:rPr>
-        <w:rFonts w:ascii="Wingdings" w:hAnsi="Wingdings" w:hint="default"/>
-      </w:rPr>
-    </w:lvl>
-    <w:lvl w:ilvl="3" w:tplc="08100001" w:tentative="1">
-      <w:start w:val="1"/>
-      <w:numFmt w:val="bullet"/>
-      <w:lvlText w:val=""/>
-      <w:lvlJc w:val="left"/>
-      <w:pPr>
-        <w:ind w:left="2880" w:hanging="360"/>
-      </w:pPr>
-      <w:rPr>
-        <w:rFonts w:ascii="Symbol" w:hAnsi="Symbol" w:hint="default"/>
-      </w:rPr>
-    </w:lvl>
-    <w:lvl w:ilvl="4" w:tplc="08100003" w:tentative="1">
-      <w:start w:val="1"/>
-      <w:numFmt w:val="bullet"/>
-      <w:lvlText w:val="o"/>
-      <w:lvlJc w:val="left"/>
-      <w:pPr>
-        <w:ind w:left="3600" w:hanging="360"/>
-      </w:pPr>
-      <w:rPr>
-        <w:rFonts w:ascii="Courier New" w:hAnsi="Courier New" w:cs="Courier New" w:hint="default"/>
-      </w:rPr>
-    </w:lvl>
-    <w:lvl w:ilvl="5" w:tplc="08100005" w:tentative="1">
-      <w:start w:val="1"/>
-      <w:numFmt w:val="bullet"/>
-      <w:lvlText w:val=""/>
-      <w:lvlJc w:val="left"/>
-      <w:pPr>
-        <w:ind w:left="4320" w:hanging="360"/>
-      </w:pPr>
-      <w:rPr>
-        <w:rFonts w:ascii="Wingdings" w:hAnsi="Wingdings" w:hint="default"/>
-      </w:rPr>
-    </w:lvl>
-    <w:lvl w:ilvl="6" w:tplc="08100001" w:tentative="1">
-      <w:start w:val="1"/>
-      <w:numFmt w:val="bullet"/>
-      <w:lvlText w:val=""/>
-      <w:lvlJc w:val="left"/>
-      <w:pPr>
-        <w:ind w:left="5040" w:hanging="360"/>
-      </w:pPr>
-      <w:rPr>
-        <w:rFonts w:ascii="Symbol" w:hAnsi="Symbol" w:hint="default"/>
-      </w:rPr>
-    </w:lvl>
-    <w:lvl w:ilvl="7" w:tplc="08100003" w:tentative="1">
-      <w:start w:val="1"/>
-      <w:numFmt w:val="bullet"/>
-      <w:lvlText w:val="o"/>
-      <w:lvlJc w:val="left"/>
-      <w:pPr>
-        <w:ind w:left="5760" w:hanging="360"/>
-      </w:pPr>
-      <w:rPr>
-        <w:rFonts w:ascii="Courier New" w:hAnsi="Courier New" w:cs="Courier New" w:hint="default"/>
-      </w:rPr>
-    </w:lvl>
-    <w:lvl w:ilvl="8" w:tplc="08100005" w:tentative="1">
-      <w:start w:val="1"/>
-      <w:numFmt w:val="bullet"/>
-      <w:lvlText w:val=""/>
-      <w:lvlJc w:val="left"/>
-      <w:pPr>
-        <w:ind w:left="6480" w:hanging="360"/>
-      </w:pPr>
-      <w:rPr>
-        <w:rFonts w:ascii="Wingdings" w:hAnsi="Wingdings" w:hint="default"/>
-      </w:rPr>
-    </w:lvl>
-  </w:abstractNum>
-  <w:abstractNum w:abstractNumId="30" w15:restartNumberingAfterBreak="0">
-    <w:nsid w:val="652809B9"/>
-    <w:multiLevelType w:val="hybridMultilevel"/>
-    <w:tmpl w:val="C10EC632"/>
-    <w:lvl w:ilvl="0" w:tplc="08100001">
-      <w:start w:val="1"/>
-      <w:numFmt w:val="bullet"/>
-      <w:lvlText w:val=""/>
-      <w:lvlJc w:val="left"/>
-      <w:pPr>
-        <w:ind w:left="720" w:hanging="360"/>
-      </w:pPr>
-      <w:rPr>
-        <w:rFonts w:ascii="Symbol" w:hAnsi="Symbol" w:hint="default"/>
-      </w:rPr>
-    </w:lvl>
-    <w:lvl w:ilvl="1" w:tplc="08100003" w:tentative="1">
-      <w:start w:val="1"/>
-      <w:numFmt w:val="bullet"/>
-      <w:lvlText w:val="o"/>
-      <w:lvlJc w:val="left"/>
-      <w:pPr>
-        <w:ind w:left="1440" w:hanging="360"/>
-      </w:pPr>
-      <w:rPr>
-        <w:rFonts w:ascii="Courier New" w:hAnsi="Courier New" w:cs="Courier New" w:hint="default"/>
-      </w:rPr>
-    </w:lvl>
-    <w:lvl w:ilvl="2" w:tplc="08100005" w:tentative="1">
-      <w:start w:val="1"/>
-      <w:numFmt w:val="bullet"/>
-      <w:lvlText w:val=""/>
-      <w:lvlJc w:val="left"/>
-      <w:pPr>
-        <w:ind w:left="2160" w:hanging="360"/>
-      </w:pPr>
-      <w:rPr>
-        <w:rFonts w:ascii="Wingdings" w:hAnsi="Wingdings" w:hint="default"/>
-      </w:rPr>
-    </w:lvl>
-    <w:lvl w:ilvl="3" w:tplc="08100001" w:tentative="1">
-      <w:start w:val="1"/>
-      <w:numFmt w:val="bullet"/>
-      <w:lvlText w:val=""/>
-      <w:lvlJc w:val="left"/>
-      <w:pPr>
-        <w:ind w:left="2880" w:hanging="360"/>
-      </w:pPr>
-      <w:rPr>
-        <w:rFonts w:ascii="Symbol" w:hAnsi="Symbol" w:hint="default"/>
-      </w:rPr>
-    </w:lvl>
-    <w:lvl w:ilvl="4" w:tplc="08100003" w:tentative="1">
-      <w:start w:val="1"/>
-      <w:numFmt w:val="bullet"/>
-      <w:lvlText w:val="o"/>
-      <w:lvlJc w:val="left"/>
-      <w:pPr>
-        <w:ind w:left="3600" w:hanging="360"/>
-      </w:pPr>
-      <w:rPr>
-        <w:rFonts w:ascii="Courier New" w:hAnsi="Courier New" w:cs="Courier New" w:hint="default"/>
-      </w:rPr>
-    </w:lvl>
-    <w:lvl w:ilvl="5" w:tplc="08100005" w:tentative="1">
-      <w:start w:val="1"/>
-      <w:numFmt w:val="bullet"/>
-      <w:lvlText w:val=""/>
-      <w:lvlJc w:val="left"/>
-      <w:pPr>
-        <w:ind w:left="4320" w:hanging="360"/>
-      </w:pPr>
-      <w:rPr>
-        <w:rFonts w:ascii="Wingdings" w:hAnsi="Wingdings" w:hint="default"/>
-      </w:rPr>
-    </w:lvl>
-    <w:lvl w:ilvl="6" w:tplc="08100001" w:tentative="1">
-      <w:start w:val="1"/>
-      <w:numFmt w:val="bullet"/>
-      <w:lvlText w:val=""/>
-      <w:lvlJc w:val="left"/>
-      <w:pPr>
-        <w:ind w:left="5040" w:hanging="360"/>
-      </w:pPr>
-      <w:rPr>
-        <w:rFonts w:ascii="Symbol" w:hAnsi="Symbol" w:hint="default"/>
-      </w:rPr>
-    </w:lvl>
-    <w:lvl w:ilvl="7" w:tplc="08100003" w:tentative="1">
-      <w:start w:val="1"/>
-      <w:numFmt w:val="bullet"/>
-      <w:lvlText w:val="o"/>
-      <w:lvlJc w:val="left"/>
-      <w:pPr>
-        <w:ind w:left="5760" w:hanging="360"/>
-      </w:pPr>
-      <w:rPr>
-        <w:rFonts w:ascii="Courier New" w:hAnsi="Courier New" w:cs="Courier New" w:hint="default"/>
-      </w:rPr>
-    </w:lvl>
-    <w:lvl w:ilvl="8" w:tplc="08100005" w:tentative="1">
-      <w:start w:val="1"/>
-      <w:numFmt w:val="bullet"/>
-      <w:lvlText w:val=""/>
-      <w:lvlJc w:val="left"/>
-      <w:pPr>
-        <w:ind w:left="6480" w:hanging="360"/>
-      </w:pPr>
-      <w:rPr>
-        <w:rFonts w:ascii="Wingdings" w:hAnsi="Wingdings" w:hint="default"/>
-      </w:rPr>
-    </w:lvl>
-  </w:abstractNum>
-  <w:abstractNum w:abstractNumId="31" w15:restartNumberingAfterBreak="0">
+  <w:abstractNum w:abstractNumId="13" w15:restartNumberingAfterBreak="0">
     <w:nsid w:val="66871ECE"/>
     <w:multiLevelType w:val="hybridMultilevel"/>
     <w:tmpl w:val="7F74FC56"/>
@@ -23546,120 +21776,7 @@
       </w:pPr>
     </w:lvl>
   </w:abstractNum>
-  <w:abstractNum w:abstractNumId="32" w15:restartNumberingAfterBreak="0">
-    <w:nsid w:val="692C03BD"/>
-    <w:multiLevelType w:val="hybridMultilevel"/>
-    <w:tmpl w:val="C7D6FB56"/>
-    <w:lvl w:ilvl="0" w:tplc="6B6A3732">
-      <w:start w:val="2"/>
-      <w:numFmt w:val="bullet"/>
-      <w:lvlText w:val="-"/>
-      <w:lvlJc w:val="left"/>
-      <w:pPr>
-        <w:ind w:left="720" w:hanging="360"/>
-      </w:pPr>
-      <w:rPr>
-        <w:rFonts w:ascii="Times New Roman" w:eastAsia="Times New Roman" w:hAnsi="Times New Roman" w:cs="Times New Roman" w:hint="default"/>
-      </w:rPr>
-    </w:lvl>
-    <w:lvl w:ilvl="1" w:tplc="08100003" w:tentative="1">
-      <w:start w:val="1"/>
-      <w:numFmt w:val="bullet"/>
-      <w:lvlText w:val="o"/>
-      <w:lvlJc w:val="left"/>
-      <w:pPr>
-        <w:ind w:left="1440" w:hanging="360"/>
-      </w:pPr>
-      <w:rPr>
-        <w:rFonts w:ascii="Courier New" w:hAnsi="Courier New" w:cs="Courier New" w:hint="default"/>
-      </w:rPr>
-    </w:lvl>
-    <w:lvl w:ilvl="2" w:tplc="08100005" w:tentative="1">
-      <w:start w:val="1"/>
-      <w:numFmt w:val="bullet"/>
-      <w:lvlText w:val=""/>
-      <w:lvlJc w:val="left"/>
-      <w:pPr>
-        <w:ind w:left="2160" w:hanging="360"/>
-      </w:pPr>
-      <w:rPr>
-        <w:rFonts w:ascii="Wingdings" w:hAnsi="Wingdings" w:hint="default"/>
-      </w:rPr>
-    </w:lvl>
-    <w:lvl w:ilvl="3" w:tplc="08100001" w:tentative="1">
-      <w:start w:val="1"/>
-      <w:numFmt w:val="bullet"/>
-      <w:lvlText w:val=""/>
-      <w:lvlJc w:val="left"/>
-      <w:pPr>
-        <w:ind w:left="2880" w:hanging="360"/>
-      </w:pPr>
-      <w:rPr>
-        <w:rFonts w:ascii="Symbol" w:hAnsi="Symbol" w:hint="default"/>
-      </w:rPr>
-    </w:lvl>
-    <w:lvl w:ilvl="4" w:tplc="08100003" w:tentative="1">
-      <w:start w:val="1"/>
-      <w:numFmt w:val="bullet"/>
-      <w:lvlText w:val="o"/>
-      <w:lvlJc w:val="left"/>
-      <w:pPr>
-        <w:ind w:left="3600" w:hanging="360"/>
-      </w:pPr>
-      <w:rPr>
-        <w:rFonts w:ascii="Courier New" w:hAnsi="Courier New" w:cs="Courier New" w:hint="default"/>
-      </w:rPr>
-    </w:lvl>
-    <w:lvl w:ilvl="5" w:tplc="08100005" w:tentative="1">
-      <w:start w:val="1"/>
-      <w:numFmt w:val="bullet"/>
-      <w:lvlText w:val=""/>
-      <w:lvlJc w:val="left"/>
-      <w:pPr>
-        <w:ind w:left="4320" w:hanging="360"/>
-      </w:pPr>
-      <w:rPr>
-        <w:rFonts w:ascii="Wingdings" w:hAnsi="Wingdings" w:hint="default"/>
-      </w:rPr>
-    </w:lvl>
-    <w:lvl w:ilvl="6" w:tplc="08100001" w:tentative="1">
-      <w:start w:val="1"/>
-      <w:numFmt w:val="bullet"/>
-      <w:lvlText w:val=""/>
-      <w:lvlJc w:val="left"/>
-      <w:pPr>
-        <w:ind w:left="5040" w:hanging="360"/>
-      </w:pPr>
-      <w:rPr>
-        <w:rFonts w:ascii="Symbol" w:hAnsi="Symbol" w:hint="default"/>
-      </w:rPr>
-    </w:lvl>
-    <w:lvl w:ilvl="7" w:tplc="08100003" w:tentative="1">
-      <w:start w:val="1"/>
-      <w:numFmt w:val="bullet"/>
-      <w:lvlText w:val="o"/>
-      <w:lvlJc w:val="left"/>
-      <w:pPr>
-        <w:ind w:left="5760" w:hanging="360"/>
-      </w:pPr>
-      <w:rPr>
-        <w:rFonts w:ascii="Courier New" w:hAnsi="Courier New" w:cs="Courier New" w:hint="default"/>
-      </w:rPr>
-    </w:lvl>
-    <w:lvl w:ilvl="8" w:tplc="08100005" w:tentative="1">
-      <w:start w:val="1"/>
-      <w:numFmt w:val="bullet"/>
-      <w:lvlText w:val=""/>
-      <w:lvlJc w:val="left"/>
-      <w:pPr>
-        <w:ind w:left="6480" w:hanging="360"/>
-      </w:pPr>
-      <w:rPr>
-        <w:rFonts w:ascii="Wingdings" w:hAnsi="Wingdings" w:hint="default"/>
-      </w:rPr>
-    </w:lvl>
-  </w:abstractNum>
-  <w:abstractNum w:abstractNumId="33" w15:restartNumberingAfterBreak="0">
+  <w:abstractNum w:abstractNumId="14" w15:restartNumberingAfterBreak="0">
     <w:nsid w:val="6ABE5228"/>
     <w:multiLevelType w:val="hybridMultilevel"/>
     <w:tmpl w:val="089EE6D8"/>
@@ -23775,7 +21892,7 @@
       </w:pPr>
     </w:lvl>
   </w:abstractNum>
-  <w:abstractNum w:abstractNumId="34" w15:restartNumberingAfterBreak="0">
+  <w:abstractNum w:abstractNumId="15" w15:restartNumberingAfterBreak="0">
     <w:nsid w:val="6AC31027"/>
     <w:multiLevelType w:val="hybridMultilevel"/>
     <w:tmpl w:val="B5D2E85E"/>
@@ -23889,7 +22006,7 @@
       </w:rPr>
     </w:lvl>
   </w:abstractNum>
-  <w:abstractNum w:abstractNumId="35" w15:restartNumberingAfterBreak="0">
+  <w:abstractNum w:abstractNumId="16" w15:restartNumberingAfterBreak="0">
     <w:nsid w:val="6C1D7334"/>
     <w:multiLevelType w:val="hybridMultilevel"/>
     <w:tmpl w:val="7F20929C"/>
@@ -24005,7 +22122,7 @@
       </w:pPr>
     </w:lvl>
   </w:abstractNum>
-  <w:abstractNum w:abstractNumId="36" w15:restartNumberingAfterBreak="0">
+  <w:abstractNum w:abstractNumId="17" w15:restartNumberingAfterBreak="0">
     <w:nsid w:val="6D0C34D9"/>
     <w:multiLevelType w:val="hybridMultilevel"/>
     <w:tmpl w:val="295E7BB8"/>
@@ -24118,7 +22235,7 @@
       </w:rPr>
     </w:lvl>
   </w:abstractNum>
-  <w:abstractNum w:abstractNumId="37" w15:restartNumberingAfterBreak="0">
+  <w:abstractNum w:abstractNumId="18" w15:restartNumberingAfterBreak="0">
     <w:nsid w:val="72904C79"/>
     <w:multiLevelType w:val="hybridMultilevel"/>
     <w:tmpl w:val="EB328896"/>
@@ -24258,7 +22375,7 @@
       </w:rPr>
     </w:lvl>
   </w:abstractNum>
-  <w:abstractNum w:abstractNumId="38" w15:restartNumberingAfterBreak="0">
+  <w:abstractNum w:abstractNumId="19" w15:restartNumberingAfterBreak="0">
     <w:nsid w:val="770C4DDA"/>
     <w:multiLevelType w:val="hybridMultilevel"/>
     <w:tmpl w:val="774AEE08"/>
@@ -24371,7 +22488,7 @@
       </w:rPr>
     </w:lvl>
   </w:abstractNum>
-  <w:abstractNum w:abstractNumId="39" w15:restartNumberingAfterBreak="0">
+  <w:abstractNum w:abstractNumId="20" w15:restartNumberingAfterBreak="0">
     <w:nsid w:val="7ACC392C"/>
     <w:multiLevelType w:val="hybridMultilevel"/>
     <w:tmpl w:val="F282F7F0"/>
@@ -24511,297 +22628,70 @@
       </w:rPr>
     </w:lvl>
   </w:abstractNum>
-  <w:abstractNum w:abstractNumId="40" w15:restartNumberingAfterBreak="0">
-    <w:nsid w:val="7CD54937"/>
-    <w:multiLevelType w:val="hybridMultilevel"/>
-    <w:tmpl w:val="1AB0305A"/>
-    <w:lvl w:ilvl="0" w:tplc="00010410">
-      <w:start w:val="1"/>
-      <w:numFmt w:val="bullet"/>
-      <w:lvlText w:val=""/>
-      <w:lvlJc w:val="left"/>
-      <w:pPr>
-        <w:tabs>
-          <w:tab w:val="num" w:pos="720"/>
-        </w:tabs>
-        <w:ind w:left="720" w:hanging="360"/>
-      </w:pPr>
-      <w:rPr>
-        <w:rFonts w:ascii="Symbol" w:hAnsi="Symbol" w:hint="default"/>
-      </w:rPr>
-    </w:lvl>
-    <w:lvl w:ilvl="1" w:tplc="00030410" w:tentative="1">
-      <w:start w:val="1"/>
-      <w:numFmt w:val="bullet"/>
-      <w:lvlText w:val="o"/>
-      <w:lvlJc w:val="left"/>
-      <w:pPr>
-        <w:tabs>
-          <w:tab w:val="num" w:pos="1440"/>
-        </w:tabs>
-        <w:ind w:left="1440" w:hanging="360"/>
-      </w:pPr>
-      <w:rPr>
-        <w:rFonts w:ascii="Courier New" w:hAnsi="Courier New" w:hint="default"/>
-      </w:rPr>
-    </w:lvl>
-    <w:lvl w:ilvl="2" w:tplc="00050410" w:tentative="1">
-      <w:start w:val="1"/>
-      <w:numFmt w:val="bullet"/>
-      <w:lvlText w:val=""/>
-      <w:lvlJc w:val="left"/>
-      <w:pPr>
-        <w:tabs>
-          <w:tab w:val="num" w:pos="2160"/>
-        </w:tabs>
-        <w:ind w:left="2160" w:hanging="360"/>
-      </w:pPr>
-      <w:rPr>
-        <w:rFonts w:ascii="Wingdings" w:hAnsi="Wingdings" w:hint="default"/>
-      </w:rPr>
-    </w:lvl>
-    <w:lvl w:ilvl="3" w:tplc="00010410" w:tentative="1">
-      <w:start w:val="1"/>
-      <w:numFmt w:val="bullet"/>
-      <w:lvlText w:val=""/>
-      <w:lvlJc w:val="left"/>
-      <w:pPr>
-        <w:tabs>
-          <w:tab w:val="num" w:pos="2880"/>
-        </w:tabs>
-        <w:ind w:left="2880" w:hanging="360"/>
-      </w:pPr>
-      <w:rPr>
-        <w:rFonts w:ascii="Symbol" w:hAnsi="Symbol" w:hint="default"/>
-      </w:rPr>
-    </w:lvl>
-    <w:lvl w:ilvl="4" w:tplc="00030410" w:tentative="1">
-      <w:start w:val="1"/>
-      <w:numFmt w:val="bullet"/>
-      <w:lvlText w:val="o"/>
-      <w:lvlJc w:val="left"/>
-      <w:pPr>
-        <w:tabs>
-          <w:tab w:val="num" w:pos="3600"/>
-        </w:tabs>
-        <w:ind w:left="3600" w:hanging="360"/>
-      </w:pPr>
-      <w:rPr>
-        <w:rFonts w:ascii="Courier New" w:hAnsi="Courier New" w:hint="default"/>
-      </w:rPr>
-    </w:lvl>
-    <w:lvl w:ilvl="5" w:tplc="00050410" w:tentative="1">
-      <w:start w:val="1"/>
-      <w:numFmt w:val="bullet"/>
-      <w:lvlText w:val=""/>
-      <w:lvlJc w:val="left"/>
-      <w:pPr>
-        <w:tabs>
-          <w:tab w:val="num" w:pos="4320"/>
-        </w:tabs>
-        <w:ind w:left="4320" w:hanging="360"/>
-      </w:pPr>
-      <w:rPr>
-        <w:rFonts w:ascii="Wingdings" w:hAnsi="Wingdings" w:hint="default"/>
-      </w:rPr>
-    </w:lvl>
-    <w:lvl w:ilvl="6" w:tplc="00010410" w:tentative="1">
-      <w:start w:val="1"/>
-      <w:numFmt w:val="bullet"/>
-      <w:lvlText w:val=""/>
-      <w:lvlJc w:val="left"/>
-      <w:pPr>
-        <w:tabs>
-          <w:tab w:val="num" w:pos="5040"/>
-        </w:tabs>
-        <w:ind w:left="5040" w:hanging="360"/>
-      </w:pPr>
-      <w:rPr>
-        <w:rFonts w:ascii="Symbol" w:hAnsi="Symbol" w:hint="default"/>
-      </w:rPr>
-    </w:lvl>
-    <w:lvl w:ilvl="7" w:tplc="00030410" w:tentative="1">
-      <w:start w:val="1"/>
-      <w:numFmt w:val="bullet"/>
-      <w:lvlText w:val="o"/>
-      <w:lvlJc w:val="left"/>
-      <w:pPr>
-        <w:tabs>
-          <w:tab w:val="num" w:pos="5760"/>
-        </w:tabs>
-        <w:ind w:left="5760" w:hanging="360"/>
-      </w:pPr>
-      <w:rPr>
-        <w:rFonts w:ascii="Courier New" w:hAnsi="Courier New" w:hint="default"/>
-      </w:rPr>
-    </w:lvl>
-    <w:lvl w:ilvl="8" w:tplc="00050410" w:tentative="1">
-      <w:start w:val="1"/>
-      <w:numFmt w:val="bullet"/>
-      <w:lvlText w:val=""/>
-      <w:lvlJc w:val="left"/>
-      <w:pPr>
-        <w:tabs>
-          <w:tab w:val="num" w:pos="6480"/>
-        </w:tabs>
-        <w:ind w:left="6480" w:hanging="360"/>
-      </w:pPr>
-      <w:rPr>
-        <w:rFonts w:ascii="Wingdings" w:hAnsi="Wingdings" w:hint="default"/>
-      </w:rPr>
-    </w:lvl>
-  </w:abstractNum>
   <w:num w:numId="1" w16cid:durableId="1913808939">
-    <w:abstractNumId w:val="26"/>
+    <w:abstractNumId w:val="10"/>
   </w:num>
-  <w:num w:numId="2" w16cid:durableId="218562591">
+  <w:num w:numId="2" w16cid:durableId="1368068377">
+    <w:abstractNumId w:val="3"/>
+  </w:num>
+  <w:num w:numId="3" w16cid:durableId="1378234843">
+    <w:abstractNumId w:val="13"/>
+  </w:num>
+  <w:num w:numId="4" w16cid:durableId="67964210">
+    <w:abstractNumId w:val="4"/>
+  </w:num>
+  <w:num w:numId="5" w16cid:durableId="368065200">
+    <w:abstractNumId w:val="14"/>
+  </w:num>
+  <w:num w:numId="6" w16cid:durableId="1009455201">
+    <w:abstractNumId w:val="2"/>
+  </w:num>
+  <w:num w:numId="7" w16cid:durableId="22292708">
+    <w:abstractNumId w:val="18"/>
+  </w:num>
+  <w:num w:numId="8" w16cid:durableId="312371605">
+    <w:abstractNumId w:val="20"/>
+  </w:num>
+  <w:num w:numId="9" w16cid:durableId="596213691">
+    <w:abstractNumId w:val="16"/>
+  </w:num>
+  <w:num w:numId="10" w16cid:durableId="1846481965">
+    <w:abstractNumId w:val="6"/>
+  </w:num>
+  <w:num w:numId="11" w16cid:durableId="1090277696">
+    <w:abstractNumId w:val="9"/>
+  </w:num>
+  <w:num w:numId="12" w16cid:durableId="1676805649">
+    <w:abstractNumId w:val="12"/>
+  </w:num>
+  <w:num w:numId="13" w16cid:durableId="1174149174">
+    <w:abstractNumId w:val="19"/>
+  </w:num>
+  <w:num w:numId="14" w16cid:durableId="1078940102">
+    <w:abstractNumId w:val="17"/>
+  </w:num>
+  <w:num w:numId="15" w16cid:durableId="38018723">
+    <w:abstractNumId w:val="1"/>
+  </w:num>
+  <w:num w:numId="16" w16cid:durableId="273826180">
+    <w:abstractNumId w:val="5"/>
+  </w:num>
+  <w:num w:numId="17" w16cid:durableId="2145660709">
+    <w:abstractNumId w:val="11"/>
+  </w:num>
+  <w:num w:numId="18" w16cid:durableId="385614983">
+    <w:abstractNumId w:val="15"/>
+  </w:num>
+  <w:num w:numId="19" w16cid:durableId="1736660738">
     <w:abstractNumId w:val="7"/>
   </w:num>
-  <w:num w:numId="3" w16cid:durableId="925307143">
-    <w:abstractNumId w:val="13"/>
+  <w:num w:numId="20" w16cid:durableId="784890731">
+    <w:abstractNumId w:val="0"/>
   </w:num>
-  <w:num w:numId="4" w16cid:durableId="1415127598">
-    <w:abstractNumId w:val="5"/>
-  </w:num>
-  <w:num w:numId="5" w16cid:durableId="1368068377">
+  <w:num w:numId="21" w16cid:durableId="1701780259">
     <w:abstractNumId w:val="8"/>
   </w:num>
-  <w:num w:numId="6" w16cid:durableId="1378234843">
-    <w:abstractNumId w:val="31"/>
-  </w:num>
-  <w:num w:numId="7" w16cid:durableId="67964210">
-    <w:abstractNumId w:val="14"/>
-  </w:num>
-  <w:num w:numId="8" w16cid:durableId="368065200">
-    <w:abstractNumId w:val="33"/>
-  </w:num>
-  <w:num w:numId="9" w16cid:durableId="1009455201">
-    <w:abstractNumId w:val="3"/>
-  </w:num>
-  <w:num w:numId="10" w16cid:durableId="22292708">
-    <w:abstractNumId w:val="37"/>
-  </w:num>
-  <w:num w:numId="11" w16cid:durableId="312371605">
-    <w:abstractNumId w:val="39"/>
-  </w:num>
-  <w:num w:numId="12" w16cid:durableId="685254800">
-    <w:abstractNumId w:val="11"/>
-  </w:num>
-  <w:num w:numId="13" w16cid:durableId="1938439301">
-    <w:abstractNumId w:val="6"/>
-  </w:num>
-  <w:num w:numId="14" w16cid:durableId="1095132476">
-    <w:abstractNumId w:val="40"/>
-  </w:num>
-  <w:num w:numId="15" w16cid:durableId="1481725607">
-    <w:abstractNumId w:val="12"/>
-  </w:num>
-  <w:num w:numId="16" w16cid:durableId="333798467">
-    <w:abstractNumId w:val="26"/>
-  </w:num>
-  <w:num w:numId="17" w16cid:durableId="596213691">
-    <w:abstractNumId w:val="35"/>
-  </w:num>
-  <w:num w:numId="18" w16cid:durableId="388067645">
-    <w:abstractNumId w:val="26"/>
-  </w:num>
-  <w:num w:numId="19" w16cid:durableId="818503023">
-    <w:abstractNumId w:val="26"/>
-  </w:num>
-  <w:num w:numId="20" w16cid:durableId="888151987">
-    <w:abstractNumId w:val="26"/>
-  </w:num>
-  <w:num w:numId="21" w16cid:durableId="1979071330">
-    <w:abstractNumId w:val="26"/>
-  </w:num>
-  <w:num w:numId="22" w16cid:durableId="107623617">
-    <w:abstractNumId w:val="26"/>
-  </w:num>
-  <w:num w:numId="23" w16cid:durableId="596711745">
-    <w:abstractNumId w:val="30"/>
-  </w:num>
-  <w:num w:numId="24" w16cid:durableId="103693881">
-    <w:abstractNumId w:val="26"/>
-  </w:num>
-  <w:num w:numId="25" w16cid:durableId="1330987859">
-    <w:abstractNumId w:val="26"/>
-  </w:num>
-  <w:num w:numId="26" w16cid:durableId="1846481965">
-    <w:abstractNumId w:val="17"/>
-  </w:num>
-  <w:num w:numId="27" w16cid:durableId="1407193384">
-    <w:abstractNumId w:val="24"/>
-  </w:num>
-  <w:num w:numId="28" w16cid:durableId="1090277696">
-    <w:abstractNumId w:val="22"/>
-  </w:num>
-  <w:num w:numId="29" w16cid:durableId="1676805649">
-    <w:abstractNumId w:val="29"/>
-  </w:num>
-  <w:num w:numId="30" w16cid:durableId="1326474397">
-    <w:abstractNumId w:val="10"/>
-  </w:num>
-  <w:num w:numId="31" w16cid:durableId="54396178">
-    <w:abstractNumId w:val="21"/>
-  </w:num>
-  <w:num w:numId="32" w16cid:durableId="57166819">
-    <w:abstractNumId w:val="9"/>
-  </w:num>
-  <w:num w:numId="33" w16cid:durableId="1174149174">
-    <w:abstractNumId w:val="38"/>
-  </w:num>
-  <w:num w:numId="34" w16cid:durableId="363598867">
-    <w:abstractNumId w:val="25"/>
-  </w:num>
-  <w:num w:numId="35" w16cid:durableId="1078940102">
-    <w:abstractNumId w:val="36"/>
-  </w:num>
-  <w:num w:numId="36" w16cid:durableId="38018723">
-    <w:abstractNumId w:val="2"/>
-  </w:num>
-  <w:num w:numId="37" w16cid:durableId="1025786321">
-    <w:abstractNumId w:val="16"/>
-  </w:num>
-  <w:num w:numId="38" w16cid:durableId="273826180">
-    <w:abstractNumId w:val="15"/>
-  </w:num>
-  <w:num w:numId="39" w16cid:durableId="1778015534">
-    <w:abstractNumId w:val="1"/>
-  </w:num>
-  <w:num w:numId="40" w16cid:durableId="244649346">
-    <w:abstractNumId w:val="32"/>
-  </w:num>
-  <w:num w:numId="41" w16cid:durableId="28336766">
-    <w:abstractNumId w:val="23"/>
-  </w:num>
-  <w:num w:numId="42" w16cid:durableId="144208258">
-    <w:abstractNumId w:val="28"/>
-  </w:num>
-  <w:num w:numId="43" w16cid:durableId="2145660709">
-    <w:abstractNumId w:val="27"/>
-  </w:num>
-  <w:num w:numId="44" w16cid:durableId="114370559">
-    <w:abstractNumId w:val="26"/>
-  </w:num>
-  <w:num w:numId="45" w16cid:durableId="308441992">
-    <w:abstractNumId w:val="4"/>
-  </w:num>
-  <w:num w:numId="46" w16cid:durableId="1370764656">
-    <w:abstractNumId w:val="20"/>
-  </w:num>
-  <w:num w:numId="47" w16cid:durableId="385614983">
-    <w:abstractNumId w:val="34"/>
-  </w:num>
-  <w:num w:numId="48" w16cid:durableId="1736660738">
-    <w:abstractNumId w:val="18"/>
-  </w:num>
-  <w:num w:numId="49" w16cid:durableId="784890731">
-    <w:abstractNumId w:val="0"/>
-  </w:num>
-  <w:num w:numId="50" w16cid:durableId="1701780259">
-    <w:abstractNumId w:val="19"/>
-  </w:num>
-  <w:numIdMacAtCleanup w:val="14"/>
+  <w:numIdMacAtCleanup w:val="21"/>
 </w:numbering>
 </file>
 
@@ -25475,7 +23365,14 @@
     <w:next w:val="Normale"/>
     <w:autoRedefine/>
     <w:uiPriority w:val="39"/>
-    <w:rsid w:val="002C797B"/>
+    <w:rsid w:val="009A2B93"/>
+    <w:pPr>
+      <w:tabs>
+        <w:tab w:val="left" w:pos="351"/>
+        <w:tab w:val="right" w:leader="dot" w:pos="9628"/>
+      </w:tabs>
+      <w:jc w:val="both"/>
+    </w:pPr>
   </w:style>
   <w:style w:type="paragraph" w:styleId="Sommario2">
     <w:name w:val="toc 2"/>

--- a/3_Documentazione/HauntedForest_Documentazione.docx
+++ b/3_Documentazione/HauntedForest_Documentazione.docx
@@ -3440,7 +3440,7 @@
         <w:rPr>
           <w:rFonts w:ascii="Times New Roman" w:hAnsi="Times New Roman"/>
         </w:rPr>
-        <w:t xml:space="preserve"> ed Chilla’s Art ai giochi indipendenti realizzati da piccoli sviluppatori </w:t>
+        <w:t xml:space="preserve"> e Chilla’s Art ai giochi indipendenti realizzati da piccoli sviluppatori </w:t>
       </w:r>
       <w:r>
         <w:rPr>
@@ -15412,23 +15412,7 @@
           <w:rFonts w:ascii="Times New Roman" w:hAnsi="Times New Roman"/>
           <w:lang w:val="it-IT"/>
         </w:rPr>
-        <w:t xml:space="preserve">La pianificazione può essere rappresentata mediante un diagramma di </w:t>
-      </w:r>
-      <w:proofErr w:type="spellStart"/>
-      <w:r>
-        <w:rPr>
-          <w:rFonts w:ascii="Times New Roman" w:hAnsi="Times New Roman"/>
-          <w:lang w:val="it-IT"/>
-        </w:rPr>
-        <w:t>Gantt</w:t>
-      </w:r>
-      <w:proofErr w:type="spellEnd"/>
-      <w:r>
-        <w:rPr>
-          <w:rFonts w:ascii="Times New Roman" w:hAnsi="Times New Roman"/>
-          <w:lang w:val="it-IT"/>
-        </w:rPr>
-        <w:t>:</w:t>
+        <w:t>La pianificazione può essere rappresentata mediante un diagramma di Gantt:</w:t>
       </w:r>
     </w:p>
     <w:p>
@@ -16826,6 +16810,90 @@
     </w:p>
     <w:p>
       <w:pPr>
+        <w:rPr>
+          <w:rFonts w:ascii="Times New Roman" w:hAnsi="Times New Roman"/>
+        </w:rPr>
+      </w:pPr>
+    </w:p>
+    <w:p>
+      <w:pPr>
+        <w:rPr>
+          <w:rFonts w:ascii="Times New Roman" w:hAnsi="Times New Roman"/>
+        </w:rPr>
+      </w:pPr>
+    </w:p>
+    <w:p>
+      <w:pPr>
+        <w:rPr>
+          <w:rFonts w:ascii="Times New Roman" w:hAnsi="Times New Roman"/>
+        </w:rPr>
+      </w:pPr>
+    </w:p>
+    <w:p>
+      <w:pPr>
+        <w:rPr>
+          <w:rFonts w:ascii="Times New Roman" w:hAnsi="Times New Roman"/>
+        </w:rPr>
+      </w:pPr>
+    </w:p>
+    <w:p>
+      <w:pPr>
+        <w:rPr>
+          <w:rFonts w:ascii="Times New Roman" w:hAnsi="Times New Roman"/>
+        </w:rPr>
+      </w:pPr>
+    </w:p>
+    <w:p>
+      <w:pPr>
+        <w:rPr>
+          <w:rFonts w:ascii="Times New Roman" w:hAnsi="Times New Roman"/>
+        </w:rPr>
+      </w:pPr>
+    </w:p>
+    <w:p>
+      <w:pPr>
+        <w:rPr>
+          <w:rFonts w:ascii="Times New Roman" w:hAnsi="Times New Roman"/>
+        </w:rPr>
+      </w:pPr>
+    </w:p>
+    <w:p>
+      <w:pPr>
+        <w:rPr>
+          <w:rFonts w:ascii="Times New Roman" w:hAnsi="Times New Roman"/>
+        </w:rPr>
+      </w:pPr>
+    </w:p>
+    <w:p>
+      <w:pPr>
+        <w:rPr>
+          <w:rFonts w:ascii="Times New Roman" w:hAnsi="Times New Roman"/>
+        </w:rPr>
+      </w:pPr>
+    </w:p>
+    <w:p>
+      <w:pPr>
+        <w:rPr>
+          <w:rFonts w:ascii="Times New Roman" w:hAnsi="Times New Roman"/>
+        </w:rPr>
+      </w:pPr>
+    </w:p>
+    <w:p>
+      <w:pPr>
+        <w:rPr>
+          <w:rFonts w:ascii="Times New Roman" w:hAnsi="Times New Roman"/>
+        </w:rPr>
+      </w:pPr>
+    </w:p>
+    <w:p>
+      <w:pPr>
+        <w:rPr>
+          <w:rFonts w:ascii="Times New Roman" w:hAnsi="Times New Roman"/>
+        </w:rPr>
+      </w:pPr>
+    </w:p>
+    <w:p>
+      <w:pPr>
         <w:pStyle w:val="Titolo1"/>
         <w:rPr>
           <w:rFonts w:ascii="Times New Roman" w:hAnsi="Times New Roman"/>
@@ -17982,20 +18050,731 @@
       <w:bookmarkEnd w:id="29"/>
       <w:bookmarkEnd w:id="30"/>
     </w:p>
-    <w:p>
-      <w:pPr>
-        <w:rPr>
-          <w:rFonts w:ascii="Times New Roman" w:hAnsi="Times New Roman"/>
+    <w:tbl>
+      <w:tblPr>
+        <w:tblStyle w:val="Tabellaelenco3-colore5"/>
+        <w:tblW w:w="0" w:type="auto"/>
+        <w:tblLook w:val="04A0" w:firstRow="1" w:lastRow="0" w:firstColumn="1" w:lastColumn="0" w:noHBand="0" w:noVBand="1"/>
+      </w:tblPr>
+      <w:tblGrid>
+        <w:gridCol w:w="3209"/>
+        <w:gridCol w:w="3209"/>
+        <w:gridCol w:w="3210"/>
+      </w:tblGrid>
+      <w:tr>
+        <w:trPr>
+          <w:cnfStyle w:val="100000000000" w:firstRow="1" w:lastRow="0" w:firstColumn="0" w:lastColumn="0" w:oddVBand="0" w:evenVBand="0" w:oddHBand="0" w:evenHBand="0" w:firstRowFirstColumn="0" w:firstRowLastColumn="0" w:lastRowFirstColumn="0" w:lastRowLastColumn="0"/>
+        </w:trPr>
+        <w:tc>
+          <w:tcPr>
+            <w:cnfStyle w:val="001000000100" w:firstRow="0" w:lastRow="0" w:firstColumn="1" w:lastColumn="0" w:oddVBand="0" w:evenVBand="0" w:oddHBand="0" w:evenHBand="0" w:firstRowFirstColumn="1" w:firstRowLastColumn="0" w:lastRowFirstColumn="0" w:lastRowLastColumn="0"/>
+            <w:tcW w:w="3209" w:type="dxa"/>
+          </w:tcPr>
+          <w:p>
+            <w:pPr>
+              <w:spacing w:before="40" w:after="40"/>
+              <w:rPr>
+                <w:rFonts w:ascii="Times New Roman" w:hAnsi="Times New Roman"/>
+                <w:lang w:val="it-IT"/>
+              </w:rPr>
+            </w:pPr>
+            <w:bookmarkStart w:id="31" w:name="_Toc461179226"/>
+            <w:bookmarkStart w:id="32" w:name="_Toc94790463"/>
+            <w:r>
+              <w:rPr>
+                <w:rFonts w:ascii="Times New Roman" w:hAnsi="Times New Roman"/>
+                <w:lang w:val="it-IT"/>
+              </w:rPr>
+              <w:t>Test Case</w:t>
+            </w:r>
+          </w:p>
+        </w:tc>
+        <w:tc>
+          <w:tcPr>
+            <w:tcW w:w="3209" w:type="dxa"/>
+          </w:tcPr>
+          <w:p>
+            <w:pPr>
+              <w:cnfStyle w:val="100000000000" w:firstRow="1" w:lastRow="0" w:firstColumn="0" w:lastColumn="0" w:oddVBand="0" w:evenVBand="0" w:oddHBand="0" w:evenHBand="0" w:firstRowFirstColumn="0" w:firstRowLastColumn="0" w:lastRowFirstColumn="0" w:lastRowLastColumn="0"/>
+              <w:rPr>
+                <w:rFonts w:ascii="Times New Roman" w:hAnsi="Times New Roman"/>
+                <w:lang w:val="it-IT"/>
+              </w:rPr>
+            </w:pPr>
+            <w:r>
+              <w:rPr>
+                <w:rFonts w:ascii="Times New Roman" w:hAnsi="Times New Roman"/>
+                <w:lang w:val="it-IT"/>
+              </w:rPr>
+              <w:t>Esito</w:t>
+            </w:r>
+          </w:p>
+        </w:tc>
+        <w:tc>
+          <w:tcPr>
+            <w:tcW w:w="3210" w:type="dxa"/>
+          </w:tcPr>
+          <w:p>
+            <w:pPr>
+              <w:cnfStyle w:val="100000000000" w:firstRow="1" w:lastRow="0" w:firstColumn="0" w:lastColumn="0" w:oddVBand="0" w:evenVBand="0" w:oddHBand="0" w:evenHBand="0" w:firstRowFirstColumn="0" w:firstRowLastColumn="0" w:lastRowFirstColumn="0" w:lastRowLastColumn="0"/>
+              <w:rPr>
+                <w:rFonts w:ascii="Times New Roman" w:hAnsi="Times New Roman"/>
+                <w:lang w:val="it-IT"/>
+              </w:rPr>
+            </w:pPr>
+            <w:r>
+              <w:rPr>
+                <w:rFonts w:ascii="Times New Roman" w:hAnsi="Times New Roman"/>
+                <w:lang w:val="it-IT"/>
+              </w:rPr>
+              <w:t>Data</w:t>
+            </w:r>
+          </w:p>
+        </w:tc>
+      </w:tr>
+      <w:tr>
+        <w:trPr>
+          <w:cnfStyle w:val="000000100000" w:firstRow="0" w:lastRow="0" w:firstColumn="0" w:lastColumn="0" w:oddVBand="0" w:evenVBand="0" w:oddHBand="1" w:evenHBand="0" w:firstRowFirstColumn="0" w:firstRowLastColumn="0" w:lastRowFirstColumn="0" w:lastRowLastColumn="0"/>
+        </w:trPr>
+        <w:tc>
+          <w:tcPr>
+            <w:cnfStyle w:val="001000000000" w:firstRow="0" w:lastRow="0" w:firstColumn="1" w:lastColumn="0" w:oddVBand="0" w:evenVBand="0" w:oddHBand="0" w:evenHBand="0" w:firstRowFirstColumn="0" w:firstRowLastColumn="0" w:lastRowFirstColumn="0" w:lastRowLastColumn="0"/>
+            <w:tcW w:w="3209" w:type="dxa"/>
+          </w:tcPr>
+          <w:p>
+            <w:pPr>
+              <w:rPr>
+                <w:rFonts w:ascii="Times New Roman" w:hAnsi="Times New Roman"/>
+                <w:lang w:val="it-IT"/>
+              </w:rPr>
+            </w:pPr>
+            <w:r>
+              <w:rPr>
+                <w:rFonts w:ascii="Times New Roman" w:hAnsi="Times New Roman"/>
+                <w:lang w:val="it-IT"/>
+              </w:rPr>
+              <w:t>TC-001</w:t>
+            </w:r>
+          </w:p>
+        </w:tc>
+        <w:tc>
+          <w:tcPr>
+            <w:tcW w:w="3209" w:type="dxa"/>
+          </w:tcPr>
+          <w:p>
+            <w:pPr>
+              <w:cnfStyle w:val="000000100000" w:firstRow="0" w:lastRow="0" w:firstColumn="0" w:lastColumn="0" w:oddVBand="0" w:evenVBand="0" w:oddHBand="1" w:evenHBand="0" w:firstRowFirstColumn="0" w:firstRowLastColumn="0" w:lastRowFirstColumn="0" w:lastRowLastColumn="0"/>
+              <w:rPr>
+                <w:rFonts w:ascii="Times New Roman" w:hAnsi="Times New Roman"/>
+                <w:color w:val="00823B"/>
+                <w:lang w:val="it-IT"/>
+              </w:rPr>
+            </w:pPr>
+          </w:p>
+        </w:tc>
+        <w:tc>
+          <w:tcPr>
+            <w:tcW w:w="3210" w:type="dxa"/>
+          </w:tcPr>
+          <w:p>
+            <w:pPr>
+              <w:cnfStyle w:val="000000100000" w:firstRow="0" w:lastRow="0" w:firstColumn="0" w:lastColumn="0" w:oddVBand="0" w:evenVBand="0" w:oddHBand="1" w:evenHBand="0" w:firstRowFirstColumn="0" w:firstRowLastColumn="0" w:lastRowFirstColumn="0" w:lastRowLastColumn="0"/>
+              <w:rPr>
+                <w:rFonts w:ascii="Times New Roman" w:hAnsi="Times New Roman"/>
+                <w:lang w:val="it-IT"/>
+              </w:rPr>
+            </w:pPr>
+          </w:p>
+        </w:tc>
+      </w:tr>
+      <w:tr>
+        <w:tc>
+          <w:tcPr>
+            <w:cnfStyle w:val="001000000000" w:firstRow="0" w:lastRow="0" w:firstColumn="1" w:lastColumn="0" w:oddVBand="0" w:evenVBand="0" w:oddHBand="0" w:evenHBand="0" w:firstRowFirstColumn="0" w:firstRowLastColumn="0" w:lastRowFirstColumn="0" w:lastRowLastColumn="0"/>
+            <w:tcW w:w="3209" w:type="dxa"/>
+          </w:tcPr>
+          <w:p>
+            <w:pPr>
+              <w:rPr>
+                <w:rFonts w:ascii="Times New Roman" w:hAnsi="Times New Roman"/>
+                <w:lang w:val="it-IT"/>
+              </w:rPr>
+            </w:pPr>
+            <w:r>
+              <w:rPr>
+                <w:rFonts w:ascii="Times New Roman" w:hAnsi="Times New Roman"/>
+                <w:lang w:val="it-IT"/>
+              </w:rPr>
+              <w:t>TC-002</w:t>
+            </w:r>
+          </w:p>
+        </w:tc>
+        <w:tc>
+          <w:tcPr>
+            <w:tcW w:w="3209" w:type="dxa"/>
+          </w:tcPr>
+          <w:p>
+            <w:pPr>
+              <w:cnfStyle w:val="000000000000" w:firstRow="0" w:lastRow="0" w:firstColumn="0" w:lastColumn="0" w:oddVBand="0" w:evenVBand="0" w:oddHBand="0" w:evenHBand="0" w:firstRowFirstColumn="0" w:firstRowLastColumn="0" w:lastRowFirstColumn="0" w:lastRowLastColumn="0"/>
+              <w:rPr>
+                <w:rFonts w:ascii="Times New Roman" w:hAnsi="Times New Roman"/>
+                <w:color w:val="00823B"/>
+                <w:lang w:val="it-IT"/>
+              </w:rPr>
+            </w:pPr>
+          </w:p>
+        </w:tc>
+        <w:tc>
+          <w:tcPr>
+            <w:tcW w:w="3210" w:type="dxa"/>
+          </w:tcPr>
+          <w:p>
+            <w:pPr>
+              <w:cnfStyle w:val="000000000000" w:firstRow="0" w:lastRow="0" w:firstColumn="0" w:lastColumn="0" w:oddVBand="0" w:evenVBand="0" w:oddHBand="0" w:evenHBand="0" w:firstRowFirstColumn="0" w:firstRowLastColumn="0" w:lastRowFirstColumn="0" w:lastRowLastColumn="0"/>
+              <w:rPr>
+                <w:rFonts w:ascii="Times New Roman" w:hAnsi="Times New Roman"/>
+                <w:lang w:val="it-IT"/>
+              </w:rPr>
+            </w:pPr>
+          </w:p>
+        </w:tc>
+      </w:tr>
+      <w:tr>
+        <w:trPr>
+          <w:cnfStyle w:val="000000100000" w:firstRow="0" w:lastRow="0" w:firstColumn="0" w:lastColumn="0" w:oddVBand="0" w:evenVBand="0" w:oddHBand="1" w:evenHBand="0" w:firstRowFirstColumn="0" w:firstRowLastColumn="0" w:lastRowFirstColumn="0" w:lastRowLastColumn="0"/>
+        </w:trPr>
+        <w:tc>
+          <w:tcPr>
+            <w:cnfStyle w:val="001000000000" w:firstRow="0" w:lastRow="0" w:firstColumn="1" w:lastColumn="0" w:oddVBand="0" w:evenVBand="0" w:oddHBand="0" w:evenHBand="0" w:firstRowFirstColumn="0" w:firstRowLastColumn="0" w:lastRowFirstColumn="0" w:lastRowLastColumn="0"/>
+            <w:tcW w:w="3209" w:type="dxa"/>
+          </w:tcPr>
+          <w:p>
+            <w:pPr>
+              <w:rPr>
+                <w:rFonts w:ascii="Times New Roman" w:hAnsi="Times New Roman"/>
+                <w:lang w:val="it-IT"/>
+              </w:rPr>
+            </w:pPr>
+            <w:r>
+              <w:rPr>
+                <w:rFonts w:ascii="Times New Roman" w:hAnsi="Times New Roman"/>
+                <w:lang w:val="it-IT"/>
+              </w:rPr>
+              <w:t>TC-003</w:t>
+            </w:r>
+          </w:p>
+        </w:tc>
+        <w:tc>
+          <w:tcPr>
+            <w:tcW w:w="3209" w:type="dxa"/>
+          </w:tcPr>
+          <w:p>
+            <w:pPr>
+              <w:cnfStyle w:val="000000100000" w:firstRow="0" w:lastRow="0" w:firstColumn="0" w:lastColumn="0" w:oddVBand="0" w:evenVBand="0" w:oddHBand="1" w:evenHBand="0" w:firstRowFirstColumn="0" w:firstRowLastColumn="0" w:lastRowFirstColumn="0" w:lastRowLastColumn="0"/>
+              <w:rPr>
+                <w:rFonts w:ascii="Times New Roman" w:hAnsi="Times New Roman"/>
+                <w:color w:val="00823B"/>
+                <w:lang w:val="it-IT"/>
+              </w:rPr>
+            </w:pPr>
+          </w:p>
+        </w:tc>
+        <w:tc>
+          <w:tcPr>
+            <w:tcW w:w="3210" w:type="dxa"/>
+          </w:tcPr>
+          <w:p>
+            <w:pPr>
+              <w:cnfStyle w:val="000000100000" w:firstRow="0" w:lastRow="0" w:firstColumn="0" w:lastColumn="0" w:oddVBand="0" w:evenVBand="0" w:oddHBand="1" w:evenHBand="0" w:firstRowFirstColumn="0" w:firstRowLastColumn="0" w:lastRowFirstColumn="0" w:lastRowLastColumn="0"/>
+              <w:rPr>
+                <w:rFonts w:ascii="Times New Roman" w:hAnsi="Times New Roman"/>
+                <w:lang w:val="it-IT"/>
+              </w:rPr>
+            </w:pPr>
+          </w:p>
+        </w:tc>
+      </w:tr>
+      <w:tr>
+        <w:trPr>
+          <w:trHeight w:val="56"/>
+        </w:trPr>
+        <w:tc>
+          <w:tcPr>
+            <w:cnfStyle w:val="001000000000" w:firstRow="0" w:lastRow="0" w:firstColumn="1" w:lastColumn="0" w:oddVBand="0" w:evenVBand="0" w:oddHBand="0" w:evenHBand="0" w:firstRowFirstColumn="0" w:firstRowLastColumn="0" w:lastRowFirstColumn="0" w:lastRowLastColumn="0"/>
+            <w:tcW w:w="3209" w:type="dxa"/>
+          </w:tcPr>
+          <w:p>
+            <w:pPr>
+              <w:rPr>
+                <w:rFonts w:ascii="Times New Roman" w:hAnsi="Times New Roman"/>
+                <w:lang w:val="it-IT"/>
+              </w:rPr>
+            </w:pPr>
+            <w:r>
+              <w:rPr>
+                <w:rFonts w:ascii="Times New Roman" w:hAnsi="Times New Roman"/>
+                <w:lang w:val="it-IT"/>
+              </w:rPr>
+              <w:t>TC-004</w:t>
+            </w:r>
+          </w:p>
+        </w:tc>
+        <w:tc>
+          <w:tcPr>
+            <w:tcW w:w="3209" w:type="dxa"/>
+          </w:tcPr>
+          <w:p>
+            <w:pPr>
+              <w:cnfStyle w:val="000000000000" w:firstRow="0" w:lastRow="0" w:firstColumn="0" w:lastColumn="0" w:oddVBand="0" w:evenVBand="0" w:oddHBand="0" w:evenHBand="0" w:firstRowFirstColumn="0" w:firstRowLastColumn="0" w:lastRowFirstColumn="0" w:lastRowLastColumn="0"/>
+              <w:rPr>
+                <w:rFonts w:ascii="Times New Roman" w:hAnsi="Times New Roman"/>
+                <w:color w:val="00823B"/>
+                <w:lang w:val="it-IT"/>
+              </w:rPr>
+            </w:pPr>
+          </w:p>
+        </w:tc>
+        <w:tc>
+          <w:tcPr>
+            <w:tcW w:w="3210" w:type="dxa"/>
+          </w:tcPr>
+          <w:p>
+            <w:pPr>
+              <w:cnfStyle w:val="000000000000" w:firstRow="0" w:lastRow="0" w:firstColumn="0" w:lastColumn="0" w:oddVBand="0" w:evenVBand="0" w:oddHBand="0" w:evenHBand="0" w:firstRowFirstColumn="0" w:firstRowLastColumn="0" w:lastRowFirstColumn="0" w:lastRowLastColumn="0"/>
+              <w:rPr>
+                <w:rFonts w:ascii="Times New Roman" w:hAnsi="Times New Roman"/>
+                <w:lang w:val="it-IT"/>
+              </w:rPr>
+            </w:pPr>
+          </w:p>
+        </w:tc>
+      </w:tr>
+      <w:tr>
+        <w:trPr>
+          <w:cnfStyle w:val="000000100000" w:firstRow="0" w:lastRow="0" w:firstColumn="0" w:lastColumn="0" w:oddVBand="0" w:evenVBand="0" w:oddHBand="1" w:evenHBand="0" w:firstRowFirstColumn="0" w:firstRowLastColumn="0" w:lastRowFirstColumn="0" w:lastRowLastColumn="0"/>
+        </w:trPr>
+        <w:tc>
+          <w:tcPr>
+            <w:cnfStyle w:val="001000000000" w:firstRow="0" w:lastRow="0" w:firstColumn="1" w:lastColumn="0" w:oddVBand="0" w:evenVBand="0" w:oddHBand="0" w:evenHBand="0" w:firstRowFirstColumn="0" w:firstRowLastColumn="0" w:lastRowFirstColumn="0" w:lastRowLastColumn="0"/>
+            <w:tcW w:w="3209" w:type="dxa"/>
+          </w:tcPr>
+          <w:p>
+            <w:pPr>
+              <w:rPr>
+                <w:rFonts w:ascii="Times New Roman" w:hAnsi="Times New Roman"/>
+                <w:lang w:val="it-IT"/>
+              </w:rPr>
+            </w:pPr>
+            <w:r>
+              <w:rPr>
+                <w:rFonts w:ascii="Times New Roman" w:hAnsi="Times New Roman"/>
+                <w:lang w:val="it-IT"/>
+              </w:rPr>
+              <w:t>TC-005</w:t>
+            </w:r>
+          </w:p>
+        </w:tc>
+        <w:tc>
+          <w:tcPr>
+            <w:tcW w:w="3209" w:type="dxa"/>
+          </w:tcPr>
+          <w:p>
+            <w:pPr>
+              <w:cnfStyle w:val="000000100000" w:firstRow="0" w:lastRow="0" w:firstColumn="0" w:lastColumn="0" w:oddVBand="0" w:evenVBand="0" w:oddHBand="1" w:evenHBand="0" w:firstRowFirstColumn="0" w:firstRowLastColumn="0" w:lastRowFirstColumn="0" w:lastRowLastColumn="0"/>
+              <w:rPr>
+                <w:rFonts w:ascii="Times New Roman" w:hAnsi="Times New Roman"/>
+                <w:color w:val="00823B"/>
+                <w:lang w:val="it-IT"/>
+              </w:rPr>
+            </w:pPr>
+          </w:p>
+        </w:tc>
+        <w:tc>
+          <w:tcPr>
+            <w:tcW w:w="3210" w:type="dxa"/>
+          </w:tcPr>
+          <w:p>
+            <w:pPr>
+              <w:cnfStyle w:val="000000100000" w:firstRow="0" w:lastRow="0" w:firstColumn="0" w:lastColumn="0" w:oddVBand="0" w:evenVBand="0" w:oddHBand="1" w:evenHBand="0" w:firstRowFirstColumn="0" w:firstRowLastColumn="0" w:lastRowFirstColumn="0" w:lastRowLastColumn="0"/>
+              <w:rPr>
+                <w:rFonts w:ascii="Times New Roman" w:hAnsi="Times New Roman"/>
+                <w:lang w:val="it-IT"/>
+              </w:rPr>
+            </w:pPr>
+          </w:p>
+        </w:tc>
+      </w:tr>
+      <w:tr>
+        <w:tc>
+          <w:tcPr>
+            <w:cnfStyle w:val="001000000000" w:firstRow="0" w:lastRow="0" w:firstColumn="1" w:lastColumn="0" w:oddVBand="0" w:evenVBand="0" w:oddHBand="0" w:evenHBand="0" w:firstRowFirstColumn="0" w:firstRowLastColumn="0" w:lastRowFirstColumn="0" w:lastRowLastColumn="0"/>
+            <w:tcW w:w="3209" w:type="dxa"/>
+          </w:tcPr>
+          <w:p>
+            <w:pPr>
+              <w:rPr>
+                <w:rFonts w:ascii="Times New Roman" w:hAnsi="Times New Roman"/>
+                <w:lang w:val="it-IT"/>
+              </w:rPr>
+            </w:pPr>
+            <w:r>
+              <w:rPr>
+                <w:rFonts w:ascii="Times New Roman" w:hAnsi="Times New Roman"/>
+                <w:lang w:val="it-IT"/>
+              </w:rPr>
+              <w:t>TC-006</w:t>
+            </w:r>
+          </w:p>
+        </w:tc>
+        <w:tc>
+          <w:tcPr>
+            <w:tcW w:w="3209" w:type="dxa"/>
+          </w:tcPr>
+          <w:p>
+            <w:pPr>
+              <w:cnfStyle w:val="000000000000" w:firstRow="0" w:lastRow="0" w:firstColumn="0" w:lastColumn="0" w:oddVBand="0" w:evenVBand="0" w:oddHBand="0" w:evenHBand="0" w:firstRowFirstColumn="0" w:firstRowLastColumn="0" w:lastRowFirstColumn="0" w:lastRowLastColumn="0"/>
+              <w:rPr>
+                <w:rFonts w:ascii="Times New Roman" w:hAnsi="Times New Roman"/>
+                <w:color w:val="00823B"/>
+                <w:lang w:val="it-IT"/>
+              </w:rPr>
+            </w:pPr>
+          </w:p>
+        </w:tc>
+        <w:tc>
+          <w:tcPr>
+            <w:tcW w:w="3210" w:type="dxa"/>
+          </w:tcPr>
+          <w:p>
+            <w:pPr>
+              <w:cnfStyle w:val="000000000000" w:firstRow="0" w:lastRow="0" w:firstColumn="0" w:lastColumn="0" w:oddVBand="0" w:evenVBand="0" w:oddHBand="0" w:evenHBand="0" w:firstRowFirstColumn="0" w:firstRowLastColumn="0" w:lastRowFirstColumn="0" w:lastRowLastColumn="0"/>
+              <w:rPr>
+                <w:rFonts w:ascii="Times New Roman" w:hAnsi="Times New Roman"/>
+                <w:lang w:val="it-IT"/>
+              </w:rPr>
+            </w:pPr>
+          </w:p>
+        </w:tc>
+      </w:tr>
+      <w:tr>
+        <w:trPr>
+          <w:cnfStyle w:val="000000100000" w:firstRow="0" w:lastRow="0" w:firstColumn="0" w:lastColumn="0" w:oddVBand="0" w:evenVBand="0" w:oddHBand="1" w:evenHBand="0" w:firstRowFirstColumn="0" w:firstRowLastColumn="0" w:lastRowFirstColumn="0" w:lastRowLastColumn="0"/>
+        </w:trPr>
+        <w:tc>
+          <w:tcPr>
+            <w:cnfStyle w:val="001000000000" w:firstRow="0" w:lastRow="0" w:firstColumn="1" w:lastColumn="0" w:oddVBand="0" w:evenVBand="0" w:oddHBand="0" w:evenHBand="0" w:firstRowFirstColumn="0" w:firstRowLastColumn="0" w:lastRowFirstColumn="0" w:lastRowLastColumn="0"/>
+            <w:tcW w:w="3209" w:type="dxa"/>
+          </w:tcPr>
+          <w:p>
+            <w:pPr>
+              <w:rPr>
+                <w:rFonts w:ascii="Times New Roman" w:hAnsi="Times New Roman"/>
+                <w:lang w:val="it-IT"/>
+              </w:rPr>
+            </w:pPr>
+            <w:r>
+              <w:rPr>
+                <w:rFonts w:ascii="Times New Roman" w:hAnsi="Times New Roman"/>
+                <w:lang w:val="it-IT"/>
+              </w:rPr>
+              <w:t>TC-007</w:t>
+            </w:r>
+          </w:p>
+        </w:tc>
+        <w:tc>
+          <w:tcPr>
+            <w:tcW w:w="3209" w:type="dxa"/>
+          </w:tcPr>
+          <w:p>
+            <w:pPr>
+              <w:cnfStyle w:val="000000100000" w:firstRow="0" w:lastRow="0" w:firstColumn="0" w:lastColumn="0" w:oddVBand="0" w:evenVBand="0" w:oddHBand="1" w:evenHBand="0" w:firstRowFirstColumn="0" w:firstRowLastColumn="0" w:lastRowFirstColumn="0" w:lastRowLastColumn="0"/>
+              <w:rPr>
+                <w:rFonts w:ascii="Times New Roman" w:hAnsi="Times New Roman"/>
+                <w:color w:val="00823B"/>
+                <w:lang w:val="it-IT"/>
+              </w:rPr>
+            </w:pPr>
+          </w:p>
+        </w:tc>
+        <w:tc>
+          <w:tcPr>
+            <w:tcW w:w="3210" w:type="dxa"/>
+          </w:tcPr>
+          <w:p>
+            <w:pPr>
+              <w:cnfStyle w:val="000000100000" w:firstRow="0" w:lastRow="0" w:firstColumn="0" w:lastColumn="0" w:oddVBand="0" w:evenVBand="0" w:oddHBand="1" w:evenHBand="0" w:firstRowFirstColumn="0" w:firstRowLastColumn="0" w:lastRowFirstColumn="0" w:lastRowLastColumn="0"/>
+              <w:rPr>
+                <w:rFonts w:ascii="Times New Roman" w:hAnsi="Times New Roman"/>
+                <w:lang w:val="it-IT"/>
+              </w:rPr>
+            </w:pPr>
+          </w:p>
+        </w:tc>
+      </w:tr>
+      <w:tr>
+        <w:tc>
+          <w:tcPr>
+            <w:cnfStyle w:val="001000000000" w:firstRow="0" w:lastRow="0" w:firstColumn="1" w:lastColumn="0" w:oddVBand="0" w:evenVBand="0" w:oddHBand="0" w:evenHBand="0" w:firstRowFirstColumn="0" w:firstRowLastColumn="0" w:lastRowFirstColumn="0" w:lastRowLastColumn="0"/>
+            <w:tcW w:w="3209" w:type="dxa"/>
+          </w:tcPr>
+          <w:p>
+            <w:pPr>
+              <w:rPr>
+                <w:rFonts w:ascii="Times New Roman" w:hAnsi="Times New Roman"/>
+                <w:lang w:val="it-IT"/>
+              </w:rPr>
+            </w:pPr>
+            <w:r>
+              <w:rPr>
+                <w:rFonts w:ascii="Times New Roman" w:hAnsi="Times New Roman"/>
+                <w:lang w:val="it-IT"/>
+              </w:rPr>
+              <w:t>TC-008</w:t>
+            </w:r>
+          </w:p>
+        </w:tc>
+        <w:tc>
+          <w:tcPr>
+            <w:tcW w:w="3209" w:type="dxa"/>
+          </w:tcPr>
+          <w:p>
+            <w:pPr>
+              <w:cnfStyle w:val="000000000000" w:firstRow="0" w:lastRow="0" w:firstColumn="0" w:lastColumn="0" w:oddVBand="0" w:evenVBand="0" w:oddHBand="0" w:evenHBand="0" w:firstRowFirstColumn="0" w:firstRowLastColumn="0" w:lastRowFirstColumn="0" w:lastRowLastColumn="0"/>
+              <w:rPr>
+                <w:rFonts w:ascii="Times New Roman" w:hAnsi="Times New Roman"/>
+                <w:color w:val="00823B"/>
+                <w:lang w:val="it-IT"/>
+              </w:rPr>
+            </w:pPr>
+          </w:p>
+        </w:tc>
+        <w:tc>
+          <w:tcPr>
+            <w:tcW w:w="3210" w:type="dxa"/>
+          </w:tcPr>
+          <w:p>
+            <w:pPr>
+              <w:cnfStyle w:val="000000000000" w:firstRow="0" w:lastRow="0" w:firstColumn="0" w:lastColumn="0" w:oddVBand="0" w:evenVBand="0" w:oddHBand="0" w:evenHBand="0" w:firstRowFirstColumn="0" w:firstRowLastColumn="0" w:lastRowFirstColumn="0" w:lastRowLastColumn="0"/>
+              <w:rPr>
+                <w:rFonts w:ascii="Times New Roman" w:hAnsi="Times New Roman"/>
+                <w:lang w:val="it-IT"/>
+              </w:rPr>
+            </w:pPr>
+          </w:p>
+        </w:tc>
+      </w:tr>
+      <w:tr>
+        <w:trPr>
+          <w:cnfStyle w:val="000000100000" w:firstRow="0" w:lastRow="0" w:firstColumn="0" w:lastColumn="0" w:oddVBand="0" w:evenVBand="0" w:oddHBand="1" w:evenHBand="0" w:firstRowFirstColumn="0" w:firstRowLastColumn="0" w:lastRowFirstColumn="0" w:lastRowLastColumn="0"/>
+        </w:trPr>
+        <w:tc>
+          <w:tcPr>
+            <w:cnfStyle w:val="001000000000" w:firstRow="0" w:lastRow="0" w:firstColumn="1" w:lastColumn="0" w:oddVBand="0" w:evenVBand="0" w:oddHBand="0" w:evenHBand="0" w:firstRowFirstColumn="0" w:firstRowLastColumn="0" w:lastRowFirstColumn="0" w:lastRowLastColumn="0"/>
+            <w:tcW w:w="3209" w:type="dxa"/>
+          </w:tcPr>
+          <w:p>
+            <w:pPr>
+              <w:rPr>
+                <w:rFonts w:ascii="Times New Roman" w:hAnsi="Times New Roman"/>
+                <w:lang w:val="it-IT"/>
+              </w:rPr>
+            </w:pPr>
+            <w:r>
+              <w:rPr>
+                <w:rFonts w:ascii="Times New Roman" w:hAnsi="Times New Roman"/>
+                <w:lang w:val="it-IT"/>
+              </w:rPr>
+              <w:t>TC-009</w:t>
+            </w:r>
+          </w:p>
+        </w:tc>
+        <w:tc>
+          <w:tcPr>
+            <w:tcW w:w="3209" w:type="dxa"/>
+          </w:tcPr>
+          <w:p>
+            <w:pPr>
+              <w:cnfStyle w:val="000000100000" w:firstRow="0" w:lastRow="0" w:firstColumn="0" w:lastColumn="0" w:oddVBand="0" w:evenVBand="0" w:oddHBand="1" w:evenHBand="0" w:firstRowFirstColumn="0" w:firstRowLastColumn="0" w:lastRowFirstColumn="0" w:lastRowLastColumn="0"/>
+              <w:rPr>
+                <w:rFonts w:ascii="Times New Roman" w:hAnsi="Times New Roman"/>
+                <w:color w:val="00823B"/>
+                <w:lang w:val="it-IT"/>
+              </w:rPr>
+            </w:pPr>
+          </w:p>
+        </w:tc>
+        <w:tc>
+          <w:tcPr>
+            <w:tcW w:w="3210" w:type="dxa"/>
+          </w:tcPr>
+          <w:p>
+            <w:pPr>
+              <w:cnfStyle w:val="000000100000" w:firstRow="0" w:lastRow="0" w:firstColumn="0" w:lastColumn="0" w:oddVBand="0" w:evenVBand="0" w:oddHBand="1" w:evenHBand="0" w:firstRowFirstColumn="0" w:firstRowLastColumn="0" w:lastRowFirstColumn="0" w:lastRowLastColumn="0"/>
+              <w:rPr>
+                <w:rFonts w:ascii="Times New Roman" w:hAnsi="Times New Roman"/>
+                <w:lang w:val="it-IT"/>
+              </w:rPr>
+            </w:pPr>
+          </w:p>
+        </w:tc>
+      </w:tr>
+      <w:tr>
+        <w:trPr>
+          <w:trHeight w:val="56"/>
+        </w:trPr>
+        <w:tc>
+          <w:tcPr>
+            <w:cnfStyle w:val="001000000000" w:firstRow="0" w:lastRow="0" w:firstColumn="1" w:lastColumn="0" w:oddVBand="0" w:evenVBand="0" w:oddHBand="0" w:evenHBand="0" w:firstRowFirstColumn="0" w:firstRowLastColumn="0" w:lastRowFirstColumn="0" w:lastRowLastColumn="0"/>
+            <w:tcW w:w="3209" w:type="dxa"/>
+          </w:tcPr>
+          <w:p>
+            <w:pPr>
+              <w:rPr>
+                <w:rFonts w:ascii="Times New Roman" w:hAnsi="Times New Roman"/>
+                <w:lang w:val="it-IT"/>
+              </w:rPr>
+            </w:pPr>
+            <w:r>
+              <w:rPr>
+                <w:rFonts w:ascii="Times New Roman" w:hAnsi="Times New Roman"/>
+                <w:lang w:val="it-IT"/>
+              </w:rPr>
+              <w:t>TC-010</w:t>
+            </w:r>
+          </w:p>
+        </w:tc>
+        <w:tc>
+          <w:tcPr>
+            <w:tcW w:w="3209" w:type="dxa"/>
+          </w:tcPr>
+          <w:p>
+            <w:pPr>
+              <w:cnfStyle w:val="000000000000" w:firstRow="0" w:lastRow="0" w:firstColumn="0" w:lastColumn="0" w:oddVBand="0" w:evenVBand="0" w:oddHBand="0" w:evenHBand="0" w:firstRowFirstColumn="0" w:firstRowLastColumn="0" w:lastRowFirstColumn="0" w:lastRowLastColumn="0"/>
+              <w:rPr>
+                <w:rFonts w:ascii="Times New Roman" w:hAnsi="Times New Roman"/>
+                <w:color w:val="00823B"/>
+                <w:lang w:val="it-IT"/>
+              </w:rPr>
+            </w:pPr>
+          </w:p>
+        </w:tc>
+        <w:tc>
+          <w:tcPr>
+            <w:tcW w:w="3210" w:type="dxa"/>
+          </w:tcPr>
+          <w:p>
+            <w:pPr>
+              <w:cnfStyle w:val="000000000000" w:firstRow="0" w:lastRow="0" w:firstColumn="0" w:lastColumn="0" w:oddVBand="0" w:evenVBand="0" w:oddHBand="0" w:evenHBand="0" w:firstRowFirstColumn="0" w:firstRowLastColumn="0" w:lastRowFirstColumn="0" w:lastRowLastColumn="0"/>
+              <w:rPr>
+                <w:rFonts w:ascii="Times New Roman" w:hAnsi="Times New Roman"/>
+                <w:lang w:val="it-IT"/>
+              </w:rPr>
+            </w:pPr>
+          </w:p>
+        </w:tc>
+      </w:tr>
+      <w:tr>
+        <w:trPr>
+          <w:cnfStyle w:val="000000100000" w:firstRow="0" w:lastRow="0" w:firstColumn="0" w:lastColumn="0" w:oddVBand="0" w:evenVBand="0" w:oddHBand="1" w:evenHBand="0" w:firstRowFirstColumn="0" w:firstRowLastColumn="0" w:lastRowFirstColumn="0" w:lastRowLastColumn="0"/>
+        </w:trPr>
+        <w:tc>
+          <w:tcPr>
+            <w:cnfStyle w:val="001000000000" w:firstRow="0" w:lastRow="0" w:firstColumn="1" w:lastColumn="0" w:oddVBand="0" w:evenVBand="0" w:oddHBand="0" w:evenHBand="0" w:firstRowFirstColumn="0" w:firstRowLastColumn="0" w:lastRowFirstColumn="0" w:lastRowLastColumn="0"/>
+            <w:tcW w:w="3209" w:type="dxa"/>
+          </w:tcPr>
+          <w:p>
+            <w:pPr>
+              <w:rPr>
+                <w:rFonts w:ascii="Times New Roman" w:hAnsi="Times New Roman"/>
+                <w:color w:val="EE0000"/>
+                <w:lang w:val="it-IT"/>
+              </w:rPr>
+            </w:pPr>
+            <w:r>
+              <w:rPr>
+                <w:rFonts w:ascii="Times New Roman" w:hAnsi="Times New Roman"/>
+                <w:lang w:val="it-IT"/>
+              </w:rPr>
+              <w:t>TC-011</w:t>
+            </w:r>
+          </w:p>
+        </w:tc>
+        <w:tc>
+          <w:tcPr>
+            <w:tcW w:w="3209" w:type="dxa"/>
+          </w:tcPr>
+          <w:p>
+            <w:pPr>
+              <w:cnfStyle w:val="000000100000" w:firstRow="0" w:lastRow="0" w:firstColumn="0" w:lastColumn="0" w:oddVBand="0" w:evenVBand="0" w:oddHBand="1" w:evenHBand="0" w:firstRowFirstColumn="0" w:firstRowLastColumn="0" w:lastRowFirstColumn="0" w:lastRowLastColumn="0"/>
+              <w:rPr>
+                <w:rFonts w:ascii="Times New Roman" w:hAnsi="Times New Roman"/>
+                <w:color w:val="EE0000"/>
+                <w:lang w:val="it-IT"/>
+              </w:rPr>
+            </w:pPr>
+          </w:p>
+        </w:tc>
+        <w:tc>
+          <w:tcPr>
+            <w:tcW w:w="3210" w:type="dxa"/>
+          </w:tcPr>
+          <w:p>
+            <w:pPr>
+              <w:cnfStyle w:val="000000100000" w:firstRow="0" w:lastRow="0" w:firstColumn="0" w:lastColumn="0" w:oddVBand="0" w:evenVBand="0" w:oddHBand="1" w:evenHBand="0" w:firstRowFirstColumn="0" w:firstRowLastColumn="0" w:lastRowFirstColumn="0" w:lastRowLastColumn="0"/>
+              <w:rPr>
+                <w:rFonts w:ascii="Times New Roman" w:hAnsi="Times New Roman"/>
+                <w:color w:val="EE0000"/>
+                <w:lang w:val="it-IT"/>
+              </w:rPr>
+            </w:pPr>
+          </w:p>
+        </w:tc>
+      </w:tr>
+    </w:tbl>
+    <w:p>
+      <w:pPr>
+        <w:rPr>
+          <w:rFonts w:ascii="Times New Roman" w:hAnsi="Times New Roman"/>
+          <w:color w:val="EE0000"/>
           <w:lang w:val="it-IT"/>
         </w:rPr>
       </w:pPr>
-      <w:r>
-        <w:rPr>
-          <w:rFonts w:ascii="Times New Roman" w:hAnsi="Times New Roman"/>
+    </w:p>
+    <w:p>
+      <w:pPr>
+        <w:rPr>
+          <w:rFonts w:ascii="Times New Roman" w:hAnsi="Times New Roman"/>
+          <w:color w:val="EE0000"/>
           <w:lang w:val="it-IT"/>
         </w:rPr>
-        <w:t>Tabella riassuntiva in cui si inseriscono i test riusciti e non del prodotto finale. Se un test non riesce e viene corretto l’errore, questo dovrà risultare nel documento finale come riuscito (la procedura della correzione apparirà nel diario), altrimenti dovrà essere descritto l’errore con eventuali ipotesi di correzione.</w:t>
-      </w:r>
+      </w:pPr>
+    </w:p>
+    <w:p>
+      <w:pPr>
+        <w:rPr>
+          <w:rFonts w:ascii="Times New Roman" w:hAnsi="Times New Roman"/>
+          <w:color w:val="EE0000"/>
+          <w:lang w:val="it-IT"/>
+        </w:rPr>
+      </w:pPr>
+    </w:p>
+    <w:p>
+      <w:pPr>
+        <w:rPr>
+          <w:rFonts w:ascii="Times New Roman" w:hAnsi="Times New Roman"/>
+          <w:color w:val="EE0000"/>
+          <w:lang w:val="it-IT"/>
+        </w:rPr>
+      </w:pPr>
+    </w:p>
+    <w:p>
+      <w:pPr>
+        <w:rPr>
+          <w:rFonts w:ascii="Times New Roman" w:hAnsi="Times New Roman"/>
+          <w:color w:val="EE0000"/>
+          <w:lang w:val="it-IT"/>
+        </w:rPr>
+      </w:pPr>
     </w:p>
     <w:p>
       <w:pPr>
@@ -18004,13 +18783,17 @@
           <w:rFonts w:ascii="Times New Roman" w:hAnsi="Times New Roman"/>
         </w:rPr>
       </w:pPr>
-      <w:bookmarkStart w:id="31" w:name="_Toc461179226"/>
-      <w:bookmarkStart w:id="32" w:name="_Toc94790463"/>
-      <w:r>
-        <w:rPr>
-          <w:rFonts w:ascii="Times New Roman" w:hAnsi="Times New Roman"/>
-        </w:rPr>
-        <w:t>Mancanze/limitazioni conosciute</w:t>
+      <w:r>
+        <w:rPr>
+          <w:rFonts w:ascii="Times New Roman" w:hAnsi="Times New Roman"/>
+        </w:rPr>
+        <w:t>Mancanze/limitazioni co</w:t>
+      </w:r>
+      <w:r>
+        <w:rPr>
+          <w:rFonts w:ascii="Times New Roman" w:hAnsi="Times New Roman"/>
+        </w:rPr>
+        <w:t>nosciute</w:t>
       </w:r>
       <w:bookmarkEnd w:id="31"/>
       <w:bookmarkEnd w:id="32"/>
@@ -18076,37 +18859,21 @@
           <w:rFonts w:ascii="Times New Roman" w:hAnsi="Times New Roman"/>
           <w:lang w:val="it-IT"/>
         </w:rPr>
-        <w:t xml:space="preserve"> 1.7) (ad esempio </w:t>
-      </w:r>
-      <w:proofErr w:type="spellStart"/>
+        <w:t xml:space="preserve"> 1.7) (ad esempio Gan</w:t>
+      </w:r>
       <w:r>
         <w:rPr>
           <w:rFonts w:ascii="Times New Roman" w:hAnsi="Times New Roman"/>
           <w:lang w:val="it-IT"/>
         </w:rPr>
-        <w:t>Gan</w:t>
+        <w:t>t</w:t>
       </w:r>
       <w:r>
         <w:rPr>
           <w:rFonts w:ascii="Times New Roman" w:hAnsi="Times New Roman"/>
           <w:lang w:val="it-IT"/>
         </w:rPr>
-        <w:t>t</w:t>
-      </w:r>
-      <w:r>
-        <w:rPr>
-          <w:rFonts w:ascii="Times New Roman" w:hAnsi="Times New Roman"/>
-          <w:lang w:val="it-IT"/>
-        </w:rPr>
-        <w:t>t</w:t>
-      </w:r>
-      <w:proofErr w:type="spellEnd"/>
-      <w:r>
-        <w:rPr>
-          <w:rFonts w:ascii="Times New Roman" w:hAnsi="Times New Roman"/>
-          <w:lang w:val="it-IT"/>
-        </w:rPr>
-        <w:t xml:space="preserve"> consuntivo).</w:t>
+        <w:t>t consuntivo).</w:t>
       </w:r>
     </w:p>
     <w:p>
@@ -18426,6 +19193,7 @@
               <w:rPr>
                 <w:rFonts w:ascii="Times New Roman" w:hAnsi="Times New Roman"/>
               </w:rPr>
+              <w:lastRenderedPageBreak/>
               <w:t>CSS</w:t>
             </w:r>
           </w:p>
@@ -23718,6 +24486,127 @@
       </w:rPr>
     </w:tblStylePr>
   </w:style>
+  <w:style w:type="table" w:styleId="Tabellaelenco3-colore5">
+    <w:name w:val="List Table 3 Accent 5"/>
+    <w:basedOn w:val="Tabellanormale"/>
+    <w:uiPriority w:val="48"/>
+    <w:rsid w:val="0004724F"/>
+    <w:tblPr>
+      <w:tblStyleRowBandSize w:val="1"/>
+      <w:tblStyleColBandSize w:val="1"/>
+      <w:tblBorders>
+        <w:top w:val="single" w:sz="4" w:space="0" w:color="5B9BD5" w:themeColor="accent5"/>
+        <w:left w:val="single" w:sz="4" w:space="0" w:color="5B9BD5" w:themeColor="accent5"/>
+        <w:bottom w:val="single" w:sz="4" w:space="0" w:color="5B9BD5" w:themeColor="accent5"/>
+        <w:right w:val="single" w:sz="4" w:space="0" w:color="5B9BD5" w:themeColor="accent5"/>
+      </w:tblBorders>
+    </w:tblPr>
+    <w:tblStylePr w:type="firstRow">
+      <w:rPr>
+        <w:b/>
+        <w:bCs/>
+        <w:color w:val="FFFFFF" w:themeColor="background1"/>
+      </w:rPr>
+      <w:tblPr/>
+      <w:tcPr>
+        <w:shd w:val="clear" w:color="auto" w:fill="5B9BD5" w:themeFill="accent5"/>
+      </w:tcPr>
+    </w:tblStylePr>
+    <w:tblStylePr w:type="lastRow">
+      <w:rPr>
+        <w:b/>
+        <w:bCs/>
+      </w:rPr>
+      <w:tblPr/>
+      <w:tcPr>
+        <w:tcBorders>
+          <w:top w:val="double" w:sz="4" w:space="0" w:color="5B9BD5" w:themeColor="accent5"/>
+        </w:tcBorders>
+        <w:shd w:val="clear" w:color="auto" w:fill="FFFFFF" w:themeFill="background1"/>
+      </w:tcPr>
+    </w:tblStylePr>
+    <w:tblStylePr w:type="firstCol">
+      <w:rPr>
+        <w:b/>
+        <w:bCs/>
+      </w:rPr>
+      <w:tblPr/>
+      <w:tcPr>
+        <w:tcBorders>
+          <w:right w:val="nil"/>
+        </w:tcBorders>
+        <w:shd w:val="clear" w:color="auto" w:fill="FFFFFF" w:themeFill="background1"/>
+      </w:tcPr>
+    </w:tblStylePr>
+    <w:tblStylePr w:type="lastCol">
+      <w:rPr>
+        <w:b/>
+        <w:bCs/>
+      </w:rPr>
+      <w:tblPr/>
+      <w:tcPr>
+        <w:tcBorders>
+          <w:left w:val="nil"/>
+        </w:tcBorders>
+        <w:shd w:val="clear" w:color="auto" w:fill="FFFFFF" w:themeFill="background1"/>
+      </w:tcPr>
+    </w:tblStylePr>
+    <w:tblStylePr w:type="band1Vert">
+      <w:tblPr/>
+      <w:tcPr>
+        <w:tcBorders>
+          <w:left w:val="single" w:sz="4" w:space="0" w:color="5B9BD5" w:themeColor="accent5"/>
+          <w:right w:val="single" w:sz="4" w:space="0" w:color="5B9BD5" w:themeColor="accent5"/>
+        </w:tcBorders>
+      </w:tcPr>
+    </w:tblStylePr>
+    <w:tblStylePr w:type="band1Horz">
+      <w:tblPr/>
+      <w:tcPr>
+        <w:tcBorders>
+          <w:top w:val="single" w:sz="4" w:space="0" w:color="5B9BD5" w:themeColor="accent5"/>
+          <w:bottom w:val="single" w:sz="4" w:space="0" w:color="5B9BD5" w:themeColor="accent5"/>
+          <w:insideH w:val="nil"/>
+        </w:tcBorders>
+      </w:tcPr>
+    </w:tblStylePr>
+    <w:tblStylePr w:type="neCell">
+      <w:tblPr/>
+      <w:tcPr>
+        <w:tcBorders>
+          <w:left w:val="nil"/>
+          <w:bottom w:val="nil"/>
+        </w:tcBorders>
+      </w:tcPr>
+    </w:tblStylePr>
+    <w:tblStylePr w:type="nwCell">
+      <w:tblPr/>
+      <w:tcPr>
+        <w:tcBorders>
+          <w:bottom w:val="nil"/>
+          <w:right w:val="nil"/>
+        </w:tcBorders>
+      </w:tcPr>
+    </w:tblStylePr>
+    <w:tblStylePr w:type="seCell">
+      <w:tblPr/>
+      <w:tcPr>
+        <w:tcBorders>
+          <w:top w:val="double" w:sz="4" w:space="0" w:color="5B9BD5" w:themeColor="accent5"/>
+          <w:left w:val="nil"/>
+        </w:tcBorders>
+      </w:tcPr>
+    </w:tblStylePr>
+    <w:tblStylePr w:type="swCell">
+      <w:tblPr/>
+      <w:tcPr>
+        <w:tcBorders>
+          <w:top w:val="double" w:sz="4" w:space="0" w:color="5B9BD5" w:themeColor="accent5"/>
+          <w:right w:val="nil"/>
+        </w:tcBorders>
+      </w:tcPr>
+    </w:tblStylePr>
+  </w:style>
 </w:styles>
 </file>
 

--- a/3_Documentazione/HauntedForest_Documentazione.docx
+++ b/3_Documentazione/HauntedForest_Documentazione.docx
@@ -15007,6 +15007,34 @@
         </w:rPr>
         <w:t xml:space="preserve">Rimaste in backlog: US-1, </w:t>
       </w:r>
+    </w:p>
+    <w:p>
+      <w:pPr>
+        <w:rPr>
+          <w:lang w:val="it-IT"/>
+        </w:rPr>
+      </w:pPr>
+    </w:p>
+    <w:p>
+      <w:pPr>
+        <w:rPr>
+          <w:lang w:val="it-IT"/>
+        </w:rPr>
+      </w:pPr>
+    </w:p>
+    <w:p>
+      <w:pPr>
+        <w:rPr>
+          <w:lang w:val="it-IT"/>
+        </w:rPr>
+      </w:pPr>
+    </w:p>
+    <w:p>
+      <w:pPr>
+        <w:rPr>
+          <w:lang w:val="it-IT"/>
+        </w:rPr>
+      </w:pPr>
     </w:p>
     <w:p>
       <w:pPr>
